--- a/doc/C61_-_Document de conception_L_Attaque.docx
+++ b/doc/C61_-_Document de conception_L_Attaque.docx
@@ -1,6 +1,6 @@
 
 <file path=word/document.xml><?xml version="1.0" encoding="utf-8"?>
-<w:document xmlns:wpc="http://schemas.microsoft.com/office/word/2010/wordprocessingCanvas" xmlns:cx="http://schemas.microsoft.com/office/drawing/2014/chartex" xmlns:cx1="http://schemas.microsoft.com/office/drawing/2015/9/8/chartex" xmlns:cx2="http://schemas.microsoft.com/office/drawing/2015/10/21/chartex" xmlns:cx3="http://schemas.microsoft.com/office/drawing/2016/5/9/chartex" xmlns:cx4="http://schemas.microsoft.com/office/drawing/2016/5/10/chartex" xmlns:cx5="http://schemas.microsoft.com/office/drawing/2016/5/11/chartex" xmlns:cx6="http://schemas.microsoft.com/office/drawing/2016/5/12/chartex" xmlns:cx7="http://schemas.microsoft.com/office/drawing/2016/5/13/chartex" xmlns:cx8="http://schemas.microsoft.com/office/drawing/2016/5/14/chartex" xmlns:mc="http://schemas.openxmlformats.org/markup-compatibility/2006" xmlns:aink="http://schemas.microsoft.com/office/drawing/2016/ink" xmlns:am3d="http://schemas.microsoft.com/office/drawing/2017/model3d" xmlns:o="urn:schemas-microsoft-com:office:office" xmlns:oel="http://schemas.microsoft.com/office/2019/extlst" xmlns:r="http://schemas.openxmlformats.org/officeDocument/2006/relationships" xmlns:m="http://schemas.openxmlformats.org/officeDocument/2006/math" xmlns:v="urn:schemas-microsoft-com:vml" xmlns:wp14="http://schemas.microsoft.com/office/word/2010/wordprocessingDrawing" xmlns:wp="http://schemas.openxmlformats.org/drawingml/2006/wordprocessingDrawing" xmlns:w10="urn:schemas-microsoft-com:office:word" xmlns:w="http://schemas.openxmlformats.org/wordprocessingml/2006/main" xmlns:w14="http://schemas.microsoft.com/office/word/2010/wordml" xmlns:w15="http://schemas.microsoft.com/office/word/2012/wordml" xmlns:w16cex="http://schemas.microsoft.com/office/word/2018/wordml/cex" xmlns:w16cid="http://schemas.microsoft.com/office/word/2016/wordml/cid" xmlns:w16="http://schemas.microsoft.com/office/word/2018/wordml" xmlns:w16du="http://schemas.microsoft.com/office/word/2023/wordml/word16du" xmlns:w16sdtdh="http://schemas.microsoft.com/office/word/2020/wordml/sdtdatahash" xmlns:w16sdtfl="http://schemas.microsoft.com/office/word/2024/wordml/sdtformatlock" xmlns:w16se="http://schemas.microsoft.com/office/word/2015/wordml/symex" xmlns:wpg="http://schemas.microsoft.com/office/word/2010/wordprocessingGroup" xmlns:wpi="http://schemas.microsoft.com/office/word/2010/wordprocessingInk" xmlns:wne="http://schemas.microsoft.com/office/word/2006/wordml" xmlns:wps="http://schemas.microsoft.com/office/word/2010/wordprocessingShape" mc:Ignorable="w14 w15 w16se w16cid w16 w16cex w16sdtdh w16sdtfl w16du wp14">
+<w:document xmlns:wpc="http://schemas.microsoft.com/office/word/2010/wordprocessingCanvas" xmlns:cx="http://schemas.microsoft.com/office/drawing/2014/chartex" xmlns:cx1="http://schemas.microsoft.com/office/drawing/2015/9/8/chartex" xmlns:cx2="http://schemas.microsoft.com/office/drawing/2015/10/21/chartex" xmlns:cx3="http://schemas.microsoft.com/office/drawing/2016/5/9/chartex" xmlns:cx4="http://schemas.microsoft.com/office/drawing/2016/5/10/chartex" xmlns:cx5="http://schemas.microsoft.com/office/drawing/2016/5/11/chartex" xmlns:cx6="http://schemas.microsoft.com/office/drawing/2016/5/12/chartex" xmlns:cx7="http://schemas.microsoft.com/office/drawing/2016/5/13/chartex" xmlns:cx8="http://schemas.microsoft.com/office/drawing/2016/5/14/chartex" xmlns:mc="http://schemas.openxmlformats.org/markup-compatibility/2006" xmlns:aink="http://schemas.microsoft.com/office/drawing/2016/ink" xmlns:am3d="http://schemas.microsoft.com/office/drawing/2017/model3d" xmlns:o="urn:schemas-microsoft-com:office:office" xmlns:r="http://schemas.openxmlformats.org/officeDocument/2006/relationships" xmlns:m="http://schemas.openxmlformats.org/officeDocument/2006/math" xmlns:v="urn:schemas-microsoft-com:vml" xmlns:wp14="http://schemas.microsoft.com/office/word/2010/wordprocessingDrawing" xmlns:wp="http://schemas.openxmlformats.org/drawingml/2006/wordprocessingDrawing" xmlns:w10="urn:schemas-microsoft-com:office:word" xmlns:w="http://schemas.openxmlformats.org/wordprocessingml/2006/main" xmlns:w14="http://schemas.microsoft.com/office/word/2010/wordml" xmlns:w15="http://schemas.microsoft.com/office/word/2012/wordml" xmlns:w16cid="http://schemas.microsoft.com/office/word/2016/wordml/cid" xmlns:w16se="http://schemas.microsoft.com/office/word/2015/wordml/symex" xmlns:wpg="http://schemas.microsoft.com/office/word/2010/wordprocessingGroup" xmlns:wpi="http://schemas.microsoft.com/office/word/2010/wordprocessingInk" xmlns:wne="http://schemas.microsoft.com/office/word/2006/wordml" xmlns:wps="http://schemas.microsoft.com/office/word/2010/wordprocessingShape" mc:Ignorable="w14 w15 w16se w16cid wp14">
   <w:body>
     <w:p>
       <w:pPr>
@@ -216,9 +216,6 @@
         <w:t>L</w:t>
       </w:r>
       <w:r>
-        <w:rPr>
-          <w:rFonts w:hint="eastAsia"/>
-        </w:rPr>
         <w:t>’</w:t>
       </w:r>
       <w:r>
@@ -1516,53 +1513,6 @@
     </w:p>
     <w:p>
       <w:pPr>
-        <w:pStyle w:val="Titre1"/>
-      </w:pPr>
-      <w:bookmarkStart w:id="0" w:name="_Toc221873850"/>
-      <w:r>
-        <w:lastRenderedPageBreak/>
-        <w:t>Diagramme de cas d</w:t>
-      </w:r>
-      <w:r>
-        <w:t>’</w:t>
-      </w:r>
-      <w:r>
-        <w:t>usage</w:t>
-      </w:r>
-      <w:bookmarkEnd w:id="0"/>
-    </w:p>
-    <w:p>
-      <w:pPr>
-        <w:pStyle w:val="Titre1"/>
-      </w:pPr>
-      <w:bookmarkStart w:id="1" w:name="_Toc221873851"/>
-      <w:r>
-        <w:t>Diagramme de classes</w:t>
-      </w:r>
-      <w:bookmarkEnd w:id="1"/>
-    </w:p>
-    <w:p>
-      <w:pPr>
-        <w:pStyle w:val="Titre1"/>
-      </w:pPr>
-      <w:bookmarkStart w:id="2" w:name="_Toc221873852"/>
-      <w:r>
-        <w:t>Modèle relationnel</w:t>
-      </w:r>
-      <w:bookmarkEnd w:id="2"/>
-    </w:p>
-    <w:p>
-      <w:pPr>
-        <w:pStyle w:val="Titre1"/>
-      </w:pPr>
-      <w:bookmarkStart w:id="3" w:name="_Toc221873853"/>
-      <w:r>
-        <w:t>Maquettes</w:t>
-      </w:r>
-      <w:bookmarkEnd w:id="3"/>
-    </w:p>
-    <w:p>
-      <w:pPr>
         <w:rPr>
           <w:b/>
           <w:bCs/>
@@ -1587,6 +1537,52 @@
     </w:p>
     <w:p>
       <w:pPr>
+        <w:pStyle w:val="Titre1"/>
+      </w:pPr>
+      <w:bookmarkStart w:id="0" w:name="_Toc221873850"/>
+      <w:r>
+        <w:t>Diagramme de cas d</w:t>
+      </w:r>
+      <w:r>
+        <w:t>’</w:t>
+      </w:r>
+      <w:r>
+        <w:t>usage</w:t>
+      </w:r>
+      <w:bookmarkEnd w:id="0"/>
+    </w:p>
+    <w:p>
+      <w:pPr>
+        <w:pStyle w:val="Titre1"/>
+      </w:pPr>
+      <w:bookmarkStart w:id="1" w:name="_Toc221873851"/>
+      <w:r>
+        <w:t>Diagramme de classes</w:t>
+      </w:r>
+      <w:bookmarkEnd w:id="1"/>
+    </w:p>
+    <w:p>
+      <w:pPr>
+        <w:pStyle w:val="Titre1"/>
+      </w:pPr>
+      <w:bookmarkStart w:id="2" w:name="_Toc221873852"/>
+      <w:r>
+        <w:t>Modèle relationnel</w:t>
+      </w:r>
+      <w:bookmarkEnd w:id="2"/>
+    </w:p>
+    <w:p>
+      <w:pPr>
+        <w:pStyle w:val="Titre1"/>
+      </w:pPr>
+      <w:bookmarkStart w:id="3" w:name="_Toc221873853"/>
+      <w:r>
+        <w:t>Maquettes</w:t>
+      </w:r>
+      <w:bookmarkEnd w:id="3"/>
+    </w:p>
+    <w:p>
+      <w:pPr>
         <w:rPr>
           <w:b/>
           <w:bCs/>
@@ -1651,6 +1647,30 @@
     </w:p>
     <w:p>
       <w:pPr>
+        <w:rPr>
+          <w:b/>
+          <w:bCs/>
+        </w:rPr>
+      </w:pPr>
+    </w:p>
+    <w:p>
+      <w:pPr>
+        <w:rPr>
+          <w:b/>
+          <w:bCs/>
+        </w:rPr>
+      </w:pPr>
+    </w:p>
+    <w:p>
+      <w:pPr>
+        <w:rPr>
+          <w:b/>
+          <w:bCs/>
+        </w:rPr>
+      </w:pPr>
+    </w:p>
+    <w:p>
+      <w:pPr>
         <w:pStyle w:val="Titre1"/>
       </w:pPr>
       <w:bookmarkStart w:id="4" w:name="_Toc221873854"/>
@@ -1662,16 +1682,16 @@
     <w:p>
       <w:pPr>
         <w:pStyle w:val="Titre2"/>
+        <w:rPr>
+          <w:u w:val="single"/>
+        </w:rPr>
       </w:pPr>
       <w:bookmarkStart w:id="5" w:name="_Toc221873855"/>
       <w:r>
-        <w:t>Structure</w:t>
-      </w:r>
-      <w:r>
-        <w:t>s</w:t>
-      </w:r>
-      <w:r>
-        <w:t xml:space="preserve"> de données</w:t>
+        <w:rPr>
+          <w:u w:val="single"/>
+        </w:rPr>
+        <w:t>Structures de données</w:t>
       </w:r>
       <w:bookmarkEnd w:id="5"/>
     </w:p>
@@ -1694,8 +1714,23 @@
       <w:bookmarkEnd w:id="6"/>
     </w:p>
     <w:p>
-      <w:r>
-        <w:t xml:space="preserve">Nous emploierons une double liste chaînée pour conserver en mémoire l’arborescence de la recherche MCTS. Cette liste est nécessaire pour conserver les liens entre les différents nodes afin de conserver l’historique des parcours dans l’arborescence de recherche. Elle est également importante pour la rétropropagation à la fin d’une itération. </w:t>
+      <w:pPr>
+        <w:jc w:val="both"/>
+      </w:pPr>
+      <w:r>
+        <w:t xml:space="preserve">Nous emploierons une double liste chaînée pour conserver en mémoire l’arborescence de la recherche MCTS. Cette liste est nécessaire </w:t>
+      </w:r>
+      <w:r>
+        <w:t xml:space="preserve">pour maintenir les liens entre les différents </w:t>
+      </w:r>
+      <w:r>
+        <w:t>nœuds</w:t>
+      </w:r>
+      <w:r>
+        <w:t xml:space="preserve"> </w:t>
+      </w:r>
+      <w:r>
+        <w:t xml:space="preserve">afin de conserver l’historique des parcours dans l’arborescence de recherche. Elle est également importante pour la rétropropagation à la fin d’une itération. </w:t>
       </w:r>
     </w:p>
     <w:p>
@@ -1717,13 +1752,30 @@
           <w:sz w:val="28"/>
           <w:szCs w:val="28"/>
         </w:rPr>
+        <w:lastRenderedPageBreak/>
         <w:t>Dictionnaire</w:t>
       </w:r>
       <w:bookmarkEnd w:id="7"/>
     </w:p>
     <w:p>
       <w:r>
-        <w:t>Dans la classe BeliefPiece, la variable probabilities sera sous la forme d</w:t>
+        <w:t xml:space="preserve">Dans la classe </w:t>
+      </w:r>
+      <w:proofErr w:type="spellStart"/>
+      <w:r>
+        <w:t>BeliefPiece</w:t>
+      </w:r>
+      <w:proofErr w:type="spellEnd"/>
+      <w:r>
+        <w:t xml:space="preserve">, la variable </w:t>
+      </w:r>
+      <w:proofErr w:type="spellStart"/>
+      <w:r>
+        <w:t>probabilities</w:t>
+      </w:r>
+      <w:proofErr w:type="spellEnd"/>
+      <w:r>
+        <w:t xml:space="preserve"> sera sous la forme d</w:t>
       </w:r>
       <w:r>
         <w:t>’</w:t>
@@ -1750,11 +1802,21 @@
         <w:t>)</w:t>
       </w:r>
       <w:r>
-        <w:t xml:space="preserve"> et les valeurs </w:t>
-      </w:r>
-      <w:r>
-        <w:lastRenderedPageBreak/>
-        <w:t>seront de type float, comprises entre 0 et 1 et représentant la probabilité que la pièce donnée soit du type de la clé. Ce dictionnaire est intéressant dans le cadre de notre projet, puisq</w:t>
+        <w:t xml:space="preserve"> et les valeurs seront de type </w:t>
+      </w:r>
+      <w:proofErr w:type="spellStart"/>
+      <w:r>
+        <w:t>float</w:t>
+      </w:r>
+      <w:proofErr w:type="spellEnd"/>
+      <w:r>
+        <w:t xml:space="preserve">, comprises entre 0 et 1 et représentant la probabilité que la pièce donnée </w:t>
+      </w:r>
+      <w:r>
+        <w:t>corresponde au type défini par la clé</w:t>
+      </w:r>
+      <w:r>
+        <w:t>. Ce dictionnaire est intéressant dans le cadre de notre projet, puisq</w:t>
       </w:r>
       <w:r>
         <w:t>u’</w:t>
@@ -1775,7 +1837,15 @@
         <w:t>I</w:t>
       </w:r>
       <w:r>
-        <w:t xml:space="preserve">A de conserver un État de Croyance (Belief </w:t>
+        <w:t>A de conserver un État de Croyance (</w:t>
+      </w:r>
+      <w:proofErr w:type="spellStart"/>
+      <w:r>
+        <w:t>Belief</w:t>
+      </w:r>
+      <w:proofErr w:type="spellEnd"/>
+      <w:r>
+        <w:t xml:space="preserve"> </w:t>
       </w:r>
       <w:r>
         <w:t>State) persistant</w:t>
@@ -1863,7 +1933,19 @@
         <w:t>’</w:t>
       </w:r>
       <w:r>
-        <w:t xml:space="preserve">envoyer une par une les 80 pièce du jeu en les regroupant en une seule structure de donnée, évitant les transferts de données trop fréquents. </w:t>
+        <w:t>envoyer une par une les 80 pièce</w:t>
+      </w:r>
+      <w:r>
+        <w:t>s</w:t>
+      </w:r>
+      <w:r>
+        <w:t xml:space="preserve"> du jeu en les regroupant en une seule structure de donnée</w:t>
+      </w:r>
+      <w:r>
+        <w:t>s</w:t>
+      </w:r>
+      <w:r>
+        <w:t xml:space="preserve">, évitant les transferts de données trop fréquents. </w:t>
       </w:r>
     </w:p>
     <w:p>
@@ -1877,9 +1959,15 @@
     <w:p>
       <w:pPr>
         <w:pStyle w:val="Titre2"/>
+        <w:rPr>
+          <w:u w:val="single"/>
+        </w:rPr>
       </w:pPr>
       <w:bookmarkStart w:id="9" w:name="_Toc221873859"/>
       <w:r>
+        <w:rPr>
+          <w:u w:val="single"/>
+        </w:rPr>
         <w:t>Patrons de conception</w:t>
       </w:r>
       <w:bookmarkEnd w:id="9"/>
@@ -1893,147 +1981,185 @@
         </w:rPr>
       </w:pPr>
       <w:bookmarkStart w:id="10" w:name="_Toc221873860"/>
+      <w:proofErr w:type="spellStart"/>
       <w:r>
         <w:rPr>
           <w:sz w:val="28"/>
           <w:szCs w:val="28"/>
         </w:rPr>
-        <w:t>Factory Pattern</w:t>
-      </w:r>
-      <w:bookmarkEnd w:id="10"/>
-    </w:p>
-    <w:p>
-      <w:r>
-        <w:t>Ce patron</w:t>
-      </w:r>
-      <w:r>
-        <w:t xml:space="preserve"> de conception permet </w:t>
-      </w:r>
-      <w:r>
-        <w:t>d’</w:t>
-      </w:r>
-      <w:r>
-        <w:t xml:space="preserve">ajouter facilement différents thèmes graphiques aux pièces sans avoir à coder 12 classes de façon indépendante. Il permet de réduire la complexité du code (moins </w:t>
-      </w:r>
-      <w:r>
-        <w:t>d’if</w:t>
-      </w:r>
-      <w:r>
-        <w:rPr>
-          <w:rFonts w:hint="eastAsia"/>
-        </w:rPr>
-        <w:t>…</w:t>
-      </w:r>
-      <w:r>
-        <w:t>e</w:t>
-      </w:r>
-      <w:r>
-        <w:t>lse) en centralisant la logique commune dans une fonction usine. Il permet donc de séparer la logique de l</w:t>
-      </w:r>
-      <w:r>
-        <w:t>’</w:t>
-      </w:r>
-      <w:r>
-        <w:t xml:space="preserve">apparence des pièces, ce qui est intéressant dans un jeu où les pièces ont différentes apparences, mais des logiques similaires. </w:t>
-      </w:r>
-    </w:p>
-    <w:p>
-      <w:pPr>
-        <w:pStyle w:val="Titre3"/>
+        <w:t>Factory</w:t>
+      </w:r>
+      <w:proofErr w:type="spellEnd"/>
+      <w:r>
         <w:rPr>
           <w:sz w:val="28"/>
           <w:szCs w:val="28"/>
         </w:rPr>
-      </w:pPr>
-      <w:bookmarkStart w:id="11" w:name="_Toc221873861"/>
-      <w:r>
+        <w:t xml:space="preserve"> Pattern</w:t>
+      </w:r>
+      <w:bookmarkEnd w:id="10"/>
+    </w:p>
+    <w:p>
+      <w:pPr>
+        <w:jc w:val="both"/>
+      </w:pPr>
+      <w:r>
+        <w:t>Ce patron</w:t>
+      </w:r>
+      <w:r>
+        <w:t xml:space="preserve"> de conception permet </w:t>
+      </w:r>
+      <w:r>
+        <w:t>d’</w:t>
+      </w:r>
+      <w:r>
+        <w:t>ajouter facilement différents thèmes graphiques aux pièces sans avoir à coder 12 classes de façon indépendante. Il permet de réduire la complexité du code (</w:t>
+      </w:r>
+      <w:r>
+        <w:t>réduire les branchements conditionnels</w:t>
+      </w:r>
+      <w:r>
+        <w:t>)</w:t>
+      </w:r>
+      <w:r>
+        <w:t xml:space="preserve"> </w:t>
+      </w:r>
+      <w:r>
+        <w:t>en centralisant la logique commune dans une fonction usine. Il permet donc de séparer la logique de l</w:t>
+      </w:r>
+      <w:r>
+        <w:t>’</w:t>
+      </w:r>
+      <w:r>
+        <w:t xml:space="preserve">apparence des pièces, ce qui est intéressant dans un jeu où les pièces ont différentes apparences, mais des logiques similaires. </w:t>
+      </w:r>
+    </w:p>
+    <w:p>
+      <w:pPr>
+        <w:pStyle w:val="Titre3"/>
         <w:rPr>
           <w:sz w:val="28"/>
           <w:szCs w:val="28"/>
         </w:rPr>
-        <w:t>Observer</w:t>
-      </w:r>
-      <w:bookmarkEnd w:id="11"/>
-    </w:p>
-    <w:p>
-      <w:pPr>
-        <w:rPr>
-          <w:rFonts w:ascii="Times New Roman" w:hAnsi="Times New Roman"/>
-        </w:rPr>
-      </w:pPr>
-      <w:r>
-        <w:t>L</w:t>
-      </w:r>
-      <w:r>
-        <w:t>’</w:t>
-      </w:r>
-      <w:r>
-        <w:t xml:space="preserve">utilisation de useEffect dans le cadre du changement de tour de jeu correspond à un patron Observer. </w:t>
-      </w:r>
-      <w:r>
-        <w:t>Après un mouvement validé de la part d</w:t>
-      </w:r>
-      <w:r>
-        <w:t>’</w:t>
-      </w:r>
-      <w:r>
-        <w:t>un joueur, le serveur notifie les joueurs du changement de tour</w:t>
-      </w:r>
-      <w:r>
-        <w:t>. La variable qui contient le tour en cours correspond au sujet observé du patron et notifie</w:t>
-      </w:r>
-      <w:r>
-        <w:t xml:space="preserve"> </w:t>
-      </w:r>
-      <w:r>
-        <w:t xml:space="preserve">le useEffect qui a cette variable comme dépendance. Celui-ci est abonné à ce sujet. Il effectue une comparaison avec la valeur précédente; si elle a </w:t>
-      </w:r>
-      <w:r>
-        <w:rPr>
-          <w:rFonts w:hint="eastAsia"/>
-        </w:rPr>
-        <w:t>chang</w:t>
-      </w:r>
-      <w:r>
-        <w:t>é, la comp</w:t>
-      </w:r>
-      <w:r>
-        <w:t>osante entière est rafraîchie. Ce processus s</w:t>
-      </w:r>
-      <w:r>
-        <w:t>’</w:t>
-      </w:r>
-      <w:r>
-        <w:t xml:space="preserve">effectue de manière automatique et non pas impérative. </w:t>
-      </w:r>
-    </w:p>
-    <w:p>
-      <w:pPr>
-        <w:ind w:left="708"/>
-      </w:pPr>
-    </w:p>
-    <w:p>
-      <w:pPr>
-        <w:pStyle w:val="Titre3"/>
+      </w:pPr>
+      <w:bookmarkStart w:id="11" w:name="_Toc221873861"/>
+      <w:r>
         <w:rPr>
           <w:sz w:val="28"/>
           <w:szCs w:val="28"/>
         </w:rPr>
-      </w:pPr>
-      <w:bookmarkStart w:id="12" w:name="_Toc221873862"/>
-      <w:r>
+        <w:t>Observer</w:t>
+      </w:r>
+      <w:bookmarkEnd w:id="11"/>
+    </w:p>
+    <w:p>
+      <w:pPr>
+        <w:jc w:val="both"/>
+        <w:rPr>
+          <w:rFonts w:ascii="Times New Roman" w:hAnsi="Times New Roman"/>
+        </w:rPr>
+      </w:pPr>
+      <w:r>
+        <w:t>L</w:t>
+      </w:r>
+      <w:r>
+        <w:t>’</w:t>
+      </w:r>
+      <w:r>
+        <w:t xml:space="preserve">utilisation de </w:t>
+      </w:r>
+      <w:proofErr w:type="spellStart"/>
+      <w:r>
+        <w:t>useEffect</w:t>
+      </w:r>
+      <w:proofErr w:type="spellEnd"/>
+      <w:r>
+        <w:t xml:space="preserve"> dans le cadre du changement de tour de jeu correspond à un patron Observer. </w:t>
+      </w:r>
+      <w:r>
+        <w:t>Après un mouvement validé de la part d</w:t>
+      </w:r>
+      <w:r>
+        <w:t>’</w:t>
+      </w:r>
+      <w:r>
+        <w:t>un joueur, le serveur notifie les joueurs du changement de tour</w:t>
+      </w:r>
+      <w:r>
+        <w:t>. La variable qui contient le tour en cours correspond au sujet observé du patron et notifie</w:t>
+      </w:r>
+      <w:r>
+        <w:t xml:space="preserve"> </w:t>
+      </w:r>
+      <w:r>
+        <w:t xml:space="preserve">le </w:t>
+      </w:r>
+      <w:proofErr w:type="spellStart"/>
+      <w:r>
+        <w:t>useEffect</w:t>
+      </w:r>
+      <w:proofErr w:type="spellEnd"/>
+      <w:r>
+        <w:t xml:space="preserve"> qui a cette variable comme dépendance. Celui-ci est abonné à ce sujet. Il effectue une comparaison avec la valeur précédente; si elle a </w:t>
+      </w:r>
+      <w:r>
+        <w:rPr>
+          <w:rFonts w:hint="eastAsia"/>
+        </w:rPr>
+        <w:t>chang</w:t>
+      </w:r>
+      <w:r>
+        <w:t>é, l</w:t>
+      </w:r>
+      <w:r>
+        <w:t>e</w:t>
+      </w:r>
+      <w:r>
+        <w:t xml:space="preserve"> comp</w:t>
+      </w:r>
+      <w:r>
+        <w:t>osant enti</w:t>
+      </w:r>
+      <w:r>
+        <w:t>er</w:t>
+      </w:r>
+      <w:r>
+        <w:t xml:space="preserve"> est rafraîchi. Ce processus s</w:t>
+      </w:r>
+      <w:r>
+        <w:t>’</w:t>
+      </w:r>
+      <w:r>
+        <w:t xml:space="preserve">effectue de manière automatique et non pas impérative. </w:t>
+      </w:r>
+    </w:p>
+    <w:p>
+      <w:pPr>
+        <w:ind w:left="708"/>
+      </w:pPr>
+    </w:p>
+    <w:p>
+      <w:pPr>
+        <w:pStyle w:val="Titre3"/>
         <w:rPr>
           <w:sz w:val="28"/>
           <w:szCs w:val="28"/>
         </w:rPr>
-        <w:t>MVC</w:t>
-      </w:r>
-      <w:bookmarkEnd w:id="12"/>
+      </w:pPr>
+      <w:bookmarkStart w:id="12" w:name="_Toc221873862"/>
       <w:r>
         <w:rPr>
           <w:sz w:val="28"/>
           <w:szCs w:val="28"/>
         </w:rPr>
+        <w:t>MVC</w:t>
+      </w:r>
+      <w:bookmarkEnd w:id="12"/>
+      <w:r>
+        <w:rPr>
+          <w:sz w:val="28"/>
+          <w:szCs w:val="28"/>
+        </w:rPr>
         <w:t xml:space="preserve"> </w:t>
       </w:r>
     </w:p>
@@ -2072,7 +2198,19 @@
         <w:t>I</w:t>
       </w:r>
       <w:r>
-        <w:t>A. La vue sera codée en React et recevra du contrôleur uniquement ce qui lui est</w:t>
+        <w:t xml:space="preserve">A. La vue sera codée en </w:t>
+      </w:r>
+      <w:proofErr w:type="spellStart"/>
+      <w:r>
+        <w:t>React</w:t>
+      </w:r>
+      <w:proofErr w:type="spellEnd"/>
+      <w:r>
+        <w:t xml:space="preserve"> et recevra du contrôleur </w:t>
+      </w:r>
+      <w:r>
+        <w:lastRenderedPageBreak/>
+        <w:t>uniquement ce qui lui est</w:t>
       </w:r>
       <w:r>
         <w:t xml:space="preserve"> nécessaire. Elle enverra au contrôleur la disposition originale de ses pièces et ses différentes actions lors d</w:t>
@@ -2087,8 +2225,13 @@
         <w:t xml:space="preserve">ne utilisation. La classe </w:t>
       </w:r>
       <w:r>
-        <w:lastRenderedPageBreak/>
-        <w:t>Controler dans le backend agira comme tel entre le modèle et la vue. Il sera chargé d</w:t>
+        <w:t>Contrôleur</w:t>
+      </w:r>
+      <w:r>
+        <w:t xml:space="preserve"> </w:t>
+      </w:r>
+      <w:r>
+        <w:t>dans le backend agira comme tel entre le modèle et la vue. Il sera chargé d</w:t>
       </w:r>
       <w:r>
         <w:t>’</w:t>
@@ -2100,16 +2243,113 @@
     <w:p/>
     <w:p>
       <w:pPr>
+        <w:pStyle w:val="Titre1"/>
+      </w:pPr>
+      <w:bookmarkStart w:id="13" w:name="_Toc221873863"/>
+      <w:r>
+        <w:t>Intégration individuelle</w:t>
+      </w:r>
+      <w:bookmarkEnd w:id="13"/>
+    </w:p>
+    <w:p>
+      <w:pPr>
+        <w:pStyle w:val="Titre3"/>
+        <w:rPr>
+          <w:sz w:val="28"/>
+          <w:szCs w:val="28"/>
+        </w:rPr>
+      </w:pPr>
+    </w:p>
+    <w:p>
+      <w:pPr>
         <w:pStyle w:val="Titre2"/>
-      </w:pPr>
-      <w:bookmarkStart w:id="13" w:name="_Toc221873863"/>
-      <w:r>
-        <w:t>Intégration individuelle</w:t>
-      </w:r>
-      <w:bookmarkEnd w:id="13"/>
-    </w:p>
+        <w:rPr>
+          <w:u w:val="single"/>
+        </w:rPr>
+      </w:pPr>
+      <w:r>
+        <w:rPr>
+          <w:u w:val="single"/>
+        </w:rPr>
+        <w:t xml:space="preserve">Choix et implémentation de </w:t>
+      </w:r>
+      <w:proofErr w:type="spellStart"/>
+      <w:r>
+        <w:rPr>
+          <w:u w:val="single"/>
+        </w:rPr>
+        <w:t>React</w:t>
+      </w:r>
+      <w:proofErr w:type="spellEnd"/>
+    </w:p>
+    <w:p/>
+    <w:p>
+      <w:pPr>
+        <w:jc w:val="both"/>
+      </w:pPr>
+      <w:r>
+        <w:t xml:space="preserve">L’interface utilisateur de ce projet sera développée avec </w:t>
+      </w:r>
+      <w:proofErr w:type="spellStart"/>
+      <w:r>
+        <w:t>React</w:t>
+      </w:r>
+      <w:proofErr w:type="spellEnd"/>
+      <w:r>
+        <w:t xml:space="preserve">, une bibliothèque JavaScript idéale pour créer des applications interactives. Dans un jeu comme </w:t>
+      </w:r>
+      <w:proofErr w:type="spellStart"/>
+      <w:r>
+        <w:t>Stratego</w:t>
+      </w:r>
+      <w:proofErr w:type="spellEnd"/>
+      <w:r>
+        <w:t>, les informations évoluent constamment (déplacement d’un pion, écoulement du temps, capture d’une pièce, etc.). Avec du JavaScript classique, le navigateur devrait redessiner toute la page à chaque changement d’état, ce qui pourrait causer des ralentissements.</w:t>
+      </w:r>
+    </w:p>
+    <w:p>
+      <w:pPr>
+        <w:jc w:val="both"/>
+      </w:pPr>
+      <w:proofErr w:type="spellStart"/>
+      <w:r>
+        <w:t>React</w:t>
+      </w:r>
+      <w:proofErr w:type="spellEnd"/>
+      <w:r>
+        <w:t xml:space="preserve"> utilise un DOM virtuel : il détecte précisément ce qui a changé et ne met à jour que l’élément concerné, comme le déplacement d'une seule pièce sur le plateau. Cela garantit que le jeu reste fluide, même lors d'actions rapides.</w:t>
+      </w:r>
+    </w:p>
+    <w:p>
+      <w:pPr>
+        <w:jc w:val="both"/>
+      </w:pPr>
+      <w:r>
+        <w:t xml:space="preserve">De plus, au lieu d’avoir un </w:t>
+      </w:r>
+      <w:r>
+        <w:t xml:space="preserve">seul </w:t>
+      </w:r>
+      <w:r>
+        <w:t xml:space="preserve">bloc de code massif, </w:t>
+      </w:r>
+      <w:proofErr w:type="spellStart"/>
+      <w:r>
+        <w:t>React</w:t>
+      </w:r>
+      <w:proofErr w:type="spellEnd"/>
+      <w:r>
+        <w:t xml:space="preserve"> permet de diviser l’interface en petites pièces indépendantes : les composants (le plateau, les pièces, le score, etc.). Ainsi, pour modifier l’apparence des pions, il suffit de changer un seul fichier sans affecter le reste du système. Cette approche rend le projet beaucoup plus facile à construire, à tester et à faire évoluer</w:t>
+      </w:r>
+      <w:r>
+        <w:t xml:space="preserve"> dans l’avenir.</w:t>
+      </w:r>
+      <w:bookmarkStart w:id="14" w:name="_GoBack"/>
+      <w:bookmarkEnd w:id="14"/>
+    </w:p>
+    <w:p/>
     <w:sectPr>
-      <w:footerReference w:type="default" r:id="rId7"/>
+      <w:footerReference w:type="default" r:id="rId8"/>
       <w:pgSz w:w="12240" w:h="15840"/>
       <w:pgMar w:top="1440" w:right="1800" w:bottom="1440" w:left="1800" w:header="708" w:footer="708" w:gutter="0"/>
       <w:cols w:space="708"/>
@@ -2121,7 +2361,7 @@
 </file>
 
 <file path=word/endnotes.xml><?xml version="1.0" encoding="utf-8"?>
-<w:endnotes xmlns:wpc="http://schemas.microsoft.com/office/word/2010/wordprocessingCanvas" xmlns:cx="http://schemas.microsoft.com/office/drawing/2014/chartex" xmlns:cx1="http://schemas.microsoft.com/office/drawing/2015/9/8/chartex" xmlns:cx2="http://schemas.microsoft.com/office/drawing/2015/10/21/chartex" xmlns:cx3="http://schemas.microsoft.com/office/drawing/2016/5/9/chartex" xmlns:cx4="http://schemas.microsoft.com/office/drawing/2016/5/10/chartex" xmlns:cx5="http://schemas.microsoft.com/office/drawing/2016/5/11/chartex" xmlns:cx6="http://schemas.microsoft.com/office/drawing/2016/5/12/chartex" xmlns:cx7="http://schemas.microsoft.com/office/drawing/2016/5/13/chartex" xmlns:cx8="http://schemas.microsoft.com/office/drawing/2016/5/14/chartex" xmlns:mc="http://schemas.openxmlformats.org/markup-compatibility/2006" xmlns:aink="http://schemas.microsoft.com/office/drawing/2016/ink" xmlns:am3d="http://schemas.microsoft.com/office/drawing/2017/model3d" xmlns:o="urn:schemas-microsoft-com:office:office" xmlns:oel="http://schemas.microsoft.com/office/2019/extlst" xmlns:r="http://schemas.openxmlformats.org/officeDocument/2006/relationships" xmlns:m="http://schemas.openxmlformats.org/officeDocument/2006/math" xmlns:v="urn:schemas-microsoft-com:vml" xmlns:wp14="http://schemas.microsoft.com/office/word/2010/wordprocessingDrawing" xmlns:wp="http://schemas.openxmlformats.org/drawingml/2006/wordprocessingDrawing" xmlns:w10="urn:schemas-microsoft-com:office:word" xmlns:w="http://schemas.openxmlformats.org/wordprocessingml/2006/main" xmlns:w14="http://schemas.microsoft.com/office/word/2010/wordml" xmlns:w15="http://schemas.microsoft.com/office/word/2012/wordml" xmlns:w16cex="http://schemas.microsoft.com/office/word/2018/wordml/cex" xmlns:w16cid="http://schemas.microsoft.com/office/word/2016/wordml/cid" xmlns:w16="http://schemas.microsoft.com/office/word/2018/wordml" xmlns:w16du="http://schemas.microsoft.com/office/word/2023/wordml/word16du" xmlns:w16sdtdh="http://schemas.microsoft.com/office/word/2020/wordml/sdtdatahash" xmlns:w16sdtfl="http://schemas.microsoft.com/office/word/2024/wordml/sdtformatlock" xmlns:w16se="http://schemas.microsoft.com/office/word/2015/wordml/symex" xmlns:wpg="http://schemas.microsoft.com/office/word/2010/wordprocessingGroup" xmlns:wpi="http://schemas.microsoft.com/office/word/2010/wordprocessingInk" xmlns:wne="http://schemas.microsoft.com/office/word/2006/wordml" xmlns:wps="http://schemas.microsoft.com/office/word/2010/wordprocessingShape" mc:Ignorable="w14 w15 w16se w16cid w16 w16cex w16sdtdh w16sdtfl w16du wp14">
+<w:endnotes xmlns:wpc="http://schemas.microsoft.com/office/word/2010/wordprocessingCanvas" xmlns:cx="http://schemas.microsoft.com/office/drawing/2014/chartex" xmlns:cx1="http://schemas.microsoft.com/office/drawing/2015/9/8/chartex" xmlns:cx2="http://schemas.microsoft.com/office/drawing/2015/10/21/chartex" xmlns:cx3="http://schemas.microsoft.com/office/drawing/2016/5/9/chartex" xmlns:cx4="http://schemas.microsoft.com/office/drawing/2016/5/10/chartex" xmlns:cx5="http://schemas.microsoft.com/office/drawing/2016/5/11/chartex" xmlns:cx6="http://schemas.microsoft.com/office/drawing/2016/5/12/chartex" xmlns:cx7="http://schemas.microsoft.com/office/drawing/2016/5/13/chartex" xmlns:cx8="http://schemas.microsoft.com/office/drawing/2016/5/14/chartex" xmlns:mc="http://schemas.openxmlformats.org/markup-compatibility/2006" xmlns:aink="http://schemas.microsoft.com/office/drawing/2016/ink" xmlns:am3d="http://schemas.microsoft.com/office/drawing/2017/model3d" xmlns:o="urn:schemas-microsoft-com:office:office" xmlns:r="http://schemas.openxmlformats.org/officeDocument/2006/relationships" xmlns:m="http://schemas.openxmlformats.org/officeDocument/2006/math" xmlns:v="urn:schemas-microsoft-com:vml" xmlns:wp14="http://schemas.microsoft.com/office/word/2010/wordprocessingDrawing" xmlns:wp="http://schemas.openxmlformats.org/drawingml/2006/wordprocessingDrawing" xmlns:w10="urn:schemas-microsoft-com:office:word" xmlns:w="http://schemas.openxmlformats.org/wordprocessingml/2006/main" xmlns:w14="http://schemas.microsoft.com/office/word/2010/wordml" xmlns:w15="http://schemas.microsoft.com/office/word/2012/wordml" xmlns:w16cid="http://schemas.microsoft.com/office/word/2016/wordml/cid" xmlns:w16se="http://schemas.microsoft.com/office/word/2015/wordml/symex" xmlns:wpg="http://schemas.microsoft.com/office/word/2010/wordprocessingGroup" xmlns:wpi="http://schemas.microsoft.com/office/word/2010/wordprocessingInk" xmlns:wne="http://schemas.microsoft.com/office/word/2006/wordml" xmlns:wps="http://schemas.microsoft.com/office/word/2010/wordprocessingShape" mc:Ignorable="w14 w15 w16se w16cid wp14">
   <w:endnote w:type="separator" w:id="-1">
     <w:p>
       <w:pPr>
@@ -2146,40 +2386,129 @@
 </file>
 
 <file path=word/footer1.xml><?xml version="1.0" encoding="utf-8"?>
-<w:ftr xmlns:wpc="http://schemas.microsoft.com/office/word/2010/wordprocessingCanvas" xmlns:cx="http://schemas.microsoft.com/office/drawing/2014/chartex" xmlns:cx1="http://schemas.microsoft.com/office/drawing/2015/9/8/chartex" xmlns:cx2="http://schemas.microsoft.com/office/drawing/2015/10/21/chartex" xmlns:cx3="http://schemas.microsoft.com/office/drawing/2016/5/9/chartex" xmlns:cx4="http://schemas.microsoft.com/office/drawing/2016/5/10/chartex" xmlns:cx5="http://schemas.microsoft.com/office/drawing/2016/5/11/chartex" xmlns:cx6="http://schemas.microsoft.com/office/drawing/2016/5/12/chartex" xmlns:cx7="http://schemas.microsoft.com/office/drawing/2016/5/13/chartex" xmlns:cx8="http://schemas.microsoft.com/office/drawing/2016/5/14/chartex" xmlns:mc="http://schemas.openxmlformats.org/markup-compatibility/2006" xmlns:aink="http://schemas.microsoft.com/office/drawing/2016/ink" xmlns:am3d="http://schemas.microsoft.com/office/drawing/2017/model3d" xmlns:o="urn:schemas-microsoft-com:office:office" xmlns:oel="http://schemas.microsoft.com/office/2019/extlst" xmlns:r="http://schemas.openxmlformats.org/officeDocument/2006/relationships" xmlns:m="http://schemas.openxmlformats.org/officeDocument/2006/math" xmlns:v="urn:schemas-microsoft-com:vml" xmlns:wp14="http://schemas.microsoft.com/office/word/2010/wordprocessingDrawing" xmlns:wp="http://schemas.openxmlformats.org/drawingml/2006/wordprocessingDrawing" xmlns:w10="urn:schemas-microsoft-com:office:word" xmlns:w="http://schemas.openxmlformats.org/wordprocessingml/2006/main" xmlns:w14="http://schemas.microsoft.com/office/word/2010/wordml" xmlns:w15="http://schemas.microsoft.com/office/word/2012/wordml" xmlns:w16cex="http://schemas.microsoft.com/office/word/2018/wordml/cex" xmlns:w16cid="http://schemas.microsoft.com/office/word/2016/wordml/cid" xmlns:w16="http://schemas.microsoft.com/office/word/2018/wordml" xmlns:w16du="http://schemas.microsoft.com/office/word/2023/wordml/word16du" xmlns:w16sdtdh="http://schemas.microsoft.com/office/word/2020/wordml/sdtdatahash" xmlns:w16sdtfl="http://schemas.microsoft.com/office/word/2024/wordml/sdtformatlock" xmlns:w16se="http://schemas.microsoft.com/office/word/2015/wordml/symex" xmlns:wpg="http://schemas.microsoft.com/office/word/2010/wordprocessingGroup" xmlns:wpi="http://schemas.microsoft.com/office/word/2010/wordprocessingInk" xmlns:wne="http://schemas.microsoft.com/office/word/2006/wordml" xmlns:wps="http://schemas.microsoft.com/office/word/2010/wordprocessingShape" mc:Ignorable="w14 w15 w16se w16cid w16 w16cex w16sdtdh w16sdtfl w16du wp14">
+<w:ftr xmlns:wpc="http://schemas.microsoft.com/office/word/2010/wordprocessingCanvas" xmlns:cx="http://schemas.microsoft.com/office/drawing/2014/chartex" xmlns:cx1="http://schemas.microsoft.com/office/drawing/2015/9/8/chartex" xmlns:cx2="http://schemas.microsoft.com/office/drawing/2015/10/21/chartex" xmlns:cx3="http://schemas.microsoft.com/office/drawing/2016/5/9/chartex" xmlns:cx4="http://schemas.microsoft.com/office/drawing/2016/5/10/chartex" xmlns:cx5="http://schemas.microsoft.com/office/drawing/2016/5/11/chartex" xmlns:cx6="http://schemas.microsoft.com/office/drawing/2016/5/12/chartex" xmlns:cx7="http://schemas.microsoft.com/office/drawing/2016/5/13/chartex" xmlns:cx8="http://schemas.microsoft.com/office/drawing/2016/5/14/chartex" xmlns:mc="http://schemas.openxmlformats.org/markup-compatibility/2006" xmlns:aink="http://schemas.microsoft.com/office/drawing/2016/ink" xmlns:am3d="http://schemas.microsoft.com/office/drawing/2017/model3d" xmlns:o="urn:schemas-microsoft-com:office:office" xmlns:r="http://schemas.openxmlformats.org/officeDocument/2006/relationships" xmlns:m="http://schemas.openxmlformats.org/officeDocument/2006/math" xmlns:v="urn:schemas-microsoft-com:vml" xmlns:wp14="http://schemas.microsoft.com/office/word/2010/wordprocessingDrawing" xmlns:wp="http://schemas.openxmlformats.org/drawingml/2006/wordprocessingDrawing" xmlns:w10="urn:schemas-microsoft-com:office:word" xmlns:w="http://schemas.openxmlformats.org/wordprocessingml/2006/main" xmlns:w14="http://schemas.microsoft.com/office/word/2010/wordml" xmlns:w15="http://schemas.microsoft.com/office/word/2012/wordml" xmlns:w16cid="http://schemas.microsoft.com/office/word/2016/wordml/cid" xmlns:w16se="http://schemas.microsoft.com/office/word/2015/wordml/symex" xmlns:wpg="http://schemas.microsoft.com/office/word/2010/wordprocessingGroup" xmlns:wpi="http://schemas.microsoft.com/office/word/2010/wordprocessingInk" xmlns:wne="http://schemas.microsoft.com/office/word/2006/wordml" xmlns:wps="http://schemas.microsoft.com/office/word/2010/wordprocessingShape" mc:Ignorable="w14 w15 w16se w16cid wp14">
   <w:sdt>
     <w:sdtPr>
-      <w:id w:val="1748076343"/>
+      <w:id w:val="-78914420"/>
       <w:docPartObj>
         <w:docPartGallery w:val="Page Numbers (Bottom of Page)"/>
         <w:docPartUnique/>
       </w:docPartObj>
     </w:sdtPr>
     <w:sdtContent>
-      <w:p>
-        <w:pPr>
-          <w:pStyle w:val="Pieddepage"/>
-          <w:jc w:val="right"/>
-        </w:pPr>
-        <w:r>
-          <w:fldChar w:fldCharType="begin"/>
-        </w:r>
-        <w:r>
-          <w:instrText>PAGE   \* MERGEFORMAT</w:instrText>
-        </w:r>
-        <w:r>
-          <w:fldChar w:fldCharType="separate"/>
-        </w:r>
-        <w:r>
-          <w:rPr>
-            <w:lang w:val="fr-FR"/>
-          </w:rPr>
-          <w:t>2</w:t>
-        </w:r>
-        <w:r>
-          <w:fldChar w:fldCharType="end"/>
-        </w:r>
-      </w:p>
+      <w:sdt>
+        <w:sdtPr>
+          <w:id w:val="1728636285"/>
+          <w:docPartObj>
+            <w:docPartGallery w:val="Page Numbers (Top of Page)"/>
+            <w:docPartUnique/>
+          </w:docPartObj>
+        </w:sdtPr>
+        <w:sdtContent>
+          <w:p>
+            <w:pPr>
+              <w:pStyle w:val="Pieddepage"/>
+              <w:jc w:val="center"/>
+            </w:pPr>
+            <w:r>
+              <w:rPr>
+                <w:lang w:val="fr-FR"/>
+              </w:rPr>
+              <w:t xml:space="preserve">Page </w:t>
+            </w:r>
+            <w:r>
+              <w:rPr>
+                <w:b/>
+                <w:bCs/>
+                <w:sz w:val="24"/>
+                <w:szCs w:val="24"/>
+              </w:rPr>
+              <w:fldChar w:fldCharType="begin"/>
+            </w:r>
+            <w:r>
+              <w:rPr>
+                <w:b/>
+                <w:bCs/>
+              </w:rPr>
+              <w:instrText>PAGE</w:instrText>
+            </w:r>
+            <w:r>
+              <w:rPr>
+                <w:b/>
+                <w:bCs/>
+                <w:sz w:val="24"/>
+                <w:szCs w:val="24"/>
+              </w:rPr>
+              <w:fldChar w:fldCharType="separate"/>
+            </w:r>
+            <w:r>
+              <w:rPr>
+                <w:b/>
+                <w:bCs/>
+                <w:lang w:val="fr-FR"/>
+              </w:rPr>
+              <w:t>2</w:t>
+            </w:r>
+            <w:r>
+              <w:rPr>
+                <w:b/>
+                <w:bCs/>
+                <w:sz w:val="24"/>
+                <w:szCs w:val="24"/>
+              </w:rPr>
+              <w:fldChar w:fldCharType="end"/>
+            </w:r>
+            <w:r>
+              <w:rPr>
+                <w:lang w:val="fr-FR"/>
+              </w:rPr>
+              <w:t xml:space="preserve"> sur </w:t>
+            </w:r>
+            <w:r>
+              <w:rPr>
+                <w:b/>
+                <w:bCs/>
+                <w:sz w:val="24"/>
+                <w:szCs w:val="24"/>
+              </w:rPr>
+              <w:fldChar w:fldCharType="begin"/>
+            </w:r>
+            <w:r>
+              <w:rPr>
+                <w:b/>
+                <w:bCs/>
+              </w:rPr>
+              <w:instrText>NUMPAGES</w:instrText>
+            </w:r>
+            <w:r>
+              <w:rPr>
+                <w:b/>
+                <w:bCs/>
+                <w:sz w:val="24"/>
+                <w:szCs w:val="24"/>
+              </w:rPr>
+              <w:fldChar w:fldCharType="separate"/>
+            </w:r>
+            <w:r>
+              <w:rPr>
+                <w:b/>
+                <w:bCs/>
+                <w:lang w:val="fr-FR"/>
+              </w:rPr>
+              <w:t>2</w:t>
+            </w:r>
+            <w:r>
+              <w:rPr>
+                <w:b/>
+                <w:bCs/>
+                <w:sz w:val="24"/>
+                <w:szCs w:val="24"/>
+              </w:rPr>
+              <w:fldChar w:fldCharType="end"/>
+            </w:r>
+          </w:p>
+        </w:sdtContent>
+      </w:sdt>
     </w:sdtContent>
   </w:sdt>
   <w:p>
@@ -2191,7 +2520,7 @@
 </file>
 
 <file path=word/footnotes.xml><?xml version="1.0" encoding="utf-8"?>
-<w:footnotes xmlns:wpc="http://schemas.microsoft.com/office/word/2010/wordprocessingCanvas" xmlns:cx="http://schemas.microsoft.com/office/drawing/2014/chartex" xmlns:cx1="http://schemas.microsoft.com/office/drawing/2015/9/8/chartex" xmlns:cx2="http://schemas.microsoft.com/office/drawing/2015/10/21/chartex" xmlns:cx3="http://schemas.microsoft.com/office/drawing/2016/5/9/chartex" xmlns:cx4="http://schemas.microsoft.com/office/drawing/2016/5/10/chartex" xmlns:cx5="http://schemas.microsoft.com/office/drawing/2016/5/11/chartex" xmlns:cx6="http://schemas.microsoft.com/office/drawing/2016/5/12/chartex" xmlns:cx7="http://schemas.microsoft.com/office/drawing/2016/5/13/chartex" xmlns:cx8="http://schemas.microsoft.com/office/drawing/2016/5/14/chartex" xmlns:mc="http://schemas.openxmlformats.org/markup-compatibility/2006" xmlns:aink="http://schemas.microsoft.com/office/drawing/2016/ink" xmlns:am3d="http://schemas.microsoft.com/office/drawing/2017/model3d" xmlns:o="urn:schemas-microsoft-com:office:office" xmlns:oel="http://schemas.microsoft.com/office/2019/extlst" xmlns:r="http://schemas.openxmlformats.org/officeDocument/2006/relationships" xmlns:m="http://schemas.openxmlformats.org/officeDocument/2006/math" xmlns:v="urn:schemas-microsoft-com:vml" xmlns:wp14="http://schemas.microsoft.com/office/word/2010/wordprocessingDrawing" xmlns:wp="http://schemas.openxmlformats.org/drawingml/2006/wordprocessingDrawing" xmlns:w10="urn:schemas-microsoft-com:office:word" xmlns:w="http://schemas.openxmlformats.org/wordprocessingml/2006/main" xmlns:w14="http://schemas.microsoft.com/office/word/2010/wordml" xmlns:w15="http://schemas.microsoft.com/office/word/2012/wordml" xmlns:w16cex="http://schemas.microsoft.com/office/word/2018/wordml/cex" xmlns:w16cid="http://schemas.microsoft.com/office/word/2016/wordml/cid" xmlns:w16="http://schemas.microsoft.com/office/word/2018/wordml" xmlns:w16du="http://schemas.microsoft.com/office/word/2023/wordml/word16du" xmlns:w16sdtdh="http://schemas.microsoft.com/office/word/2020/wordml/sdtdatahash" xmlns:w16sdtfl="http://schemas.microsoft.com/office/word/2024/wordml/sdtformatlock" xmlns:w16se="http://schemas.microsoft.com/office/word/2015/wordml/symex" xmlns:wpg="http://schemas.microsoft.com/office/word/2010/wordprocessingGroup" xmlns:wpi="http://schemas.microsoft.com/office/word/2010/wordprocessingInk" xmlns:wne="http://schemas.microsoft.com/office/word/2006/wordml" xmlns:wps="http://schemas.microsoft.com/office/word/2010/wordprocessingShape" mc:Ignorable="w14 w15 w16se w16cid w16 w16cex w16sdtdh w16sdtfl w16du wp14">
+<w:footnotes xmlns:wpc="http://schemas.microsoft.com/office/word/2010/wordprocessingCanvas" xmlns:cx="http://schemas.microsoft.com/office/drawing/2014/chartex" xmlns:cx1="http://schemas.microsoft.com/office/drawing/2015/9/8/chartex" xmlns:cx2="http://schemas.microsoft.com/office/drawing/2015/10/21/chartex" xmlns:cx3="http://schemas.microsoft.com/office/drawing/2016/5/9/chartex" xmlns:cx4="http://schemas.microsoft.com/office/drawing/2016/5/10/chartex" xmlns:cx5="http://schemas.microsoft.com/office/drawing/2016/5/11/chartex" xmlns:cx6="http://schemas.microsoft.com/office/drawing/2016/5/12/chartex" xmlns:cx7="http://schemas.microsoft.com/office/drawing/2016/5/13/chartex" xmlns:cx8="http://schemas.microsoft.com/office/drawing/2016/5/14/chartex" xmlns:mc="http://schemas.openxmlformats.org/markup-compatibility/2006" xmlns:aink="http://schemas.microsoft.com/office/drawing/2016/ink" xmlns:am3d="http://schemas.microsoft.com/office/drawing/2017/model3d" xmlns:o="urn:schemas-microsoft-com:office:office" xmlns:r="http://schemas.openxmlformats.org/officeDocument/2006/relationships" xmlns:m="http://schemas.openxmlformats.org/officeDocument/2006/math" xmlns:v="urn:schemas-microsoft-com:vml" xmlns:wp14="http://schemas.microsoft.com/office/word/2010/wordprocessingDrawing" xmlns:wp="http://schemas.openxmlformats.org/drawingml/2006/wordprocessingDrawing" xmlns:w10="urn:schemas-microsoft-com:office:word" xmlns:w="http://schemas.openxmlformats.org/wordprocessingml/2006/main" xmlns:w14="http://schemas.microsoft.com/office/word/2010/wordml" xmlns:w15="http://schemas.microsoft.com/office/word/2012/wordml" xmlns:w16cid="http://schemas.microsoft.com/office/word/2016/wordml/cid" xmlns:w16se="http://schemas.microsoft.com/office/word/2015/wordml/symex" xmlns:wpg="http://schemas.microsoft.com/office/word/2010/wordprocessingGroup" xmlns:wpi="http://schemas.microsoft.com/office/word/2010/wordprocessingInk" xmlns:wne="http://schemas.microsoft.com/office/word/2006/wordml" xmlns:wps="http://schemas.microsoft.com/office/word/2010/wordprocessingShape" mc:Ignorable="w14 w15 w16se w16cid wp14">
   <w:footnote w:type="separator" w:id="-1">
     <w:p>
       <w:pPr>
@@ -2215,8 +2544,165 @@
 </w:footnotes>
 </file>
 
+<file path=word/numbering.xml><?xml version="1.0" encoding="utf-8"?>
+<w:numbering xmlns:wpc="http://schemas.microsoft.com/office/word/2010/wordprocessingCanvas" xmlns:cx="http://schemas.microsoft.com/office/drawing/2014/chartex" xmlns:cx1="http://schemas.microsoft.com/office/drawing/2015/9/8/chartex" xmlns:cx2="http://schemas.microsoft.com/office/drawing/2015/10/21/chartex" xmlns:cx3="http://schemas.microsoft.com/office/drawing/2016/5/9/chartex" xmlns:cx4="http://schemas.microsoft.com/office/drawing/2016/5/10/chartex" xmlns:cx5="http://schemas.microsoft.com/office/drawing/2016/5/11/chartex" xmlns:cx6="http://schemas.microsoft.com/office/drawing/2016/5/12/chartex" xmlns:cx7="http://schemas.microsoft.com/office/drawing/2016/5/13/chartex" xmlns:cx8="http://schemas.microsoft.com/office/drawing/2016/5/14/chartex" xmlns:mc="http://schemas.openxmlformats.org/markup-compatibility/2006" xmlns:aink="http://schemas.microsoft.com/office/drawing/2016/ink" xmlns:am3d="http://schemas.microsoft.com/office/drawing/2017/model3d" xmlns:o="urn:schemas-microsoft-com:office:office" xmlns:r="http://schemas.openxmlformats.org/officeDocument/2006/relationships" xmlns:m="http://schemas.openxmlformats.org/officeDocument/2006/math" xmlns:v="urn:schemas-microsoft-com:vml" xmlns:wp14="http://schemas.microsoft.com/office/word/2010/wordprocessingDrawing" xmlns:wp="http://schemas.openxmlformats.org/drawingml/2006/wordprocessingDrawing" xmlns:w10="urn:schemas-microsoft-com:office:word" xmlns:w="http://schemas.openxmlformats.org/wordprocessingml/2006/main" xmlns:w14="http://schemas.microsoft.com/office/word/2010/wordml" xmlns:w15="http://schemas.microsoft.com/office/word/2012/wordml" xmlns:w16cid="http://schemas.microsoft.com/office/word/2016/wordml/cid" xmlns:w16se="http://schemas.microsoft.com/office/word/2015/wordml/symex" xmlns:wpg="http://schemas.microsoft.com/office/word/2010/wordprocessingGroup" xmlns:wpi="http://schemas.microsoft.com/office/word/2010/wordprocessingInk" xmlns:wne="http://schemas.microsoft.com/office/word/2006/wordml" xmlns:wps="http://schemas.microsoft.com/office/word/2010/wordprocessingShape" mc:Ignorable="w14 w15 w16se w16cid wp14">
+  <w:abstractNum w:abstractNumId="0" w15:restartNumberingAfterBreak="0">
+    <w:nsid w:val="6E4B134E"/>
+    <w:multiLevelType w:val="multilevel"/>
+    <w:tmpl w:val="B9EC0D16"/>
+    <w:lvl w:ilvl="0">
+      <w:start w:val="1"/>
+      <w:numFmt w:val="bullet"/>
+      <w:lvlText w:val=""/>
+      <w:lvlJc w:val="left"/>
+      <w:pPr>
+        <w:tabs>
+          <w:tab w:val="num" w:pos="720"/>
+        </w:tabs>
+        <w:ind w:left="720" w:hanging="360"/>
+      </w:pPr>
+      <w:rPr>
+        <w:rFonts w:ascii="Symbol" w:hAnsi="Symbol" w:hint="default"/>
+        <w:sz w:val="20"/>
+      </w:rPr>
+    </w:lvl>
+    <w:lvl w:ilvl="1" w:tentative="1">
+      <w:start w:val="1"/>
+      <w:numFmt w:val="bullet"/>
+      <w:lvlText w:val="o"/>
+      <w:lvlJc w:val="left"/>
+      <w:pPr>
+        <w:tabs>
+          <w:tab w:val="num" w:pos="1440"/>
+        </w:tabs>
+        <w:ind w:left="1440" w:hanging="360"/>
+      </w:pPr>
+      <w:rPr>
+        <w:rFonts w:ascii="Courier New" w:hAnsi="Courier New" w:hint="default"/>
+        <w:sz w:val="20"/>
+      </w:rPr>
+    </w:lvl>
+    <w:lvl w:ilvl="2" w:tentative="1">
+      <w:start w:val="1"/>
+      <w:numFmt w:val="bullet"/>
+      <w:lvlText w:val=""/>
+      <w:lvlJc w:val="left"/>
+      <w:pPr>
+        <w:tabs>
+          <w:tab w:val="num" w:pos="2160"/>
+        </w:tabs>
+        <w:ind w:left="2160" w:hanging="360"/>
+      </w:pPr>
+      <w:rPr>
+        <w:rFonts w:ascii="Wingdings" w:hAnsi="Wingdings" w:hint="default"/>
+        <w:sz w:val="20"/>
+      </w:rPr>
+    </w:lvl>
+    <w:lvl w:ilvl="3" w:tentative="1">
+      <w:start w:val="1"/>
+      <w:numFmt w:val="bullet"/>
+      <w:lvlText w:val=""/>
+      <w:lvlJc w:val="left"/>
+      <w:pPr>
+        <w:tabs>
+          <w:tab w:val="num" w:pos="2880"/>
+        </w:tabs>
+        <w:ind w:left="2880" w:hanging="360"/>
+      </w:pPr>
+      <w:rPr>
+        <w:rFonts w:ascii="Wingdings" w:hAnsi="Wingdings" w:hint="default"/>
+        <w:sz w:val="20"/>
+      </w:rPr>
+    </w:lvl>
+    <w:lvl w:ilvl="4" w:tentative="1">
+      <w:start w:val="1"/>
+      <w:numFmt w:val="bullet"/>
+      <w:lvlText w:val=""/>
+      <w:lvlJc w:val="left"/>
+      <w:pPr>
+        <w:tabs>
+          <w:tab w:val="num" w:pos="3600"/>
+        </w:tabs>
+        <w:ind w:left="3600" w:hanging="360"/>
+      </w:pPr>
+      <w:rPr>
+        <w:rFonts w:ascii="Wingdings" w:hAnsi="Wingdings" w:hint="default"/>
+        <w:sz w:val="20"/>
+      </w:rPr>
+    </w:lvl>
+    <w:lvl w:ilvl="5" w:tentative="1">
+      <w:start w:val="1"/>
+      <w:numFmt w:val="bullet"/>
+      <w:lvlText w:val=""/>
+      <w:lvlJc w:val="left"/>
+      <w:pPr>
+        <w:tabs>
+          <w:tab w:val="num" w:pos="4320"/>
+        </w:tabs>
+        <w:ind w:left="4320" w:hanging="360"/>
+      </w:pPr>
+      <w:rPr>
+        <w:rFonts w:ascii="Wingdings" w:hAnsi="Wingdings" w:hint="default"/>
+        <w:sz w:val="20"/>
+      </w:rPr>
+    </w:lvl>
+    <w:lvl w:ilvl="6" w:tentative="1">
+      <w:start w:val="1"/>
+      <w:numFmt w:val="bullet"/>
+      <w:lvlText w:val=""/>
+      <w:lvlJc w:val="left"/>
+      <w:pPr>
+        <w:tabs>
+          <w:tab w:val="num" w:pos="5040"/>
+        </w:tabs>
+        <w:ind w:left="5040" w:hanging="360"/>
+      </w:pPr>
+      <w:rPr>
+        <w:rFonts w:ascii="Wingdings" w:hAnsi="Wingdings" w:hint="default"/>
+        <w:sz w:val="20"/>
+      </w:rPr>
+    </w:lvl>
+    <w:lvl w:ilvl="7" w:tentative="1">
+      <w:start w:val="1"/>
+      <w:numFmt w:val="bullet"/>
+      <w:lvlText w:val=""/>
+      <w:lvlJc w:val="left"/>
+      <w:pPr>
+        <w:tabs>
+          <w:tab w:val="num" w:pos="5760"/>
+        </w:tabs>
+        <w:ind w:left="5760" w:hanging="360"/>
+      </w:pPr>
+      <w:rPr>
+        <w:rFonts w:ascii="Wingdings" w:hAnsi="Wingdings" w:hint="default"/>
+        <w:sz w:val="20"/>
+      </w:rPr>
+    </w:lvl>
+    <w:lvl w:ilvl="8" w:tentative="1">
+      <w:start w:val="1"/>
+      <w:numFmt w:val="bullet"/>
+      <w:lvlText w:val=""/>
+      <w:lvlJc w:val="left"/>
+      <w:pPr>
+        <w:tabs>
+          <w:tab w:val="num" w:pos="6480"/>
+        </w:tabs>
+        <w:ind w:left="6480" w:hanging="360"/>
+      </w:pPr>
+      <w:rPr>
+        <w:rFonts w:ascii="Wingdings" w:hAnsi="Wingdings" w:hint="default"/>
+        <w:sz w:val="20"/>
+      </w:rPr>
+    </w:lvl>
+  </w:abstractNum>
+  <w:num w:numId="1">
+    <w:abstractNumId w:val="0"/>
+  </w:num>
+</w:numbering>
+</file>
+
 <file path=word/styles.xml><?xml version="1.0" encoding="utf-8"?>
-<w:styles xmlns:mc="http://schemas.openxmlformats.org/markup-compatibility/2006" xmlns:r="http://schemas.openxmlformats.org/officeDocument/2006/relationships" xmlns:w="http://schemas.openxmlformats.org/wordprocessingml/2006/main" xmlns:w14="http://schemas.microsoft.com/office/word/2010/wordml" xmlns:w15="http://schemas.microsoft.com/office/word/2012/wordml" xmlns:w16cex="http://schemas.microsoft.com/office/word/2018/wordml/cex" xmlns:w16cid="http://schemas.microsoft.com/office/word/2016/wordml/cid" xmlns:w16="http://schemas.microsoft.com/office/word/2018/wordml" xmlns:w16du="http://schemas.microsoft.com/office/word/2023/wordml/word16du" xmlns:w16sdtdh="http://schemas.microsoft.com/office/word/2020/wordml/sdtdatahash" xmlns:w16sdtfl="http://schemas.microsoft.com/office/word/2024/wordml/sdtformatlock" xmlns:w16se="http://schemas.microsoft.com/office/word/2015/wordml/symex" mc:Ignorable="w14 w15 w16se w16cid w16 w16cex w16sdtdh w16sdtfl w16du">
+<w:styles xmlns:mc="http://schemas.openxmlformats.org/markup-compatibility/2006" xmlns:r="http://schemas.openxmlformats.org/officeDocument/2006/relationships" xmlns:w="http://schemas.openxmlformats.org/wordprocessingml/2006/main" xmlns:w14="http://schemas.microsoft.com/office/word/2010/wordml" xmlns:w15="http://schemas.microsoft.com/office/word/2012/wordml" xmlns:w16cid="http://schemas.microsoft.com/office/word/2016/wordml/cid" xmlns:w16se="http://schemas.microsoft.com/office/word/2015/wordml/symex" mc:Ignorable="w14 w15 w16se w16cid">
   <w:docDefaults>
     <w:rPrDefault>
       <w:rPr>
@@ -2232,7 +2718,7 @@
       </w:pPr>
     </w:pPrDefault>
   </w:docDefaults>
-  <w:latentStyles w:defLockedState="0" w:defUIPriority="99" w:defSemiHidden="0" w:defUnhideWhenUsed="0" w:defQFormat="0" w:count="376">
+  <w:latentStyles w:defLockedState="0" w:defUIPriority="99" w:defSemiHidden="0" w:defUnhideWhenUsed="0" w:defQFormat="0" w:count="375">
     <w:lsdException w:name="Normal" w:uiPriority="0" w:qFormat="1"/>
     <w:lsdException w:name="heading 1" w:uiPriority="9" w:qFormat="1"/>
     <w:lsdException w:name="heading 2" w:semiHidden="1" w:uiPriority="9" w:unhideWhenUsed="1" w:qFormat="1"/>
@@ -2608,7 +3094,6 @@
     <w:lsdException w:name="Smart Hyperlink" w:semiHidden="1" w:unhideWhenUsed="1"/>
     <w:lsdException w:name="Hashtag" w:semiHidden="1" w:unhideWhenUsed="1"/>
     <w:lsdException w:name="Unresolved Mention" w:semiHidden="1" w:unhideWhenUsed="1"/>
-    <w:lsdException w:name="Smart Link" w:semiHidden="1" w:unhideWhenUsed="1"/>
   </w:latentStyles>
   <w:style w:type="paragraph" w:default="1" w:styleId="Normal">
     <w:name w:val="Normal"/>
@@ -3383,6 +3868,23 @@
       <w:spacing w:after="100"/>
       <w:ind w:left="420"/>
     </w:pPr>
+  </w:style>
+  <w:style w:type="paragraph" w:styleId="NormalWeb">
+    <w:name w:val="Normal (Web)"/>
+    <w:basedOn w:val="Normal"/>
+    <w:uiPriority w:val="99"/>
+    <w:semiHidden/>
+    <w:unhideWhenUsed/>
+    <w:rsid w:val="00EF4639"/>
+    <w:pPr>
+      <w:spacing w:before="100" w:beforeAutospacing="1" w:after="100" w:afterAutospacing="1" w:line="240" w:lineRule="auto"/>
+    </w:pPr>
+    <w:rPr>
+      <w:rFonts w:ascii="Times New Roman" w:eastAsia="Times New Roman" w:hAnsi="Times New Roman" w:cs="Times New Roman"/>
+      <w:sz w:val="24"/>
+      <w:szCs w:val="24"/>
+      <w:lang w:eastAsia="fr-CA"/>
+    </w:rPr>
   </w:style>
 </w:styles>
 </file>
@@ -3707,7 +4209,7 @@
 </file>
 
 <file path=customXml/itemProps1.xml><?xml version="1.0" encoding="utf-8"?>
-<ds:datastoreItem xmlns:ds="http://schemas.openxmlformats.org/officeDocument/2006/customXml" ds:itemID="{E2DC9E07-E1CD-4359-A71E-F95EC72EFEBB}">
+<ds:datastoreItem xmlns:ds="http://schemas.openxmlformats.org/officeDocument/2006/customXml" ds:itemID="{7F39B29A-795E-4526-9ED6-3CEB3E04DF16}">
   <ds:schemaRefs>
     <ds:schemaRef ds:uri="http://schemas.openxmlformats.org/officeDocument/2006/bibliography"/>
   </ds:schemaRefs>

--- a/doc/C61_-_Document de conception_L_Attaque.docx
+++ b/doc/C61_-_Document de conception_L_Attaque.docx
@@ -336,7 +336,16 @@
           <w:sz w:val="22"/>
           <w:szCs w:val="22"/>
         </w:rPr>
-        <w:t>Le vendredi, 13 février 2026</w:t>
+        <w:t xml:space="preserve">Le </w:t>
+      </w:r>
+      <w:r>
+        <w:rPr>
+          <w:rFonts w:asciiTheme="majorHAnsi" w:eastAsiaTheme="majorEastAsia" w:hAnsiTheme="majorHAnsi" w:cstheme="majorBidi"/>
+          <w:color w:val="156082" w:themeColor="accent1"/>
+          <w:sz w:val="22"/>
+          <w:szCs w:val="22"/>
+        </w:rPr>
+        <w:t>vendredi, 20 février 2026</w:t>
       </w:r>
     </w:p>
     <w:sdt>
@@ -1553,8 +1562,26 @@
     </w:p>
     <w:p>
       <w:pPr>
+        <w:rPr>
+          <w:rFonts w:asciiTheme="majorHAnsi" w:eastAsiaTheme="majorEastAsia" w:hAnsiTheme="majorHAnsi" w:cstheme="majorBidi"/>
+          <w:color w:val="0F4761" w:themeColor="accent1" w:themeShade="BF"/>
+          <w:sz w:val="40"/>
+          <w:szCs w:val="40"/>
+        </w:rPr>
+      </w:pPr>
+      <w:r>
+        <w:br w:type="page"/>
+      </w:r>
+    </w:p>
+    <w:p>
+      <w:pPr>
         <w:pStyle w:val="Titre1"/>
       </w:pPr>
+    </w:p>
+    <w:p>
+      <w:pPr>
+        <w:pStyle w:val="Titre1"/>
+      </w:pPr>
       <w:bookmarkStart w:id="1" w:name="_Toc221873851"/>
       <w:r>
         <w:t>Diagramme de classes</w:t>
@@ -1563,23 +1590,115 @@
     </w:p>
     <w:p>
       <w:pPr>
+        <w:rPr>
+          <w:rFonts w:asciiTheme="majorHAnsi" w:eastAsiaTheme="majorEastAsia" w:hAnsiTheme="majorHAnsi" w:cstheme="majorBidi"/>
+          <w:color w:val="0F4761" w:themeColor="accent1" w:themeShade="BF"/>
+          <w:sz w:val="40"/>
+          <w:szCs w:val="40"/>
+        </w:rPr>
+      </w:pPr>
+      <w:r>
+        <w:br w:type="page"/>
+      </w:r>
+    </w:p>
+    <w:p>
+      <w:pPr>
         <w:pStyle w:val="Titre1"/>
       </w:pPr>
       <w:bookmarkStart w:id="2" w:name="_Toc221873852"/>
       <w:r>
+        <w:lastRenderedPageBreak/>
         <w:t>Modèle relationnel</w:t>
       </w:r>
       <w:bookmarkEnd w:id="2"/>
     </w:p>
     <w:p>
       <w:pPr>
+        <w:spacing w:after="0"/>
+        <w:ind w:left="-517" w:right="-933"/>
+      </w:pPr>
+      <w:bookmarkStart w:id="3" w:name="_GoBack"/>
+      <w:bookmarkEnd w:id="3"/>
+      <w:r>
+        <w:rPr>
+          <w:noProof/>
+        </w:rPr>
+        <w:drawing>
+          <wp:anchor distT="0" distB="0" distL="114300" distR="114300" simplePos="0" relativeHeight="251658240" behindDoc="0" locked="0" layoutInCell="1" allowOverlap="1" wp14:anchorId="6793E783" wp14:editId="6A2EAFB6">
+            <wp:simplePos x="0" y="0"/>
+            <wp:positionH relativeFrom="margin">
+              <wp:posOffset>-251460</wp:posOffset>
+            </wp:positionH>
+            <wp:positionV relativeFrom="paragraph">
+              <wp:posOffset>349250</wp:posOffset>
+            </wp:positionV>
+            <wp:extent cx="6078855" cy="7208520"/>
+            <wp:effectExtent l="0" t="0" r="0" b="0"/>
+            <wp:wrapTopAndBottom/>
+            <wp:docPr id="1389" name="Picture 1389"/>
+            <wp:cNvGraphicFramePr/>
+            <a:graphic xmlns:a="http://schemas.openxmlformats.org/drawingml/2006/main">
+              <a:graphicData uri="http://schemas.openxmlformats.org/drawingml/2006/picture">
+                <pic:pic xmlns:pic="http://schemas.openxmlformats.org/drawingml/2006/picture">
+                  <pic:nvPicPr>
+                    <pic:cNvPr id="1389" name="Picture 1389"/>
+                    <pic:cNvPicPr/>
+                  </pic:nvPicPr>
+                  <pic:blipFill>
+                    <a:blip r:embed="rId8" cstate="print">
+                      <a:extLst>
+                        <a:ext uri="{28A0092B-C50C-407E-A947-70E740481C1C}">
+                          <a14:useLocalDpi xmlns:a14="http://schemas.microsoft.com/office/drawing/2010/main" val="0"/>
+                        </a:ext>
+                      </a:extLst>
+                    </a:blip>
+                    <a:stretch>
+                      <a:fillRect/>
+                    </a:stretch>
+                  </pic:blipFill>
+                  <pic:spPr>
+                    <a:xfrm>
+                      <a:off x="0" y="0"/>
+                      <a:ext cx="6078855" cy="7208520"/>
+                    </a:xfrm>
+                    <a:prstGeom prst="rect">
+                      <a:avLst/>
+                    </a:prstGeom>
+                  </pic:spPr>
+                </pic:pic>
+              </a:graphicData>
+            </a:graphic>
+            <wp14:sizeRelH relativeFrom="margin">
+              <wp14:pctWidth>0</wp14:pctWidth>
+            </wp14:sizeRelH>
+          </wp:anchor>
+        </w:drawing>
+      </w:r>
+    </w:p>
+    <w:p>
+      <w:pPr>
+        <w:rPr>
+          <w:rFonts w:asciiTheme="majorHAnsi" w:eastAsiaTheme="majorEastAsia" w:hAnsiTheme="majorHAnsi" w:cstheme="majorBidi"/>
+          <w:color w:val="0F4761" w:themeColor="accent1" w:themeShade="BF"/>
+          <w:sz w:val="40"/>
+          <w:szCs w:val="40"/>
+        </w:rPr>
+      </w:pPr>
+    </w:p>
+    <w:p>
+      <w:pPr>
         <w:pStyle w:val="Titre1"/>
       </w:pPr>
-      <w:bookmarkStart w:id="3" w:name="_Toc221873853"/>
+    </w:p>
+    <w:p>
+      <w:pPr>
+        <w:pStyle w:val="Titre1"/>
+      </w:pPr>
+      <w:bookmarkStart w:id="4" w:name="_Toc221873853"/>
       <w:r>
         <w:t>Maquettes</w:t>
       </w:r>
-      <w:bookmarkEnd w:id="3"/>
+      <w:bookmarkEnd w:id="4"/>
     </w:p>
     <w:p>
       <w:pPr>
@@ -1673,11 +1792,11 @@
       <w:pPr>
         <w:pStyle w:val="Titre1"/>
       </w:pPr>
-      <w:bookmarkStart w:id="4" w:name="_Toc221873854"/>
+      <w:bookmarkStart w:id="5" w:name="_Toc221873854"/>
       <w:r>
         <w:t>Éléments de conception</w:t>
       </w:r>
-      <w:bookmarkEnd w:id="4"/>
+      <w:bookmarkEnd w:id="5"/>
     </w:p>
     <w:p>
       <w:pPr>
@@ -1686,14 +1805,14 @@
           <w:u w:val="single"/>
         </w:rPr>
       </w:pPr>
-      <w:bookmarkStart w:id="5" w:name="_Toc221873855"/>
+      <w:bookmarkStart w:id="6" w:name="_Toc221873855"/>
       <w:r>
         <w:rPr>
           <w:u w:val="single"/>
         </w:rPr>
         <w:t>Structures de données</w:t>
       </w:r>
-      <w:bookmarkEnd w:id="5"/>
+      <w:bookmarkEnd w:id="6"/>
     </w:p>
     <w:p>
       <w:pPr>
@@ -1703,7 +1822,7 @@
           <w:szCs w:val="28"/>
         </w:rPr>
       </w:pPr>
-      <w:bookmarkStart w:id="6" w:name="_Toc221873856"/>
+      <w:bookmarkStart w:id="7" w:name="_Toc221873856"/>
       <w:r>
         <w:rPr>
           <w:sz w:val="28"/>
@@ -1711,7 +1830,7 @@
         </w:rPr>
         <w:t>Double liste chainée</w:t>
       </w:r>
-      <w:bookmarkEnd w:id="6"/>
+      <w:bookmarkEnd w:id="7"/>
     </w:p>
     <w:p>
       <w:pPr>
@@ -1746,132 +1865,132 @@
           <w:szCs w:val="28"/>
         </w:rPr>
       </w:pPr>
-      <w:bookmarkStart w:id="7" w:name="_Toc221873857"/>
+      <w:bookmarkStart w:id="8" w:name="_Toc221873857"/>
       <w:r>
         <w:rPr>
           <w:sz w:val="28"/>
           <w:szCs w:val="28"/>
         </w:rPr>
+        <w:t>Dictionnaire</w:t>
+      </w:r>
+      <w:bookmarkEnd w:id="8"/>
+    </w:p>
+    <w:p>
+      <w:r>
+        <w:t xml:space="preserve">Dans la classe </w:t>
+      </w:r>
+      <w:proofErr w:type="spellStart"/>
+      <w:r>
+        <w:t>BeliefPiece</w:t>
+      </w:r>
+      <w:proofErr w:type="spellEnd"/>
+      <w:r>
+        <w:t xml:space="preserve">, la variable </w:t>
+      </w:r>
+      <w:proofErr w:type="spellStart"/>
+      <w:r>
+        <w:t>probabilities</w:t>
+      </w:r>
+      <w:proofErr w:type="spellEnd"/>
+      <w:r>
+        <w:t xml:space="preserve"> sera sous la forme d</w:t>
+      </w:r>
+      <w:r>
+        <w:t>’</w:t>
+      </w:r>
+      <w:r>
+        <w:t>u</w:t>
+      </w:r>
+      <w:r>
+        <w:t>n dictionnaire. Les clés de ce dictionnaire seront les types disponibles de pi</w:t>
+      </w:r>
+      <w:r>
+        <w:t>è</w:t>
+      </w:r>
+      <w:r>
+        <w:t>ce (Espion, Maréchal</w:t>
+      </w:r>
+      <w:r>
+        <w:rPr>
+          <w:rFonts w:hint="eastAsia"/>
+        </w:rPr>
+        <w:t>…</w:t>
+      </w:r>
+      <w:r>
+        <w:t>)</w:t>
+      </w:r>
+      <w:r>
+        <w:t xml:space="preserve"> et les valeurs seront de type </w:t>
+      </w:r>
+      <w:proofErr w:type="spellStart"/>
+      <w:r>
+        <w:t>float</w:t>
+      </w:r>
+      <w:proofErr w:type="spellEnd"/>
+      <w:r>
+        <w:t xml:space="preserve">, comprises entre 0 et 1 et représentant la probabilité que la pièce donnée </w:t>
+      </w:r>
+      <w:r>
+        <w:t>corresponde au type défini par la clé</w:t>
+      </w:r>
+      <w:r>
+        <w:t>. Ce dictionnaire est intéressant dans le cadre de notre projet, puisq</w:t>
+      </w:r>
+      <w:r>
+        <w:t>u’</w:t>
+      </w:r>
+      <w:r>
+        <w:t>i</w:t>
+      </w:r>
+      <w:r>
+        <w:t>l permet à l</w:t>
+      </w:r>
+      <w:r>
+        <w:rPr>
+          <w:rFonts w:hint="eastAsia"/>
+        </w:rPr>
+        <w:t>’</w:t>
+      </w:r>
+      <w:r>
+        <w:t>I</w:t>
+      </w:r>
+      <w:r>
+        <w:t>A de conserver un État de Croyance (</w:t>
+      </w:r>
+      <w:proofErr w:type="spellStart"/>
+      <w:r>
+        <w:t>Belief</w:t>
+      </w:r>
+      <w:proofErr w:type="spellEnd"/>
+      <w:r>
+        <w:t xml:space="preserve"> </w:t>
+      </w:r>
+      <w:r>
+        <w:t>State) persistant</w:t>
+      </w:r>
+      <w:r>
+        <w:t xml:space="preserve"> dans le temps. Les valeurs du dictionnaire seront régulièrement modifiées, puisque le mouvement d</w:t>
+      </w:r>
+      <w:r>
+        <w:rPr>
+          <w:rFonts w:hint="eastAsia"/>
+        </w:rPr>
+        <w:t>’</w:t>
+      </w:r>
+      <w:r>
+        <w:t>un</w:t>
+      </w:r>
+      <w:r>
+        <w:t>e pièce ou l</w:t>
+      </w:r>
+      <w:r>
+        <w:rPr>
+          <w:rFonts w:hint="eastAsia"/>
+        </w:rPr>
+        <w:t>’</w:t>
+      </w:r>
+      <w:r>
         <w:lastRenderedPageBreak/>
-        <w:t>Dictionnaire</w:t>
-      </w:r>
-      <w:bookmarkEnd w:id="7"/>
-    </w:p>
-    <w:p>
-      <w:r>
-        <w:t xml:space="preserve">Dans la classe </w:t>
-      </w:r>
-      <w:proofErr w:type="spellStart"/>
-      <w:r>
-        <w:t>BeliefPiece</w:t>
-      </w:r>
-      <w:proofErr w:type="spellEnd"/>
-      <w:r>
-        <w:t xml:space="preserve">, la variable </w:t>
-      </w:r>
-      <w:proofErr w:type="spellStart"/>
-      <w:r>
-        <w:t>probabilities</w:t>
-      </w:r>
-      <w:proofErr w:type="spellEnd"/>
-      <w:r>
-        <w:t xml:space="preserve"> sera sous la forme d</w:t>
-      </w:r>
-      <w:r>
-        <w:t>’</w:t>
-      </w:r>
-      <w:r>
-        <w:t>u</w:t>
-      </w:r>
-      <w:r>
-        <w:t>n dictionnaire. Les clés de ce dictionnaire seront les types disponibles de pi</w:t>
-      </w:r>
-      <w:r>
-        <w:t>è</w:t>
-      </w:r>
-      <w:r>
-        <w:t>ce (Espion, Maréchal</w:t>
-      </w:r>
-      <w:r>
-        <w:rPr>
-          <w:rFonts w:hint="eastAsia"/>
-        </w:rPr>
-        <w:t>…</w:t>
-      </w:r>
-      <w:r>
-        <w:t>)</w:t>
-      </w:r>
-      <w:r>
-        <w:t xml:space="preserve"> et les valeurs seront de type </w:t>
-      </w:r>
-      <w:proofErr w:type="spellStart"/>
-      <w:r>
-        <w:t>float</w:t>
-      </w:r>
-      <w:proofErr w:type="spellEnd"/>
-      <w:r>
-        <w:t xml:space="preserve">, comprises entre 0 et 1 et représentant la probabilité que la pièce donnée </w:t>
-      </w:r>
-      <w:r>
-        <w:t>corresponde au type défini par la clé</w:t>
-      </w:r>
-      <w:r>
-        <w:t>. Ce dictionnaire est intéressant dans le cadre de notre projet, puisq</w:t>
-      </w:r>
-      <w:r>
-        <w:t>u’</w:t>
-      </w:r>
-      <w:r>
-        <w:t>i</w:t>
-      </w:r>
-      <w:r>
-        <w:t>l permet à l</w:t>
-      </w:r>
-      <w:r>
-        <w:rPr>
-          <w:rFonts w:hint="eastAsia"/>
-        </w:rPr>
-        <w:t>’</w:t>
-      </w:r>
-      <w:r>
-        <w:t>I</w:t>
-      </w:r>
-      <w:r>
-        <w:t>A de conserver un État de Croyance (</w:t>
-      </w:r>
-      <w:proofErr w:type="spellStart"/>
-      <w:r>
-        <w:t>Belief</w:t>
-      </w:r>
-      <w:proofErr w:type="spellEnd"/>
-      <w:r>
-        <w:t xml:space="preserve"> </w:t>
-      </w:r>
-      <w:r>
-        <w:t>State) persistant</w:t>
-      </w:r>
-      <w:r>
-        <w:t xml:space="preserve"> dans le temps. Les valeurs du dictionnaire seront régulièrement modifiées, puisque le mouvement d</w:t>
-      </w:r>
-      <w:r>
-        <w:rPr>
-          <w:rFonts w:hint="eastAsia"/>
-        </w:rPr>
-        <w:t>’</w:t>
-      </w:r>
-      <w:r>
-        <w:t>un</w:t>
-      </w:r>
-      <w:r>
-        <w:t>e pièce ou l</w:t>
-      </w:r>
-      <w:r>
-        <w:rPr>
-          <w:rFonts w:hint="eastAsia"/>
-        </w:rPr>
-        <w:t>’</w:t>
-      </w:r>
-      <w:r>
         <w:t>i</w:t>
       </w:r>
       <w:r>
@@ -1909,7 +2028,7 @@
           <w:szCs w:val="28"/>
         </w:rPr>
       </w:pPr>
-      <w:bookmarkStart w:id="8" w:name="_Toc221873858"/>
+      <w:bookmarkStart w:id="9" w:name="_Toc221873858"/>
       <w:r>
         <w:rPr>
           <w:sz w:val="28"/>
@@ -1917,7 +2036,7 @@
         </w:rPr>
         <w:t>Tableau</w:t>
       </w:r>
-      <w:bookmarkEnd w:id="8"/>
+      <w:bookmarkEnd w:id="9"/>
     </w:p>
     <w:p>
       <w:r>
@@ -1963,14 +2082,14 @@
           <w:u w:val="single"/>
         </w:rPr>
       </w:pPr>
-      <w:bookmarkStart w:id="9" w:name="_Toc221873859"/>
+      <w:bookmarkStart w:id="10" w:name="_Toc221873859"/>
       <w:r>
         <w:rPr>
           <w:u w:val="single"/>
         </w:rPr>
         <w:t>Patrons de conception</w:t>
       </w:r>
-      <w:bookmarkEnd w:id="9"/>
+      <w:bookmarkEnd w:id="10"/>
     </w:p>
     <w:p>
       <w:pPr>
@@ -1980,7 +2099,7 @@
           <w:szCs w:val="28"/>
         </w:rPr>
       </w:pPr>
-      <w:bookmarkStart w:id="10" w:name="_Toc221873860"/>
+      <w:bookmarkStart w:id="11" w:name="_Toc221873860"/>
       <w:proofErr w:type="spellStart"/>
       <w:r>
         <w:rPr>
@@ -1997,7 +2116,7 @@
         </w:rPr>
         <w:t xml:space="preserve"> Pattern</w:t>
       </w:r>
-      <w:bookmarkEnd w:id="10"/>
+      <w:bookmarkEnd w:id="11"/>
     </w:p>
     <w:p>
       <w:pPr>
@@ -2042,7 +2161,7 @@
           <w:szCs w:val="28"/>
         </w:rPr>
       </w:pPr>
-      <w:bookmarkStart w:id="11" w:name="_Toc221873861"/>
+      <w:bookmarkStart w:id="12" w:name="_Toc221873861"/>
       <w:r>
         <w:rPr>
           <w:sz w:val="28"/>
@@ -2050,7 +2169,7 @@
         </w:rPr>
         <w:t>Observer</w:t>
       </w:r>
-      <w:bookmarkEnd w:id="11"/>
+      <w:bookmarkEnd w:id="12"/>
     </w:p>
     <w:p>
       <w:pPr>
@@ -2146,7 +2265,7 @@
           <w:szCs w:val="28"/>
         </w:rPr>
       </w:pPr>
-      <w:bookmarkStart w:id="12" w:name="_Toc221873862"/>
+      <w:bookmarkStart w:id="13" w:name="_Toc221873862"/>
       <w:r>
         <w:rPr>
           <w:sz w:val="28"/>
@@ -2154,7 +2273,7 @@
         </w:rPr>
         <w:t>MVC</w:t>
       </w:r>
-      <w:bookmarkEnd w:id="12"/>
+      <w:bookmarkEnd w:id="13"/>
       <w:r>
         <w:rPr>
           <w:sz w:val="28"/>
@@ -2206,50 +2325,47 @@
       </w:r>
       <w:proofErr w:type="spellEnd"/>
       <w:r>
-        <w:t xml:space="preserve"> et recevra du contrôleur </w:t>
-      </w:r>
+        <w:t xml:space="preserve"> et recevra du contrôleur uniquement ce qui lui est</w:t>
+      </w:r>
+      <w:r>
+        <w:t xml:space="preserve"> nécessaire. Elle enverra au contrôleur la disposition originale de ses pièces et ses différentes actions lors d</w:t>
+      </w:r>
+      <w:r>
+        <w:t>’</w:t>
+      </w:r>
+      <w:r>
+        <w:t>u</w:t>
+      </w:r>
+      <w:r>
+        <w:t xml:space="preserve">ne utilisation. La classe </w:t>
+      </w:r>
+      <w:r>
+        <w:t>Contrôleur</w:t>
+      </w:r>
+      <w:r>
+        <w:t xml:space="preserve"> </w:t>
+      </w:r>
+      <w:r>
+        <w:t>dans le backend agira comme tel entre le modèle et la vue. Il sera chargé d</w:t>
+      </w:r>
+      <w:r>
+        <w:t>’</w:t>
+      </w:r>
+      <w:r>
+        <w:t xml:space="preserve">acheminer les données entre les deux autres parties. </w:t>
+      </w:r>
+    </w:p>
+    <w:p/>
+    <w:p>
+      <w:pPr>
+        <w:pStyle w:val="Titre1"/>
+      </w:pPr>
+      <w:bookmarkStart w:id="14" w:name="_Toc221873863"/>
       <w:r>
         <w:lastRenderedPageBreak/>
-        <w:t>uniquement ce qui lui est</w:t>
-      </w:r>
-      <w:r>
-        <w:t xml:space="preserve"> nécessaire. Elle enverra au contrôleur la disposition originale de ses pièces et ses différentes actions lors d</w:t>
-      </w:r>
-      <w:r>
-        <w:t>’</w:t>
-      </w:r>
-      <w:r>
-        <w:t>u</w:t>
-      </w:r>
-      <w:r>
-        <w:t xml:space="preserve">ne utilisation. La classe </w:t>
-      </w:r>
-      <w:r>
-        <w:t>Contrôleur</w:t>
-      </w:r>
-      <w:r>
-        <w:t xml:space="preserve"> </w:t>
-      </w:r>
-      <w:r>
-        <w:t>dans le backend agira comme tel entre le modèle et la vue. Il sera chargé d</w:t>
-      </w:r>
-      <w:r>
-        <w:t>’</w:t>
-      </w:r>
-      <w:r>
-        <w:t xml:space="preserve">acheminer les données entre les deux autres parties. </w:t>
-      </w:r>
-    </w:p>
-    <w:p/>
-    <w:p>
-      <w:pPr>
-        <w:pStyle w:val="Titre1"/>
-      </w:pPr>
-      <w:bookmarkStart w:id="13" w:name="_Toc221873863"/>
-      <w:r>
         <w:t>Intégration individuelle</w:t>
       </w:r>
-      <w:bookmarkEnd w:id="13"/>
+      <w:bookmarkEnd w:id="14"/>
     </w:p>
     <w:p>
       <w:pPr>
@@ -2344,12 +2460,10 @@
       <w:r>
         <w:t xml:space="preserve"> dans l’avenir.</w:t>
       </w:r>
-      <w:bookmarkStart w:id="14" w:name="_GoBack"/>
-      <w:bookmarkEnd w:id="14"/>
     </w:p>
     <w:p/>
     <w:sectPr>
-      <w:footerReference w:type="default" r:id="rId8"/>
+      <w:footerReference w:type="default" r:id="rId9"/>
       <w:pgSz w:w="12240" w:h="15840"/>
       <w:pgMar w:top="1440" w:right="1800" w:bottom="1440" w:left="1800" w:header="708" w:footer="708" w:gutter="0"/>
       <w:cols w:space="708"/>
@@ -2395,6 +2509,7 @@
         <w:docPartUnique/>
       </w:docPartObj>
     </w:sdtPr>
+    <w:sdtEndPr/>
     <w:sdtContent>
       <w:sdt>
         <w:sdtPr>
@@ -2404,6 +2519,7 @@
             <w:docPartUnique/>
           </w:docPartObj>
         </w:sdtPr>
+        <w:sdtEndPr/>
         <w:sdtContent>
           <w:p>
             <w:pPr>
@@ -4209,7 +4325,7 @@
 </file>
 
 <file path=customXml/itemProps1.xml><?xml version="1.0" encoding="utf-8"?>
-<ds:datastoreItem xmlns:ds="http://schemas.openxmlformats.org/officeDocument/2006/customXml" ds:itemID="{7F39B29A-795E-4526-9ED6-3CEB3E04DF16}">
+<ds:datastoreItem xmlns:ds="http://schemas.openxmlformats.org/officeDocument/2006/customXml" ds:itemID="{AE026A91-70EF-48F6-89D0-EE050A960576}">
   <ds:schemaRefs>
     <ds:schemaRef ds:uri="http://schemas.openxmlformats.org/officeDocument/2006/bibliography"/>
   </ds:schemaRefs>

--- a/doc/C61_-_Document de conception_L_Attaque.docx
+++ b/doc/C61_-_Document de conception_L_Attaque.docx
@@ -1617,8 +1617,6 @@
         <w:spacing w:after="0"/>
         <w:ind w:left="-517" w:right="-933"/>
       </w:pPr>
-      <w:bookmarkStart w:id="3" w:name="_GoBack"/>
-      <w:bookmarkEnd w:id="3"/>
       <w:r>
         <w:rPr>
           <w:noProof/>
@@ -1694,11 +1692,11 @@
       <w:pPr>
         <w:pStyle w:val="Titre1"/>
       </w:pPr>
-      <w:bookmarkStart w:id="4" w:name="_Toc221873853"/>
+      <w:bookmarkStart w:id="3" w:name="_Toc221873853"/>
       <w:r>
         <w:t>Maquettes</w:t>
       </w:r>
-      <w:bookmarkEnd w:id="4"/>
+      <w:bookmarkEnd w:id="3"/>
     </w:p>
     <w:p>
       <w:pPr>
@@ -1792,27 +1790,27 @@
       <w:pPr>
         <w:pStyle w:val="Titre1"/>
       </w:pPr>
-      <w:bookmarkStart w:id="5" w:name="_Toc221873854"/>
+      <w:bookmarkStart w:id="4" w:name="_Toc221873854"/>
       <w:r>
         <w:t>Éléments de conception</w:t>
       </w:r>
+      <w:bookmarkEnd w:id="4"/>
+    </w:p>
+    <w:p>
+      <w:pPr>
+        <w:pStyle w:val="Titre2"/>
+        <w:rPr>
+          <w:u w:val="single"/>
+        </w:rPr>
+      </w:pPr>
+      <w:bookmarkStart w:id="5" w:name="_Toc221873855"/>
+      <w:r>
+        <w:rPr>
+          <w:u w:val="single"/>
+        </w:rPr>
+        <w:t>Structures de données</w:t>
+      </w:r>
       <w:bookmarkEnd w:id="5"/>
-    </w:p>
-    <w:p>
-      <w:pPr>
-        <w:pStyle w:val="Titre2"/>
-        <w:rPr>
-          <w:u w:val="single"/>
-        </w:rPr>
-      </w:pPr>
-      <w:bookmarkStart w:id="6" w:name="_Toc221873855"/>
-      <w:r>
-        <w:rPr>
-          <w:u w:val="single"/>
-        </w:rPr>
-        <w:t>Structures de données</w:t>
-      </w:r>
-      <w:bookmarkEnd w:id="6"/>
     </w:p>
     <w:p>
       <w:pPr>
@@ -1822,7 +1820,7 @@
           <w:szCs w:val="28"/>
         </w:rPr>
       </w:pPr>
-      <w:bookmarkStart w:id="7" w:name="_Toc221873856"/>
+      <w:bookmarkStart w:id="6" w:name="_Toc221873856"/>
       <w:r>
         <w:rPr>
           <w:sz w:val="28"/>
@@ -1830,7 +1828,7 @@
         </w:rPr>
         <w:t>Double liste chainée</w:t>
       </w:r>
-      <w:bookmarkEnd w:id="7"/>
+      <w:bookmarkEnd w:id="6"/>
     </w:p>
     <w:p>
       <w:pPr>
@@ -1865,7 +1863,7 @@
           <w:szCs w:val="28"/>
         </w:rPr>
       </w:pPr>
-      <w:bookmarkStart w:id="8" w:name="_Toc221873857"/>
+      <w:bookmarkStart w:id="7" w:name="_Toc221873857"/>
       <w:r>
         <w:rPr>
           <w:sz w:val="28"/>
@@ -1873,7 +1871,7 @@
         </w:rPr>
         <w:t>Dictionnaire</w:t>
       </w:r>
-      <w:bookmarkEnd w:id="8"/>
+      <w:bookmarkEnd w:id="7"/>
     </w:p>
     <w:p>
       <w:r>
@@ -2028,7 +2026,7 @@
           <w:szCs w:val="28"/>
         </w:rPr>
       </w:pPr>
-      <w:bookmarkStart w:id="9" w:name="_Toc221873858"/>
+      <w:bookmarkStart w:id="8" w:name="_Toc221873858"/>
       <w:r>
         <w:rPr>
           <w:sz w:val="28"/>
@@ -2036,7 +2034,7 @@
         </w:rPr>
         <w:t>Tableau</w:t>
       </w:r>
-      <w:bookmarkEnd w:id="9"/>
+      <w:bookmarkEnd w:id="8"/>
     </w:p>
     <w:p>
       <w:r>
@@ -2082,14 +2080,14 @@
           <w:u w:val="single"/>
         </w:rPr>
       </w:pPr>
-      <w:bookmarkStart w:id="10" w:name="_Toc221873859"/>
+      <w:bookmarkStart w:id="9" w:name="_Toc221873859"/>
       <w:r>
         <w:rPr>
           <w:u w:val="single"/>
         </w:rPr>
         <w:t>Patrons de conception</w:t>
       </w:r>
-      <w:bookmarkEnd w:id="10"/>
+      <w:bookmarkEnd w:id="9"/>
     </w:p>
     <w:p>
       <w:pPr>
@@ -2099,7 +2097,7 @@
           <w:szCs w:val="28"/>
         </w:rPr>
       </w:pPr>
-      <w:bookmarkStart w:id="11" w:name="_Toc221873860"/>
+      <w:bookmarkStart w:id="10" w:name="_Toc221873860"/>
       <w:proofErr w:type="spellStart"/>
       <w:r>
         <w:rPr>
@@ -2116,7 +2114,7 @@
         </w:rPr>
         <w:t xml:space="preserve"> Pattern</w:t>
       </w:r>
-      <w:bookmarkEnd w:id="11"/>
+      <w:bookmarkEnd w:id="10"/>
     </w:p>
     <w:p>
       <w:pPr>
@@ -2161,7 +2159,7 @@
           <w:szCs w:val="28"/>
         </w:rPr>
       </w:pPr>
-      <w:bookmarkStart w:id="12" w:name="_Toc221873861"/>
+      <w:bookmarkStart w:id="11" w:name="_Toc221873861"/>
       <w:r>
         <w:rPr>
           <w:sz w:val="28"/>
@@ -2169,7 +2167,7 @@
         </w:rPr>
         <w:t>Observer</w:t>
       </w:r>
-      <w:bookmarkEnd w:id="12"/>
+      <w:bookmarkEnd w:id="11"/>
     </w:p>
     <w:p>
       <w:pPr>
@@ -2265,7 +2263,7 @@
           <w:szCs w:val="28"/>
         </w:rPr>
       </w:pPr>
-      <w:bookmarkStart w:id="13" w:name="_Toc221873862"/>
+      <w:bookmarkStart w:id="12" w:name="_Toc221873862"/>
       <w:r>
         <w:rPr>
           <w:sz w:val="28"/>
@@ -2273,7 +2271,7 @@
         </w:rPr>
         <w:t>MVC</w:t>
       </w:r>
-      <w:bookmarkEnd w:id="13"/>
+      <w:bookmarkEnd w:id="12"/>
       <w:r>
         <w:rPr>
           <w:sz w:val="28"/>
@@ -2360,108 +2358,177 @@
       <w:pPr>
         <w:pStyle w:val="Titre1"/>
       </w:pPr>
-      <w:bookmarkStart w:id="14" w:name="_Toc221873863"/>
+      <w:bookmarkStart w:id="13" w:name="_Toc221873863"/>
       <w:r>
         <w:lastRenderedPageBreak/>
         <w:t>Intégration individuelle</w:t>
       </w:r>
+      <w:bookmarkEnd w:id="13"/>
+    </w:p>
+    <w:p>
+      <w:pPr>
+        <w:pStyle w:val="Titre2"/>
+        <w:rPr>
+          <w:u w:val="single"/>
+        </w:rPr>
+      </w:pPr>
+      <w:r>
+        <w:rPr>
+          <w:u w:val="single"/>
+        </w:rPr>
+        <w:t xml:space="preserve">Choix et implémentation de </w:t>
+      </w:r>
+      <w:proofErr w:type="spellStart"/>
+      <w:r>
+        <w:rPr>
+          <w:u w:val="single"/>
+        </w:rPr>
+        <w:t>React</w:t>
+      </w:r>
+      <w:proofErr w:type="spellEnd"/>
+    </w:p>
+    <w:p/>
+    <w:p>
+      <w:pPr>
+        <w:jc w:val="both"/>
+      </w:pPr>
+      <w:r>
+        <w:t xml:space="preserve">L’interface utilisateur de ce projet sera développée avec </w:t>
+      </w:r>
+      <w:proofErr w:type="spellStart"/>
+      <w:r>
+        <w:t>React</w:t>
+      </w:r>
+      <w:proofErr w:type="spellEnd"/>
+      <w:r>
+        <w:t xml:space="preserve">, une bibliothèque JavaScript idéale pour créer des applications interactives. Dans un jeu comme </w:t>
+      </w:r>
+      <w:proofErr w:type="spellStart"/>
+      <w:r>
+        <w:t>Stratego</w:t>
+      </w:r>
+      <w:proofErr w:type="spellEnd"/>
+      <w:r>
+        <w:t>, les informations évoluent constamment (déplacement d’un pion, écoulement du temps, capture d’une pièce, etc.). Avec du JavaScript classique, le navigateur devrait redessiner toute la page à chaque changement d’état, ce qui pourrait causer des ralentissements.</w:t>
+      </w:r>
+    </w:p>
+    <w:p>
+      <w:pPr>
+        <w:jc w:val="both"/>
+      </w:pPr>
+      <w:proofErr w:type="spellStart"/>
+      <w:r>
+        <w:t>React</w:t>
+      </w:r>
+      <w:proofErr w:type="spellEnd"/>
+      <w:r>
+        <w:t xml:space="preserve"> utilise un DOM virtuel : il détecte précisément ce qui a changé et ne met à jour que l’élément concerné, comme le déplacement d'une seule pièce sur le plateau. Cela garantit que le jeu reste fluide, même lors d'actions rapides.</w:t>
+      </w:r>
+    </w:p>
+    <w:p>
+      <w:pPr>
+        <w:jc w:val="both"/>
+      </w:pPr>
+      <w:r>
+        <w:t xml:space="preserve">De plus, au lieu d’avoir un </w:t>
+      </w:r>
+      <w:r>
+        <w:t xml:space="preserve">seul </w:t>
+      </w:r>
+      <w:r>
+        <w:t xml:space="preserve">bloc de code massif, </w:t>
+      </w:r>
+      <w:proofErr w:type="spellStart"/>
+      <w:r>
+        <w:t>React</w:t>
+      </w:r>
+      <w:proofErr w:type="spellEnd"/>
+      <w:r>
+        <w:t xml:space="preserve"> permet de diviser l’interface en petites pièces indépendantes : les composants (le plateau, les pièces, le score, etc.). Ainsi, pour modifier l’apparence des pions, il suffit de changer un seul fichier sans affecter le reste du système. Cette approche rend le projet beaucoup plus facile à construire, à tester et à faire évoluer</w:t>
+      </w:r>
+      <w:r>
+        <w:t xml:space="preserve"> dans l’avenir.</w:t>
+      </w:r>
+    </w:p>
+    <w:p/>
+    <w:p>
+      <w:pPr>
+        <w:pStyle w:val="Titre2"/>
+        <w:rPr>
+          <w:u w:val="single"/>
+        </w:rPr>
+      </w:pPr>
+      <w:r>
+        <w:rPr>
+          <w:u w:val="single"/>
+        </w:rPr>
+        <w:t xml:space="preserve">Choix et implémentation de </w:t>
+      </w:r>
+      <w:r>
+        <w:rPr>
+          <w:u w:val="single"/>
+        </w:rPr>
+        <w:t>l’algorithme MCTS</w:t>
+      </w:r>
+      <w:bookmarkStart w:id="14" w:name="_GoBack"/>
       <w:bookmarkEnd w:id="14"/>
     </w:p>
     <w:p>
       <w:pPr>
-        <w:pStyle w:val="Titre3"/>
-        <w:rPr>
-          <w:sz w:val="28"/>
-          <w:szCs w:val="28"/>
-        </w:rPr>
-      </w:pPr>
-    </w:p>
-    <w:p>
-      <w:pPr>
-        <w:pStyle w:val="Titre2"/>
-        <w:rPr>
-          <w:u w:val="single"/>
-        </w:rPr>
-      </w:pPr>
-      <w:r>
-        <w:rPr>
-          <w:u w:val="single"/>
-        </w:rPr>
-        <w:t xml:space="preserve">Choix et implémentation de </w:t>
+        <w:jc w:val="both"/>
+      </w:pPr>
+      <w:r>
+        <w:t xml:space="preserve">Les joueurs auront l’option de jouer contre une intelligence artificielle en temps réel. L’implémentation de cette IA sera basée sur l’algorithme Monte Carlo </w:t>
       </w:r>
       <w:proofErr w:type="spellStart"/>
       <w:r>
-        <w:rPr>
-          <w:u w:val="single"/>
-        </w:rPr>
-        <w:t>React</w:t>
+        <w:t>Tree</w:t>
       </w:r>
       <w:proofErr w:type="spellEnd"/>
-    </w:p>
-    <w:p/>
+      <w:r>
+        <w:t xml:space="preserve"> </w:t>
+      </w:r>
+      <w:proofErr w:type="spellStart"/>
+      <w:r>
+        <w:t>Search</w:t>
+      </w:r>
+      <w:proofErr w:type="spellEnd"/>
+      <w:r>
+        <w:t xml:space="preserve"> (MCTS), puisqu’il peut retourner un résultat sans faire une évaluation exhaustive de l’espace de recherche. Comme il existe un nombre énorme de positions de possible au </w:t>
+      </w:r>
+      <w:proofErr w:type="spellStart"/>
+      <w:r>
+        <w:t>Stratego</w:t>
+      </w:r>
+      <w:proofErr w:type="spellEnd"/>
+      <w:r>
+        <w:t xml:space="preserve">, cet algorithme est plus rapide et plus performant que d’autres algorithmes, ce qui le rend particulièrement adapté pour le jeu. </w:t>
+      </w:r>
+    </w:p>
     <w:p>
       <w:pPr>
         <w:jc w:val="both"/>
       </w:pPr>
       <w:r>
-        <w:t xml:space="preserve">L’interface utilisateur de ce projet sera développée avec </w:t>
+        <w:t xml:space="preserve">Ces attributs s’expliquent grâce à la mécanique d’exploration/exploitation. L’IA peut rapidement déterminer quelles branches (mouvements) de son arbre de recherche sont les plus intéressantes et se concentrer sur celles-ci. Il évite ainsi de perdre du temps sur des mouvements qui ne lui rapporteront rien et peut donc se concentrer à évaluer les conséquences possibles de mouvements compétitifs. </w:t>
+      </w:r>
+    </w:p>
+    <w:p>
+      <w:pPr>
+        <w:jc w:val="both"/>
+      </w:pPr>
+      <w:r>
+        <w:t xml:space="preserve">Pour permettre à l’algorithme de faire ses recherches dans un jeu à information imparfaite (l’identité des pièces ennemies n’est pas connue avant l’issue d’un combat), l’algorithme sera accompagné de </w:t>
       </w:r>
       <w:proofErr w:type="spellStart"/>
       <w:r>
-        <w:t>React</w:t>
+        <w:t>Belief</w:t>
       </w:r>
       <w:proofErr w:type="spellEnd"/>
       <w:r>
-        <w:t xml:space="preserve">, une bibliothèque JavaScript idéale pour créer des applications interactives. Dans un jeu comme </w:t>
-      </w:r>
-      <w:proofErr w:type="spellStart"/>
-      <w:r>
-        <w:t>Stratego</w:t>
-      </w:r>
-      <w:proofErr w:type="spellEnd"/>
-      <w:r>
-        <w:t>, les informations évoluent constamment (déplacement d’un pion, écoulement du temps, capture d’une pièce, etc.). Avec du JavaScript classique, le navigateur devrait redessiner toute la page à chaque changement d’état, ce qui pourrait causer des ralentissements.</w:t>
-      </w:r>
-    </w:p>
-    <w:p>
-      <w:pPr>
-        <w:jc w:val="both"/>
-      </w:pPr>
-      <w:proofErr w:type="spellStart"/>
-      <w:r>
-        <w:t>React</w:t>
-      </w:r>
-      <w:proofErr w:type="spellEnd"/>
-      <w:r>
-        <w:t xml:space="preserve"> utilise un DOM virtuel : il détecte précisément ce qui a changé et ne met à jour que l’élément concerné, comme le déplacement d'une seule pièce sur le plateau. Cela garantit que le jeu reste fluide, même lors d'actions rapides.</w:t>
-      </w:r>
-    </w:p>
-    <w:p>
-      <w:pPr>
-        <w:jc w:val="both"/>
-      </w:pPr>
-      <w:r>
-        <w:t xml:space="preserve">De plus, au lieu d’avoir un </w:t>
-      </w:r>
-      <w:r>
-        <w:t xml:space="preserve">seul </w:t>
-      </w:r>
-      <w:r>
-        <w:t xml:space="preserve">bloc de code massif, </w:t>
-      </w:r>
-      <w:proofErr w:type="spellStart"/>
-      <w:r>
-        <w:t>React</w:t>
-      </w:r>
-      <w:proofErr w:type="spellEnd"/>
-      <w:r>
-        <w:t xml:space="preserve"> permet de diviser l’interface en petites pièces indépendantes : les composants (le plateau, les pièces, le score, etc.). Ainsi, pour modifier l’apparence des pions, il suffit de changer un seul fichier sans affecter le reste du système. Cette approche rend le projet beaucoup plus facile à construire, à tester et à faire évoluer</w:t>
-      </w:r>
-      <w:r>
-        <w:t xml:space="preserve"> dans l’avenir.</w:t>
-      </w:r>
-    </w:p>
-    <w:p/>
+        <w:t xml:space="preserve"> States (BS). Ceux-ci lui permettront de conserver en mémoire les hypothèses quant au placement des pièces de l’adversaire. Ces hypothèses seront basées sur les mouvements observés des pièces, sur l’issue des combats, ainsi que sur le nombre de pièces en jeu de chaque type de pièce, et seront mises à jour après chaque tour. L’IA utilisera ces BS pour peaufiner ses stratégies et ses mouvements.</w:t>
+      </w:r>
+    </w:p>
     <w:sectPr>
       <w:footerReference w:type="default" r:id="rId9"/>
       <w:pgSz w:w="12240" w:h="15840"/>
@@ -4325,7 +4392,7 @@
 </file>
 
 <file path=customXml/itemProps1.xml><?xml version="1.0" encoding="utf-8"?>
-<ds:datastoreItem xmlns:ds="http://schemas.openxmlformats.org/officeDocument/2006/customXml" ds:itemID="{AE026A91-70EF-48F6-89D0-EE050A960576}">
+<ds:datastoreItem xmlns:ds="http://schemas.openxmlformats.org/officeDocument/2006/customXml" ds:itemID="{D584F657-F613-48E9-881C-5AC11F5DC14C}">
   <ds:schemaRefs>
     <ds:schemaRef ds:uri="http://schemas.openxmlformats.org/officeDocument/2006/bibliography"/>
   </ds:schemaRefs>

--- a/doc/C61_-_Document de conception_L_Attaque.docx
+++ b/doc/C61_-_Document de conception_L_Attaque.docx
@@ -1687,111 +1687,1327 @@
       <w:pPr>
         <w:pStyle w:val="Titre1"/>
       </w:pPr>
+      <w:bookmarkStart w:id="3" w:name="_Toc221873853"/>
+      <w:r>
+        <w:rPr>
+          <w:noProof/>
+        </w:rPr>
+        <w:lastRenderedPageBreak/>
+        <w:drawing>
+          <wp:anchor distT="0" distB="0" distL="114300" distR="114300" simplePos="0" relativeHeight="251660288" behindDoc="1" locked="0" layoutInCell="1" allowOverlap="1" wp14:anchorId="5BBEBD47" wp14:editId="66205314">
+            <wp:simplePos x="0" y="0"/>
+            <wp:positionH relativeFrom="margin">
+              <wp:posOffset>-445308</wp:posOffset>
+            </wp:positionH>
+            <wp:positionV relativeFrom="paragraph">
+              <wp:posOffset>401702</wp:posOffset>
+            </wp:positionV>
+            <wp:extent cx="6786646" cy="4128596"/>
+            <wp:effectExtent l="0" t="0" r="0" b="5715"/>
+            <wp:wrapNone/>
+            <wp:docPr id="1" name="Image 1"/>
+            <wp:cNvGraphicFramePr>
+              <a:graphicFrameLocks xmlns:a="http://schemas.openxmlformats.org/drawingml/2006/main" noChangeAspect="1"/>
+            </wp:cNvGraphicFramePr>
+            <a:graphic xmlns:a="http://schemas.openxmlformats.org/drawingml/2006/main">
+              <a:graphicData uri="http://schemas.openxmlformats.org/drawingml/2006/picture">
+                <pic:pic xmlns:pic="http://schemas.openxmlformats.org/drawingml/2006/picture">
+                  <pic:nvPicPr>
+                    <pic:cNvPr id="1" name=""/>
+                    <pic:cNvPicPr/>
+                  </pic:nvPicPr>
+                  <pic:blipFill>
+                    <a:blip r:embed="rId9" cstate="print">
+                      <a:extLst>
+                        <a:ext uri="{28A0092B-C50C-407E-A947-70E740481C1C}">
+                          <a14:useLocalDpi xmlns:a14="http://schemas.microsoft.com/office/drawing/2010/main" val="0"/>
+                        </a:ext>
+                      </a:extLst>
+                    </a:blip>
+                    <a:stretch>
+                      <a:fillRect/>
+                    </a:stretch>
+                  </pic:blipFill>
+                  <pic:spPr>
+                    <a:xfrm>
+                      <a:off x="0" y="0"/>
+                      <a:ext cx="6817247" cy="4147212"/>
+                    </a:xfrm>
+                    <a:prstGeom prst="rect">
+                      <a:avLst/>
+                    </a:prstGeom>
+                  </pic:spPr>
+                </pic:pic>
+              </a:graphicData>
+            </a:graphic>
+            <wp14:sizeRelH relativeFrom="margin">
+              <wp14:pctWidth>0</wp14:pctWidth>
+            </wp14:sizeRelH>
+            <wp14:sizeRelV relativeFrom="margin">
+              <wp14:pctHeight>0</wp14:pctHeight>
+            </wp14:sizeRelV>
+          </wp:anchor>
+        </w:drawing>
+      </w:r>
+      <w:r>
+        <w:t>Maquettes</w:t>
+      </w:r>
+      <w:bookmarkEnd w:id="3"/>
+    </w:p>
+    <w:p/>
+    <w:p/>
+    <w:p/>
+    <w:p/>
+    <w:p/>
+    <w:p/>
+    <w:p/>
+    <w:p/>
+    <w:p/>
+    <w:p/>
+    <w:p/>
+    <w:p/>
+    <w:p>
+      <w:r>
+        <w:rPr>
+          <w:noProof/>
+        </w:rPr>
+        <w:drawing>
+          <wp:anchor distT="0" distB="0" distL="114300" distR="114300" simplePos="0" relativeHeight="251659264" behindDoc="1" locked="0" layoutInCell="1" allowOverlap="1" wp14:anchorId="5E622A65" wp14:editId="255FE972">
+            <wp:simplePos x="0" y="0"/>
+            <wp:positionH relativeFrom="margin">
+              <wp:posOffset>-281455</wp:posOffset>
+            </wp:positionH>
+            <wp:positionV relativeFrom="paragraph">
+              <wp:posOffset>138271</wp:posOffset>
+            </wp:positionV>
+            <wp:extent cx="6472081" cy="4159727"/>
+            <wp:effectExtent l="0" t="0" r="5080" b="0"/>
+            <wp:wrapNone/>
+            <wp:docPr id="2" name="Image 2"/>
+            <wp:cNvGraphicFramePr>
+              <a:graphicFrameLocks xmlns:a="http://schemas.openxmlformats.org/drawingml/2006/main" noChangeAspect="1"/>
+            </wp:cNvGraphicFramePr>
+            <a:graphic xmlns:a="http://schemas.openxmlformats.org/drawingml/2006/main">
+              <a:graphicData uri="http://schemas.openxmlformats.org/drawingml/2006/picture">
+                <pic:pic xmlns:pic="http://schemas.openxmlformats.org/drawingml/2006/picture">
+                  <pic:nvPicPr>
+                    <pic:cNvPr id="1" name=""/>
+                    <pic:cNvPicPr/>
+                  </pic:nvPicPr>
+                  <pic:blipFill>
+                    <a:blip r:embed="rId10" cstate="print">
+                      <a:extLst>
+                        <a:ext uri="{28A0092B-C50C-407E-A947-70E740481C1C}">
+                          <a14:useLocalDpi xmlns:a14="http://schemas.microsoft.com/office/drawing/2010/main" val="0"/>
+                        </a:ext>
+                      </a:extLst>
+                    </a:blip>
+                    <a:stretch>
+                      <a:fillRect/>
+                    </a:stretch>
+                  </pic:blipFill>
+                  <pic:spPr>
+                    <a:xfrm>
+                      <a:off x="0" y="0"/>
+                      <a:ext cx="6503266" cy="4179770"/>
+                    </a:xfrm>
+                    <a:prstGeom prst="rect">
+                      <a:avLst/>
+                    </a:prstGeom>
+                  </pic:spPr>
+                </pic:pic>
+              </a:graphicData>
+            </a:graphic>
+            <wp14:sizeRelH relativeFrom="margin">
+              <wp14:pctWidth>0</wp14:pctWidth>
+            </wp14:sizeRelH>
+            <wp14:sizeRelV relativeFrom="margin">
+              <wp14:pctHeight>0</wp14:pctHeight>
+            </wp14:sizeRelV>
+          </wp:anchor>
+        </w:drawing>
+      </w:r>
+    </w:p>
+    <w:p/>
+    <w:p/>
+    <w:p/>
+    <w:p/>
+    <w:p/>
+    <w:p/>
+    <w:p/>
+    <w:p/>
+    <w:p/>
+    <w:p/>
+    <w:p/>
+    <w:p/>
+    <w:p/>
+    <w:p>
+      <w:r>
+        <w:rPr>
+          <w:noProof/>
+        </w:rPr>
+        <w:lastRenderedPageBreak/>
+        <w:drawing>
+          <wp:anchor distT="0" distB="0" distL="114300" distR="114300" simplePos="0" relativeHeight="251661312" behindDoc="1" locked="0" layoutInCell="1" allowOverlap="1" wp14:anchorId="5FD54074" wp14:editId="0329FB67">
+            <wp:simplePos x="0" y="0"/>
+            <wp:positionH relativeFrom="margin">
+              <wp:posOffset>-91175</wp:posOffset>
+            </wp:positionH>
+            <wp:positionV relativeFrom="paragraph">
+              <wp:posOffset>-560268</wp:posOffset>
+            </wp:positionV>
+            <wp:extent cx="6141808" cy="4592871"/>
+            <wp:effectExtent l="0" t="0" r="0" b="0"/>
+            <wp:wrapNone/>
+            <wp:docPr id="3" name="Image 3"/>
+            <wp:cNvGraphicFramePr>
+              <a:graphicFrameLocks xmlns:a="http://schemas.openxmlformats.org/drawingml/2006/main" noChangeAspect="1"/>
+            </wp:cNvGraphicFramePr>
+            <a:graphic xmlns:a="http://schemas.openxmlformats.org/drawingml/2006/main">
+              <a:graphicData uri="http://schemas.openxmlformats.org/drawingml/2006/picture">
+                <pic:pic xmlns:pic="http://schemas.openxmlformats.org/drawingml/2006/picture">
+                  <pic:nvPicPr>
+                    <pic:cNvPr id="1" name=""/>
+                    <pic:cNvPicPr/>
+                  </pic:nvPicPr>
+                  <pic:blipFill>
+                    <a:blip r:embed="rId11" cstate="print">
+                      <a:extLst>
+                        <a:ext uri="{28A0092B-C50C-407E-A947-70E740481C1C}">
+                          <a14:useLocalDpi xmlns:a14="http://schemas.microsoft.com/office/drawing/2010/main" val="0"/>
+                        </a:ext>
+                      </a:extLst>
+                    </a:blip>
+                    <a:stretch>
+                      <a:fillRect/>
+                    </a:stretch>
+                  </pic:blipFill>
+                  <pic:spPr>
+                    <a:xfrm>
+                      <a:off x="0" y="0"/>
+                      <a:ext cx="6157663" cy="4604727"/>
+                    </a:xfrm>
+                    <a:prstGeom prst="rect">
+                      <a:avLst/>
+                    </a:prstGeom>
+                  </pic:spPr>
+                </pic:pic>
+              </a:graphicData>
+            </a:graphic>
+            <wp14:sizeRelH relativeFrom="margin">
+              <wp14:pctWidth>0</wp14:pctWidth>
+            </wp14:sizeRelH>
+            <wp14:sizeRelV relativeFrom="margin">
+              <wp14:pctHeight>0</wp14:pctHeight>
+            </wp14:sizeRelV>
+          </wp:anchor>
+        </w:drawing>
+      </w:r>
+    </w:p>
+    <w:p/>
+    <w:p>
+      <w:pPr>
+        <w:rPr>
+          <w:b/>
+          <w:bCs/>
+        </w:rPr>
+      </w:pPr>
+    </w:p>
+    <w:p>
+      <w:pPr>
+        <w:rPr>
+          <w:b/>
+          <w:bCs/>
+        </w:rPr>
+      </w:pPr>
+    </w:p>
+    <w:p>
+      <w:pPr>
+        <w:rPr>
+          <w:b/>
+          <w:bCs/>
+        </w:rPr>
+      </w:pPr>
+    </w:p>
+    <w:p>
+      <w:pPr>
+        <w:rPr>
+          <w:b/>
+          <w:bCs/>
+        </w:rPr>
+      </w:pPr>
+    </w:p>
+    <w:p>
+      <w:pPr>
+        <w:rPr>
+          <w:b/>
+          <w:bCs/>
+        </w:rPr>
+      </w:pPr>
+    </w:p>
+    <w:p>
+      <w:pPr>
+        <w:rPr>
+          <w:b/>
+          <w:bCs/>
+        </w:rPr>
+      </w:pPr>
+    </w:p>
+    <w:p>
+      <w:pPr>
+        <w:rPr>
+          <w:b/>
+          <w:bCs/>
+        </w:rPr>
+      </w:pPr>
+    </w:p>
+    <w:p>
+      <w:pPr>
+        <w:rPr>
+          <w:b/>
+          <w:bCs/>
+        </w:rPr>
+      </w:pPr>
+    </w:p>
+    <w:p>
+      <w:pPr>
+        <w:rPr>
+          <w:b/>
+          <w:bCs/>
+        </w:rPr>
+      </w:pPr>
+    </w:p>
+    <w:p>
+      <w:pPr>
+        <w:rPr>
+          <w:b/>
+          <w:bCs/>
+        </w:rPr>
+      </w:pPr>
+    </w:p>
+    <w:p>
+      <w:pPr>
+        <w:rPr>
+          <w:b/>
+          <w:bCs/>
+        </w:rPr>
+      </w:pPr>
+      <w:r>
+        <w:rPr>
+          <w:noProof/>
+        </w:rPr>
+        <w:drawing>
+          <wp:anchor distT="0" distB="0" distL="114300" distR="114300" simplePos="0" relativeHeight="251662336" behindDoc="1" locked="0" layoutInCell="1" allowOverlap="1" wp14:anchorId="63DB0E89" wp14:editId="1B2EFCAA">
+            <wp:simplePos x="0" y="0"/>
+            <wp:positionH relativeFrom="margin">
+              <wp:posOffset>-48359</wp:posOffset>
+            </wp:positionH>
+            <wp:positionV relativeFrom="paragraph">
+              <wp:posOffset>123132</wp:posOffset>
+            </wp:positionV>
+            <wp:extent cx="6221092" cy="4510292"/>
+            <wp:effectExtent l="0" t="0" r="8890" b="5080"/>
+            <wp:wrapNone/>
+            <wp:docPr id="4" name="Image 4"/>
+            <wp:cNvGraphicFramePr>
+              <a:graphicFrameLocks xmlns:a="http://schemas.openxmlformats.org/drawingml/2006/main" noChangeAspect="1"/>
+            </wp:cNvGraphicFramePr>
+            <a:graphic xmlns:a="http://schemas.openxmlformats.org/drawingml/2006/main">
+              <a:graphicData uri="http://schemas.openxmlformats.org/drawingml/2006/picture">
+                <pic:pic xmlns:pic="http://schemas.openxmlformats.org/drawingml/2006/picture">
+                  <pic:nvPicPr>
+                    <pic:cNvPr id="1" name=""/>
+                    <pic:cNvPicPr/>
+                  </pic:nvPicPr>
+                  <pic:blipFill>
+                    <a:blip r:embed="rId12" cstate="print">
+                      <a:extLst>
+                        <a:ext uri="{28A0092B-C50C-407E-A947-70E740481C1C}">
+                          <a14:useLocalDpi xmlns:a14="http://schemas.microsoft.com/office/drawing/2010/main" val="0"/>
+                        </a:ext>
+                      </a:extLst>
+                    </a:blip>
+                    <a:stretch>
+                      <a:fillRect/>
+                    </a:stretch>
+                  </pic:blipFill>
+                  <pic:spPr>
+                    <a:xfrm>
+                      <a:off x="0" y="0"/>
+                      <a:ext cx="6221092" cy="4510292"/>
+                    </a:xfrm>
+                    <a:prstGeom prst="rect">
+                      <a:avLst/>
+                    </a:prstGeom>
+                  </pic:spPr>
+                </pic:pic>
+              </a:graphicData>
+            </a:graphic>
+            <wp14:sizeRelH relativeFrom="margin">
+              <wp14:pctWidth>0</wp14:pctWidth>
+            </wp14:sizeRelH>
+            <wp14:sizeRelV relativeFrom="margin">
+              <wp14:pctHeight>0</wp14:pctHeight>
+            </wp14:sizeRelV>
+          </wp:anchor>
+        </w:drawing>
+      </w:r>
+    </w:p>
+    <w:p>
+      <w:pPr>
+        <w:rPr>
+          <w:b/>
+          <w:bCs/>
+        </w:rPr>
+      </w:pPr>
+    </w:p>
+    <w:p>
+      <w:pPr>
+        <w:rPr>
+          <w:b/>
+          <w:bCs/>
+        </w:rPr>
+      </w:pPr>
+    </w:p>
+    <w:p>
+      <w:pPr>
+        <w:rPr>
+          <w:b/>
+          <w:bCs/>
+        </w:rPr>
+      </w:pPr>
+    </w:p>
+    <w:p>
+      <w:pPr>
+        <w:rPr>
+          <w:b/>
+          <w:bCs/>
+        </w:rPr>
+      </w:pPr>
+    </w:p>
+    <w:p>
+      <w:pPr>
+        <w:rPr>
+          <w:b/>
+          <w:bCs/>
+        </w:rPr>
+      </w:pPr>
+    </w:p>
+    <w:p>
+      <w:pPr>
+        <w:rPr>
+          <w:b/>
+          <w:bCs/>
+        </w:rPr>
+      </w:pPr>
+    </w:p>
+    <w:p>
+      <w:pPr>
+        <w:rPr>
+          <w:b/>
+          <w:bCs/>
+        </w:rPr>
+      </w:pPr>
+    </w:p>
+    <w:p>
+      <w:pPr>
+        <w:rPr>
+          <w:b/>
+          <w:bCs/>
+        </w:rPr>
+      </w:pPr>
+    </w:p>
+    <w:p>
+      <w:pPr>
+        <w:rPr>
+          <w:b/>
+          <w:bCs/>
+        </w:rPr>
+      </w:pPr>
+    </w:p>
+    <w:p>
+      <w:pPr>
+        <w:rPr>
+          <w:b/>
+          <w:bCs/>
+        </w:rPr>
+      </w:pPr>
+    </w:p>
+    <w:p>
+      <w:pPr>
+        <w:rPr>
+          <w:b/>
+          <w:bCs/>
+        </w:rPr>
+      </w:pPr>
+    </w:p>
+    <w:p>
+      <w:pPr>
+        <w:rPr>
+          <w:b/>
+          <w:bCs/>
+        </w:rPr>
+      </w:pPr>
+    </w:p>
+    <w:p>
+      <w:pPr>
+        <w:rPr>
+          <w:b/>
+          <w:bCs/>
+        </w:rPr>
+      </w:pPr>
+    </w:p>
+    <w:p>
+      <w:pPr>
+        <w:rPr>
+          <w:b/>
+          <w:bCs/>
+        </w:rPr>
+      </w:pPr>
+    </w:p>
+    <w:p>
+      <w:pPr>
+        <w:rPr>
+          <w:b/>
+          <w:bCs/>
+        </w:rPr>
+      </w:pPr>
+      <w:r>
+        <w:rPr>
+          <w:noProof/>
+        </w:rPr>
+        <w:lastRenderedPageBreak/>
+        <w:drawing>
+          <wp:anchor distT="0" distB="0" distL="114300" distR="114300" simplePos="0" relativeHeight="251663360" behindDoc="1" locked="0" layoutInCell="1" allowOverlap="1" wp14:anchorId="7AB29606" wp14:editId="052B0D20">
+            <wp:simplePos x="0" y="0"/>
+            <wp:positionH relativeFrom="margin">
+              <wp:posOffset>-22464</wp:posOffset>
+            </wp:positionH>
+            <wp:positionV relativeFrom="paragraph">
+              <wp:posOffset>-692408</wp:posOffset>
+            </wp:positionV>
+            <wp:extent cx="6374373" cy="4366423"/>
+            <wp:effectExtent l="0" t="0" r="7620" b="0"/>
+            <wp:wrapNone/>
+            <wp:docPr id="5" name="Image 5"/>
+            <wp:cNvGraphicFramePr>
+              <a:graphicFrameLocks xmlns:a="http://schemas.openxmlformats.org/drawingml/2006/main" noChangeAspect="1"/>
+            </wp:cNvGraphicFramePr>
+            <a:graphic xmlns:a="http://schemas.openxmlformats.org/drawingml/2006/main">
+              <a:graphicData uri="http://schemas.openxmlformats.org/drawingml/2006/picture">
+                <pic:pic xmlns:pic="http://schemas.openxmlformats.org/drawingml/2006/picture">
+                  <pic:nvPicPr>
+                    <pic:cNvPr id="1" name=""/>
+                    <pic:cNvPicPr/>
+                  </pic:nvPicPr>
+                  <pic:blipFill>
+                    <a:blip r:embed="rId13" cstate="print">
+                      <a:extLst>
+                        <a:ext uri="{28A0092B-C50C-407E-A947-70E740481C1C}">
+                          <a14:useLocalDpi xmlns:a14="http://schemas.microsoft.com/office/drawing/2010/main" val="0"/>
+                        </a:ext>
+                      </a:extLst>
+                    </a:blip>
+                    <a:stretch>
+                      <a:fillRect/>
+                    </a:stretch>
+                  </pic:blipFill>
+                  <pic:spPr>
+                    <a:xfrm>
+                      <a:off x="0" y="0"/>
+                      <a:ext cx="6408584" cy="4389858"/>
+                    </a:xfrm>
+                    <a:prstGeom prst="rect">
+                      <a:avLst/>
+                    </a:prstGeom>
+                  </pic:spPr>
+                </pic:pic>
+              </a:graphicData>
+            </a:graphic>
+            <wp14:sizeRelH relativeFrom="margin">
+              <wp14:pctWidth>0</wp14:pctWidth>
+            </wp14:sizeRelH>
+            <wp14:sizeRelV relativeFrom="margin">
+              <wp14:pctHeight>0</wp14:pctHeight>
+            </wp14:sizeRelV>
+          </wp:anchor>
+        </w:drawing>
+      </w:r>
+    </w:p>
+    <w:p>
+      <w:pPr>
+        <w:rPr>
+          <w:b/>
+          <w:bCs/>
+        </w:rPr>
+      </w:pPr>
+    </w:p>
+    <w:p>
+      <w:pPr>
+        <w:rPr>
+          <w:b/>
+          <w:bCs/>
+        </w:rPr>
+      </w:pPr>
+    </w:p>
+    <w:p>
+      <w:pPr>
+        <w:rPr>
+          <w:b/>
+          <w:bCs/>
+        </w:rPr>
+      </w:pPr>
+    </w:p>
+    <w:p>
+      <w:pPr>
+        <w:rPr>
+          <w:b/>
+          <w:bCs/>
+        </w:rPr>
+      </w:pPr>
+    </w:p>
+    <w:p>
+      <w:pPr>
+        <w:rPr>
+          <w:b/>
+          <w:bCs/>
+        </w:rPr>
+      </w:pPr>
+    </w:p>
+    <w:p>
+      <w:pPr>
+        <w:rPr>
+          <w:b/>
+          <w:bCs/>
+        </w:rPr>
+      </w:pPr>
+    </w:p>
+    <w:p>
+      <w:pPr>
+        <w:rPr>
+          <w:b/>
+          <w:bCs/>
+        </w:rPr>
+      </w:pPr>
+    </w:p>
+    <w:p>
+      <w:pPr>
+        <w:rPr>
+          <w:b/>
+          <w:bCs/>
+        </w:rPr>
+      </w:pPr>
+    </w:p>
+    <w:p>
+      <w:pPr>
+        <w:rPr>
+          <w:b/>
+          <w:bCs/>
+        </w:rPr>
+      </w:pPr>
+    </w:p>
+    <w:p>
+      <w:pPr>
+        <w:rPr>
+          <w:b/>
+          <w:bCs/>
+        </w:rPr>
+      </w:pPr>
+    </w:p>
+    <w:p>
+      <w:pPr>
+        <w:rPr>
+          <w:b/>
+          <w:bCs/>
+        </w:rPr>
+      </w:pPr>
+      <w:r>
+        <w:rPr>
+          <w:noProof/>
+        </w:rPr>
+        <w:drawing>
+          <wp:anchor distT="0" distB="0" distL="114300" distR="114300" simplePos="0" relativeHeight="251664384" behindDoc="1" locked="0" layoutInCell="1" allowOverlap="1" wp14:anchorId="29BEADFE" wp14:editId="75A18753">
+            <wp:simplePos x="0" y="0"/>
+            <wp:positionH relativeFrom="margin">
+              <wp:align>left</wp:align>
+            </wp:positionH>
+            <wp:positionV relativeFrom="paragraph">
+              <wp:posOffset>142754</wp:posOffset>
+            </wp:positionV>
+            <wp:extent cx="6517082" cy="4321843"/>
+            <wp:effectExtent l="0" t="0" r="0" b="2540"/>
+            <wp:wrapNone/>
+            <wp:docPr id="6" name="Image 6"/>
+            <wp:cNvGraphicFramePr>
+              <a:graphicFrameLocks xmlns:a="http://schemas.openxmlformats.org/drawingml/2006/main" noChangeAspect="1"/>
+            </wp:cNvGraphicFramePr>
+            <a:graphic xmlns:a="http://schemas.openxmlformats.org/drawingml/2006/main">
+              <a:graphicData uri="http://schemas.openxmlformats.org/drawingml/2006/picture">
+                <pic:pic xmlns:pic="http://schemas.openxmlformats.org/drawingml/2006/picture">
+                  <pic:nvPicPr>
+                    <pic:cNvPr id="1" name=""/>
+                    <pic:cNvPicPr/>
+                  </pic:nvPicPr>
+                  <pic:blipFill>
+                    <a:blip r:embed="rId14" cstate="print">
+                      <a:extLst>
+                        <a:ext uri="{28A0092B-C50C-407E-A947-70E740481C1C}">
+                          <a14:useLocalDpi xmlns:a14="http://schemas.microsoft.com/office/drawing/2010/main" val="0"/>
+                        </a:ext>
+                      </a:extLst>
+                    </a:blip>
+                    <a:stretch>
+                      <a:fillRect/>
+                    </a:stretch>
+                  </pic:blipFill>
+                  <pic:spPr>
+                    <a:xfrm>
+                      <a:off x="0" y="0"/>
+                      <a:ext cx="6521233" cy="4324596"/>
+                    </a:xfrm>
+                    <a:prstGeom prst="rect">
+                      <a:avLst/>
+                    </a:prstGeom>
+                  </pic:spPr>
+                </pic:pic>
+              </a:graphicData>
+            </a:graphic>
+            <wp14:sizeRelH relativeFrom="margin">
+              <wp14:pctWidth>0</wp14:pctWidth>
+            </wp14:sizeRelH>
+            <wp14:sizeRelV relativeFrom="margin">
+              <wp14:pctHeight>0</wp14:pctHeight>
+            </wp14:sizeRelV>
+          </wp:anchor>
+        </w:drawing>
+      </w:r>
+    </w:p>
+    <w:p>
+      <w:pPr>
+        <w:rPr>
+          <w:b/>
+          <w:bCs/>
+        </w:rPr>
+      </w:pPr>
+    </w:p>
+    <w:p>
+      <w:pPr>
+        <w:rPr>
+          <w:b/>
+          <w:bCs/>
+        </w:rPr>
+      </w:pPr>
+    </w:p>
+    <w:p>
+      <w:pPr>
+        <w:rPr>
+          <w:b/>
+          <w:bCs/>
+        </w:rPr>
+      </w:pPr>
+    </w:p>
+    <w:p>
+      <w:pPr>
+        <w:rPr>
+          <w:b/>
+          <w:bCs/>
+        </w:rPr>
+      </w:pPr>
+    </w:p>
+    <w:p>
+      <w:pPr>
+        <w:rPr>
+          <w:b/>
+          <w:bCs/>
+        </w:rPr>
+      </w:pPr>
+    </w:p>
+    <w:p>
+      <w:pPr>
+        <w:rPr>
+          <w:b/>
+          <w:bCs/>
+        </w:rPr>
+      </w:pPr>
+    </w:p>
+    <w:p>
+      <w:pPr>
+        <w:rPr>
+          <w:b/>
+          <w:bCs/>
+        </w:rPr>
+      </w:pPr>
+    </w:p>
+    <w:p>
+      <w:pPr>
+        <w:rPr>
+          <w:b/>
+          <w:bCs/>
+        </w:rPr>
+      </w:pPr>
+    </w:p>
+    <w:p>
+      <w:pPr>
+        <w:rPr>
+          <w:b/>
+          <w:bCs/>
+        </w:rPr>
+      </w:pPr>
+    </w:p>
+    <w:p>
+      <w:pPr>
+        <w:rPr>
+          <w:b/>
+          <w:bCs/>
+        </w:rPr>
+      </w:pPr>
+    </w:p>
+    <w:p>
+      <w:pPr>
+        <w:rPr>
+          <w:b/>
+          <w:bCs/>
+        </w:rPr>
+      </w:pPr>
+    </w:p>
+    <w:p>
+      <w:pPr>
+        <w:rPr>
+          <w:b/>
+          <w:bCs/>
+        </w:rPr>
+      </w:pPr>
+    </w:p>
+    <w:p>
+      <w:pPr>
+        <w:rPr>
+          <w:b/>
+          <w:bCs/>
+        </w:rPr>
+      </w:pPr>
+    </w:p>
+    <w:p>
+      <w:pPr>
+        <w:rPr>
+          <w:b/>
+          <w:bCs/>
+        </w:rPr>
+      </w:pPr>
+    </w:p>
+    <w:p>
+      <w:pPr>
+        <w:rPr>
+          <w:b/>
+          <w:bCs/>
+        </w:rPr>
+      </w:pPr>
+    </w:p>
+    <w:p>
+      <w:pPr>
+        <w:rPr>
+          <w:b/>
+          <w:bCs/>
+        </w:rPr>
+      </w:pPr>
+      <w:r>
+        <w:rPr>
+          <w:noProof/>
+        </w:rPr>
+        <w:lastRenderedPageBreak/>
+        <w:drawing>
+          <wp:anchor distT="0" distB="0" distL="114300" distR="114300" simplePos="0" relativeHeight="251667456" behindDoc="1" locked="0" layoutInCell="1" allowOverlap="1" wp14:anchorId="0D4757C9" wp14:editId="3CA1871F">
+            <wp:simplePos x="0" y="0"/>
+            <wp:positionH relativeFrom="column">
+              <wp:posOffset>30392</wp:posOffset>
+            </wp:positionH>
+            <wp:positionV relativeFrom="paragraph">
+              <wp:posOffset>-687121</wp:posOffset>
+            </wp:positionV>
+            <wp:extent cx="6025526" cy="4312017"/>
+            <wp:effectExtent l="0" t="0" r="0" b="0"/>
+            <wp:wrapNone/>
+            <wp:docPr id="7" name="Image 7"/>
+            <wp:cNvGraphicFramePr>
+              <a:graphicFrameLocks xmlns:a="http://schemas.openxmlformats.org/drawingml/2006/main" noChangeAspect="1"/>
+            </wp:cNvGraphicFramePr>
+            <a:graphic xmlns:a="http://schemas.openxmlformats.org/drawingml/2006/main">
+              <a:graphicData uri="http://schemas.openxmlformats.org/drawingml/2006/picture">
+                <pic:pic xmlns:pic="http://schemas.openxmlformats.org/drawingml/2006/picture">
+                  <pic:nvPicPr>
+                    <pic:cNvPr id="1" name=""/>
+                    <pic:cNvPicPr/>
+                  </pic:nvPicPr>
+                  <pic:blipFill>
+                    <a:blip r:embed="rId15" cstate="print">
+                      <a:extLst>
+                        <a:ext uri="{28A0092B-C50C-407E-A947-70E740481C1C}">
+                          <a14:useLocalDpi xmlns:a14="http://schemas.microsoft.com/office/drawing/2010/main" val="0"/>
+                        </a:ext>
+                      </a:extLst>
+                    </a:blip>
+                    <a:stretch>
+                      <a:fillRect/>
+                    </a:stretch>
+                  </pic:blipFill>
+                  <pic:spPr>
+                    <a:xfrm>
+                      <a:off x="0" y="0"/>
+                      <a:ext cx="6042363" cy="4324066"/>
+                    </a:xfrm>
+                    <a:prstGeom prst="rect">
+                      <a:avLst/>
+                    </a:prstGeom>
+                  </pic:spPr>
+                </pic:pic>
+              </a:graphicData>
+            </a:graphic>
+            <wp14:sizeRelH relativeFrom="margin">
+              <wp14:pctWidth>0</wp14:pctWidth>
+            </wp14:sizeRelH>
+            <wp14:sizeRelV relativeFrom="margin">
+              <wp14:pctHeight>0</wp14:pctHeight>
+            </wp14:sizeRelV>
+          </wp:anchor>
+        </w:drawing>
+      </w:r>
+    </w:p>
+    <w:p>
+      <w:pPr>
+        <w:rPr>
+          <w:b/>
+          <w:bCs/>
+        </w:rPr>
+      </w:pPr>
+    </w:p>
+    <w:p>
+      <w:pPr>
+        <w:rPr>
+          <w:b/>
+          <w:bCs/>
+        </w:rPr>
+      </w:pPr>
+    </w:p>
+    <w:p>
+      <w:pPr>
+        <w:rPr>
+          <w:b/>
+          <w:bCs/>
+        </w:rPr>
+      </w:pPr>
+    </w:p>
+    <w:p>
+      <w:pPr>
+        <w:rPr>
+          <w:b/>
+          <w:bCs/>
+        </w:rPr>
+      </w:pPr>
+    </w:p>
+    <w:p>
+      <w:pPr>
+        <w:rPr>
+          <w:b/>
+          <w:bCs/>
+        </w:rPr>
+      </w:pPr>
+    </w:p>
+    <w:p>
+      <w:pPr>
+        <w:jc w:val="center"/>
+        <w:rPr>
+          <w:b/>
+          <w:bCs/>
+        </w:rPr>
+      </w:pPr>
+    </w:p>
+    <w:p>
+      <w:pPr>
+        <w:jc w:val="center"/>
+        <w:rPr>
+          <w:b/>
+          <w:bCs/>
+        </w:rPr>
+      </w:pPr>
+    </w:p>
+    <w:p>
+      <w:pPr>
+        <w:rPr>
+          <w:b/>
+          <w:bCs/>
+        </w:rPr>
+      </w:pPr>
+    </w:p>
+    <w:p>
+      <w:pPr>
+        <w:rPr>
+          <w:b/>
+          <w:bCs/>
+        </w:rPr>
+      </w:pPr>
+    </w:p>
+    <w:p>
+      <w:pPr>
+        <w:rPr>
+          <w:b/>
+          <w:bCs/>
+        </w:rPr>
+      </w:pPr>
+    </w:p>
+    <w:p>
+      <w:pPr>
+        <w:rPr>
+          <w:b/>
+          <w:bCs/>
+        </w:rPr>
+      </w:pPr>
+    </w:p>
+    <w:p>
+      <w:pPr>
+        <w:rPr>
+          <w:b/>
+          <w:bCs/>
+        </w:rPr>
+      </w:pPr>
+      <w:r>
+        <w:rPr>
+          <w:noProof/>
+        </w:rPr>
+        <w:drawing>
+          <wp:anchor distT="0" distB="0" distL="114300" distR="114300" simplePos="0" relativeHeight="251665408" behindDoc="1" locked="0" layoutInCell="1" allowOverlap="1" wp14:anchorId="2458FABF" wp14:editId="6051CAD9">
+            <wp:simplePos x="0" y="0"/>
+            <wp:positionH relativeFrom="margin">
+              <wp:posOffset>167816</wp:posOffset>
+            </wp:positionH>
+            <wp:positionV relativeFrom="paragraph">
+              <wp:posOffset>33824</wp:posOffset>
+            </wp:positionV>
+            <wp:extent cx="5782391" cy="4547870"/>
+            <wp:effectExtent l="0" t="0" r="8890" b="5080"/>
+            <wp:wrapNone/>
+            <wp:docPr id="8" name="Image 8"/>
+            <wp:cNvGraphicFramePr>
+              <a:graphicFrameLocks xmlns:a="http://schemas.openxmlformats.org/drawingml/2006/main" noChangeAspect="1"/>
+            </wp:cNvGraphicFramePr>
+            <a:graphic xmlns:a="http://schemas.openxmlformats.org/drawingml/2006/main">
+              <a:graphicData uri="http://schemas.openxmlformats.org/drawingml/2006/picture">
+                <pic:pic xmlns:pic="http://schemas.openxmlformats.org/drawingml/2006/picture">
+                  <pic:nvPicPr>
+                    <pic:cNvPr id="1" name=""/>
+                    <pic:cNvPicPr/>
+                  </pic:nvPicPr>
+                  <pic:blipFill>
+                    <a:blip r:embed="rId16" cstate="print">
+                      <a:extLst>
+                        <a:ext uri="{28A0092B-C50C-407E-A947-70E740481C1C}">
+                          <a14:useLocalDpi xmlns:a14="http://schemas.microsoft.com/office/drawing/2010/main" val="0"/>
+                        </a:ext>
+                      </a:extLst>
+                    </a:blip>
+                    <a:stretch>
+                      <a:fillRect/>
+                    </a:stretch>
+                  </pic:blipFill>
+                  <pic:spPr>
+                    <a:xfrm>
+                      <a:off x="0" y="0"/>
+                      <a:ext cx="5788116" cy="4552373"/>
+                    </a:xfrm>
+                    <a:prstGeom prst="rect">
+                      <a:avLst/>
+                    </a:prstGeom>
+                  </pic:spPr>
+                </pic:pic>
+              </a:graphicData>
+            </a:graphic>
+            <wp14:sizeRelH relativeFrom="margin">
+              <wp14:pctWidth>0</wp14:pctWidth>
+            </wp14:sizeRelH>
+            <wp14:sizeRelV relativeFrom="margin">
+              <wp14:pctHeight>0</wp14:pctHeight>
+            </wp14:sizeRelV>
+          </wp:anchor>
+        </w:drawing>
+      </w:r>
+    </w:p>
+    <w:p>
+      <w:pPr>
+        <w:rPr>
+          <w:b/>
+          <w:bCs/>
+        </w:rPr>
+      </w:pPr>
+    </w:p>
+    <w:p>
+      <w:pPr>
+        <w:rPr>
+          <w:b/>
+          <w:bCs/>
+        </w:rPr>
+      </w:pPr>
+    </w:p>
+    <w:p>
+      <w:pPr>
+        <w:rPr>
+          <w:b/>
+          <w:bCs/>
+        </w:rPr>
+      </w:pPr>
+    </w:p>
+    <w:p>
+      <w:pPr>
+        <w:rPr>
+          <w:b/>
+          <w:bCs/>
+        </w:rPr>
+      </w:pPr>
+    </w:p>
+    <w:p>
+      <w:pPr>
+        <w:rPr>
+          <w:b/>
+          <w:bCs/>
+        </w:rPr>
+      </w:pPr>
+    </w:p>
+    <w:p>
+      <w:pPr>
+        <w:rPr>
+          <w:b/>
+          <w:bCs/>
+        </w:rPr>
+      </w:pPr>
+    </w:p>
+    <w:p>
+      <w:pPr>
+        <w:rPr>
+          <w:b/>
+          <w:bCs/>
+        </w:rPr>
+      </w:pPr>
+    </w:p>
+    <w:p>
+      <w:pPr>
+        <w:rPr>
+          <w:b/>
+          <w:bCs/>
+        </w:rPr>
+      </w:pPr>
+    </w:p>
+    <w:p>
+      <w:pPr>
+        <w:rPr>
+          <w:b/>
+          <w:bCs/>
+        </w:rPr>
+      </w:pPr>
+    </w:p>
+    <w:p>
+      <w:pPr>
+        <w:rPr>
+          <w:b/>
+          <w:bCs/>
+        </w:rPr>
+      </w:pPr>
+    </w:p>
+    <w:p>
+      <w:pPr>
+        <w:rPr>
+          <w:b/>
+          <w:bCs/>
+        </w:rPr>
+      </w:pPr>
+    </w:p>
+    <w:p>
+      <w:pPr>
+        <w:rPr>
+          <w:b/>
+          <w:bCs/>
+        </w:rPr>
+      </w:pPr>
+    </w:p>
+    <w:p>
+      <w:pPr>
+        <w:rPr>
+          <w:b/>
+          <w:bCs/>
+        </w:rPr>
+      </w:pPr>
+    </w:p>
+    <w:p>
+      <w:pPr>
+        <w:rPr>
+          <w:b/>
+          <w:bCs/>
+        </w:rPr>
+      </w:pPr>
+    </w:p>
+    <w:p>
+      <w:pPr>
+        <w:rPr>
+          <w:b/>
+          <w:bCs/>
+        </w:rPr>
+      </w:pPr>
+      <w:r>
+        <w:rPr>
+          <w:noProof/>
+        </w:rPr>
+        <w:lastRenderedPageBreak/>
+        <w:drawing>
+          <wp:anchor distT="0" distB="0" distL="114300" distR="114300" simplePos="0" relativeHeight="251666432" behindDoc="1" locked="0" layoutInCell="1" allowOverlap="1" wp14:anchorId="21687CEC" wp14:editId="1B4C000F">
+            <wp:simplePos x="0" y="0"/>
+            <wp:positionH relativeFrom="margin">
+              <wp:posOffset>231242</wp:posOffset>
+            </wp:positionH>
+            <wp:positionV relativeFrom="paragraph">
+              <wp:posOffset>-724120</wp:posOffset>
+            </wp:positionV>
+            <wp:extent cx="5750677" cy="4429486"/>
+            <wp:effectExtent l="0" t="0" r="2540" b="9525"/>
+            <wp:wrapNone/>
+            <wp:docPr id="9" name="Image 9"/>
+            <wp:cNvGraphicFramePr>
+              <a:graphicFrameLocks xmlns:a="http://schemas.openxmlformats.org/drawingml/2006/main" noChangeAspect="1"/>
+            </wp:cNvGraphicFramePr>
+            <a:graphic xmlns:a="http://schemas.openxmlformats.org/drawingml/2006/main">
+              <a:graphicData uri="http://schemas.openxmlformats.org/drawingml/2006/picture">
+                <pic:pic xmlns:pic="http://schemas.openxmlformats.org/drawingml/2006/picture">
+                  <pic:nvPicPr>
+                    <pic:cNvPr id="1" name=""/>
+                    <pic:cNvPicPr/>
+                  </pic:nvPicPr>
+                  <pic:blipFill>
+                    <a:blip r:embed="rId17" cstate="print">
+                      <a:extLst>
+                        <a:ext uri="{28A0092B-C50C-407E-A947-70E740481C1C}">
+                          <a14:useLocalDpi xmlns:a14="http://schemas.microsoft.com/office/drawing/2010/main" val="0"/>
+                        </a:ext>
+                      </a:extLst>
+                    </a:blip>
+                    <a:stretch>
+                      <a:fillRect/>
+                    </a:stretch>
+                  </pic:blipFill>
+                  <pic:spPr>
+                    <a:xfrm>
+                      <a:off x="0" y="0"/>
+                      <a:ext cx="5763571" cy="4439418"/>
+                    </a:xfrm>
+                    <a:prstGeom prst="rect">
+                      <a:avLst/>
+                    </a:prstGeom>
+                  </pic:spPr>
+                </pic:pic>
+              </a:graphicData>
+            </a:graphic>
+            <wp14:sizeRelH relativeFrom="margin">
+              <wp14:pctWidth>0</wp14:pctWidth>
+            </wp14:sizeRelH>
+            <wp14:sizeRelV relativeFrom="margin">
+              <wp14:pctHeight>0</wp14:pctHeight>
+            </wp14:sizeRelV>
+          </wp:anchor>
+        </w:drawing>
+      </w:r>
+    </w:p>
+    <w:p>
+      <w:pPr>
+        <w:rPr>
+          <w:b/>
+          <w:bCs/>
+        </w:rPr>
+      </w:pPr>
+    </w:p>
+    <w:p>
+      <w:pPr>
+        <w:rPr>
+          <w:b/>
+          <w:bCs/>
+        </w:rPr>
+      </w:pPr>
+    </w:p>
+    <w:p>
+      <w:pPr>
+        <w:rPr>
+          <w:b/>
+          <w:bCs/>
+        </w:rPr>
+      </w:pPr>
+    </w:p>
+    <w:p>
+      <w:pPr>
+        <w:rPr>
+          <w:b/>
+          <w:bCs/>
+        </w:rPr>
+      </w:pPr>
+    </w:p>
+    <w:p>
+      <w:pPr>
+        <w:rPr>
+          <w:b/>
+          <w:bCs/>
+        </w:rPr>
+      </w:pPr>
+    </w:p>
+    <w:p>
+      <w:pPr>
+        <w:rPr>
+          <w:b/>
+          <w:bCs/>
+        </w:rPr>
+      </w:pPr>
+    </w:p>
+    <w:p>
+      <w:pPr>
+        <w:rPr>
+          <w:b/>
+          <w:bCs/>
+        </w:rPr>
+      </w:pPr>
+    </w:p>
+    <w:p>
+      <w:pPr>
+        <w:rPr>
+          <w:b/>
+          <w:bCs/>
+        </w:rPr>
+      </w:pPr>
+    </w:p>
+    <w:p>
+      <w:pPr>
+        <w:rPr>
+          <w:b/>
+          <w:bCs/>
+        </w:rPr>
+      </w:pPr>
     </w:p>
     <w:p>
       <w:pPr>
         <w:pStyle w:val="Titre1"/>
       </w:pPr>
-      <w:bookmarkStart w:id="3" w:name="_Toc221873853"/>
-      <w:r>
-        <w:t>Maquettes</w:t>
-      </w:r>
-      <w:bookmarkEnd w:id="3"/>
-    </w:p>
-    <w:p>
-      <w:pPr>
-        <w:rPr>
-          <w:b/>
-          <w:bCs/>
-        </w:rPr>
-      </w:pPr>
-    </w:p>
-    <w:p>
-      <w:pPr>
-        <w:rPr>
-          <w:b/>
-          <w:bCs/>
-        </w:rPr>
-      </w:pPr>
-    </w:p>
-    <w:p>
-      <w:pPr>
-        <w:rPr>
-          <w:b/>
-          <w:bCs/>
-        </w:rPr>
-      </w:pPr>
-    </w:p>
-    <w:p>
-      <w:pPr>
-        <w:rPr>
-          <w:b/>
-          <w:bCs/>
-        </w:rPr>
-      </w:pPr>
-    </w:p>
-    <w:p>
-      <w:pPr>
-        <w:rPr>
-          <w:b/>
-          <w:bCs/>
-        </w:rPr>
-      </w:pPr>
-    </w:p>
-    <w:p>
-      <w:pPr>
-        <w:rPr>
-          <w:b/>
-          <w:bCs/>
-        </w:rPr>
-      </w:pPr>
-    </w:p>
-    <w:p>
-      <w:pPr>
-        <w:rPr>
-          <w:b/>
-          <w:bCs/>
-        </w:rPr>
-      </w:pPr>
-    </w:p>
-    <w:p>
-      <w:pPr>
-        <w:rPr>
-          <w:b/>
-          <w:bCs/>
-        </w:rPr>
-      </w:pPr>
-    </w:p>
-    <w:p>
-      <w:pPr>
-        <w:rPr>
-          <w:b/>
-          <w:bCs/>
-        </w:rPr>
-      </w:pPr>
-    </w:p>
-    <w:p>
-      <w:pPr>
-        <w:rPr>
-          <w:b/>
-          <w:bCs/>
-        </w:rPr>
-      </w:pPr>
-    </w:p>
-    <w:p>
-      <w:pPr>
-        <w:rPr>
-          <w:b/>
-          <w:bCs/>
-        </w:rPr>
-      </w:pPr>
+      <w:bookmarkStart w:id="4" w:name="_Toc221873854"/>
+    </w:p>
+    <w:p/>
+    <w:p>
+      <w:pPr>
+        <w:rPr>
+          <w:rFonts w:asciiTheme="majorHAnsi" w:eastAsiaTheme="majorEastAsia" w:hAnsiTheme="majorHAnsi" w:cstheme="majorBidi"/>
+          <w:color w:val="0F4761" w:themeColor="accent1" w:themeShade="BF"/>
+          <w:sz w:val="40"/>
+          <w:szCs w:val="40"/>
+        </w:rPr>
+      </w:pPr>
+      <w:r>
+        <w:br w:type="page"/>
+      </w:r>
     </w:p>
     <w:p>
       <w:pPr>
         <w:pStyle w:val="Titre1"/>
       </w:pPr>
-      <w:bookmarkStart w:id="4" w:name="_Toc221873854"/>
-      <w:r>
+      <w:r>
+        <w:lastRenderedPageBreak/>
         <w:t>Éléments de conception</w:t>
       </w:r>
       <w:bookmarkEnd w:id="4"/>
@@ -1877,21 +3093,23 @@
       <w:r>
         <w:t xml:space="preserve">Dans la classe </w:t>
       </w:r>
-      <w:proofErr w:type="spellStart"/>
-      <w:r>
+      <w:r>
+        <w:rPr>
+          <w:i/>
+        </w:rPr>
         <w:t>BeliefPiece</w:t>
       </w:r>
-      <w:proofErr w:type="spellEnd"/>
       <w:r>
         <w:t xml:space="preserve">, la variable </w:t>
       </w:r>
-      <w:proofErr w:type="spellStart"/>
-      <w:r>
-        <w:t>probabilities</w:t>
-      </w:r>
-      <w:proofErr w:type="spellEnd"/>
-      <w:r>
-        <w:t xml:space="preserve"> sera sous la forme d</w:t>
+      <w:r>
+        <w:rPr>
+          <w:i/>
+        </w:rPr>
+        <w:t xml:space="preserve">probabilities </w:t>
+      </w:r>
+      <w:r>
+        <w:t>sera sous la forme d</w:t>
       </w:r>
       <w:r>
         <w:t>’</w:t>
@@ -1918,15 +3136,7 @@
         <w:t>)</w:t>
       </w:r>
       <w:r>
-        <w:t xml:space="preserve"> et les valeurs seront de type </w:t>
-      </w:r>
-      <w:proofErr w:type="spellStart"/>
-      <w:r>
-        <w:t>float</w:t>
-      </w:r>
-      <w:proofErr w:type="spellEnd"/>
-      <w:r>
-        <w:t xml:space="preserve">, comprises entre 0 et 1 et représentant la probabilité que la pièce donnée </w:t>
+        <w:t xml:space="preserve"> et les valeurs seront de type float, comprises entre 0 et 1 et représentant la probabilité que la pièce donnée </w:t>
       </w:r>
       <w:r>
         <w:t>corresponde au type défini par la clé</w:t>
@@ -1953,15 +3163,7 @@
         <w:t>I</w:t>
       </w:r>
       <w:r>
-        <w:t>A de conserver un État de Croyance (</w:t>
-      </w:r>
-      <w:proofErr w:type="spellStart"/>
-      <w:r>
-        <w:t>Belief</w:t>
-      </w:r>
-      <w:proofErr w:type="spellEnd"/>
-      <w:r>
-        <w:t xml:space="preserve"> </w:t>
+        <w:t xml:space="preserve">A de conserver un État de Croyance (Belief </w:t>
       </w:r>
       <w:r>
         <w:t>State) persistant</w:t>
@@ -1988,7 +3190,6 @@
         <w:t>’</w:t>
       </w:r>
       <w:r>
-        <w:lastRenderedPageBreak/>
         <w:t>i</w:t>
       </w:r>
       <w:r>
@@ -2098,7 +3299,6 @@
         </w:rPr>
       </w:pPr>
       <w:bookmarkStart w:id="10" w:name="_Toc221873860"/>
-      <w:proofErr w:type="spellStart"/>
       <w:r>
         <w:rPr>
           <w:sz w:val="28"/>
@@ -2106,7 +3306,8 @@
         </w:rPr>
         <w:t>Factory</w:t>
       </w:r>
-      <w:proofErr w:type="spellEnd"/>
+      <w:bookmarkStart w:id="11" w:name="_GoBack"/>
+      <w:bookmarkEnd w:id="11"/>
       <w:r>
         <w:rPr>
           <w:sz w:val="28"/>
@@ -2159,7 +3360,7 @@
           <w:szCs w:val="28"/>
         </w:rPr>
       </w:pPr>
-      <w:bookmarkStart w:id="11" w:name="_Toc221873861"/>
+      <w:bookmarkStart w:id="12" w:name="_Toc221873861"/>
       <w:r>
         <w:rPr>
           <w:sz w:val="28"/>
@@ -2167,7 +3368,7 @@
         </w:rPr>
         <w:t>Observer</w:t>
       </w:r>
-      <w:bookmarkEnd w:id="11"/>
+      <w:bookmarkEnd w:id="12"/>
     </w:p>
     <w:p>
       <w:pPr>
@@ -2183,15 +3384,7 @@
         <w:t>’</w:t>
       </w:r>
       <w:r>
-        <w:t xml:space="preserve">utilisation de </w:t>
-      </w:r>
-      <w:proofErr w:type="spellStart"/>
-      <w:r>
-        <w:t>useEffect</w:t>
-      </w:r>
-      <w:proofErr w:type="spellEnd"/>
-      <w:r>
-        <w:t xml:space="preserve"> dans le cadre du changement de tour de jeu correspond à un patron Observer. </w:t>
+        <w:t xml:space="preserve">utilisation de useEffect dans le cadre du changement de tour de jeu correspond à un patron Observer. </w:t>
       </w:r>
       <w:r>
         <w:t>Après un mouvement validé de la part d</w:t>
@@ -2203,21 +3396,17 @@
         <w:t>un joueur, le serveur notifie les joueurs du changement de tour</w:t>
       </w:r>
       <w:r>
-        <w:t>. La variable qui contient le tour en cours correspond au sujet observé du patron et notifie</w:t>
+        <w:t xml:space="preserve">. La variable qui contient le tour en cours correspond au sujet observé du patron </w:t>
+      </w:r>
+      <w:r>
+        <w:lastRenderedPageBreak/>
+        <w:t>et notifie</w:t>
       </w:r>
       <w:r>
         <w:t xml:space="preserve"> </w:t>
       </w:r>
       <w:r>
-        <w:t xml:space="preserve">le </w:t>
-      </w:r>
-      <w:proofErr w:type="spellStart"/>
-      <w:r>
-        <w:t>useEffect</w:t>
-      </w:r>
-      <w:proofErr w:type="spellEnd"/>
-      <w:r>
-        <w:t xml:space="preserve"> qui a cette variable comme dépendance. Celui-ci est abonné à ce sujet. Il effectue une comparaison avec la valeur précédente; si elle a </w:t>
+        <w:t xml:space="preserve">le useEffect qui a cette variable comme dépendance. Celui-ci est abonné à ce sujet. Il effectue une comparaison avec la valeur précédente; si elle a </w:t>
       </w:r>
       <w:r>
         <w:rPr>
@@ -2263,7 +3452,7 @@
           <w:szCs w:val="28"/>
         </w:rPr>
       </w:pPr>
-      <w:bookmarkStart w:id="12" w:name="_Toc221873862"/>
+      <w:bookmarkStart w:id="13" w:name="_Toc221873862"/>
       <w:r>
         <w:rPr>
           <w:sz w:val="28"/>
@@ -2271,7 +3460,7 @@
         </w:rPr>
         <w:t>MVC</w:t>
       </w:r>
-      <w:bookmarkEnd w:id="12"/>
+      <w:bookmarkEnd w:id="13"/>
       <w:r>
         <w:rPr>
           <w:sz w:val="28"/>
@@ -2358,179 +3547,172 @@
       <w:pPr>
         <w:pStyle w:val="Titre1"/>
       </w:pPr>
-      <w:bookmarkStart w:id="13" w:name="_Toc221873863"/>
+      <w:bookmarkStart w:id="14" w:name="_Toc221873863"/>
+      <w:r>
+        <w:t>Intégration individuelle</w:t>
+      </w:r>
+      <w:bookmarkEnd w:id="14"/>
+    </w:p>
+    <w:p>
+      <w:pPr>
+        <w:pStyle w:val="Titre2"/>
+        <w:rPr>
+          <w:u w:val="single"/>
+        </w:rPr>
+      </w:pPr>
+      <w:r>
+        <w:rPr>
+          <w:u w:val="single"/>
+        </w:rPr>
+        <w:t xml:space="preserve">Choix et implémentation de </w:t>
+      </w:r>
+      <w:proofErr w:type="spellStart"/>
+      <w:r>
+        <w:rPr>
+          <w:u w:val="single"/>
+        </w:rPr>
+        <w:t>React</w:t>
+      </w:r>
+      <w:proofErr w:type="spellEnd"/>
+    </w:p>
+    <w:p/>
+    <w:p>
+      <w:pPr>
+        <w:jc w:val="both"/>
+      </w:pPr>
+      <w:r>
+        <w:t xml:space="preserve">L’interface utilisateur de ce projet sera développée avec </w:t>
+      </w:r>
+      <w:proofErr w:type="spellStart"/>
+      <w:r>
+        <w:t>React</w:t>
+      </w:r>
+      <w:proofErr w:type="spellEnd"/>
+      <w:r>
+        <w:t xml:space="preserve">, une bibliothèque JavaScript idéale pour créer des applications interactives. Dans un jeu comme </w:t>
+      </w:r>
+      <w:proofErr w:type="spellStart"/>
+      <w:r>
+        <w:t>Stratego</w:t>
+      </w:r>
+      <w:proofErr w:type="spellEnd"/>
+      <w:r>
+        <w:t>, les informations évoluent constamment (déplacement d’un pion, écoulement du temps, capture d’une pièce, etc.). Avec du JavaScript classique, le navigateur devrait redessiner toute la page à chaque changement d’état, ce qui pourrait causer des ralentissements.</w:t>
+      </w:r>
+    </w:p>
+    <w:p>
+      <w:pPr>
+        <w:jc w:val="both"/>
+      </w:pPr>
+      <w:proofErr w:type="spellStart"/>
+      <w:r>
+        <w:t>React</w:t>
+      </w:r>
+      <w:proofErr w:type="spellEnd"/>
+      <w:r>
+        <w:t xml:space="preserve"> utilise un DOM virtuel : il détecte précisément ce qui a changé et ne met à jour que l’élément concerné, comme le déplacement d'une seule pièce sur le plateau. Cela garantit que le jeu reste fluide, même lors d'actions rapides.</w:t>
+      </w:r>
+    </w:p>
+    <w:p>
+      <w:pPr>
+        <w:jc w:val="both"/>
+      </w:pPr>
+      <w:r>
+        <w:t xml:space="preserve">De plus, au lieu d’avoir un </w:t>
+      </w:r>
+      <w:r>
+        <w:t xml:space="preserve">seul </w:t>
+      </w:r>
+      <w:r>
+        <w:t xml:space="preserve">bloc de code massif, </w:t>
+      </w:r>
+      <w:proofErr w:type="spellStart"/>
+      <w:r>
+        <w:t>React</w:t>
+      </w:r>
+      <w:proofErr w:type="spellEnd"/>
+      <w:r>
+        <w:t xml:space="preserve"> permet de diviser l’interface en petites pièces indépendantes : les composants (le plateau, les pièces, le score, etc.). Ainsi, pour modifier l’apparence des pions, il suffit de changer un seul fichier sans affecter le reste du système. Cette approche rend le projet beaucoup plus facile à construire, à tester et à faire évoluer</w:t>
+      </w:r>
+      <w:r>
+        <w:t xml:space="preserve"> dans l’avenir.</w:t>
+      </w:r>
+    </w:p>
+    <w:p/>
+    <w:p>
+      <w:pPr>
+        <w:pStyle w:val="Titre2"/>
+        <w:rPr>
+          <w:u w:val="single"/>
+        </w:rPr>
+      </w:pPr>
+      <w:r>
+        <w:rPr>
+          <w:u w:val="single"/>
+        </w:rPr>
+        <w:t xml:space="preserve">Choix et implémentation de </w:t>
+      </w:r>
+      <w:r>
+        <w:rPr>
+          <w:u w:val="single"/>
+        </w:rPr>
+        <w:t>l’algorithme MCTS</w:t>
+      </w:r>
+    </w:p>
+    <w:p>
+      <w:pPr>
+        <w:jc w:val="both"/>
+      </w:pPr>
+      <w:r>
+        <w:t xml:space="preserve">Les joueurs auront l’option de jouer contre une intelligence artificielle en temps réel. L’implémentation de cette IA sera basée sur l’algorithme Monte Carlo </w:t>
+      </w:r>
+      <w:proofErr w:type="spellStart"/>
+      <w:r>
+        <w:t>Tree</w:t>
+      </w:r>
+      <w:proofErr w:type="spellEnd"/>
+      <w:r>
+        <w:t xml:space="preserve"> </w:t>
+      </w:r>
+      <w:proofErr w:type="spellStart"/>
+      <w:r>
+        <w:t>Search</w:t>
+      </w:r>
+      <w:proofErr w:type="spellEnd"/>
+      <w:r>
+        <w:t xml:space="preserve"> (MCTS), puisqu’il peut retourner un résultat sans faire une évaluation exhaustive de l’espace de recherche. Comme il </w:t>
+      </w:r>
       <w:r>
         <w:lastRenderedPageBreak/>
-        <w:t>Intégration individuelle</w:t>
-      </w:r>
-      <w:bookmarkEnd w:id="13"/>
-    </w:p>
-    <w:p>
-      <w:pPr>
-        <w:pStyle w:val="Titre2"/>
-        <w:rPr>
-          <w:u w:val="single"/>
-        </w:rPr>
-      </w:pPr>
-      <w:r>
-        <w:rPr>
-          <w:u w:val="single"/>
-        </w:rPr>
-        <w:t xml:space="preserve">Choix et implémentation de </w:t>
+        <w:t xml:space="preserve">existe un nombre énorme de positions de possible au </w:t>
       </w:r>
       <w:proofErr w:type="spellStart"/>
       <w:r>
-        <w:rPr>
-          <w:u w:val="single"/>
-        </w:rPr>
-        <w:t>React</w:t>
+        <w:t>Stratego</w:t>
       </w:r>
       <w:proofErr w:type="spellEnd"/>
-    </w:p>
-    <w:p/>
+      <w:r>
+        <w:t xml:space="preserve">, cet algorithme est plus rapide et plus performant que d’autres algorithmes, ce qui le rend particulièrement adapté pour le jeu. </w:t>
+      </w:r>
+    </w:p>
     <w:p>
       <w:pPr>
         <w:jc w:val="both"/>
       </w:pPr>
       <w:r>
-        <w:t xml:space="preserve">L’interface utilisateur de ce projet sera développée avec </w:t>
-      </w:r>
-      <w:proofErr w:type="spellStart"/>
-      <w:r>
-        <w:t>React</w:t>
-      </w:r>
-      <w:proofErr w:type="spellEnd"/>
-      <w:r>
-        <w:t xml:space="preserve">, une bibliothèque JavaScript idéale pour créer des applications interactives. Dans un jeu comme </w:t>
-      </w:r>
-      <w:proofErr w:type="spellStart"/>
-      <w:r>
-        <w:t>Stratego</w:t>
-      </w:r>
-      <w:proofErr w:type="spellEnd"/>
-      <w:r>
-        <w:t>, les informations évoluent constamment (déplacement d’un pion, écoulement du temps, capture d’une pièce, etc.). Avec du JavaScript classique, le navigateur devrait redessiner toute la page à chaque changement d’état, ce qui pourrait causer des ralentissements.</w:t>
+        <w:t xml:space="preserve">Ces attributs s’expliquent grâce à la mécanique d’exploration/exploitation. L’IA peut rapidement déterminer quelles branches (mouvements) de son arbre de recherche sont les plus intéressantes et se concentrer sur celles-ci. Il évite ainsi de perdre du temps sur des mouvements qui ne lui rapporteront rien et peut donc se concentrer à évaluer les conséquences possibles de mouvements compétitifs. </w:t>
       </w:r>
     </w:p>
     <w:p>
       <w:pPr>
         <w:jc w:val="both"/>
       </w:pPr>
-      <w:proofErr w:type="spellStart"/>
-      <w:r>
-        <w:t>React</w:t>
-      </w:r>
-      <w:proofErr w:type="spellEnd"/>
-      <w:r>
-        <w:t xml:space="preserve"> utilise un DOM virtuel : il détecte précisément ce qui a changé et ne met à jour que l’élément concerné, comme le déplacement d'une seule pièce sur le plateau. Cela garantit que le jeu reste fluide, même lors d'actions rapides.</w:t>
-      </w:r>
-    </w:p>
-    <w:p>
-      <w:pPr>
-        <w:jc w:val="both"/>
-      </w:pPr>
-      <w:r>
-        <w:t xml:space="preserve">De plus, au lieu d’avoir un </w:t>
-      </w:r>
-      <w:r>
-        <w:t xml:space="preserve">seul </w:t>
-      </w:r>
-      <w:r>
-        <w:t xml:space="preserve">bloc de code massif, </w:t>
-      </w:r>
-      <w:proofErr w:type="spellStart"/>
-      <w:r>
-        <w:t>React</w:t>
-      </w:r>
-      <w:proofErr w:type="spellEnd"/>
-      <w:r>
-        <w:t xml:space="preserve"> permet de diviser l’interface en petites pièces indépendantes : les composants (le plateau, les pièces, le score, etc.). Ainsi, pour modifier l’apparence des pions, il suffit de changer un seul fichier sans affecter le reste du système. Cette approche rend le projet beaucoup plus facile à construire, à tester et à faire évoluer</w:t>
-      </w:r>
-      <w:r>
-        <w:t xml:space="preserve"> dans l’avenir.</w:t>
-      </w:r>
-    </w:p>
-    <w:p/>
-    <w:p>
-      <w:pPr>
-        <w:pStyle w:val="Titre2"/>
-        <w:rPr>
-          <w:u w:val="single"/>
-        </w:rPr>
-      </w:pPr>
-      <w:r>
-        <w:rPr>
-          <w:u w:val="single"/>
-        </w:rPr>
-        <w:t xml:space="preserve">Choix et implémentation de </w:t>
-      </w:r>
-      <w:r>
-        <w:rPr>
-          <w:u w:val="single"/>
-        </w:rPr>
-        <w:t>l’algorithme MCTS</w:t>
-      </w:r>
-      <w:bookmarkStart w:id="14" w:name="_GoBack"/>
-      <w:bookmarkEnd w:id="14"/>
-    </w:p>
-    <w:p>
-      <w:pPr>
-        <w:jc w:val="both"/>
-      </w:pPr>
-      <w:r>
-        <w:t xml:space="preserve">Les joueurs auront l’option de jouer contre une intelligence artificielle en temps réel. L’implémentation de cette IA sera basée sur l’algorithme Monte Carlo </w:t>
-      </w:r>
-      <w:proofErr w:type="spellStart"/>
-      <w:r>
-        <w:t>Tree</w:t>
-      </w:r>
-      <w:proofErr w:type="spellEnd"/>
-      <w:r>
-        <w:t xml:space="preserve"> </w:t>
-      </w:r>
-      <w:proofErr w:type="spellStart"/>
-      <w:r>
-        <w:t>Search</w:t>
-      </w:r>
-      <w:proofErr w:type="spellEnd"/>
-      <w:r>
-        <w:t xml:space="preserve"> (MCTS), puisqu’il peut retourner un résultat sans faire une évaluation exhaustive de l’espace de recherche. Comme il existe un nombre énorme de positions de possible au </w:t>
-      </w:r>
-      <w:proofErr w:type="spellStart"/>
-      <w:r>
-        <w:t>Stratego</w:t>
-      </w:r>
-      <w:proofErr w:type="spellEnd"/>
-      <w:r>
-        <w:t xml:space="preserve">, cet algorithme est plus rapide et plus performant que d’autres algorithmes, ce qui le rend particulièrement adapté pour le jeu. </w:t>
-      </w:r>
-    </w:p>
-    <w:p>
-      <w:pPr>
-        <w:jc w:val="both"/>
-      </w:pPr>
-      <w:r>
-        <w:t xml:space="preserve">Ces attributs s’expliquent grâce à la mécanique d’exploration/exploitation. L’IA peut rapidement déterminer quelles branches (mouvements) de son arbre de recherche sont les plus intéressantes et se concentrer sur celles-ci. Il évite ainsi de perdre du temps sur des mouvements qui ne lui rapporteront rien et peut donc se concentrer à évaluer les conséquences possibles de mouvements compétitifs. </w:t>
-      </w:r>
-    </w:p>
-    <w:p>
-      <w:pPr>
-        <w:jc w:val="both"/>
-      </w:pPr>
-      <w:r>
-        <w:t xml:space="preserve">Pour permettre à l’algorithme de faire ses recherches dans un jeu à information imparfaite (l’identité des pièces ennemies n’est pas connue avant l’issue d’un combat), l’algorithme sera accompagné de </w:t>
-      </w:r>
-      <w:proofErr w:type="spellStart"/>
-      <w:r>
-        <w:t>Belief</w:t>
-      </w:r>
-      <w:proofErr w:type="spellEnd"/>
-      <w:r>
-        <w:t xml:space="preserve"> States (BS). Ceux-ci lui permettront de conserver en mémoire les hypothèses quant au placement des pièces de l’adversaire. Ces hypothèses seront basées sur les mouvements observés des pièces, sur l’issue des combats, ainsi que sur le nombre de pièces en jeu de chaque type de pièce, et seront mises à jour après chaque tour. L’IA utilisera ces BS pour peaufiner ses stratégies et ses mouvements.</w:t>
+      <w:r>
+        <w:t>Pour permettre à l’algorithme de faire ses recherches dans un jeu à information imparfaite (l’identité des pièces ennemies n’est pas connue avant l’issue d’un combat), l’algorithme sera accompagné de Belief States (BS). Ceux-ci lui permettront de conserver en mémoire les hypothèses quant au placement des pièces de l’adversaire. Ces hypothèses seront basées sur les mouvements observés des pièces, sur l’issue des combats, ainsi que sur le nombre de pièces en jeu de chaque type de pièce, et seront mises à jour après chaque tour. L’IA utilisera ces BS pour peaufiner ses stratégies et ses mouvements.</w:t>
       </w:r>
     </w:p>
     <w:sectPr>
-      <w:footerReference w:type="default" r:id="rId9"/>
+      <w:footerReference w:type="default" r:id="rId18"/>
       <w:pgSz w:w="12240" w:h="15840"/>
       <w:pgMar w:top="1440" w:right="1800" w:bottom="1440" w:left="1800" w:header="708" w:footer="708" w:gutter="0"/>
       <w:cols w:space="708"/>
@@ -4392,7 +5574,7 @@
 </file>
 
 <file path=customXml/itemProps1.xml><?xml version="1.0" encoding="utf-8"?>
-<ds:datastoreItem xmlns:ds="http://schemas.openxmlformats.org/officeDocument/2006/customXml" ds:itemID="{D584F657-F613-48E9-881C-5AC11F5DC14C}">
+<ds:datastoreItem xmlns:ds="http://schemas.openxmlformats.org/officeDocument/2006/customXml" ds:itemID="{F7F94FC4-2D29-4406-A8A9-61D7CD8B45BA}">
   <ds:schemaRefs>
     <ds:schemaRef ds:uri="http://schemas.openxmlformats.org/officeDocument/2006/bibliography"/>
   </ds:schemaRefs>

--- a/doc/C61_-_Document de conception_L_Attaque.docx
+++ b/doc/C61_-_Document de conception_L_Attaque.docx
@@ -373,6 +373,9 @@
         <w:p>
           <w:pPr>
             <w:pStyle w:val="En-ttedetabledesmatires"/>
+            <w:rPr>
+              <w:lang w:val="fr-FR"/>
+            </w:rPr>
           </w:pPr>
           <w:r>
             <w:rPr>
@@ -380,6 +383,20 @@
             </w:rPr>
             <w:t>Table des matières</w:t>
           </w:r>
+        </w:p>
+        <w:p>
+          <w:pPr>
+            <w:rPr>
+              <w:lang w:val="fr-FR"/>
+            </w:rPr>
+          </w:pPr>
+        </w:p>
+        <w:p>
+          <w:pPr>
+            <w:rPr>
+              <w:lang w:val="fr-FR"/>
+            </w:rPr>
+          </w:pPr>
         </w:p>
         <w:p>
           <w:pPr>
@@ -525,7 +542,7 @@
                 <w:noProof/>
                 <w:webHidden/>
               </w:rPr>
-              <w:t>3</w:t>
+              <w:t>4</w:t>
             </w:r>
             <w:r>
               <w:rPr>
@@ -598,7 +615,7 @@
                 <w:noProof/>
                 <w:webHidden/>
               </w:rPr>
-              <w:t>3</w:t>
+              <w:t>5</w:t>
             </w:r>
             <w:r>
               <w:rPr>
@@ -671,7 +688,7 @@
                 <w:noProof/>
                 <w:webHidden/>
               </w:rPr>
-              <w:t>3</w:t>
+              <w:t>7</w:t>
             </w:r>
             <w:r>
               <w:rPr>
@@ -744,7 +761,7 @@
                 <w:noProof/>
                 <w:webHidden/>
               </w:rPr>
-              <w:t>3</w:t>
+              <w:t>12</w:t>
             </w:r>
             <w:r>
               <w:rPr>
@@ -817,7 +834,7 @@
                 <w:noProof/>
                 <w:webHidden/>
               </w:rPr>
-              <w:t>3</w:t>
+              <w:t>12</w:t>
             </w:r>
             <w:r>
               <w:rPr>
@@ -890,7 +907,7 @@
                 <w:noProof/>
                 <w:webHidden/>
               </w:rPr>
-              <w:t>3</w:t>
+              <w:t>12</w:t>
             </w:r>
             <w:r>
               <w:rPr>
@@ -963,7 +980,7 @@
                 <w:noProof/>
                 <w:webHidden/>
               </w:rPr>
-              <w:t>4</w:t>
+              <w:t>12</w:t>
             </w:r>
             <w:r>
               <w:rPr>
@@ -1036,7 +1053,7 @@
                 <w:noProof/>
                 <w:webHidden/>
               </w:rPr>
-              <w:t>4</w:t>
+              <w:t>12</w:t>
             </w:r>
             <w:r>
               <w:rPr>
@@ -1109,7 +1126,7 @@
                 <w:noProof/>
                 <w:webHidden/>
               </w:rPr>
-              <w:t>4</w:t>
+              <w:t>12</w:t>
             </w:r>
             <w:r>
               <w:rPr>
@@ -1182,7 +1199,7 @@
                 <w:noProof/>
                 <w:webHidden/>
               </w:rPr>
-              <w:t>4</w:t>
+              <w:t>12</w:t>
             </w:r>
             <w:r>
               <w:rPr>
@@ -1255,7 +1272,7 @@
                 <w:noProof/>
                 <w:webHidden/>
               </w:rPr>
-              <w:t>4</w:t>
+              <w:t>12</w:t>
             </w:r>
             <w:r>
               <w:rPr>
@@ -1328,7 +1345,7 @@
                 <w:noProof/>
                 <w:webHidden/>
               </w:rPr>
-              <w:t>5</w:t>
+              <w:t>13</w:t>
             </w:r>
             <w:r>
               <w:rPr>
@@ -1401,7 +1418,7 @@
                 <w:noProof/>
                 <w:webHidden/>
               </w:rPr>
-              <w:t>5</w:t>
+              <w:t>13</w:t>
             </w:r>
             <w:r>
               <w:rPr>
@@ -1577,17 +1594,74 @@
       <w:pPr>
         <w:pStyle w:val="Titre1"/>
       </w:pPr>
-    </w:p>
-    <w:p>
-      <w:pPr>
-        <w:pStyle w:val="Titre1"/>
-      </w:pPr>
       <w:bookmarkStart w:id="1" w:name="_Toc221873851"/>
       <w:r>
+        <w:rPr>
+          <w:noProof/>
+        </w:rPr>
+        <w:lastRenderedPageBreak/>
+        <w:drawing>
+          <wp:anchor distT="0" distB="0" distL="114300" distR="114300" simplePos="0" relativeHeight="251657215" behindDoc="1" locked="0" layoutInCell="1" allowOverlap="1" wp14:anchorId="34E2FCE9" wp14:editId="288C8BCB">
+            <wp:simplePos x="0" y="0"/>
+            <wp:positionH relativeFrom="margin">
+              <wp:posOffset>-736013</wp:posOffset>
+            </wp:positionH>
+            <wp:positionV relativeFrom="paragraph">
+              <wp:posOffset>311847</wp:posOffset>
+            </wp:positionV>
+            <wp:extent cx="7157882" cy="8217719"/>
+            <wp:effectExtent l="0" t="0" r="5080" b="0"/>
+            <wp:wrapNone/>
+            <wp:docPr id="11" name="Image 11"/>
+            <wp:cNvGraphicFramePr>
+              <a:graphicFrameLocks xmlns:a="http://schemas.openxmlformats.org/drawingml/2006/main" noChangeAspect="1"/>
+            </wp:cNvGraphicFramePr>
+            <a:graphic xmlns:a="http://schemas.openxmlformats.org/drawingml/2006/main">
+              <a:graphicData uri="http://schemas.openxmlformats.org/drawingml/2006/picture">
+                <pic:pic xmlns:pic="http://schemas.openxmlformats.org/drawingml/2006/picture">
+                  <pic:nvPicPr>
+                    <pic:cNvPr id="1" name=""/>
+                    <pic:cNvPicPr/>
+                  </pic:nvPicPr>
+                  <pic:blipFill>
+                    <a:blip r:embed="rId8">
+                      <a:extLst>
+                        <a:ext uri="{28A0092B-C50C-407E-A947-70E740481C1C}">
+                          <a14:useLocalDpi xmlns:a14="http://schemas.microsoft.com/office/drawing/2010/main" val="0"/>
+                        </a:ext>
+                      </a:extLst>
+                    </a:blip>
+                    <a:stretch>
+                      <a:fillRect/>
+                    </a:stretch>
+                  </pic:blipFill>
+                  <pic:spPr>
+                    <a:xfrm>
+                      <a:off x="0" y="0"/>
+                      <a:ext cx="7171503" cy="8233357"/>
+                    </a:xfrm>
+                    <a:prstGeom prst="rect">
+                      <a:avLst/>
+                    </a:prstGeom>
+                  </pic:spPr>
+                </pic:pic>
+              </a:graphicData>
+            </a:graphic>
+            <wp14:sizeRelH relativeFrom="margin">
+              <wp14:pctWidth>0</wp14:pctWidth>
+            </wp14:sizeRelH>
+            <wp14:sizeRelV relativeFrom="margin">
+              <wp14:pctHeight>0</wp14:pctHeight>
+            </wp14:sizeRelV>
+          </wp:anchor>
+        </w:drawing>
+      </w:r>
+      <w:r>
         <w:t>Diagramme de classes</w:t>
       </w:r>
       <w:bookmarkEnd w:id="1"/>
     </w:p>
+    <w:p/>
     <w:p>
       <w:pPr>
         <w:rPr>
@@ -1597,15 +1671,146 @@
           <w:szCs w:val="40"/>
         </w:rPr>
       </w:pPr>
-      <w:r>
-        <w:br w:type="page"/>
-      </w:r>
     </w:p>
     <w:p>
       <w:pPr>
         <w:pStyle w:val="Titre1"/>
       </w:pPr>
       <w:bookmarkStart w:id="2" w:name="_Toc221873852"/>
+    </w:p>
+    <w:p>
+      <w:pPr>
+        <w:pStyle w:val="Titre1"/>
+      </w:pPr>
+      <w:r>
+        <w:rPr>
+          <w:noProof/>
+        </w:rPr>
+        <w:drawing>
+          <wp:anchor distT="0" distB="0" distL="114300" distR="114300" simplePos="0" relativeHeight="251668480" behindDoc="1" locked="0" layoutInCell="1" allowOverlap="1" wp14:anchorId="20193DB1" wp14:editId="6D50D467">
+            <wp:simplePos x="0" y="0"/>
+            <wp:positionH relativeFrom="column">
+              <wp:posOffset>-1321</wp:posOffset>
+            </wp:positionH>
+            <wp:positionV relativeFrom="paragraph">
+              <wp:posOffset>-360680</wp:posOffset>
+            </wp:positionV>
+            <wp:extent cx="6360586" cy="8493510"/>
+            <wp:effectExtent l="0" t="0" r="2540" b="3175"/>
+            <wp:wrapNone/>
+            <wp:docPr id="13" name="Image 13"/>
+            <wp:cNvGraphicFramePr>
+              <a:graphicFrameLocks xmlns:a="http://schemas.openxmlformats.org/drawingml/2006/main" noChangeAspect="1"/>
+            </wp:cNvGraphicFramePr>
+            <a:graphic xmlns:a="http://schemas.openxmlformats.org/drawingml/2006/main">
+              <a:graphicData uri="http://schemas.openxmlformats.org/drawingml/2006/picture">
+                <pic:pic xmlns:pic="http://schemas.openxmlformats.org/drawingml/2006/picture">
+                  <pic:nvPicPr>
+                    <pic:cNvPr id="1" name=""/>
+                    <pic:cNvPicPr/>
+                  </pic:nvPicPr>
+                  <pic:blipFill>
+                    <a:blip r:embed="rId9">
+                      <a:extLst>
+                        <a:ext uri="{28A0092B-C50C-407E-A947-70E740481C1C}">
+                          <a14:useLocalDpi xmlns:a14="http://schemas.microsoft.com/office/drawing/2010/main" val="0"/>
+                        </a:ext>
+                      </a:extLst>
+                    </a:blip>
+                    <a:stretch>
+                      <a:fillRect/>
+                    </a:stretch>
+                  </pic:blipFill>
+                  <pic:spPr>
+                    <a:xfrm>
+                      <a:off x="0" y="0"/>
+                      <a:ext cx="6360586" cy="8493510"/>
+                    </a:xfrm>
+                    <a:prstGeom prst="rect">
+                      <a:avLst/>
+                    </a:prstGeom>
+                  </pic:spPr>
+                </pic:pic>
+              </a:graphicData>
+            </a:graphic>
+          </wp:anchor>
+        </w:drawing>
+      </w:r>
+    </w:p>
+    <w:p>
+      <w:pPr>
+        <w:pStyle w:val="Titre1"/>
+      </w:pPr>
+    </w:p>
+    <w:p>
+      <w:pPr>
+        <w:pStyle w:val="Titre1"/>
+      </w:pPr>
+    </w:p>
+    <w:p>
+      <w:pPr>
+        <w:pStyle w:val="Titre1"/>
+      </w:pPr>
+    </w:p>
+    <w:p>
+      <w:pPr>
+        <w:pStyle w:val="Titre1"/>
+      </w:pPr>
+    </w:p>
+    <w:p>
+      <w:pPr>
+        <w:pStyle w:val="Titre1"/>
+      </w:pPr>
+    </w:p>
+    <w:p>
+      <w:pPr>
+        <w:pStyle w:val="Titre1"/>
+      </w:pPr>
+    </w:p>
+    <w:p>
+      <w:pPr>
+        <w:pStyle w:val="Titre1"/>
+      </w:pPr>
+    </w:p>
+    <w:p>
+      <w:pPr>
+        <w:pStyle w:val="Titre1"/>
+      </w:pPr>
+    </w:p>
+    <w:p>
+      <w:pPr>
+        <w:pStyle w:val="Titre1"/>
+      </w:pPr>
+    </w:p>
+    <w:p>
+      <w:pPr>
+        <w:pStyle w:val="Titre1"/>
+      </w:pPr>
+    </w:p>
+    <w:p>
+      <w:pPr>
+        <w:pStyle w:val="Titre1"/>
+      </w:pPr>
+    </w:p>
+    <w:p>
+      <w:pPr>
+        <w:pStyle w:val="Titre1"/>
+      </w:pPr>
+    </w:p>
+    <w:p>
+      <w:pPr>
+        <w:pStyle w:val="Titre1"/>
+      </w:pPr>
+    </w:p>
+    <w:p>
+      <w:pPr>
+        <w:pStyle w:val="Titre1"/>
+      </w:pPr>
+    </w:p>
+    <w:p>
+      <w:pPr>
+        <w:pStyle w:val="Titre1"/>
+      </w:pPr>
       <w:r>
         <w:lastRenderedPageBreak/>
         <w:t>Modèle relationnel</w:t>
@@ -1643,7 +1848,7 @@
                     <pic:cNvPicPr/>
                   </pic:nvPicPr>
                   <pic:blipFill>
-                    <a:blip r:embed="rId8" cstate="print">
+                    <a:blip r:embed="rId10" cstate="print">
                       <a:extLst>
                         <a:ext uri="{28A0092B-C50C-407E-A947-70E740481C1C}">
                           <a14:useLocalDpi xmlns:a14="http://schemas.microsoft.com/office/drawing/2010/main" val="0"/>
@@ -1717,7 +1922,7 @@
                     <pic:cNvPicPr/>
                   </pic:nvPicPr>
                   <pic:blipFill>
-                    <a:blip r:embed="rId9" cstate="print">
+                    <a:blip r:embed="rId11" cstate="print">
                       <a:extLst>
                         <a:ext uri="{28A0092B-C50C-407E-A947-70E740481C1C}">
                           <a14:useLocalDpi xmlns:a14="http://schemas.microsoft.com/office/drawing/2010/main" val="0"/>
@@ -1795,7 +2000,7 @@
                     <pic:cNvPicPr/>
                   </pic:nvPicPr>
                   <pic:blipFill>
-                    <a:blip r:embed="rId10" cstate="print">
+                    <a:blip r:embed="rId12" cstate="print">
                       <a:extLst>
                         <a:ext uri="{28A0092B-C50C-407E-A947-70E740481C1C}">
                           <a14:useLocalDpi xmlns:a14="http://schemas.microsoft.com/office/drawing/2010/main" val="0"/>
@@ -1871,7 +2076,7 @@
                     <pic:cNvPicPr/>
                   </pic:nvPicPr>
                   <pic:blipFill>
-                    <a:blip r:embed="rId11" cstate="print">
+                    <a:blip r:embed="rId13" cstate="print">
                       <a:extLst>
                         <a:ext uri="{28A0092B-C50C-407E-A947-70E740481C1C}">
                           <a14:useLocalDpi xmlns:a14="http://schemas.microsoft.com/office/drawing/2010/main" val="0"/>
@@ -2020,7 +2225,7 @@
                     <pic:cNvPicPr/>
                   </pic:nvPicPr>
                   <pic:blipFill>
-                    <a:blip r:embed="rId12" cstate="print">
+                    <a:blip r:embed="rId14" cstate="print">
                       <a:extLst>
                         <a:ext uri="{28A0092B-C50C-407E-A947-70E740481C1C}">
                           <a14:useLocalDpi xmlns:a14="http://schemas.microsoft.com/office/drawing/2010/main" val="0"/>
@@ -2201,7 +2406,7 @@
                     <pic:cNvPicPr/>
                   </pic:nvPicPr>
                   <pic:blipFill>
-                    <a:blip r:embed="rId13" cstate="print">
+                    <a:blip r:embed="rId15" cstate="print">
                       <a:extLst>
                         <a:ext uri="{28A0092B-C50C-407E-A947-70E740481C1C}">
                           <a14:useLocalDpi xmlns:a14="http://schemas.microsoft.com/office/drawing/2010/main" val="0"/>
@@ -2349,7 +2554,7 @@
                     <pic:cNvPicPr/>
                   </pic:nvPicPr>
                   <pic:blipFill>
-                    <a:blip r:embed="rId14" cstate="print">
+                    <a:blip r:embed="rId16" cstate="print">
                       <a:extLst>
                         <a:ext uri="{28A0092B-C50C-407E-A947-70E740481C1C}">
                           <a14:useLocalDpi xmlns:a14="http://schemas.microsoft.com/office/drawing/2010/main" val="0"/>
@@ -2538,7 +2743,7 @@
                     <pic:cNvPicPr/>
                   </pic:nvPicPr>
                   <pic:blipFill>
-                    <a:blip r:embed="rId15" cstate="print">
+                    <a:blip r:embed="rId17" cstate="print">
                       <a:extLst>
                         <a:ext uri="{28A0092B-C50C-407E-A947-70E740481C1C}">
                           <a14:useLocalDpi xmlns:a14="http://schemas.microsoft.com/office/drawing/2010/main" val="0"/>
@@ -2696,7 +2901,7 @@
                     <pic:cNvPicPr/>
                   </pic:nvPicPr>
                   <pic:blipFill>
-                    <a:blip r:embed="rId16" cstate="print">
+                    <a:blip r:embed="rId18" cstate="print">
                       <a:extLst>
                         <a:ext uri="{28A0092B-C50C-407E-A947-70E740481C1C}">
                           <a14:useLocalDpi xmlns:a14="http://schemas.microsoft.com/office/drawing/2010/main" val="0"/>
@@ -2877,7 +3082,7 @@
                     <pic:cNvPicPr/>
                   </pic:nvPicPr>
                   <pic:blipFill>
-                    <a:blip r:embed="rId17" cstate="print">
+                    <a:blip r:embed="rId19" cstate="print">
                       <a:extLst>
                         <a:ext uri="{28A0092B-C50C-407E-A947-70E740481C1C}">
                           <a14:useLocalDpi xmlns:a14="http://schemas.microsoft.com/office/drawing/2010/main" val="0"/>
@@ -3304,417 +3509,416 @@
           <w:sz w:val="28"/>
           <w:szCs w:val="28"/>
         </w:rPr>
-        <w:t>Factory</w:t>
-      </w:r>
-      <w:bookmarkStart w:id="11" w:name="_GoBack"/>
-      <w:bookmarkEnd w:id="11"/>
-      <w:r>
+        <w:t>Factory Pattern</w:t>
+      </w:r>
+      <w:bookmarkEnd w:id="10"/>
+    </w:p>
+    <w:p>
+      <w:pPr>
+        <w:jc w:val="both"/>
+      </w:pPr>
+      <w:r>
+        <w:t>Ce patron</w:t>
+      </w:r>
+      <w:r>
+        <w:t xml:space="preserve"> de conception permet </w:t>
+      </w:r>
+      <w:r>
+        <w:t>d’</w:t>
+      </w:r>
+      <w:r>
+        <w:t>ajouter facilement différents thèmes graphiques aux pièces sans avoir à coder 12 classes de façon indépendante. Il permet de réduire la complexité du code (</w:t>
+      </w:r>
+      <w:r>
+        <w:t>réduire les branchements conditionnels</w:t>
+      </w:r>
+      <w:r>
+        <w:t>)</w:t>
+      </w:r>
+      <w:r>
+        <w:t xml:space="preserve"> </w:t>
+      </w:r>
+      <w:r>
+        <w:t>en centralisant la logique commune dans une fonction usine. Il permet donc de séparer la logique de l</w:t>
+      </w:r>
+      <w:r>
+        <w:t>’</w:t>
+      </w:r>
+      <w:r>
+        <w:t xml:space="preserve">apparence des pièces, ce qui est intéressant dans un jeu où les pièces ont différentes apparences, mais des logiques similaires. </w:t>
+      </w:r>
+    </w:p>
+    <w:p>
+      <w:pPr>
+        <w:pStyle w:val="Titre3"/>
         <w:rPr>
           <w:sz w:val="28"/>
           <w:szCs w:val="28"/>
         </w:rPr>
-        <w:t xml:space="preserve"> Pattern</w:t>
-      </w:r>
-      <w:bookmarkEnd w:id="10"/>
-    </w:p>
-    <w:p>
-      <w:pPr>
-        <w:jc w:val="both"/>
-      </w:pPr>
-      <w:r>
-        <w:t>Ce patron</w:t>
-      </w:r>
-      <w:r>
-        <w:t xml:space="preserve"> de conception permet </w:t>
-      </w:r>
-      <w:r>
-        <w:t>d’</w:t>
-      </w:r>
-      <w:r>
-        <w:t>ajouter facilement différents thèmes graphiques aux pièces sans avoir à coder 12 classes de façon indépendante. Il permet de réduire la complexité du code (</w:t>
-      </w:r>
-      <w:r>
-        <w:t>réduire les branchements conditionnels</w:t>
-      </w:r>
-      <w:r>
-        <w:t>)</w:t>
-      </w:r>
-      <w:r>
-        <w:t xml:space="preserve"> </w:t>
-      </w:r>
-      <w:r>
-        <w:t>en centralisant la logique commune dans une fonction usine. Il permet donc de séparer la logique de l</w:t>
-      </w:r>
-      <w:r>
-        <w:t>’</w:t>
-      </w:r>
-      <w:r>
-        <w:t xml:space="preserve">apparence des pièces, ce qui est intéressant dans un jeu où les pièces ont différentes apparences, mais des logiques similaires. </w:t>
-      </w:r>
-    </w:p>
-    <w:p>
-      <w:pPr>
-        <w:pStyle w:val="Titre3"/>
+      </w:pPr>
+      <w:bookmarkStart w:id="11" w:name="_Toc221873861"/>
+      <w:r>
         <w:rPr>
           <w:sz w:val="28"/>
           <w:szCs w:val="28"/>
         </w:rPr>
-      </w:pPr>
-      <w:bookmarkStart w:id="12" w:name="_Toc221873861"/>
-      <w:r>
+        <w:t>Observer</w:t>
+      </w:r>
+      <w:bookmarkEnd w:id="11"/>
+    </w:p>
+    <w:p>
+      <w:pPr>
+        <w:jc w:val="both"/>
+        <w:rPr>
+          <w:rFonts w:ascii="Times New Roman" w:hAnsi="Times New Roman"/>
+        </w:rPr>
+      </w:pPr>
+      <w:r>
+        <w:t>L</w:t>
+      </w:r>
+      <w:r>
+        <w:t>’</w:t>
+      </w:r>
+      <w:r>
+        <w:t xml:space="preserve">utilisation de useEffect dans le cadre du changement de tour de jeu correspond à un patron Observer. </w:t>
+      </w:r>
+      <w:r>
+        <w:t>Après un mouvement validé de la part d</w:t>
+      </w:r>
+      <w:r>
+        <w:t>’</w:t>
+      </w:r>
+      <w:r>
+        <w:t>un joueur, le serveur notifie les joueurs du changement de tour</w:t>
+      </w:r>
+      <w:r>
+        <w:t xml:space="preserve">. La variable qui contient le tour en cours correspond au sujet observé du patron </w:t>
+      </w:r>
+      <w:r>
+        <w:lastRenderedPageBreak/>
+        <w:t>et notifie</w:t>
+      </w:r>
+      <w:r>
+        <w:t xml:space="preserve"> </w:t>
+      </w:r>
+      <w:r>
+        <w:t xml:space="preserve">le useEffect qui a cette variable comme dépendance. Celui-ci est abonné à ce sujet. Il effectue une comparaison avec la valeur précédente; si elle a </w:t>
+      </w:r>
+      <w:r>
+        <w:rPr>
+          <w:rFonts w:hint="eastAsia"/>
+        </w:rPr>
+        <w:t>chang</w:t>
+      </w:r>
+      <w:r>
+        <w:t>é, l</w:t>
+      </w:r>
+      <w:r>
+        <w:t>e</w:t>
+      </w:r>
+      <w:r>
+        <w:t xml:space="preserve"> comp</w:t>
+      </w:r>
+      <w:r>
+        <w:t>osant enti</w:t>
+      </w:r>
+      <w:r>
+        <w:t>er</w:t>
+      </w:r>
+      <w:r>
+        <w:t xml:space="preserve"> est rafraîchi. Ce processus s</w:t>
+      </w:r>
+      <w:r>
+        <w:t>’</w:t>
+      </w:r>
+      <w:r>
+        <w:t xml:space="preserve">effectue de manière automatique et non pas impérative. </w:t>
+      </w:r>
+    </w:p>
+    <w:p>
+      <w:pPr>
+        <w:ind w:left="708"/>
+      </w:pPr>
+    </w:p>
+    <w:p>
+      <w:pPr>
+        <w:pStyle w:val="Titre3"/>
         <w:rPr>
           <w:sz w:val="28"/>
           <w:szCs w:val="28"/>
         </w:rPr>
-        <w:t>Observer</w:t>
-      </w:r>
-      <w:bookmarkEnd w:id="12"/>
-    </w:p>
-    <w:p>
-      <w:pPr>
-        <w:jc w:val="both"/>
-        <w:rPr>
-          <w:rFonts w:ascii="Times New Roman" w:hAnsi="Times New Roman"/>
-        </w:rPr>
-      </w:pPr>
-      <w:r>
-        <w:t>L</w:t>
-      </w:r>
-      <w:r>
-        <w:t>’</w:t>
-      </w:r>
-      <w:r>
-        <w:t xml:space="preserve">utilisation de useEffect dans le cadre du changement de tour de jeu correspond à un patron Observer. </w:t>
-      </w:r>
-      <w:r>
-        <w:t>Après un mouvement validé de la part d</w:t>
-      </w:r>
-      <w:r>
-        <w:t>’</w:t>
-      </w:r>
-      <w:r>
-        <w:t>un joueur, le serveur notifie les joueurs du changement de tour</w:t>
-      </w:r>
-      <w:r>
-        <w:t xml:space="preserve">. La variable qui contient le tour en cours correspond au sujet observé du patron </w:t>
-      </w:r>
-      <w:r>
-        <w:lastRenderedPageBreak/>
-        <w:t>et notifie</w:t>
-      </w:r>
-      <w:r>
-        <w:t xml:space="preserve"> </w:t>
-      </w:r>
-      <w:r>
-        <w:t xml:space="preserve">le useEffect qui a cette variable comme dépendance. Celui-ci est abonné à ce sujet. Il effectue une comparaison avec la valeur précédente; si elle a </w:t>
-      </w:r>
-      <w:r>
-        <w:rPr>
-          <w:rFonts w:hint="eastAsia"/>
-        </w:rPr>
-        <w:t>chang</w:t>
-      </w:r>
-      <w:r>
-        <w:t>é, l</w:t>
-      </w:r>
-      <w:r>
-        <w:t>e</w:t>
-      </w:r>
-      <w:r>
-        <w:t xml:space="preserve"> comp</w:t>
-      </w:r>
-      <w:r>
-        <w:t>osant enti</w:t>
-      </w:r>
-      <w:r>
-        <w:t>er</w:t>
-      </w:r>
-      <w:r>
-        <w:t xml:space="preserve"> est rafraîchi. Ce processus s</w:t>
-      </w:r>
-      <w:r>
-        <w:t>’</w:t>
-      </w:r>
-      <w:r>
-        <w:t xml:space="preserve">effectue de manière automatique et non pas impérative. </w:t>
-      </w:r>
-    </w:p>
-    <w:p>
-      <w:pPr>
-        <w:ind w:left="708"/>
-      </w:pPr>
-    </w:p>
-    <w:p>
-      <w:pPr>
-        <w:pStyle w:val="Titre3"/>
+      </w:pPr>
+      <w:bookmarkStart w:id="12" w:name="_Toc221873862"/>
+      <w:r>
         <w:rPr>
           <w:sz w:val="28"/>
           <w:szCs w:val="28"/>
         </w:rPr>
-      </w:pPr>
-      <w:bookmarkStart w:id="13" w:name="_Toc221873862"/>
+        <w:t>MVC</w:t>
+      </w:r>
+      <w:bookmarkEnd w:id="12"/>
       <w:r>
         <w:rPr>
           <w:sz w:val="28"/>
           <w:szCs w:val="28"/>
         </w:rPr>
-        <w:t>MVC</w:t>
+        <w:t xml:space="preserve"> </w:t>
+      </w:r>
+    </w:p>
+    <w:p>
+      <w:r>
+        <w:t>Nous utiliserons l</w:t>
+      </w:r>
+      <w:r>
+        <w:t>’</w:t>
+      </w:r>
+      <w:r>
+        <w:t>architecture MVC. Le modèle, qui contiendra les données et la logique sera codé en python et sera indépendant de l</w:t>
+      </w:r>
+      <w:r>
+        <w:t>’</w:t>
+      </w:r>
+      <w:r>
+        <w:t>i</w:t>
+      </w:r>
+      <w:r>
+        <w:t>nterface utilisateur</w:t>
+      </w:r>
+      <w:r>
+        <w:rPr>
+          <w:rFonts w:hint="eastAsia"/>
+        </w:rPr>
+        <w:t> </w:t>
+      </w:r>
+      <w:r>
+        <w:t>: il sera possible de modifier les éléments du modèle sans affecter la vue. Le modèle connaîtra les règles du jeu, gérera le plateau de jeu et les attributs des joueurs et sera responsable de l</w:t>
+      </w:r>
+      <w:r>
+        <w:t>’</w:t>
+      </w:r>
+      <w:r>
+        <w:t>I</w:t>
+      </w:r>
+      <w:r>
+        <w:t xml:space="preserve">A. La vue sera codée en </w:t>
+      </w:r>
+      <w:proofErr w:type="spellStart"/>
+      <w:r>
+        <w:t>React</w:t>
+      </w:r>
+      <w:proofErr w:type="spellEnd"/>
+      <w:r>
+        <w:t xml:space="preserve"> et recevra du contrôleur uniquement ce qui lui est</w:t>
+      </w:r>
+      <w:r>
+        <w:t xml:space="preserve"> nécessaire. Elle enverra au contrôleur la disposition originale de ses pièces et ses différentes actions lors d</w:t>
+      </w:r>
+      <w:r>
+        <w:t>’</w:t>
+      </w:r>
+      <w:r>
+        <w:t>u</w:t>
+      </w:r>
+      <w:r>
+        <w:t xml:space="preserve">ne utilisation. La classe </w:t>
+      </w:r>
+      <w:r>
+        <w:t>Contrôleur</w:t>
+      </w:r>
+      <w:r>
+        <w:t xml:space="preserve"> </w:t>
+      </w:r>
+      <w:r>
+        <w:t>dans le backend agira comme tel entre le modèle et la vue. Il sera chargé d</w:t>
+      </w:r>
+      <w:r>
+        <w:t>’</w:t>
+      </w:r>
+      <w:r>
+        <w:t xml:space="preserve">acheminer les données entre les deux autres parties. </w:t>
+      </w:r>
+    </w:p>
+    <w:p/>
+    <w:p>
+      <w:pPr>
+        <w:pStyle w:val="Titre1"/>
+      </w:pPr>
+      <w:bookmarkStart w:id="13" w:name="_Toc221873863"/>
+      <w:r>
+        <w:t>Intégration individuelle</w:t>
       </w:r>
       <w:bookmarkEnd w:id="13"/>
-      <w:r>
-        <w:rPr>
-          <w:sz w:val="28"/>
-          <w:szCs w:val="28"/>
-        </w:rPr>
+    </w:p>
+    <w:p>
+      <w:pPr>
+        <w:pStyle w:val="Titre2"/>
+        <w:rPr>
+          <w:u w:val="single"/>
+        </w:rPr>
+      </w:pPr>
+      <w:r>
+        <w:rPr>
+          <w:u w:val="single"/>
+        </w:rPr>
+        <w:t xml:space="preserve">Choix et implémentation de </w:t>
+      </w:r>
+      <w:proofErr w:type="spellStart"/>
+      <w:r>
+        <w:rPr>
+          <w:u w:val="single"/>
+        </w:rPr>
+        <w:t>React</w:t>
+      </w:r>
+      <w:proofErr w:type="spellEnd"/>
+    </w:p>
+    <w:p/>
+    <w:p>
+      <w:pPr>
+        <w:jc w:val="both"/>
+      </w:pPr>
+      <w:r>
+        <w:t xml:space="preserve">L’interface utilisateur de ce projet sera développée avec </w:t>
+      </w:r>
+      <w:proofErr w:type="spellStart"/>
+      <w:r>
+        <w:t>React</w:t>
+      </w:r>
+      <w:proofErr w:type="spellEnd"/>
+      <w:r>
+        <w:t xml:space="preserve">, une bibliothèque JavaScript idéale pour créer des applications interactives. Dans un jeu </w:t>
+      </w:r>
+      <w:r>
+        <w:t>de type</w:t>
+      </w:r>
+      <w:r>
         <w:t xml:space="preserve"> </w:t>
       </w:r>
-    </w:p>
-    <w:p>
-      <w:r>
-        <w:t>Nous utiliserons l</w:t>
-      </w:r>
-      <w:r>
-        <w:t>’</w:t>
-      </w:r>
-      <w:r>
-        <w:t>architecture MVC. Le modèle, qui contiendra les données et la logique sera codé en python et sera indépendant de l</w:t>
-      </w:r>
-      <w:r>
-        <w:t>’</w:t>
-      </w:r>
-      <w:r>
-        <w:t>i</w:t>
-      </w:r>
-      <w:r>
-        <w:t>nterface utilisateur</w:t>
-      </w:r>
-      <w:r>
-        <w:rPr>
-          <w:rFonts w:hint="eastAsia"/>
-        </w:rPr>
-        <w:t> </w:t>
-      </w:r>
-      <w:r>
-        <w:t>: il sera possible de modifier les éléments du modèle sans affecter la vue. Le modèle connaîtra les règles du jeu, gérera le plateau de jeu et les attributs des joueurs et sera responsable de l</w:t>
-      </w:r>
-      <w:r>
-        <w:t>’</w:t>
-      </w:r>
-      <w:r>
-        <w:t>I</w:t>
-      </w:r>
-      <w:r>
-        <w:t xml:space="preserve">A. La vue sera codée en </w:t>
-      </w:r>
       <w:proofErr w:type="spellStart"/>
       <w:r>
+        <w:t>Stratego</w:t>
+      </w:r>
+      <w:proofErr w:type="spellEnd"/>
+      <w:r>
+        <w:t>, les informations évoluent constamment (déplacement d’un pion, écoulement du temps, capture d’une pièce, etc.). Avec du JavaScript classique, le navigateur devrait redessiner toute la page à chaque changement d’état, ce qui pourrait causer des ralentissements.</w:t>
+      </w:r>
+    </w:p>
+    <w:p>
+      <w:pPr>
+        <w:jc w:val="both"/>
+      </w:pPr>
+      <w:proofErr w:type="spellStart"/>
+      <w:r>
         <w:t>React</w:t>
       </w:r>
       <w:proofErr w:type="spellEnd"/>
       <w:r>
-        <w:t xml:space="preserve"> et recevra du contrôleur uniquement ce qui lui est</w:t>
-      </w:r>
-      <w:r>
-        <w:t xml:space="preserve"> nécessaire. Elle enverra au contrôleur la disposition originale de ses pièces et ses différentes actions lors d</w:t>
-      </w:r>
-      <w:r>
-        <w:t>’</w:t>
-      </w:r>
-      <w:r>
-        <w:t>u</w:t>
-      </w:r>
-      <w:r>
-        <w:t xml:space="preserve">ne utilisation. La classe </w:t>
-      </w:r>
-      <w:r>
-        <w:t>Contrôleur</w:t>
-      </w:r>
+        <w:t xml:space="preserve"> utilise un DOM virtuel : il détecte précisément ce qui a changé et ne met à jour que l’élément concerné, comme le déplacement d'une seule pièce sur le plateau. Cela garantit que le jeu reste fluide, même lors d'actions rapides.</w:t>
+      </w:r>
+    </w:p>
+    <w:p>
+      <w:pPr>
+        <w:jc w:val="both"/>
+      </w:pPr>
+      <w:r>
+        <w:t xml:space="preserve">De plus, au lieu d’avoir un </w:t>
+      </w:r>
+      <w:r>
+        <w:t xml:space="preserve">seul </w:t>
+      </w:r>
+      <w:r>
+        <w:t xml:space="preserve">bloc de code massif, </w:t>
+      </w:r>
+      <w:proofErr w:type="spellStart"/>
+      <w:r>
+        <w:t>React</w:t>
+      </w:r>
+      <w:proofErr w:type="spellEnd"/>
+      <w:r>
+        <w:t xml:space="preserve"> permet de diviser l’interface en petites pièces indépendantes : les composants (le plateau, les pièces, le score, etc.). Ainsi, pour modifier l’apparence des pions, il suffit de changer un seul fichier sans affecter le reste du système. Cette approche rend le projet beaucoup plus facile à construire, à tester et à faire évoluer</w:t>
+      </w:r>
+      <w:r>
+        <w:t xml:space="preserve"> dans l’avenir.</w:t>
+      </w:r>
+    </w:p>
+    <w:p/>
+    <w:p/>
+    <w:p>
+      <w:bookmarkStart w:id="14" w:name="_GoBack"/>
+      <w:bookmarkEnd w:id="14"/>
+    </w:p>
+    <w:p>
+      <w:pPr>
+        <w:pStyle w:val="Titre2"/>
+        <w:rPr>
+          <w:u w:val="single"/>
+        </w:rPr>
+      </w:pPr>
+      <w:r>
+        <w:rPr>
+          <w:u w:val="single"/>
+        </w:rPr>
+        <w:lastRenderedPageBreak/>
+        <w:t xml:space="preserve">Choix et implémentation de </w:t>
+      </w:r>
+      <w:r>
+        <w:rPr>
+          <w:u w:val="single"/>
+        </w:rPr>
+        <w:t>l’algorithme MCTS</w:t>
+      </w:r>
+    </w:p>
+    <w:p>
+      <w:pPr>
+        <w:jc w:val="both"/>
+      </w:pPr>
+      <w:r>
+        <w:t xml:space="preserve">Les joueurs auront l’option de jouer contre une intelligence artificielle en temps réel. L’implémentation de cette IA sera basée sur l’algorithme Monte Carlo </w:t>
+      </w:r>
+      <w:proofErr w:type="spellStart"/>
+      <w:r>
+        <w:t>Tree</w:t>
+      </w:r>
+      <w:proofErr w:type="spellEnd"/>
       <w:r>
         <w:t xml:space="preserve"> </w:t>
       </w:r>
-      <w:r>
-        <w:t>dans le backend agira comme tel entre le modèle et la vue. Il sera chargé d</w:t>
-      </w:r>
-      <w:r>
-        <w:t>’</w:t>
-      </w:r>
-      <w:r>
-        <w:t xml:space="preserve">acheminer les données entre les deux autres parties. </w:t>
-      </w:r>
-    </w:p>
-    <w:p/>
-    <w:p>
-      <w:pPr>
-        <w:pStyle w:val="Titre1"/>
-      </w:pPr>
-      <w:bookmarkStart w:id="14" w:name="_Toc221873863"/>
-      <w:r>
-        <w:t>Intégration individuelle</w:t>
-      </w:r>
-      <w:bookmarkEnd w:id="14"/>
-    </w:p>
-    <w:p>
-      <w:pPr>
-        <w:pStyle w:val="Titre2"/>
-        <w:rPr>
-          <w:u w:val="single"/>
-        </w:rPr>
-      </w:pPr>
-      <w:r>
-        <w:rPr>
-          <w:u w:val="single"/>
-        </w:rPr>
-        <w:t xml:space="preserve">Choix et implémentation de </w:t>
-      </w:r>
       <w:proofErr w:type="spellStart"/>
       <w:r>
-        <w:rPr>
-          <w:u w:val="single"/>
-        </w:rPr>
-        <w:t>React</w:t>
+        <w:t>Search</w:t>
       </w:r>
       <w:proofErr w:type="spellEnd"/>
-    </w:p>
-    <w:p/>
+      <w:r>
+        <w:t xml:space="preserve"> (MCTS), puisqu’il peut retourner un résultat sans faire une évaluation exhaustive de l’espace de recherche. Comme il existe un nombre énorme de positions de possible au </w:t>
+      </w:r>
+      <w:proofErr w:type="spellStart"/>
+      <w:r>
+        <w:t>Stratego</w:t>
+      </w:r>
+      <w:proofErr w:type="spellEnd"/>
+      <w:r>
+        <w:t xml:space="preserve">, cet algorithme est plus rapide et plus performant que d’autres algorithmes, ce qui le rend particulièrement adapté pour le jeu. </w:t>
+      </w:r>
+    </w:p>
     <w:p>
       <w:pPr>
         <w:jc w:val="both"/>
       </w:pPr>
       <w:r>
-        <w:t xml:space="preserve">L’interface utilisateur de ce projet sera développée avec </w:t>
-      </w:r>
-      <w:proofErr w:type="spellStart"/>
-      <w:r>
-        <w:t>React</w:t>
-      </w:r>
-      <w:proofErr w:type="spellEnd"/>
-      <w:r>
-        <w:t xml:space="preserve">, une bibliothèque JavaScript idéale pour créer des applications interactives. Dans un jeu comme </w:t>
-      </w:r>
-      <w:proofErr w:type="spellStart"/>
-      <w:r>
-        <w:t>Stratego</w:t>
-      </w:r>
-      <w:proofErr w:type="spellEnd"/>
-      <w:r>
-        <w:t>, les informations évoluent constamment (déplacement d’un pion, écoulement du temps, capture d’une pièce, etc.). Avec du JavaScript classique, le navigateur devrait redessiner toute la page à chaque changement d’état, ce qui pourrait causer des ralentissements.</w:t>
+        <w:t xml:space="preserve">Ces attributs s’expliquent grâce à la mécanique d’exploration/exploitation. L’IA peut rapidement déterminer quelles branches (mouvements) de son arbre de recherche sont les plus intéressantes et se concentrer sur celles-ci. Il évite ainsi de perdre du temps sur des mouvements qui ne lui rapporteront rien et peut donc se concentrer à évaluer les conséquences possibles de mouvements compétitifs. </w:t>
       </w:r>
     </w:p>
     <w:p>
       <w:pPr>
         <w:jc w:val="both"/>
       </w:pPr>
-      <w:proofErr w:type="spellStart"/>
-      <w:r>
-        <w:t>React</w:t>
-      </w:r>
-      <w:proofErr w:type="spellEnd"/>
-      <w:r>
-        <w:t xml:space="preserve"> utilise un DOM virtuel : il détecte précisément ce qui a changé et ne met à jour que l’élément concerné, comme le déplacement d'une seule pièce sur le plateau. Cela garantit que le jeu reste fluide, même lors d'actions rapides.</w:t>
-      </w:r>
-    </w:p>
-    <w:p>
-      <w:pPr>
-        <w:jc w:val="both"/>
-      </w:pPr>
-      <w:r>
-        <w:t xml:space="preserve">De plus, au lieu d’avoir un </w:t>
-      </w:r>
-      <w:r>
-        <w:t xml:space="preserve">seul </w:t>
-      </w:r>
-      <w:r>
-        <w:t xml:space="preserve">bloc de code massif, </w:t>
-      </w:r>
-      <w:proofErr w:type="spellStart"/>
-      <w:r>
-        <w:t>React</w:t>
-      </w:r>
-      <w:proofErr w:type="spellEnd"/>
-      <w:r>
-        <w:t xml:space="preserve"> permet de diviser l’interface en petites pièces indépendantes : les composants (le plateau, les pièces, le score, etc.). Ainsi, pour modifier l’apparence des pions, il suffit de changer un seul fichier sans affecter le reste du système. Cette approche rend le projet beaucoup plus facile à construire, à tester et à faire évoluer</w:t>
-      </w:r>
-      <w:r>
-        <w:t xml:space="preserve"> dans l’avenir.</w:t>
-      </w:r>
-    </w:p>
-    <w:p/>
-    <w:p>
-      <w:pPr>
-        <w:pStyle w:val="Titre2"/>
-        <w:rPr>
-          <w:u w:val="single"/>
-        </w:rPr>
-      </w:pPr>
-      <w:r>
-        <w:rPr>
-          <w:u w:val="single"/>
-        </w:rPr>
-        <w:t xml:space="preserve">Choix et implémentation de </w:t>
-      </w:r>
-      <w:r>
-        <w:rPr>
-          <w:u w:val="single"/>
-        </w:rPr>
-        <w:t>l’algorithme MCTS</w:t>
-      </w:r>
-    </w:p>
-    <w:p>
-      <w:pPr>
-        <w:jc w:val="both"/>
-      </w:pPr>
-      <w:r>
-        <w:t xml:space="preserve">Les joueurs auront l’option de jouer contre une intelligence artificielle en temps réel. L’implémentation de cette IA sera basée sur l’algorithme Monte Carlo </w:t>
-      </w:r>
-      <w:proofErr w:type="spellStart"/>
-      <w:r>
-        <w:t>Tree</w:t>
-      </w:r>
-      <w:proofErr w:type="spellEnd"/>
-      <w:r>
-        <w:t xml:space="preserve"> </w:t>
-      </w:r>
-      <w:proofErr w:type="spellStart"/>
-      <w:r>
-        <w:t>Search</w:t>
-      </w:r>
-      <w:proofErr w:type="spellEnd"/>
-      <w:r>
-        <w:t xml:space="preserve"> (MCTS), puisqu’il peut retourner un résultat sans faire une évaluation exhaustive de l’espace de recherche. Comme il </w:t>
-      </w:r>
-      <w:r>
-        <w:lastRenderedPageBreak/>
-        <w:t xml:space="preserve">existe un nombre énorme de positions de possible au </w:t>
-      </w:r>
-      <w:proofErr w:type="spellStart"/>
-      <w:r>
-        <w:t>Stratego</w:t>
-      </w:r>
-      <w:proofErr w:type="spellEnd"/>
-      <w:r>
-        <w:t xml:space="preserve">, cet algorithme est plus rapide et plus performant que d’autres algorithmes, ce qui le rend particulièrement adapté pour le jeu. </w:t>
-      </w:r>
-    </w:p>
-    <w:p>
-      <w:pPr>
-        <w:jc w:val="both"/>
-      </w:pPr>
-      <w:r>
-        <w:t xml:space="preserve">Ces attributs s’expliquent grâce à la mécanique d’exploration/exploitation. L’IA peut rapidement déterminer quelles branches (mouvements) de son arbre de recherche sont les plus intéressantes et se concentrer sur celles-ci. Il évite ainsi de perdre du temps sur des mouvements qui ne lui rapporteront rien et peut donc se concentrer à évaluer les conséquences possibles de mouvements compétitifs. </w:t>
-      </w:r>
-    </w:p>
-    <w:p>
-      <w:pPr>
-        <w:jc w:val="both"/>
-      </w:pPr>
       <w:r>
         <w:t>Pour permettre à l’algorithme de faire ses recherches dans un jeu à information imparfaite (l’identité des pièces ennemies n’est pas connue avant l’issue d’un combat), l’algorithme sera accompagné de Belief States (BS). Ceux-ci lui permettront de conserver en mémoire les hypothèses quant au placement des pièces de l’adversaire. Ces hypothèses seront basées sur les mouvements observés des pièces, sur l’issue des combats, ainsi que sur le nombre de pièces en jeu de chaque type de pièce, et seront mises à jour après chaque tour. L’IA utilisera ces BS pour peaufiner ses stratégies et ses mouvements.</w:t>
       </w:r>
     </w:p>
     <w:sectPr>
-      <w:footerReference w:type="default" r:id="rId18"/>
+      <w:footerReference w:type="default" r:id="rId20"/>
       <w:pgSz w:w="12240" w:h="15840"/>
-      <w:pgMar w:top="1440" w:right="1800" w:bottom="1440" w:left="1800" w:header="708" w:footer="708" w:gutter="0"/>
+      <w:pgMar w:top="1440" w:right="1800" w:bottom="1440" w:left="1800" w:header="708" w:footer="340" w:gutter="0"/>
       <w:cols w:space="708"/>
       <w:titlePg/>
       <w:docGrid w:linePitch="360"/>
@@ -5574,7 +5778,7 @@
 </file>
 
 <file path=customXml/itemProps1.xml><?xml version="1.0" encoding="utf-8"?>
-<ds:datastoreItem xmlns:ds="http://schemas.openxmlformats.org/officeDocument/2006/customXml" ds:itemID="{F7F94FC4-2D29-4406-A8A9-61D7CD8B45BA}">
+<ds:datastoreItem xmlns:ds="http://schemas.openxmlformats.org/officeDocument/2006/customXml" ds:itemID="{1C70BBD6-38FF-4874-B884-305597212409}">
   <ds:schemaRefs>
     <ds:schemaRef ds:uri="http://schemas.openxmlformats.org/officeDocument/2006/bibliography"/>
   </ds:schemaRefs>

--- a/doc/C61_-_Document de conception_L_Attaque.docx
+++ b/doc/C61_-_Document de conception_L_Attaque.docx
@@ -1677,26 +1677,23 @@
         <w:pStyle w:val="Titre1"/>
       </w:pPr>
       <w:bookmarkStart w:id="2" w:name="_Toc221873852"/>
-    </w:p>
-    <w:p>
-      <w:pPr>
-        <w:pStyle w:val="Titre1"/>
-      </w:pPr>
+      <w:bookmarkStart w:id="3" w:name="_GoBack"/>
       <w:r>
         <w:rPr>
           <w:noProof/>
         </w:rPr>
+        <w:lastRenderedPageBreak/>
         <w:drawing>
-          <wp:anchor distT="0" distB="0" distL="114300" distR="114300" simplePos="0" relativeHeight="251668480" behindDoc="1" locked="0" layoutInCell="1" allowOverlap="1" wp14:anchorId="20193DB1" wp14:editId="6D50D467">
+          <wp:anchor distT="0" distB="0" distL="114300" distR="114300" simplePos="0" relativeHeight="251668480" behindDoc="1" locked="0" layoutInCell="1" allowOverlap="1" wp14:anchorId="20193DB1" wp14:editId="4EDCBA55">
             <wp:simplePos x="0" y="0"/>
-            <wp:positionH relativeFrom="column">
-              <wp:posOffset>-1321</wp:posOffset>
+            <wp:positionH relativeFrom="margin">
+              <wp:align>left</wp:align>
             </wp:positionH>
             <wp:positionV relativeFrom="paragraph">
-              <wp:posOffset>-360680</wp:posOffset>
+              <wp:posOffset>0</wp:posOffset>
             </wp:positionV>
-            <wp:extent cx="6360586" cy="8493510"/>
-            <wp:effectExtent l="0" t="0" r="2540" b="3175"/>
+            <wp:extent cx="6410579" cy="8492941"/>
+            <wp:effectExtent l="0" t="0" r="0" b="3810"/>
             <wp:wrapNone/>
             <wp:docPr id="13" name="Image 13"/>
             <wp:cNvGraphicFramePr>
@@ -1724,7 +1721,7 @@
                   <pic:spPr>
                     <a:xfrm>
                       <a:off x="0" y="0"/>
-                      <a:ext cx="6360586" cy="8493510"/>
+                      <a:ext cx="6410579" cy="8492941"/>
                     </a:xfrm>
                     <a:prstGeom prst="rect">
                       <a:avLst/>
@@ -1733,9 +1730,18 @@
                 </pic:pic>
               </a:graphicData>
             </a:graphic>
+            <wp14:sizeRelH relativeFrom="margin">
+              <wp14:pctWidth>0</wp14:pctWidth>
+            </wp14:sizeRelH>
           </wp:anchor>
         </w:drawing>
       </w:r>
+      <w:bookmarkEnd w:id="3"/>
+    </w:p>
+    <w:p>
+      <w:pPr>
+        <w:pStyle w:val="Titre1"/>
+      </w:pPr>
     </w:p>
     <w:p>
       <w:pPr>
@@ -1892,7 +1898,7 @@
       <w:pPr>
         <w:pStyle w:val="Titre1"/>
       </w:pPr>
-      <w:bookmarkStart w:id="3" w:name="_Toc221873853"/>
+      <w:bookmarkStart w:id="4" w:name="_Toc221873853"/>
       <w:r>
         <w:rPr>
           <w:noProof/>
@@ -1957,7 +1963,7 @@
       <w:r>
         <w:t>Maquettes</w:t>
       </w:r>
-      <w:bookmarkEnd w:id="3"/>
+      <w:bookmarkEnd w:id="4"/>
     </w:p>
     <w:p/>
     <w:p/>
@@ -3191,7 +3197,7 @@
       <w:pPr>
         <w:pStyle w:val="Titre1"/>
       </w:pPr>
-      <w:bookmarkStart w:id="4" w:name="_Toc221873854"/>
+      <w:bookmarkStart w:id="5" w:name="_Toc221873854"/>
     </w:p>
     <w:p/>
     <w:p>
@@ -3215,7 +3221,7 @@
         <w:lastRenderedPageBreak/>
         <w:t>Éléments de conception</w:t>
       </w:r>
-      <w:bookmarkEnd w:id="4"/>
+      <w:bookmarkEnd w:id="5"/>
     </w:p>
     <w:p>
       <w:pPr>
@@ -3224,14 +3230,14 @@
           <w:u w:val="single"/>
         </w:rPr>
       </w:pPr>
-      <w:bookmarkStart w:id="5" w:name="_Toc221873855"/>
+      <w:bookmarkStart w:id="6" w:name="_Toc221873855"/>
       <w:r>
         <w:rPr>
           <w:u w:val="single"/>
         </w:rPr>
         <w:t>Structures de données</w:t>
       </w:r>
-      <w:bookmarkEnd w:id="5"/>
+      <w:bookmarkEnd w:id="6"/>
     </w:p>
     <w:p>
       <w:pPr>
@@ -3241,7 +3247,7 @@
           <w:szCs w:val="28"/>
         </w:rPr>
       </w:pPr>
-      <w:bookmarkStart w:id="6" w:name="_Toc221873856"/>
+      <w:bookmarkStart w:id="7" w:name="_Toc221873856"/>
       <w:r>
         <w:rPr>
           <w:sz w:val="28"/>
@@ -3249,7 +3255,7 @@
         </w:rPr>
         <w:t>Double liste chainée</w:t>
       </w:r>
-      <w:bookmarkEnd w:id="6"/>
+      <w:bookmarkEnd w:id="7"/>
     </w:p>
     <w:p>
       <w:pPr>
@@ -3284,7 +3290,7 @@
           <w:szCs w:val="28"/>
         </w:rPr>
       </w:pPr>
-      <w:bookmarkStart w:id="7" w:name="_Toc221873857"/>
+      <w:bookmarkStart w:id="8" w:name="_Toc221873857"/>
       <w:r>
         <w:rPr>
           <w:sz w:val="28"/>
@@ -3292,7 +3298,7 @@
         </w:rPr>
         <w:t>Dictionnaire</w:t>
       </w:r>
-      <w:bookmarkEnd w:id="7"/>
+      <w:bookmarkEnd w:id="8"/>
     </w:p>
     <w:p>
       <w:r>
@@ -3432,7 +3438,7 @@
           <w:szCs w:val="28"/>
         </w:rPr>
       </w:pPr>
-      <w:bookmarkStart w:id="8" w:name="_Toc221873858"/>
+      <w:bookmarkStart w:id="9" w:name="_Toc221873858"/>
       <w:r>
         <w:rPr>
           <w:sz w:val="28"/>
@@ -3440,7 +3446,7 @@
         </w:rPr>
         <w:t>Tableau</w:t>
       </w:r>
-      <w:bookmarkEnd w:id="8"/>
+      <w:bookmarkEnd w:id="9"/>
     </w:p>
     <w:p>
       <w:r>
@@ -3486,14 +3492,14 @@
           <w:u w:val="single"/>
         </w:rPr>
       </w:pPr>
-      <w:bookmarkStart w:id="9" w:name="_Toc221873859"/>
+      <w:bookmarkStart w:id="10" w:name="_Toc221873859"/>
       <w:r>
         <w:rPr>
           <w:u w:val="single"/>
         </w:rPr>
         <w:t>Patrons de conception</w:t>
       </w:r>
-      <w:bookmarkEnd w:id="9"/>
+      <w:bookmarkEnd w:id="10"/>
     </w:p>
     <w:p>
       <w:pPr>
@@ -3503,7 +3509,7 @@
           <w:szCs w:val="28"/>
         </w:rPr>
       </w:pPr>
-      <w:bookmarkStart w:id="10" w:name="_Toc221873860"/>
+      <w:bookmarkStart w:id="11" w:name="_Toc221873860"/>
       <w:r>
         <w:rPr>
           <w:sz w:val="28"/>
@@ -3511,7 +3517,7 @@
         </w:rPr>
         <w:t>Factory Pattern</w:t>
       </w:r>
-      <w:bookmarkEnd w:id="10"/>
+      <w:bookmarkEnd w:id="11"/>
     </w:p>
     <w:p>
       <w:pPr>
@@ -3556,7 +3562,7 @@
           <w:szCs w:val="28"/>
         </w:rPr>
       </w:pPr>
-      <w:bookmarkStart w:id="11" w:name="_Toc221873861"/>
+      <w:bookmarkStart w:id="12" w:name="_Toc221873861"/>
       <w:r>
         <w:rPr>
           <w:sz w:val="28"/>
@@ -3564,7 +3570,7 @@
         </w:rPr>
         <w:t>Observer</w:t>
       </w:r>
-      <w:bookmarkEnd w:id="11"/>
+      <w:bookmarkEnd w:id="12"/>
     </w:p>
     <w:p>
       <w:pPr>
@@ -3648,7 +3654,7 @@
           <w:szCs w:val="28"/>
         </w:rPr>
       </w:pPr>
-      <w:bookmarkStart w:id="12" w:name="_Toc221873862"/>
+      <w:bookmarkStart w:id="13" w:name="_Toc221873862"/>
       <w:r>
         <w:rPr>
           <w:sz w:val="28"/>
@@ -3656,7 +3662,7 @@
         </w:rPr>
         <w:t>MVC</w:t>
       </w:r>
-      <w:bookmarkEnd w:id="12"/>
+      <w:bookmarkEnd w:id="13"/>
       <w:r>
         <w:rPr>
           <w:sz w:val="28"/>
@@ -3743,11 +3749,11 @@
       <w:pPr>
         <w:pStyle w:val="Titre1"/>
       </w:pPr>
-      <w:bookmarkStart w:id="13" w:name="_Toc221873863"/>
+      <w:bookmarkStart w:id="14" w:name="_Toc221873863"/>
       <w:r>
         <w:t>Intégration individuelle</w:t>
       </w:r>
-      <w:bookmarkEnd w:id="13"/>
+      <w:bookmarkEnd w:id="14"/>
     </w:p>
     <w:p>
       <w:pPr>
@@ -3842,10 +3848,7 @@
     </w:p>
     <w:p/>
     <w:p/>
-    <w:p>
-      <w:bookmarkStart w:id="14" w:name="_GoBack"/>
-      <w:bookmarkEnd w:id="14"/>
-    </w:p>
+    <w:p/>
     <w:p>
       <w:pPr>
         <w:pStyle w:val="Titre2"/>
@@ -5778,7 +5781,7 @@
 </file>
 
 <file path=customXml/itemProps1.xml><?xml version="1.0" encoding="utf-8"?>
-<ds:datastoreItem xmlns:ds="http://schemas.openxmlformats.org/officeDocument/2006/customXml" ds:itemID="{1C70BBD6-38FF-4874-B884-305597212409}">
+<ds:datastoreItem xmlns:ds="http://schemas.openxmlformats.org/officeDocument/2006/customXml" ds:itemID="{33DDD9F7-92BF-46EA-B9F7-CB8596721902}">
   <ds:schemaRefs>
     <ds:schemaRef ds:uri="http://schemas.openxmlformats.org/officeDocument/2006/bibliography"/>
   </ds:schemaRefs>

--- a/doc/C61_-_Document de conception_L_Attaque.docx
+++ b/doc/C61_-_Document de conception_L_Attaque.docx
@@ -1677,7 +1677,6 @@
         <w:pStyle w:val="Titre1"/>
       </w:pPr>
       <w:bookmarkStart w:id="2" w:name="_Toc221873852"/>
-      <w:bookmarkStart w:id="3" w:name="_GoBack"/>
       <w:r>
         <w:rPr>
           <w:noProof/>
@@ -1736,7 +1735,6 @@
           </wp:anchor>
         </w:drawing>
       </w:r>
-      <w:bookmarkEnd w:id="3"/>
     </w:p>
     <w:p>
       <w:pPr>
@@ -1898,7 +1896,7 @@
       <w:pPr>
         <w:pStyle w:val="Titre1"/>
       </w:pPr>
-      <w:bookmarkStart w:id="4" w:name="_Toc221873853"/>
+      <w:bookmarkStart w:id="3" w:name="_Toc221873853"/>
       <w:r>
         <w:rPr>
           <w:noProof/>
@@ -1963,7 +1961,7 @@
       <w:r>
         <w:t>Maquettes</w:t>
       </w:r>
-      <w:bookmarkEnd w:id="4"/>
+      <w:bookmarkEnd w:id="3"/>
     </w:p>
     <w:p/>
     <w:p/>
@@ -3197,7 +3195,7 @@
       <w:pPr>
         <w:pStyle w:val="Titre1"/>
       </w:pPr>
-      <w:bookmarkStart w:id="5" w:name="_Toc221873854"/>
+      <w:bookmarkStart w:id="4" w:name="_Toc221873854"/>
     </w:p>
     <w:p/>
     <w:p>
@@ -3221,23 +3219,23 @@
         <w:lastRenderedPageBreak/>
         <w:t>Éléments de conception</w:t>
       </w:r>
+      <w:bookmarkEnd w:id="4"/>
+    </w:p>
+    <w:p>
+      <w:pPr>
+        <w:pStyle w:val="Titre2"/>
+        <w:rPr>
+          <w:u w:val="single"/>
+        </w:rPr>
+      </w:pPr>
+      <w:bookmarkStart w:id="5" w:name="_Toc221873855"/>
+      <w:r>
+        <w:rPr>
+          <w:u w:val="single"/>
+        </w:rPr>
+        <w:t>Structures de données</w:t>
+      </w:r>
       <w:bookmarkEnd w:id="5"/>
-    </w:p>
-    <w:p>
-      <w:pPr>
-        <w:pStyle w:val="Titre2"/>
-        <w:rPr>
-          <w:u w:val="single"/>
-        </w:rPr>
-      </w:pPr>
-      <w:bookmarkStart w:id="6" w:name="_Toc221873855"/>
-      <w:r>
-        <w:rPr>
-          <w:u w:val="single"/>
-        </w:rPr>
-        <w:t>Structures de données</w:t>
-      </w:r>
-      <w:bookmarkEnd w:id="6"/>
     </w:p>
     <w:p>
       <w:pPr>
@@ -3247,7 +3245,7 @@
           <w:szCs w:val="28"/>
         </w:rPr>
       </w:pPr>
-      <w:bookmarkStart w:id="7" w:name="_Toc221873856"/>
+      <w:bookmarkStart w:id="6" w:name="_Toc221873856"/>
       <w:r>
         <w:rPr>
           <w:sz w:val="28"/>
@@ -3255,7 +3253,7 @@
         </w:rPr>
         <w:t>Double liste chainée</w:t>
       </w:r>
-      <w:bookmarkEnd w:id="7"/>
+      <w:bookmarkEnd w:id="6"/>
     </w:p>
     <w:p>
       <w:pPr>
@@ -3290,7 +3288,7 @@
           <w:szCs w:val="28"/>
         </w:rPr>
       </w:pPr>
-      <w:bookmarkStart w:id="8" w:name="_Toc221873857"/>
+      <w:bookmarkStart w:id="7" w:name="_Toc221873857"/>
       <w:r>
         <w:rPr>
           <w:sz w:val="28"/>
@@ -3298,7 +3296,7 @@
         </w:rPr>
         <w:t>Dictionnaire</w:t>
       </w:r>
-      <w:bookmarkEnd w:id="8"/>
+      <w:bookmarkEnd w:id="7"/>
     </w:p>
     <w:p>
       <w:r>
@@ -3438,7 +3436,7 @@
           <w:szCs w:val="28"/>
         </w:rPr>
       </w:pPr>
-      <w:bookmarkStart w:id="9" w:name="_Toc221873858"/>
+      <w:bookmarkStart w:id="8" w:name="_Toc221873858"/>
       <w:r>
         <w:rPr>
           <w:sz w:val="28"/>
@@ -3446,60 +3444,60 @@
         </w:rPr>
         <w:t>Tableau</w:t>
       </w:r>
+      <w:bookmarkEnd w:id="8"/>
+    </w:p>
+    <w:p>
+      <w:r>
+        <w:t>Pendant la communication entre le serveur et le client, un tableau des pièces du jeu sera envoyé aux joueurs. Ce tableau est vital car il permet d</w:t>
+      </w:r>
+      <w:r>
+        <w:t>’é</w:t>
+      </w:r>
+      <w:r>
+        <w:t>viter d</w:t>
+      </w:r>
+      <w:r>
+        <w:t>’</w:t>
+      </w:r>
+      <w:r>
+        <w:t>envoyer une par une les 80 pièce</w:t>
+      </w:r>
+      <w:r>
+        <w:t>s</w:t>
+      </w:r>
+      <w:r>
+        <w:t xml:space="preserve"> du jeu en les regroupant en une seule structure de donnée</w:t>
+      </w:r>
+      <w:r>
+        <w:t>s</w:t>
+      </w:r>
+      <w:r>
+        <w:t xml:space="preserve">, évitant les transferts de données trop fréquents. </w:t>
+      </w:r>
+    </w:p>
+    <w:p>
+      <w:pPr>
+        <w:rPr>
+          <w:b/>
+          <w:bCs/>
+        </w:rPr>
+      </w:pPr>
+    </w:p>
+    <w:p>
+      <w:pPr>
+        <w:pStyle w:val="Titre2"/>
+        <w:rPr>
+          <w:u w:val="single"/>
+        </w:rPr>
+      </w:pPr>
+      <w:bookmarkStart w:id="9" w:name="_Toc221873859"/>
+      <w:r>
+        <w:rPr>
+          <w:u w:val="single"/>
+        </w:rPr>
+        <w:t>Patrons de conception</w:t>
+      </w:r>
       <w:bookmarkEnd w:id="9"/>
-    </w:p>
-    <w:p>
-      <w:r>
-        <w:t>Pendant la communication entre le serveur et le client, un tableau des pièces du jeu sera envoyé aux joueurs. Ce tableau est vital car il permet d</w:t>
-      </w:r>
-      <w:r>
-        <w:t>’é</w:t>
-      </w:r>
-      <w:r>
-        <w:t>viter d</w:t>
-      </w:r>
-      <w:r>
-        <w:t>’</w:t>
-      </w:r>
-      <w:r>
-        <w:t>envoyer une par une les 80 pièce</w:t>
-      </w:r>
-      <w:r>
-        <w:t>s</w:t>
-      </w:r>
-      <w:r>
-        <w:t xml:space="preserve"> du jeu en les regroupant en une seule structure de donnée</w:t>
-      </w:r>
-      <w:r>
-        <w:t>s</w:t>
-      </w:r>
-      <w:r>
-        <w:t xml:space="preserve">, évitant les transferts de données trop fréquents. </w:t>
-      </w:r>
-    </w:p>
-    <w:p>
-      <w:pPr>
-        <w:rPr>
-          <w:b/>
-          <w:bCs/>
-        </w:rPr>
-      </w:pPr>
-    </w:p>
-    <w:p>
-      <w:pPr>
-        <w:pStyle w:val="Titre2"/>
-        <w:rPr>
-          <w:u w:val="single"/>
-        </w:rPr>
-      </w:pPr>
-      <w:bookmarkStart w:id="10" w:name="_Toc221873859"/>
-      <w:r>
-        <w:rPr>
-          <w:u w:val="single"/>
-        </w:rPr>
-        <w:t>Patrons de conception</w:t>
-      </w:r>
-      <w:bookmarkEnd w:id="10"/>
     </w:p>
     <w:p>
       <w:pPr>
@@ -3509,7 +3507,7 @@
           <w:szCs w:val="28"/>
         </w:rPr>
       </w:pPr>
-      <w:bookmarkStart w:id="11" w:name="_Toc221873860"/>
+      <w:bookmarkStart w:id="10" w:name="_Toc221873860"/>
       <w:r>
         <w:rPr>
           <w:sz w:val="28"/>
@@ -3517,7 +3515,7 @@
         </w:rPr>
         <w:t>Factory Pattern</w:t>
       </w:r>
-      <w:bookmarkEnd w:id="11"/>
+      <w:bookmarkEnd w:id="10"/>
     </w:p>
     <w:p>
       <w:pPr>
@@ -3562,7 +3560,7 @@
           <w:szCs w:val="28"/>
         </w:rPr>
       </w:pPr>
-      <w:bookmarkStart w:id="12" w:name="_Toc221873861"/>
+      <w:bookmarkStart w:id="11" w:name="_Toc221873861"/>
       <w:r>
         <w:rPr>
           <w:sz w:val="28"/>
@@ -3570,7 +3568,7 @@
         </w:rPr>
         <w:t>Observer</w:t>
       </w:r>
-      <w:bookmarkEnd w:id="12"/>
+      <w:bookmarkEnd w:id="11"/>
     </w:p>
     <w:p>
       <w:pPr>
@@ -3654,7 +3652,7 @@
           <w:szCs w:val="28"/>
         </w:rPr>
       </w:pPr>
-      <w:bookmarkStart w:id="13" w:name="_Toc221873862"/>
+      <w:bookmarkStart w:id="12" w:name="_Toc221873862"/>
       <w:r>
         <w:rPr>
           <w:sz w:val="28"/>
@@ -3662,7 +3660,7 @@
         </w:rPr>
         <w:t>MVC</w:t>
       </w:r>
-      <w:bookmarkEnd w:id="13"/>
+      <w:bookmarkEnd w:id="12"/>
       <w:r>
         <w:rPr>
           <w:sz w:val="28"/>
@@ -3749,11 +3747,11 @@
       <w:pPr>
         <w:pStyle w:val="Titre1"/>
       </w:pPr>
-      <w:bookmarkStart w:id="14" w:name="_Toc221873863"/>
+      <w:bookmarkStart w:id="13" w:name="_Toc221873863"/>
       <w:r>
         <w:t>Intégration individuelle</w:t>
       </w:r>
-      <w:bookmarkEnd w:id="14"/>
+      <w:bookmarkEnd w:id="13"/>
     </w:p>
     <w:p>
       <w:pPr>
@@ -3840,7 +3838,16 @@
       </w:r>
       <w:proofErr w:type="spellEnd"/>
       <w:r>
-        <w:t xml:space="preserve"> permet de diviser l’interface en petites pièces indépendantes : les composants (le plateau, les pièces, le score, etc.). Ainsi, pour modifier l’apparence des pions, il suffit de changer un seul fichier sans affecter le reste du système. Cette approche rend le projet beaucoup plus facile à construire, à tester et à faire évoluer</w:t>
+        <w:t xml:space="preserve"> permet de diviser l’interface en petites pièces indépendantes : les composants (le plateau, les pièces, le score, </w:t>
+      </w:r>
+      <w:r>
+        <w:t>etc.</w:t>
+      </w:r>
+      <w:r>
+        <w:t>)</w:t>
+      </w:r>
+      <w:r>
+        <w:t>. Ainsi, pour modifier l’apparence des pions, il suffit de changer un seul fichier sans affecter le reste du système. Cette approche rend le projet beaucoup plus facile à construire, à tester et à faire évoluer</w:t>
       </w:r>
       <w:r>
         <w:t xml:space="preserve"> dans l’avenir.</w:t>
@@ -3869,6 +3876,10 @@
         </w:rPr>
         <w:t>l’algorithme MCTS</w:t>
       </w:r>
+    </w:p>
+    <w:p>
+      <w:bookmarkStart w:id="14" w:name="_GoBack"/>
+      <w:bookmarkEnd w:id="14"/>
     </w:p>
     <w:p>
       <w:pPr>
@@ -5781,7 +5792,7 @@
 </file>
 
 <file path=customXml/itemProps1.xml><?xml version="1.0" encoding="utf-8"?>
-<ds:datastoreItem xmlns:ds="http://schemas.openxmlformats.org/officeDocument/2006/customXml" ds:itemID="{33DDD9F7-92BF-46EA-B9F7-CB8596721902}">
+<ds:datastoreItem xmlns:ds="http://schemas.openxmlformats.org/officeDocument/2006/customXml" ds:itemID="{3EC73F10-D880-48E2-95EF-C2DE846F8FBB}">
   <ds:schemaRefs>
     <ds:schemaRef ds:uri="http://schemas.openxmlformats.org/officeDocument/2006/bibliography"/>
   </ds:schemaRefs>

--- a/doc/C61_-_Document de conception_L_Attaque.docx
+++ b/doc/C61_-_Document de conception_L_Attaque.docx
@@ -1,6 +1,6 @@
 
 <file path=word/document.xml><?xml version="1.0" encoding="utf-8"?>
-<w:document xmlns:wpc="http://schemas.microsoft.com/office/word/2010/wordprocessingCanvas" xmlns:cx="http://schemas.microsoft.com/office/drawing/2014/chartex" xmlns:cx1="http://schemas.microsoft.com/office/drawing/2015/9/8/chartex" xmlns:cx2="http://schemas.microsoft.com/office/drawing/2015/10/21/chartex" xmlns:cx3="http://schemas.microsoft.com/office/drawing/2016/5/9/chartex" xmlns:cx4="http://schemas.microsoft.com/office/drawing/2016/5/10/chartex" xmlns:cx5="http://schemas.microsoft.com/office/drawing/2016/5/11/chartex" xmlns:cx6="http://schemas.microsoft.com/office/drawing/2016/5/12/chartex" xmlns:cx7="http://schemas.microsoft.com/office/drawing/2016/5/13/chartex" xmlns:cx8="http://schemas.microsoft.com/office/drawing/2016/5/14/chartex" xmlns:mc="http://schemas.openxmlformats.org/markup-compatibility/2006" xmlns:aink="http://schemas.microsoft.com/office/drawing/2016/ink" xmlns:am3d="http://schemas.microsoft.com/office/drawing/2017/model3d" xmlns:o="urn:schemas-microsoft-com:office:office" xmlns:r="http://schemas.openxmlformats.org/officeDocument/2006/relationships" xmlns:m="http://schemas.openxmlformats.org/officeDocument/2006/math" xmlns:v="urn:schemas-microsoft-com:vml" xmlns:wp14="http://schemas.microsoft.com/office/word/2010/wordprocessingDrawing" xmlns:wp="http://schemas.openxmlformats.org/drawingml/2006/wordprocessingDrawing" xmlns:w10="urn:schemas-microsoft-com:office:word" xmlns:w="http://schemas.openxmlformats.org/wordprocessingml/2006/main" xmlns:w14="http://schemas.microsoft.com/office/word/2010/wordml" xmlns:w15="http://schemas.microsoft.com/office/word/2012/wordml" xmlns:w16cid="http://schemas.microsoft.com/office/word/2016/wordml/cid" xmlns:w16se="http://schemas.microsoft.com/office/word/2015/wordml/symex" xmlns:wpg="http://schemas.microsoft.com/office/word/2010/wordprocessingGroup" xmlns:wpi="http://schemas.microsoft.com/office/word/2010/wordprocessingInk" xmlns:wne="http://schemas.microsoft.com/office/word/2006/wordml" xmlns:wps="http://schemas.microsoft.com/office/word/2010/wordprocessingShape" mc:Ignorable="w14 w15 w16se w16cid wp14">
+<w:document xmlns:wpc="http://schemas.microsoft.com/office/word/2010/wordprocessingCanvas" xmlns:cx="http://schemas.microsoft.com/office/drawing/2014/chartex" xmlns:cx1="http://schemas.microsoft.com/office/drawing/2015/9/8/chartex" xmlns:cx2="http://schemas.microsoft.com/office/drawing/2015/10/21/chartex" xmlns:cx3="http://schemas.microsoft.com/office/drawing/2016/5/9/chartex" xmlns:cx4="http://schemas.microsoft.com/office/drawing/2016/5/10/chartex" xmlns:cx5="http://schemas.microsoft.com/office/drawing/2016/5/11/chartex" xmlns:cx6="http://schemas.microsoft.com/office/drawing/2016/5/12/chartex" xmlns:cx7="http://schemas.microsoft.com/office/drawing/2016/5/13/chartex" xmlns:cx8="http://schemas.microsoft.com/office/drawing/2016/5/14/chartex" xmlns:mc="http://schemas.openxmlformats.org/markup-compatibility/2006" xmlns:aink="http://schemas.microsoft.com/office/drawing/2016/ink" xmlns:am3d="http://schemas.microsoft.com/office/drawing/2017/model3d" xmlns:o="urn:schemas-microsoft-com:office:office" xmlns:oel="http://schemas.microsoft.com/office/2019/extlst" xmlns:r="http://schemas.openxmlformats.org/officeDocument/2006/relationships" xmlns:m="http://schemas.openxmlformats.org/officeDocument/2006/math" xmlns:v="urn:schemas-microsoft-com:vml" xmlns:wp14="http://schemas.microsoft.com/office/word/2010/wordprocessingDrawing" xmlns:wp="http://schemas.openxmlformats.org/drawingml/2006/wordprocessingDrawing" xmlns:w10="urn:schemas-microsoft-com:office:word" xmlns:w="http://schemas.openxmlformats.org/wordprocessingml/2006/main" xmlns:w14="http://schemas.microsoft.com/office/word/2010/wordml" xmlns:w15="http://schemas.microsoft.com/office/word/2012/wordml" xmlns:w16cex="http://schemas.microsoft.com/office/word/2018/wordml/cex" xmlns:w16cid="http://schemas.microsoft.com/office/word/2016/wordml/cid" xmlns:w16="http://schemas.microsoft.com/office/word/2018/wordml" xmlns:w16du="http://schemas.microsoft.com/office/word/2023/wordml/word16du" xmlns:w16sdtdh="http://schemas.microsoft.com/office/word/2020/wordml/sdtdatahash" xmlns:w16sdtfl="http://schemas.microsoft.com/office/word/2024/wordml/sdtformatlock" xmlns:w16se="http://schemas.microsoft.com/office/word/2015/wordml/symex" xmlns:wpg="http://schemas.microsoft.com/office/word/2010/wordprocessingGroup" xmlns:wpi="http://schemas.microsoft.com/office/word/2010/wordprocessingInk" xmlns:wne="http://schemas.microsoft.com/office/word/2006/wordml" xmlns:wps="http://schemas.microsoft.com/office/word/2010/wordprocessingShape" mc:Ignorable="w14 w15 w16se w16cid w16 w16cex w16sdtdh w16sdtfl w16du wp14">
   <w:body>
     <w:p>
       <w:pPr>
@@ -3245,34 +3245,95 @@
           <w:szCs w:val="28"/>
         </w:rPr>
       </w:pPr>
-      <w:bookmarkStart w:id="6" w:name="_Toc221873856"/>
       <w:r>
         <w:rPr>
           <w:sz w:val="28"/>
           <w:szCs w:val="28"/>
         </w:rPr>
-        <w:t>Double liste chainée</w:t>
-      </w:r>
-      <w:bookmarkEnd w:id="6"/>
+        <w:t>Structure arborescente</w:t>
+      </w:r>
     </w:p>
     <w:p>
       <w:pPr>
         <w:jc w:val="both"/>
       </w:pPr>
       <w:r>
-        <w:t xml:space="preserve">Nous emploierons une double liste chaînée pour conserver en mémoire l’arborescence de la recherche MCTS. Cette liste est nécessaire </w:t>
-      </w:r>
-      <w:r>
-        <w:t xml:space="preserve">pour maintenir les liens entre les différents </w:t>
-      </w:r>
-      <w:r>
+        <w:t xml:space="preserve">Nous </w:t>
+      </w:r>
+      <w:r>
+        <w:t>utiliserons</w:t>
+      </w:r>
+      <w:r>
+        <w:t xml:space="preserve"> une </w:t>
+      </w:r>
+      <w:r>
+        <w:t>structure arborescente</w:t>
+      </w:r>
+      <w:r>
+        <w:t xml:space="preserve"> pour </w:t>
+      </w:r>
+      <w:r>
+        <w:t>représenter</w:t>
+      </w:r>
+      <w:r>
+        <w:t xml:space="preserve"> </w:t>
+      </w:r>
+      <w:r>
+        <w:t>l</w:t>
+      </w:r>
+      <w:r>
+        <w:t>’</w:t>
+      </w:r>
+      <w:r>
+        <w:t>arbre de recherche</w:t>
+      </w:r>
+      <w:r>
+        <w:t xml:space="preserve"> </w:t>
+      </w:r>
+      <w:r>
+        <w:t xml:space="preserve">généré par </w:t>
+      </w:r>
+      <w:r>
+        <w:t>l’</w:t>
+      </w:r>
+      <w:r>
+        <w:t>al</w:t>
+      </w:r>
+      <w:r>
+        <w:t xml:space="preserve">gorithme </w:t>
+      </w:r>
+      <w:r>
+        <w:t xml:space="preserve">MCTS. </w:t>
+      </w:r>
+      <w:r>
+        <w:t xml:space="preserve">Chaque </w:t>
+      </w:r>
+      <w:r>
+        <w:rPr>
+          <w:rFonts w:hint="eastAsia"/>
+        </w:rPr>
+        <w:t>nœud</w:t>
+      </w:r>
+      <w:r>
+        <w:t xml:space="preserve"> contiendra une référence vers son parent et une liste de ses enfants, ce qui permet de maintenir les relations hiérarchiques entre les différents états du jeu. Cette organisation facilite la navigation dans l</w:t>
+      </w:r>
+      <w:r>
+        <w:t>’</w:t>
+      </w:r>
+      <w:r>
+        <w:t xml:space="preserve">arbre. </w:t>
+      </w:r>
+      <w:r>
+        <w:t xml:space="preserve">Elle est particulièrement utile lors de la phase de rétropropagation à la fin d’une itération, puisqu’elle permet de remonter efficacement vers les </w:t>
+      </w:r>
+      <w:r>
+        <w:rPr>
+          <w:rFonts w:hint="eastAsia"/>
+        </w:rPr>
         <w:t>nœuds</w:t>
       </w:r>
       <w:r>
-        <w:t xml:space="preserve"> </w:t>
-      </w:r>
-      <w:r>
-        <w:t xml:space="preserve">afin de conserver l’historique des parcours dans l’arborescence de recherche. Elle est également importante pour la rétropropagation à la fin d’une itération. </w:t>
+        <w:t xml:space="preserve"> précédents pour mettre à jour leurs statistiques. </w:t>
       </w:r>
     </w:p>
     <w:p>
@@ -3288,7 +3349,7 @@
           <w:szCs w:val="28"/>
         </w:rPr>
       </w:pPr>
-      <w:bookmarkStart w:id="7" w:name="_Toc221873857"/>
+      <w:bookmarkStart w:id="6" w:name="_Toc221873857"/>
       <w:r>
         <w:rPr>
           <w:sz w:val="28"/>
@@ -3296,7 +3357,7 @@
         </w:rPr>
         <w:t>Dictionnaire</w:t>
       </w:r>
-      <w:bookmarkEnd w:id="7"/>
+      <w:bookmarkEnd w:id="6"/>
     </w:p>
     <w:p>
       <w:r>
@@ -3311,103 +3372,147 @@
       <w:r>
         <w:t xml:space="preserve">, la variable </w:t>
       </w:r>
+      <w:proofErr w:type="spellStart"/>
       <w:r>
         <w:rPr>
           <w:i/>
         </w:rPr>
-        <w:t xml:space="preserve">probabilities </w:t>
-      </w:r>
-      <w:r>
-        <w:t>sera sous la forme d</w:t>
+        <w:t>probabilities</w:t>
+      </w:r>
+      <w:proofErr w:type="spellEnd"/>
+      <w:r>
+        <w:rPr>
+          <w:i/>
+        </w:rPr>
+        <w:t xml:space="preserve"> </w:t>
+      </w:r>
+      <w:r>
+        <w:t xml:space="preserve">sera </w:t>
+      </w:r>
+      <w:r>
+        <w:t xml:space="preserve">représentée par </w:t>
+      </w:r>
+      <w:r>
+        <w:t>u</w:t>
+      </w:r>
+      <w:r>
+        <w:t xml:space="preserve">n dictionnaire. Les clés </w:t>
+      </w:r>
+      <w:r>
+        <w:t>correspondront aux</w:t>
+      </w:r>
+      <w:r>
+        <w:t xml:space="preserve"> </w:t>
+      </w:r>
+      <w:r>
+        <w:t xml:space="preserve">différents types </w:t>
+      </w:r>
+      <w:r>
+        <w:t>de pi</w:t>
+      </w:r>
+      <w:r>
+        <w:t>è</w:t>
+      </w:r>
+      <w:r>
+        <w:t>ce</w:t>
+      </w:r>
+      <w:r>
+        <w:t>s</w:t>
+      </w:r>
+      <w:r>
+        <w:t xml:space="preserve"> (Espion, Marécha</w:t>
+      </w:r>
+      <w:r>
+        <w:t>l, etc.</w:t>
+      </w:r>
+      <w:r>
+        <w:t>)</w:t>
+      </w:r>
+      <w:r>
+        <w:t xml:space="preserve"> et les valeurs seront </w:t>
+      </w:r>
+      <w:r>
+        <w:t>des nombres réels</w:t>
+      </w:r>
+      <w:r>
+        <w:t xml:space="preserve"> compri</w:t>
+      </w:r>
+      <w:r>
+        <w:t>s</w:t>
+      </w:r>
+      <w:r>
+        <w:t xml:space="preserve"> entre 0 et 1</w:t>
+      </w:r>
+      <w:r>
+        <w:t>,</w:t>
+      </w:r>
+      <w:r>
+        <w:t xml:space="preserve"> représentant la probabilité que la pièce donnée </w:t>
+      </w:r>
+      <w:r>
+        <w:t>corresponde au type défini par la clé</w:t>
+      </w:r>
+      <w:r>
+        <w:t>. Ce dictionnaire est intéressant dans le cadre de notre projet, puisq</w:t>
+      </w:r>
+      <w:r>
+        <w:t>u’</w:t>
+      </w:r>
+      <w:r>
+        <w:t>i</w:t>
+      </w:r>
+      <w:r>
+        <w:t>l permet à l</w:t>
       </w:r>
       <w:r>
         <w:t>’</w:t>
       </w:r>
       <w:r>
-        <w:t>u</w:t>
-      </w:r>
-      <w:r>
-        <w:t>n dictionnaire. Les clés de ce dictionnaire seront les types disponibles de pi</w:t>
-      </w:r>
-      <w:r>
-        <w:t>è</w:t>
-      </w:r>
-      <w:r>
-        <w:t>ce (Espion, Maréchal</w:t>
-      </w:r>
-      <w:r>
-        <w:rPr>
-          <w:rFonts w:hint="eastAsia"/>
-        </w:rPr>
-        <w:t>…</w:t>
-      </w:r>
-      <w:r>
-        <w:t>)</w:t>
-      </w:r>
-      <w:r>
-        <w:t xml:space="preserve"> et les valeurs seront de type float, comprises entre 0 et 1 et représentant la probabilité que la pièce donnée </w:t>
-      </w:r>
-      <w:r>
-        <w:t>corresponde au type défini par la clé</w:t>
-      </w:r>
-      <w:r>
-        <w:t>. Ce dictionnaire est intéressant dans le cadre de notre projet, puisq</w:t>
-      </w:r>
-      <w:r>
-        <w:t>u’</w:t>
+        <w:t>I</w:t>
+      </w:r>
+      <w:r>
+        <w:t xml:space="preserve">A de conserver un </w:t>
+      </w:r>
+      <w:r>
+        <w:t>é</w:t>
+      </w:r>
+      <w:r>
+        <w:t xml:space="preserve">tat de </w:t>
+      </w:r>
+      <w:r>
+        <w:t>c</w:t>
+      </w:r>
+      <w:r>
+        <w:t xml:space="preserve">royance (Belief </w:t>
+      </w:r>
+      <w:r>
+        <w:t>State) persistant</w:t>
+      </w:r>
+      <w:r>
+        <w:t xml:space="preserve"> dans le temps. Les valeurs du dictionnaire seront régulièrement modifiées, puisque le mouvement</w:t>
+      </w:r>
+      <w:r>
+        <w:t xml:space="preserve"> d</w:t>
+      </w:r>
+      <w:r>
+        <w:t>’</w:t>
+      </w:r>
+      <w:r>
+        <w:t>un</w:t>
+      </w:r>
+      <w:r>
+        <w:t>e pièce ou l</w:t>
+      </w:r>
+      <w:r>
+        <w:t>’</w:t>
       </w:r>
       <w:r>
         <w:t>i</w:t>
       </w:r>
       <w:r>
-        <w:t>l permet à l</w:t>
-      </w:r>
-      <w:r>
-        <w:rPr>
-          <w:rFonts w:hint="eastAsia"/>
-        </w:rPr>
-        <w:t>’</w:t>
-      </w:r>
-      <w:r>
-        <w:t>I</w:t>
-      </w:r>
-      <w:r>
-        <w:t xml:space="preserve">A de conserver un État de Croyance (Belief </w:t>
-      </w:r>
-      <w:r>
-        <w:t>State) persistant</w:t>
-      </w:r>
-      <w:r>
-        <w:t xml:space="preserve"> dans le temps. Les valeurs du dictionnaire seront régulièrement modifiées, puisque le mouvement d</w:t>
-      </w:r>
-      <w:r>
-        <w:rPr>
-          <w:rFonts w:hint="eastAsia"/>
-        </w:rPr>
-        <w:t>’</w:t>
-      </w:r>
-      <w:r>
-        <w:t>un</w:t>
-      </w:r>
-      <w:r>
-        <w:t>e pièce ou l</w:t>
-      </w:r>
-      <w:r>
-        <w:rPr>
-          <w:rFonts w:hint="eastAsia"/>
-        </w:rPr>
-        <w:t>’</w:t>
-      </w:r>
-      <w:r>
-        <w:t>i</w:t>
-      </w:r>
-      <w:r>
         <w:t>dentification de celle-ci viendra modifier la valeur de ses clés. Ce type de données est donc adéquat pour organiser l</w:t>
       </w:r>
       <w:r>
-        <w:rPr>
-          <w:rFonts w:hint="eastAsia"/>
-        </w:rPr>
         <w:t>’</w:t>
       </w:r>
       <w:r>
@@ -3436,7 +3541,7 @@
           <w:szCs w:val="28"/>
         </w:rPr>
       </w:pPr>
-      <w:bookmarkStart w:id="8" w:name="_Toc221873858"/>
+      <w:bookmarkStart w:id="7" w:name="_Toc221873858"/>
       <w:r>
         <w:rPr>
           <w:sz w:val="28"/>
@@ -3444,60 +3549,78 @@
         </w:rPr>
         <w:t>Tableau</w:t>
       </w:r>
+      <w:bookmarkEnd w:id="7"/>
+    </w:p>
+    <w:p>
+      <w:r>
+        <w:t>Pendant la communication entre le serveur et le client, un tableau</w:t>
+      </w:r>
+      <w:r>
+        <w:t xml:space="preserve"> contenant l</w:t>
+      </w:r>
+      <w:r>
+        <w:t>’</w:t>
+      </w:r>
+      <w:r>
+        <w:t>ensemble</w:t>
+      </w:r>
+      <w:r>
+        <w:t xml:space="preserve"> des pièces du jeu sera </w:t>
+      </w:r>
+      <w:r>
+        <w:t>transmis</w:t>
+      </w:r>
+      <w:r>
+        <w:t xml:space="preserve"> aux joueurs. </w:t>
+      </w:r>
+      <w:r>
+        <w:t xml:space="preserve"> Cette approche permet d</w:t>
+      </w:r>
+      <w:r>
+        <w:t>’</w:t>
+      </w:r>
+      <w:r>
+        <w:t>envoyer toutes les données en une seule structure plutôt que d</w:t>
+      </w:r>
+      <w:r>
+        <w:t>’</w:t>
+      </w:r>
+      <w:r>
+        <w:t>effectuer 80 envois séparés. Cela réduit la fréquence des transferts et améliore l</w:t>
+      </w:r>
+      <w:r>
+        <w:t>’</w:t>
+      </w:r>
+      <w:r>
+        <w:t>efficacité des communications.</w:t>
+      </w:r>
+      <w:r>
+        <w:t xml:space="preserve"> </w:t>
+      </w:r>
+    </w:p>
+    <w:p>
+      <w:pPr>
+        <w:rPr>
+          <w:b/>
+          <w:bCs/>
+        </w:rPr>
+      </w:pPr>
+    </w:p>
+    <w:p>
+      <w:pPr>
+        <w:pStyle w:val="Titre2"/>
+        <w:rPr>
+          <w:u w:val="single"/>
+        </w:rPr>
+      </w:pPr>
+      <w:bookmarkStart w:id="8" w:name="_Toc221873859"/>
+      <w:r>
+        <w:rPr>
+          <w:u w:val="single"/>
+        </w:rPr>
+        <w:t>Patrons de conception</w:t>
+      </w:r>
       <w:bookmarkEnd w:id="8"/>
-    </w:p>
-    <w:p>
-      <w:r>
-        <w:t>Pendant la communication entre le serveur et le client, un tableau des pièces du jeu sera envoyé aux joueurs. Ce tableau est vital car il permet d</w:t>
-      </w:r>
-      <w:r>
-        <w:t>’é</w:t>
-      </w:r>
-      <w:r>
-        <w:t>viter d</w:t>
-      </w:r>
-      <w:r>
-        <w:t>’</w:t>
-      </w:r>
-      <w:r>
-        <w:t>envoyer une par une les 80 pièce</w:t>
-      </w:r>
-      <w:r>
-        <w:t>s</w:t>
-      </w:r>
-      <w:r>
-        <w:t xml:space="preserve"> du jeu en les regroupant en une seule structure de donnée</w:t>
-      </w:r>
-      <w:r>
-        <w:t>s</w:t>
-      </w:r>
-      <w:r>
-        <w:t xml:space="preserve">, évitant les transferts de données trop fréquents. </w:t>
-      </w:r>
-    </w:p>
-    <w:p>
-      <w:pPr>
-        <w:rPr>
-          <w:b/>
-          <w:bCs/>
-        </w:rPr>
-      </w:pPr>
-    </w:p>
-    <w:p>
-      <w:pPr>
-        <w:pStyle w:val="Titre2"/>
-        <w:rPr>
-          <w:u w:val="single"/>
-        </w:rPr>
-      </w:pPr>
-      <w:bookmarkStart w:id="9" w:name="_Toc221873859"/>
-      <w:r>
-        <w:rPr>
-          <w:u w:val="single"/>
-        </w:rPr>
-        <w:t>Patrons de conception</w:t>
-      </w:r>
-      <w:bookmarkEnd w:id="9"/>
     </w:p>
     <w:p>
       <w:pPr>
@@ -3507,7 +3630,7 @@
           <w:szCs w:val="28"/>
         </w:rPr>
       </w:pPr>
-      <w:bookmarkStart w:id="10" w:name="_Toc221873860"/>
+      <w:bookmarkStart w:id="9" w:name="_Toc221873860"/>
       <w:r>
         <w:rPr>
           <w:sz w:val="28"/>
@@ -3515,7 +3638,7 @@
         </w:rPr>
         <w:t>Factory Pattern</w:t>
       </w:r>
-      <w:bookmarkEnd w:id="10"/>
+      <w:bookmarkEnd w:id="9"/>
     </w:p>
     <w:p>
       <w:pPr>
@@ -3525,16 +3648,46 @@
         <w:t>Ce patron</w:t>
       </w:r>
       <w:r>
-        <w:t xml:space="preserve"> de conception permet </w:t>
+        <w:t xml:space="preserve"> de conception </w:t>
+      </w:r>
+      <w:r>
+        <w:t>permet</w:t>
+      </w:r>
+      <w:r>
+        <w:t xml:space="preserve"> </w:t>
       </w:r>
       <w:r>
         <w:t>d’</w:t>
       </w:r>
       <w:r>
-        <w:t>ajouter facilement différents thèmes graphiques aux pièces sans avoir à coder 12 classes de façon indépendante. Il permet de réduire la complexité du code (</w:t>
-      </w:r>
-      <w:r>
-        <w:t>réduire les branchements conditionnels</w:t>
+        <w:t xml:space="preserve">ajouter facilement différents thèmes graphiques aux pièces sans </w:t>
+      </w:r>
+      <w:r>
+        <w:t>devoir coder des classes distinctes pour chacune d</w:t>
+      </w:r>
+      <w:r>
+        <w:t>’</w:t>
+      </w:r>
+      <w:r>
+        <w:t>entre elle</w:t>
+      </w:r>
+      <w:r>
+        <w:t>s</w:t>
+      </w:r>
+      <w:r>
+        <w:t>. Il rédui</w:t>
+      </w:r>
+      <w:r>
+        <w:t>t</w:t>
+      </w:r>
+      <w:r>
+        <w:t xml:space="preserve"> la complexité du code</w:t>
+      </w:r>
+      <w:r>
+        <w:t xml:space="preserve"> (moins de </w:t>
+      </w:r>
+      <w:r>
+        <w:t>branchements conditionnels</w:t>
       </w:r>
       <w:r>
         <w:t>)</w:t>
@@ -3543,13 +3696,49 @@
         <w:t xml:space="preserve"> </w:t>
       </w:r>
       <w:r>
-        <w:t>en centralisant la logique commune dans une fonction usine. Il permet donc de séparer la logique de l</w:t>
+        <w:t>en centralisant la logique commune dans une fonction usine. Il permet donc de séparer la logique</w:t>
+      </w:r>
+      <w:r>
+        <w:t xml:space="preserve"> du jeu</w:t>
+      </w:r>
+      <w:r>
+        <w:t xml:space="preserve"> de l</w:t>
       </w:r>
       <w:r>
         <w:t>’</w:t>
       </w:r>
       <w:r>
-        <w:t xml:space="preserve">apparence des pièces, ce qui est intéressant dans un jeu où les pièces ont différentes apparences, mais des logiques similaires. </w:t>
+        <w:t xml:space="preserve">apparence des pièces, ce qui est </w:t>
+      </w:r>
+      <w:r>
+        <w:t>particulièrement intéressant</w:t>
+      </w:r>
+      <w:r>
+        <w:t xml:space="preserve"> </w:t>
+      </w:r>
+      <w:r>
+        <w:t xml:space="preserve">puisque </w:t>
+      </w:r>
+      <w:r>
+        <w:t>les pièces</w:t>
+      </w:r>
+      <w:r>
+        <w:t xml:space="preserve"> partagent des comportements similaires, </w:t>
+      </w:r>
+      <w:r>
+        <w:t>mais</w:t>
+      </w:r>
+      <w:r>
+        <w:t xml:space="preserve"> ont</w:t>
+      </w:r>
+      <w:r>
+        <w:t xml:space="preserve"> </w:t>
+      </w:r>
+      <w:r>
+        <w:t>des styles graphiques différents</w:t>
+      </w:r>
+      <w:r>
+        <w:t xml:space="preserve">. </w:t>
       </w:r>
     </w:p>
     <w:p>
@@ -3560,22 +3749,20 @@
           <w:szCs w:val="28"/>
         </w:rPr>
       </w:pPr>
-      <w:bookmarkStart w:id="11" w:name="_Toc221873861"/>
+      <w:bookmarkStart w:id="10" w:name="_Toc221873861"/>
       <w:r>
         <w:rPr>
           <w:sz w:val="28"/>
           <w:szCs w:val="28"/>
         </w:rPr>
+        <w:lastRenderedPageBreak/>
         <w:t>Observer</w:t>
       </w:r>
-      <w:bookmarkEnd w:id="11"/>
+      <w:bookmarkEnd w:id="10"/>
     </w:p>
     <w:p>
       <w:pPr>
         <w:jc w:val="both"/>
-        <w:rPr>
-          <w:rFonts w:ascii="Times New Roman" w:hAnsi="Times New Roman"/>
-        </w:rPr>
       </w:pPr>
       <w:r>
         <w:t>L</w:t>
@@ -3584,7 +3771,13 @@
         <w:t>’</w:t>
       </w:r>
       <w:r>
-        <w:t xml:space="preserve">utilisation de useEffect dans le cadre du changement de tour de jeu correspond à un patron Observer. </w:t>
+        <w:t xml:space="preserve">utilisation de useEffect </w:t>
+      </w:r>
+      <w:r>
+        <w:t>pour gérer le changement de tour</w:t>
+      </w:r>
+      <w:r>
+        <w:t xml:space="preserve"> correspond à un patron Observer. </w:t>
       </w:r>
       <w:r>
         <w:t>Après un mouvement validé de la part d</w:t>
@@ -3593,50 +3786,51 @@
         <w:t>’</w:t>
       </w:r>
       <w:r>
-        <w:t>un joueur, le serveur notifie les joueurs du changement de tour</w:t>
-      </w:r>
-      <w:r>
-        <w:t xml:space="preserve">. La variable qui contient le tour en cours correspond au sujet observé du patron </w:t>
-      </w:r>
-      <w:r>
-        <w:lastRenderedPageBreak/>
-        <w:t>et notifie</w:t>
+        <w:t>un joueur, le serveur notifie l</w:t>
+      </w:r>
+      <w:r>
+        <w:t>’</w:t>
+      </w:r>
+      <w:r>
+        <w:t xml:space="preserve">adversaire </w:t>
+      </w:r>
+      <w:r>
+        <w:t>du changement de tour</w:t>
+      </w:r>
+      <w:r>
+        <w:t xml:space="preserve">. </w:t>
+      </w:r>
+      <w:r>
+        <w:t xml:space="preserve">La variable contenant le tour actif (sujet) est surveillée par </w:t>
+      </w:r>
+      <w:proofErr w:type="spellStart"/>
+      <w:r>
+        <w:t>useEffect</w:t>
+      </w:r>
+      <w:proofErr w:type="spellEnd"/>
+      <w:r>
+        <w:t xml:space="preserve"> (Observer)</w:t>
+      </w:r>
+      <w:r>
+        <w:t xml:space="preserve">. </w:t>
+      </w:r>
+      <w:r>
+        <w:t>Si sa valeur change, le composant est rafraîchi automatiquement. Ce mécanisme permet une mise à jour réactive et no</w:t>
+      </w:r>
+      <w:r>
+        <w:t>n</w:t>
+      </w:r>
+      <w:r>
+        <w:t xml:space="preserve"> impérative de l</w:t>
+      </w:r>
+      <w:r>
+        <w:t>’</w:t>
+      </w:r>
+      <w:r>
+        <w:t>interface.</w:t>
       </w:r>
       <w:r>
         <w:t xml:space="preserve"> </w:t>
-      </w:r>
-      <w:r>
-        <w:t xml:space="preserve">le useEffect qui a cette variable comme dépendance. Celui-ci est abonné à ce sujet. Il effectue une comparaison avec la valeur précédente; si elle a </w:t>
-      </w:r>
-      <w:r>
-        <w:rPr>
-          <w:rFonts w:hint="eastAsia"/>
-        </w:rPr>
-        <w:t>chang</w:t>
-      </w:r>
-      <w:r>
-        <w:t>é, l</w:t>
-      </w:r>
-      <w:r>
-        <w:t>e</w:t>
-      </w:r>
-      <w:r>
-        <w:t xml:space="preserve"> comp</w:t>
-      </w:r>
-      <w:r>
-        <w:t>osant enti</w:t>
-      </w:r>
-      <w:r>
-        <w:t>er</w:t>
-      </w:r>
-      <w:r>
-        <w:t xml:space="preserve"> est rafraîchi. Ce processus s</w:t>
-      </w:r>
-      <w:r>
-        <w:t>’</w:t>
-      </w:r>
-      <w:r>
-        <w:t xml:space="preserve">effectue de manière automatique et non pas impérative. </w:t>
       </w:r>
     </w:p>
     <w:p>
@@ -3652,7 +3846,7 @@
           <w:szCs w:val="28"/>
         </w:rPr>
       </w:pPr>
-      <w:bookmarkStart w:id="12" w:name="_Toc221873862"/>
+      <w:bookmarkStart w:id="11" w:name="_Toc221873862"/>
       <w:r>
         <w:rPr>
           <w:sz w:val="28"/>
@@ -3660,7 +3854,7 @@
         </w:rPr>
         <w:t>MVC</w:t>
       </w:r>
-      <w:bookmarkEnd w:id="12"/>
+      <w:bookmarkEnd w:id="11"/>
       <w:r>
         <w:rPr>
           <w:sz w:val="28"/>
@@ -3677,7 +3871,31 @@
         <w:t>’</w:t>
       </w:r>
       <w:r>
-        <w:t>architecture MVC. Le modèle, qui contiendra les données et la logique sera codé en python et sera indépendant de l</w:t>
+        <w:t xml:space="preserve">architecture </w:t>
+      </w:r>
+      <w:r>
+        <w:t>Modèle-Vue-Contrôleur (</w:t>
+      </w:r>
+      <w:r>
+        <w:t>MVC</w:t>
+      </w:r>
+      <w:r>
+        <w:t>)</w:t>
+      </w:r>
+      <w:r>
+        <w:t xml:space="preserve">. Le modèle, </w:t>
+      </w:r>
+      <w:r>
+        <w:t>codé en Python, cont</w:t>
+      </w:r>
+      <w:r>
+        <w:t xml:space="preserve">iendra les données et la logique </w:t>
+      </w:r>
+      <w:r>
+        <w:t xml:space="preserve">du jeu. Il </w:t>
+      </w:r>
+      <w:r>
+        <w:t>sera indépendant de l</w:t>
       </w:r>
       <w:r>
         <w:t>’</w:t>
@@ -3689,22 +3907,31 @@
         <w:t>nterface utilisateur</w:t>
       </w:r>
       <w:r>
-        <w:rPr>
-          <w:rFonts w:hint="eastAsia"/>
-        </w:rPr>
-        <w:t> </w:t>
-      </w:r>
-      <w:r>
-        <w:t>: il sera possible de modifier les éléments du modèle sans affecter la vue. Le modèle connaîtra les règles du jeu, gérera le plateau de jeu et les attributs des joueurs et sera responsable de l</w:t>
+        <w:t xml:space="preserve"> et gérera</w:t>
+      </w:r>
+      <w:r>
+        <w:t xml:space="preserve"> le plateau</w:t>
+      </w:r>
+      <w:r>
+        <w:t xml:space="preserve"> et </w:t>
+      </w:r>
+      <w:r>
+        <w:t>les règles</w:t>
+      </w:r>
+      <w:r>
+        <w:t>, ainsi que l</w:t>
       </w:r>
       <w:r>
         <w:t>’</w:t>
       </w:r>
       <w:r>
-        <w:t>I</w:t>
-      </w:r>
-      <w:r>
-        <w:t xml:space="preserve">A. La vue sera codée en </w:t>
+        <w:t>intelligence artificielle</w:t>
+      </w:r>
+      <w:r>
+        <w:t xml:space="preserve"> et les attributs des joueurs</w:t>
+      </w:r>
+      <w:r>
+        <w:t xml:space="preserve">. La vue, codée en </w:t>
       </w:r>
       <w:proofErr w:type="spellStart"/>
       <w:r>
@@ -3712,98 +3939,81 @@
       </w:r>
       <w:proofErr w:type="spellEnd"/>
       <w:r>
-        <w:t xml:space="preserve"> et recevra du contrôleur uniquement ce qui lui est</w:t>
-      </w:r>
-      <w:r>
-        <w:t xml:space="preserve"> nécessaire. Elle enverra au contrôleur la disposition originale de ses pièces et ses différentes actions lors d</w:t>
+        <w:t>, recevra unique</w:t>
+      </w:r>
+      <w:r>
+        <w:t>ment</w:t>
+      </w:r>
+      <w:r>
+        <w:t xml:space="preserve"> ce qui lui est nécessaire du contrôleur. Elle lui transmettra, en retour, les actions du joueur. Finalement, le contrôleur, situé dans le backend, fera le lien entre le modèle et la vue en assurant la transmission des données.</w:t>
+      </w:r>
+      <w:r>
+        <w:t xml:space="preserve"> </w:t>
+      </w:r>
+    </w:p>
+    <w:p/>
+    <w:p>
+      <w:pPr>
+        <w:pStyle w:val="Titre1"/>
+      </w:pPr>
+      <w:bookmarkStart w:id="12" w:name="_Toc221873863"/>
+      <w:r>
+        <w:t>Intégration individuelle</w:t>
+      </w:r>
+      <w:bookmarkEnd w:id="12"/>
+    </w:p>
+    <w:p>
+      <w:pPr>
+        <w:pStyle w:val="Titre2"/>
+        <w:rPr>
+          <w:u w:val="single"/>
+        </w:rPr>
+      </w:pPr>
+      <w:r>
+        <w:rPr>
+          <w:u w:val="single"/>
+        </w:rPr>
+        <w:t xml:space="preserve">Choix et implémentation de </w:t>
+      </w:r>
+      <w:proofErr w:type="spellStart"/>
+      <w:r>
+        <w:rPr>
+          <w:u w:val="single"/>
+        </w:rPr>
+        <w:t>React</w:t>
+      </w:r>
+      <w:proofErr w:type="spellEnd"/>
+    </w:p>
+    <w:p/>
+    <w:p>
+      <w:pPr>
+        <w:jc w:val="both"/>
+      </w:pPr>
+      <w:r>
+        <w:t xml:space="preserve">L’interface utilisateur de ce projet sera développée avec </w:t>
+      </w:r>
+      <w:proofErr w:type="spellStart"/>
+      <w:r>
+        <w:t>React</w:t>
+      </w:r>
+      <w:proofErr w:type="spellEnd"/>
+      <w:r>
+        <w:t xml:space="preserve">, une bibliothèque JavaScript idéale pour créer des applications interactives. Dans un jeu </w:t>
+      </w:r>
+      <w:r>
+        <w:t>de type</w:t>
+      </w:r>
+      <w:r>
+        <w:t xml:space="preserve"> Stratego, les informations évoluent constamment (déplacement d’un pion, écoulement du temps, capture d’une pièce, etc.). </w:t>
+      </w:r>
+      <w:r>
+        <w:t>Sans mécanisme d</w:t>
       </w:r>
       <w:r>
         <w:t>’</w:t>
       </w:r>
       <w:r>
-        <w:t>u</w:t>
-      </w:r>
-      <w:r>
-        <w:t xml:space="preserve">ne utilisation. La classe </w:t>
-      </w:r>
-      <w:r>
-        <w:t>Contrôleur</w:t>
-      </w:r>
-      <w:r>
-        <w:t xml:space="preserve"> </w:t>
-      </w:r>
-      <w:r>
-        <w:t>dans le backend agira comme tel entre le modèle et la vue. Il sera chargé d</w:t>
-      </w:r>
-      <w:r>
-        <w:t>’</w:t>
-      </w:r>
-      <w:r>
-        <w:t xml:space="preserve">acheminer les données entre les deux autres parties. </w:t>
-      </w:r>
-    </w:p>
-    <w:p/>
-    <w:p>
-      <w:pPr>
-        <w:pStyle w:val="Titre1"/>
-      </w:pPr>
-      <w:bookmarkStart w:id="13" w:name="_Toc221873863"/>
-      <w:r>
-        <w:t>Intégration individuelle</w:t>
-      </w:r>
-      <w:bookmarkEnd w:id="13"/>
-    </w:p>
-    <w:p>
-      <w:pPr>
-        <w:pStyle w:val="Titre2"/>
-        <w:rPr>
-          <w:u w:val="single"/>
-        </w:rPr>
-      </w:pPr>
-      <w:r>
-        <w:rPr>
-          <w:u w:val="single"/>
-        </w:rPr>
-        <w:t xml:space="preserve">Choix et implémentation de </w:t>
-      </w:r>
-      <w:proofErr w:type="spellStart"/>
-      <w:r>
-        <w:rPr>
-          <w:u w:val="single"/>
-        </w:rPr>
-        <w:t>React</w:t>
-      </w:r>
-      <w:proofErr w:type="spellEnd"/>
-    </w:p>
-    <w:p/>
-    <w:p>
-      <w:pPr>
-        <w:jc w:val="both"/>
-      </w:pPr>
-      <w:r>
-        <w:t xml:space="preserve">L’interface utilisateur de ce projet sera développée avec </w:t>
-      </w:r>
-      <w:proofErr w:type="spellStart"/>
-      <w:r>
-        <w:t>React</w:t>
-      </w:r>
-      <w:proofErr w:type="spellEnd"/>
-      <w:r>
-        <w:t xml:space="preserve">, une bibliothèque JavaScript idéale pour créer des applications interactives. Dans un jeu </w:t>
-      </w:r>
-      <w:r>
-        <w:t>de type</w:t>
-      </w:r>
-      <w:r>
-        <w:t xml:space="preserve"> </w:t>
-      </w:r>
-      <w:proofErr w:type="spellStart"/>
-      <w:r>
-        <w:t>Stratego</w:t>
-      </w:r>
-      <w:proofErr w:type="spellEnd"/>
-      <w:r>
-        <w:t>, les informations évoluent constamment (déplacement d’un pion, écoulement du temps, capture d’une pièce, etc.). Avec du JavaScript classique, le navigateur devrait redessiner toute la page à chaque changement d’état, ce qui pourrait causer des ralentissements.</w:t>
+        <w:t>optimisation, plusieurs éléments pourraient être nus à jour inutilement, ce qui nuirait à la performance.</w:t>
       </w:r>
     </w:p>
     <w:p>
@@ -3867,7 +4077,6 @@
         <w:rPr>
           <w:u w:val="single"/>
         </w:rPr>
-        <w:lastRenderedPageBreak/>
         <w:t xml:space="preserve">Choix et implémentation de </w:t>
       </w:r>
       <w:r>
@@ -3877,10 +4086,7 @@
         <w:t>l’algorithme MCTS</w:t>
       </w:r>
     </w:p>
-    <w:p>
-      <w:bookmarkStart w:id="14" w:name="_GoBack"/>
-      <w:bookmarkEnd w:id="14"/>
-    </w:p>
+    <w:p/>
     <w:p>
       <w:pPr>
         <w:jc w:val="both"/>
@@ -3902,15 +4108,25 @@
       </w:r>
       <w:proofErr w:type="spellEnd"/>
       <w:r>
-        <w:t xml:space="preserve"> (MCTS), puisqu’il peut retourner un résultat sans faire une évaluation exhaustive de l’espace de recherche. Comme il existe un nombre énorme de positions de possible au </w:t>
-      </w:r>
-      <w:proofErr w:type="spellStart"/>
-      <w:r>
-        <w:t>Stratego</w:t>
-      </w:r>
-      <w:proofErr w:type="spellEnd"/>
-      <w:r>
-        <w:t xml:space="preserve">, cet algorithme est plus rapide et plus performant que d’autres algorithmes, ce qui le rend particulièrement adapté pour le jeu. </w:t>
+        <w:t xml:space="preserve"> (MCTS), puisqu’il peut </w:t>
+      </w:r>
+      <w:r>
+        <w:t>produire un</w:t>
+      </w:r>
+      <w:r>
+        <w:t xml:space="preserve"> résultat sans faire une évaluation exhaustive de l’espace de recherche. </w:t>
+      </w:r>
+      <w:r>
+        <w:t xml:space="preserve">Cette approche est particulièrement adaptée à Stratego, où le nombre de positions possibles est </w:t>
+      </w:r>
+      <w:r>
+        <w:rPr>
+          <w:rFonts w:hint="eastAsia"/>
+        </w:rPr>
+        <w:t>extrêmement</w:t>
+      </w:r>
+      <w:r>
+        <w:t xml:space="preserve"> élevé. </w:t>
       </w:r>
     </w:p>
     <w:p>
@@ -3918,7 +4134,40 @@
         <w:jc w:val="both"/>
       </w:pPr>
       <w:r>
-        <w:t xml:space="preserve">Ces attributs s’expliquent grâce à la mécanique d’exploration/exploitation. L’IA peut rapidement déterminer quelles branches (mouvements) de son arbre de recherche sont les plus intéressantes et se concentrer sur celles-ci. Il évite ainsi de perdre du temps sur des mouvements qui ne lui rapporteront rien et peut donc se concentrer à évaluer les conséquences possibles de mouvements compétitifs. </w:t>
+        <w:t>G</w:t>
+      </w:r>
+      <w:r>
+        <w:t>râce à la mécanique d’exploration/exploitation</w:t>
+      </w:r>
+      <w:r>
+        <w:t>,</w:t>
+      </w:r>
+      <w:r>
+        <w:t xml:space="preserve"> </w:t>
+      </w:r>
+      <w:r>
+        <w:t>l</w:t>
+      </w:r>
+      <w:r>
+        <w:t xml:space="preserve">’IA peut rapidement déterminer quelles branches (mouvements) de son arbre de recherche sont les plus intéressantes et se concentrer sur celles-ci. Il évite ainsi de perdre du temps sur des mouvements qui ne lui rapporteront rien et peut donc se concentrer </w:t>
+      </w:r>
+      <w:r>
+        <w:t>sur l</w:t>
+      </w:r>
+      <w:r>
+        <w:t>’</w:t>
+      </w:r>
+      <w:r>
+        <w:t>évaluation</w:t>
+      </w:r>
+      <w:r>
+        <w:t xml:space="preserve"> </w:t>
+      </w:r>
+      <w:r>
+        <w:t>d</w:t>
+      </w:r>
+      <w:r>
+        <w:t xml:space="preserve">es conséquences possibles de mouvements compétitifs. </w:t>
       </w:r>
     </w:p>
     <w:p>
@@ -3926,7 +4175,61 @@
         <w:jc w:val="both"/>
       </w:pPr>
       <w:r>
-        <w:t>Pour permettre à l’algorithme de faire ses recherches dans un jeu à information imparfaite (l’identité des pièces ennemies n’est pas connue avant l’issue d’un combat), l’algorithme sera accompagné de Belief States (BS). Ceux-ci lui permettront de conserver en mémoire les hypothèses quant au placement des pièces de l’adversaire. Ces hypothèses seront basées sur les mouvements observés des pièces, sur l’issue des combats, ainsi que sur le nombre de pièces en jeu de chaque type de pièce, et seront mises à jour après chaque tour. L’IA utilisera ces BS pour peaufiner ses stratégies et ses mouvements.</w:t>
+        <w:t xml:space="preserve">Pour permettre à l’algorithme </w:t>
+      </w:r>
+      <w:r>
+        <w:t>d’effectuer</w:t>
+      </w:r>
+      <w:r>
+        <w:t xml:space="preserve"> ses recherches dans un jeu à information imparfaite (l’identité des pièces ennemies n’est pas connue avant l’issue d’un combat), l’algorithme sera </w:t>
+      </w:r>
+      <w:r>
+        <w:t>combiné à</w:t>
+      </w:r>
+      <w:r>
+        <w:t xml:space="preserve"> de</w:t>
+      </w:r>
+      <w:r>
+        <w:t>s</w:t>
+      </w:r>
+      <w:r>
+        <w:t xml:space="preserve"> Belief States. </w:t>
+      </w:r>
+      <w:r>
+        <w:t>Ces états représenteront les hypothèses de l</w:t>
+      </w:r>
+      <w:r>
+        <w:t>’</w:t>
+      </w:r>
+      <w:r>
+        <w:t>IA</w:t>
+      </w:r>
+      <w:r>
+        <w:t xml:space="preserve"> concernant l</w:t>
+      </w:r>
+      <w:r>
+        <w:t>’</w:t>
+      </w:r>
+      <w:r>
+        <w:t>identité des pièces adverses</w:t>
+      </w:r>
+      <w:r>
+        <w:t xml:space="preserve">. </w:t>
+      </w:r>
+      <w:r>
+        <w:t>Ils seront mis à jour après chaque mouvement ou combat, en fonction des informations observées.</w:t>
+      </w:r>
+      <w:r>
+        <w:t xml:space="preserve"> L’IA utilisera ces </w:t>
+      </w:r>
+      <w:r>
+        <w:t>états</w:t>
+      </w:r>
+      <w:r>
+        <w:t xml:space="preserve"> pour </w:t>
+      </w:r>
+      <w:r>
+        <w:t>affiner ses décisions stratégiques.</w:t>
       </w:r>
     </w:p>
     <w:sectPr>
@@ -3942,7 +4245,7 @@
 </file>
 
 <file path=word/endnotes.xml><?xml version="1.0" encoding="utf-8"?>
-<w:endnotes xmlns:wpc="http://schemas.microsoft.com/office/word/2010/wordprocessingCanvas" xmlns:cx="http://schemas.microsoft.com/office/drawing/2014/chartex" xmlns:cx1="http://schemas.microsoft.com/office/drawing/2015/9/8/chartex" xmlns:cx2="http://schemas.microsoft.com/office/drawing/2015/10/21/chartex" xmlns:cx3="http://schemas.microsoft.com/office/drawing/2016/5/9/chartex" xmlns:cx4="http://schemas.microsoft.com/office/drawing/2016/5/10/chartex" xmlns:cx5="http://schemas.microsoft.com/office/drawing/2016/5/11/chartex" xmlns:cx6="http://schemas.microsoft.com/office/drawing/2016/5/12/chartex" xmlns:cx7="http://schemas.microsoft.com/office/drawing/2016/5/13/chartex" xmlns:cx8="http://schemas.microsoft.com/office/drawing/2016/5/14/chartex" xmlns:mc="http://schemas.openxmlformats.org/markup-compatibility/2006" xmlns:aink="http://schemas.microsoft.com/office/drawing/2016/ink" xmlns:am3d="http://schemas.microsoft.com/office/drawing/2017/model3d" xmlns:o="urn:schemas-microsoft-com:office:office" xmlns:r="http://schemas.openxmlformats.org/officeDocument/2006/relationships" xmlns:m="http://schemas.openxmlformats.org/officeDocument/2006/math" xmlns:v="urn:schemas-microsoft-com:vml" xmlns:wp14="http://schemas.microsoft.com/office/word/2010/wordprocessingDrawing" xmlns:wp="http://schemas.openxmlformats.org/drawingml/2006/wordprocessingDrawing" xmlns:w10="urn:schemas-microsoft-com:office:word" xmlns:w="http://schemas.openxmlformats.org/wordprocessingml/2006/main" xmlns:w14="http://schemas.microsoft.com/office/word/2010/wordml" xmlns:w15="http://schemas.microsoft.com/office/word/2012/wordml" xmlns:w16cid="http://schemas.microsoft.com/office/word/2016/wordml/cid" xmlns:w16se="http://schemas.microsoft.com/office/word/2015/wordml/symex" xmlns:wpg="http://schemas.microsoft.com/office/word/2010/wordprocessingGroup" xmlns:wpi="http://schemas.microsoft.com/office/word/2010/wordprocessingInk" xmlns:wne="http://schemas.microsoft.com/office/word/2006/wordml" xmlns:wps="http://schemas.microsoft.com/office/word/2010/wordprocessingShape" mc:Ignorable="w14 w15 w16se w16cid wp14">
+<w:endnotes xmlns:wpc="http://schemas.microsoft.com/office/word/2010/wordprocessingCanvas" xmlns:cx="http://schemas.microsoft.com/office/drawing/2014/chartex" xmlns:cx1="http://schemas.microsoft.com/office/drawing/2015/9/8/chartex" xmlns:cx2="http://schemas.microsoft.com/office/drawing/2015/10/21/chartex" xmlns:cx3="http://schemas.microsoft.com/office/drawing/2016/5/9/chartex" xmlns:cx4="http://schemas.microsoft.com/office/drawing/2016/5/10/chartex" xmlns:cx5="http://schemas.microsoft.com/office/drawing/2016/5/11/chartex" xmlns:cx6="http://schemas.microsoft.com/office/drawing/2016/5/12/chartex" xmlns:cx7="http://schemas.microsoft.com/office/drawing/2016/5/13/chartex" xmlns:cx8="http://schemas.microsoft.com/office/drawing/2016/5/14/chartex" xmlns:mc="http://schemas.openxmlformats.org/markup-compatibility/2006" xmlns:aink="http://schemas.microsoft.com/office/drawing/2016/ink" xmlns:am3d="http://schemas.microsoft.com/office/drawing/2017/model3d" xmlns:o="urn:schemas-microsoft-com:office:office" xmlns:oel="http://schemas.microsoft.com/office/2019/extlst" xmlns:r="http://schemas.openxmlformats.org/officeDocument/2006/relationships" xmlns:m="http://schemas.openxmlformats.org/officeDocument/2006/math" xmlns:v="urn:schemas-microsoft-com:vml" xmlns:wp14="http://schemas.microsoft.com/office/word/2010/wordprocessingDrawing" xmlns:wp="http://schemas.openxmlformats.org/drawingml/2006/wordprocessingDrawing" xmlns:w10="urn:schemas-microsoft-com:office:word" xmlns:w="http://schemas.openxmlformats.org/wordprocessingml/2006/main" xmlns:w14="http://schemas.microsoft.com/office/word/2010/wordml" xmlns:w15="http://schemas.microsoft.com/office/word/2012/wordml" xmlns:w16cex="http://schemas.microsoft.com/office/word/2018/wordml/cex" xmlns:w16cid="http://schemas.microsoft.com/office/word/2016/wordml/cid" xmlns:w16="http://schemas.microsoft.com/office/word/2018/wordml" xmlns:w16du="http://schemas.microsoft.com/office/word/2023/wordml/word16du" xmlns:w16sdtdh="http://schemas.microsoft.com/office/word/2020/wordml/sdtdatahash" xmlns:w16sdtfl="http://schemas.microsoft.com/office/word/2024/wordml/sdtformatlock" xmlns:w16se="http://schemas.microsoft.com/office/word/2015/wordml/symex" xmlns:wpg="http://schemas.microsoft.com/office/word/2010/wordprocessingGroup" xmlns:wpi="http://schemas.microsoft.com/office/word/2010/wordprocessingInk" xmlns:wne="http://schemas.microsoft.com/office/word/2006/wordml" xmlns:wps="http://schemas.microsoft.com/office/word/2010/wordprocessingShape" mc:Ignorable="w14 w15 w16se w16cid w16 w16cex w16sdtdh w16sdtfl w16du wp14">
   <w:endnote w:type="separator" w:id="-1">
     <w:p>
       <w:pPr>
@@ -3967,7 +4270,7 @@
 </file>
 
 <file path=word/footer1.xml><?xml version="1.0" encoding="utf-8"?>
-<w:ftr xmlns:wpc="http://schemas.microsoft.com/office/word/2010/wordprocessingCanvas" xmlns:cx="http://schemas.microsoft.com/office/drawing/2014/chartex" xmlns:cx1="http://schemas.microsoft.com/office/drawing/2015/9/8/chartex" xmlns:cx2="http://schemas.microsoft.com/office/drawing/2015/10/21/chartex" xmlns:cx3="http://schemas.microsoft.com/office/drawing/2016/5/9/chartex" xmlns:cx4="http://schemas.microsoft.com/office/drawing/2016/5/10/chartex" xmlns:cx5="http://schemas.microsoft.com/office/drawing/2016/5/11/chartex" xmlns:cx6="http://schemas.microsoft.com/office/drawing/2016/5/12/chartex" xmlns:cx7="http://schemas.microsoft.com/office/drawing/2016/5/13/chartex" xmlns:cx8="http://schemas.microsoft.com/office/drawing/2016/5/14/chartex" xmlns:mc="http://schemas.openxmlformats.org/markup-compatibility/2006" xmlns:aink="http://schemas.microsoft.com/office/drawing/2016/ink" xmlns:am3d="http://schemas.microsoft.com/office/drawing/2017/model3d" xmlns:o="urn:schemas-microsoft-com:office:office" xmlns:r="http://schemas.openxmlformats.org/officeDocument/2006/relationships" xmlns:m="http://schemas.openxmlformats.org/officeDocument/2006/math" xmlns:v="urn:schemas-microsoft-com:vml" xmlns:wp14="http://schemas.microsoft.com/office/word/2010/wordprocessingDrawing" xmlns:wp="http://schemas.openxmlformats.org/drawingml/2006/wordprocessingDrawing" xmlns:w10="urn:schemas-microsoft-com:office:word" xmlns:w="http://schemas.openxmlformats.org/wordprocessingml/2006/main" xmlns:w14="http://schemas.microsoft.com/office/word/2010/wordml" xmlns:w15="http://schemas.microsoft.com/office/word/2012/wordml" xmlns:w16cid="http://schemas.microsoft.com/office/word/2016/wordml/cid" xmlns:w16se="http://schemas.microsoft.com/office/word/2015/wordml/symex" xmlns:wpg="http://schemas.microsoft.com/office/word/2010/wordprocessingGroup" xmlns:wpi="http://schemas.microsoft.com/office/word/2010/wordprocessingInk" xmlns:wne="http://schemas.microsoft.com/office/word/2006/wordml" xmlns:wps="http://schemas.microsoft.com/office/word/2010/wordprocessingShape" mc:Ignorable="w14 w15 w16se w16cid wp14">
+<w:ftr xmlns:wpc="http://schemas.microsoft.com/office/word/2010/wordprocessingCanvas" xmlns:cx="http://schemas.microsoft.com/office/drawing/2014/chartex" xmlns:cx1="http://schemas.microsoft.com/office/drawing/2015/9/8/chartex" xmlns:cx2="http://schemas.microsoft.com/office/drawing/2015/10/21/chartex" xmlns:cx3="http://schemas.microsoft.com/office/drawing/2016/5/9/chartex" xmlns:cx4="http://schemas.microsoft.com/office/drawing/2016/5/10/chartex" xmlns:cx5="http://schemas.microsoft.com/office/drawing/2016/5/11/chartex" xmlns:cx6="http://schemas.microsoft.com/office/drawing/2016/5/12/chartex" xmlns:cx7="http://schemas.microsoft.com/office/drawing/2016/5/13/chartex" xmlns:cx8="http://schemas.microsoft.com/office/drawing/2016/5/14/chartex" xmlns:mc="http://schemas.openxmlformats.org/markup-compatibility/2006" xmlns:aink="http://schemas.microsoft.com/office/drawing/2016/ink" xmlns:am3d="http://schemas.microsoft.com/office/drawing/2017/model3d" xmlns:o="urn:schemas-microsoft-com:office:office" xmlns:oel="http://schemas.microsoft.com/office/2019/extlst" xmlns:r="http://schemas.openxmlformats.org/officeDocument/2006/relationships" xmlns:m="http://schemas.openxmlformats.org/officeDocument/2006/math" xmlns:v="urn:schemas-microsoft-com:vml" xmlns:wp14="http://schemas.microsoft.com/office/word/2010/wordprocessingDrawing" xmlns:wp="http://schemas.openxmlformats.org/drawingml/2006/wordprocessingDrawing" xmlns:w10="urn:schemas-microsoft-com:office:word" xmlns:w="http://schemas.openxmlformats.org/wordprocessingml/2006/main" xmlns:w14="http://schemas.microsoft.com/office/word/2010/wordml" xmlns:w15="http://schemas.microsoft.com/office/word/2012/wordml" xmlns:w16cex="http://schemas.microsoft.com/office/word/2018/wordml/cex" xmlns:w16cid="http://schemas.microsoft.com/office/word/2016/wordml/cid" xmlns:w16="http://schemas.microsoft.com/office/word/2018/wordml" xmlns:w16du="http://schemas.microsoft.com/office/word/2023/wordml/word16du" xmlns:w16sdtdh="http://schemas.microsoft.com/office/word/2020/wordml/sdtdatahash" xmlns:w16sdtfl="http://schemas.microsoft.com/office/word/2024/wordml/sdtformatlock" xmlns:w16se="http://schemas.microsoft.com/office/word/2015/wordml/symex" xmlns:wpg="http://schemas.microsoft.com/office/word/2010/wordprocessingGroup" xmlns:wpi="http://schemas.microsoft.com/office/word/2010/wordprocessingInk" xmlns:wne="http://schemas.microsoft.com/office/word/2006/wordml" xmlns:wps="http://schemas.microsoft.com/office/word/2010/wordprocessingShape" mc:Ignorable="w14 w15 w16se w16cid w16 w16cex w16sdtdh w16sdtfl w16du wp14">
   <w:sdt>
     <w:sdtPr>
       <w:id w:val="-78914420"/>
@@ -3976,7 +4279,6 @@
         <w:docPartUnique/>
       </w:docPartObj>
     </w:sdtPr>
-    <w:sdtEndPr/>
     <w:sdtContent>
       <w:sdt>
         <w:sdtPr>
@@ -3986,7 +4288,6 @@
             <w:docPartUnique/>
           </w:docPartObj>
         </w:sdtPr>
-        <w:sdtEndPr/>
         <w:sdtContent>
           <w:p>
             <w:pPr>
@@ -4103,7 +4404,7 @@
 </file>
 
 <file path=word/footnotes.xml><?xml version="1.0" encoding="utf-8"?>
-<w:footnotes xmlns:wpc="http://schemas.microsoft.com/office/word/2010/wordprocessingCanvas" xmlns:cx="http://schemas.microsoft.com/office/drawing/2014/chartex" xmlns:cx1="http://schemas.microsoft.com/office/drawing/2015/9/8/chartex" xmlns:cx2="http://schemas.microsoft.com/office/drawing/2015/10/21/chartex" xmlns:cx3="http://schemas.microsoft.com/office/drawing/2016/5/9/chartex" xmlns:cx4="http://schemas.microsoft.com/office/drawing/2016/5/10/chartex" xmlns:cx5="http://schemas.microsoft.com/office/drawing/2016/5/11/chartex" xmlns:cx6="http://schemas.microsoft.com/office/drawing/2016/5/12/chartex" xmlns:cx7="http://schemas.microsoft.com/office/drawing/2016/5/13/chartex" xmlns:cx8="http://schemas.microsoft.com/office/drawing/2016/5/14/chartex" xmlns:mc="http://schemas.openxmlformats.org/markup-compatibility/2006" xmlns:aink="http://schemas.microsoft.com/office/drawing/2016/ink" xmlns:am3d="http://schemas.microsoft.com/office/drawing/2017/model3d" xmlns:o="urn:schemas-microsoft-com:office:office" xmlns:r="http://schemas.openxmlformats.org/officeDocument/2006/relationships" xmlns:m="http://schemas.openxmlformats.org/officeDocument/2006/math" xmlns:v="urn:schemas-microsoft-com:vml" xmlns:wp14="http://schemas.microsoft.com/office/word/2010/wordprocessingDrawing" xmlns:wp="http://schemas.openxmlformats.org/drawingml/2006/wordprocessingDrawing" xmlns:w10="urn:schemas-microsoft-com:office:word" xmlns:w="http://schemas.openxmlformats.org/wordprocessingml/2006/main" xmlns:w14="http://schemas.microsoft.com/office/word/2010/wordml" xmlns:w15="http://schemas.microsoft.com/office/word/2012/wordml" xmlns:w16cid="http://schemas.microsoft.com/office/word/2016/wordml/cid" xmlns:w16se="http://schemas.microsoft.com/office/word/2015/wordml/symex" xmlns:wpg="http://schemas.microsoft.com/office/word/2010/wordprocessingGroup" xmlns:wpi="http://schemas.microsoft.com/office/word/2010/wordprocessingInk" xmlns:wne="http://schemas.microsoft.com/office/word/2006/wordml" xmlns:wps="http://schemas.microsoft.com/office/word/2010/wordprocessingShape" mc:Ignorable="w14 w15 w16se w16cid wp14">
+<w:footnotes xmlns:wpc="http://schemas.microsoft.com/office/word/2010/wordprocessingCanvas" xmlns:cx="http://schemas.microsoft.com/office/drawing/2014/chartex" xmlns:cx1="http://schemas.microsoft.com/office/drawing/2015/9/8/chartex" xmlns:cx2="http://schemas.microsoft.com/office/drawing/2015/10/21/chartex" xmlns:cx3="http://schemas.microsoft.com/office/drawing/2016/5/9/chartex" xmlns:cx4="http://schemas.microsoft.com/office/drawing/2016/5/10/chartex" xmlns:cx5="http://schemas.microsoft.com/office/drawing/2016/5/11/chartex" xmlns:cx6="http://schemas.microsoft.com/office/drawing/2016/5/12/chartex" xmlns:cx7="http://schemas.microsoft.com/office/drawing/2016/5/13/chartex" xmlns:cx8="http://schemas.microsoft.com/office/drawing/2016/5/14/chartex" xmlns:mc="http://schemas.openxmlformats.org/markup-compatibility/2006" xmlns:aink="http://schemas.microsoft.com/office/drawing/2016/ink" xmlns:am3d="http://schemas.microsoft.com/office/drawing/2017/model3d" xmlns:o="urn:schemas-microsoft-com:office:office" xmlns:oel="http://schemas.microsoft.com/office/2019/extlst" xmlns:r="http://schemas.openxmlformats.org/officeDocument/2006/relationships" xmlns:m="http://schemas.openxmlformats.org/officeDocument/2006/math" xmlns:v="urn:schemas-microsoft-com:vml" xmlns:wp14="http://schemas.microsoft.com/office/word/2010/wordprocessingDrawing" xmlns:wp="http://schemas.openxmlformats.org/drawingml/2006/wordprocessingDrawing" xmlns:w10="urn:schemas-microsoft-com:office:word" xmlns:w="http://schemas.openxmlformats.org/wordprocessingml/2006/main" xmlns:w14="http://schemas.microsoft.com/office/word/2010/wordml" xmlns:w15="http://schemas.microsoft.com/office/word/2012/wordml" xmlns:w16cex="http://schemas.microsoft.com/office/word/2018/wordml/cex" xmlns:w16cid="http://schemas.microsoft.com/office/word/2016/wordml/cid" xmlns:w16="http://schemas.microsoft.com/office/word/2018/wordml" xmlns:w16du="http://schemas.microsoft.com/office/word/2023/wordml/word16du" xmlns:w16sdtdh="http://schemas.microsoft.com/office/word/2020/wordml/sdtdatahash" xmlns:w16sdtfl="http://schemas.microsoft.com/office/word/2024/wordml/sdtformatlock" xmlns:w16se="http://schemas.microsoft.com/office/word/2015/wordml/symex" xmlns:wpg="http://schemas.microsoft.com/office/word/2010/wordprocessingGroup" xmlns:wpi="http://schemas.microsoft.com/office/word/2010/wordprocessingInk" xmlns:wne="http://schemas.microsoft.com/office/word/2006/wordml" xmlns:wps="http://schemas.microsoft.com/office/word/2010/wordprocessingShape" mc:Ignorable="w14 w15 w16se w16cid w16 w16cex w16sdtdh w16sdtfl w16du wp14">
   <w:footnote w:type="separator" w:id="-1">
     <w:p>
       <w:pPr>
@@ -4128,7 +4429,7 @@
 </file>
 
 <file path=word/numbering.xml><?xml version="1.0" encoding="utf-8"?>
-<w:numbering xmlns:wpc="http://schemas.microsoft.com/office/word/2010/wordprocessingCanvas" xmlns:cx="http://schemas.microsoft.com/office/drawing/2014/chartex" xmlns:cx1="http://schemas.microsoft.com/office/drawing/2015/9/8/chartex" xmlns:cx2="http://schemas.microsoft.com/office/drawing/2015/10/21/chartex" xmlns:cx3="http://schemas.microsoft.com/office/drawing/2016/5/9/chartex" xmlns:cx4="http://schemas.microsoft.com/office/drawing/2016/5/10/chartex" xmlns:cx5="http://schemas.microsoft.com/office/drawing/2016/5/11/chartex" xmlns:cx6="http://schemas.microsoft.com/office/drawing/2016/5/12/chartex" xmlns:cx7="http://schemas.microsoft.com/office/drawing/2016/5/13/chartex" xmlns:cx8="http://schemas.microsoft.com/office/drawing/2016/5/14/chartex" xmlns:mc="http://schemas.openxmlformats.org/markup-compatibility/2006" xmlns:aink="http://schemas.microsoft.com/office/drawing/2016/ink" xmlns:am3d="http://schemas.microsoft.com/office/drawing/2017/model3d" xmlns:o="urn:schemas-microsoft-com:office:office" xmlns:r="http://schemas.openxmlformats.org/officeDocument/2006/relationships" xmlns:m="http://schemas.openxmlformats.org/officeDocument/2006/math" xmlns:v="urn:schemas-microsoft-com:vml" xmlns:wp14="http://schemas.microsoft.com/office/word/2010/wordprocessingDrawing" xmlns:wp="http://schemas.openxmlformats.org/drawingml/2006/wordprocessingDrawing" xmlns:w10="urn:schemas-microsoft-com:office:word" xmlns:w="http://schemas.openxmlformats.org/wordprocessingml/2006/main" xmlns:w14="http://schemas.microsoft.com/office/word/2010/wordml" xmlns:w15="http://schemas.microsoft.com/office/word/2012/wordml" xmlns:w16cid="http://schemas.microsoft.com/office/word/2016/wordml/cid" xmlns:w16se="http://schemas.microsoft.com/office/word/2015/wordml/symex" xmlns:wpg="http://schemas.microsoft.com/office/word/2010/wordprocessingGroup" xmlns:wpi="http://schemas.microsoft.com/office/word/2010/wordprocessingInk" xmlns:wne="http://schemas.microsoft.com/office/word/2006/wordml" xmlns:wps="http://schemas.microsoft.com/office/word/2010/wordprocessingShape" mc:Ignorable="w14 w15 w16se w16cid wp14">
+<w:numbering xmlns:wpc="http://schemas.microsoft.com/office/word/2010/wordprocessingCanvas" xmlns:cx="http://schemas.microsoft.com/office/drawing/2014/chartex" xmlns:cx1="http://schemas.microsoft.com/office/drawing/2015/9/8/chartex" xmlns:cx2="http://schemas.microsoft.com/office/drawing/2015/10/21/chartex" xmlns:cx3="http://schemas.microsoft.com/office/drawing/2016/5/9/chartex" xmlns:cx4="http://schemas.microsoft.com/office/drawing/2016/5/10/chartex" xmlns:cx5="http://schemas.microsoft.com/office/drawing/2016/5/11/chartex" xmlns:cx6="http://schemas.microsoft.com/office/drawing/2016/5/12/chartex" xmlns:cx7="http://schemas.microsoft.com/office/drawing/2016/5/13/chartex" xmlns:cx8="http://schemas.microsoft.com/office/drawing/2016/5/14/chartex" xmlns:mc="http://schemas.openxmlformats.org/markup-compatibility/2006" xmlns:aink="http://schemas.microsoft.com/office/drawing/2016/ink" xmlns:am3d="http://schemas.microsoft.com/office/drawing/2017/model3d" xmlns:o="urn:schemas-microsoft-com:office:office" xmlns:oel="http://schemas.microsoft.com/office/2019/extlst" xmlns:r="http://schemas.openxmlformats.org/officeDocument/2006/relationships" xmlns:m="http://schemas.openxmlformats.org/officeDocument/2006/math" xmlns:v="urn:schemas-microsoft-com:vml" xmlns:wp14="http://schemas.microsoft.com/office/word/2010/wordprocessingDrawing" xmlns:wp="http://schemas.openxmlformats.org/drawingml/2006/wordprocessingDrawing" xmlns:w10="urn:schemas-microsoft-com:office:word" xmlns:w="http://schemas.openxmlformats.org/wordprocessingml/2006/main" xmlns:w14="http://schemas.microsoft.com/office/word/2010/wordml" xmlns:w15="http://schemas.microsoft.com/office/word/2012/wordml" xmlns:w16cex="http://schemas.microsoft.com/office/word/2018/wordml/cex" xmlns:w16cid="http://schemas.microsoft.com/office/word/2016/wordml/cid" xmlns:w16="http://schemas.microsoft.com/office/word/2018/wordml" xmlns:w16du="http://schemas.microsoft.com/office/word/2023/wordml/word16du" xmlns:w16sdtdh="http://schemas.microsoft.com/office/word/2020/wordml/sdtdatahash" xmlns:w16sdtfl="http://schemas.microsoft.com/office/word/2024/wordml/sdtformatlock" xmlns:w16se="http://schemas.microsoft.com/office/word/2015/wordml/symex" xmlns:wpg="http://schemas.microsoft.com/office/word/2010/wordprocessingGroup" xmlns:wpi="http://schemas.microsoft.com/office/word/2010/wordprocessingInk" xmlns:wne="http://schemas.microsoft.com/office/word/2006/wordml" xmlns:wps="http://schemas.microsoft.com/office/word/2010/wordprocessingShape" mc:Ignorable="w14 w15 w16se w16cid w16 w16cex w16sdtdh w16sdtfl w16du wp14">
   <w:abstractNum w:abstractNumId="0" w15:restartNumberingAfterBreak="0">
     <w:nsid w:val="6E4B134E"/>
     <w:multiLevelType w:val="multilevel"/>
@@ -4278,14 +4579,14 @@
       </w:rPr>
     </w:lvl>
   </w:abstractNum>
-  <w:num w:numId="1">
+  <w:num w:numId="1" w16cid:durableId="131950215">
     <w:abstractNumId w:val="0"/>
   </w:num>
 </w:numbering>
 </file>
 
 <file path=word/styles.xml><?xml version="1.0" encoding="utf-8"?>
-<w:styles xmlns:mc="http://schemas.openxmlformats.org/markup-compatibility/2006" xmlns:r="http://schemas.openxmlformats.org/officeDocument/2006/relationships" xmlns:w="http://schemas.openxmlformats.org/wordprocessingml/2006/main" xmlns:w14="http://schemas.microsoft.com/office/word/2010/wordml" xmlns:w15="http://schemas.microsoft.com/office/word/2012/wordml" xmlns:w16cid="http://schemas.microsoft.com/office/word/2016/wordml/cid" xmlns:w16se="http://schemas.microsoft.com/office/word/2015/wordml/symex" mc:Ignorable="w14 w15 w16se w16cid">
+<w:styles xmlns:mc="http://schemas.openxmlformats.org/markup-compatibility/2006" xmlns:r="http://schemas.openxmlformats.org/officeDocument/2006/relationships" xmlns:w="http://schemas.openxmlformats.org/wordprocessingml/2006/main" xmlns:w14="http://schemas.microsoft.com/office/word/2010/wordml" xmlns:w15="http://schemas.microsoft.com/office/word/2012/wordml" xmlns:w16cex="http://schemas.microsoft.com/office/word/2018/wordml/cex" xmlns:w16cid="http://schemas.microsoft.com/office/word/2016/wordml/cid" xmlns:w16="http://schemas.microsoft.com/office/word/2018/wordml" xmlns:w16du="http://schemas.microsoft.com/office/word/2023/wordml/word16du" xmlns:w16sdtdh="http://schemas.microsoft.com/office/word/2020/wordml/sdtdatahash" xmlns:w16sdtfl="http://schemas.microsoft.com/office/word/2024/wordml/sdtformatlock" xmlns:w16se="http://schemas.microsoft.com/office/word/2015/wordml/symex" mc:Ignorable="w14 w15 w16se w16cid w16 w16cex w16sdtdh w16sdtfl w16du">
   <w:docDefaults>
     <w:rPrDefault>
       <w:rPr>
@@ -4301,7 +4602,7 @@
       </w:pPr>
     </w:pPrDefault>
   </w:docDefaults>
-  <w:latentStyles w:defLockedState="0" w:defUIPriority="99" w:defSemiHidden="0" w:defUnhideWhenUsed="0" w:defQFormat="0" w:count="375">
+  <w:latentStyles w:defLockedState="0" w:defUIPriority="99" w:defSemiHidden="0" w:defUnhideWhenUsed="0" w:defQFormat="0" w:count="376">
     <w:lsdException w:name="Normal" w:uiPriority="0" w:qFormat="1"/>
     <w:lsdException w:name="heading 1" w:uiPriority="9" w:qFormat="1"/>
     <w:lsdException w:name="heading 2" w:semiHidden="1" w:uiPriority="9" w:unhideWhenUsed="1" w:qFormat="1"/>
@@ -4677,6 +4978,7 @@
     <w:lsdException w:name="Smart Hyperlink" w:semiHidden="1" w:unhideWhenUsed="1"/>
     <w:lsdException w:name="Hashtag" w:semiHidden="1" w:unhideWhenUsed="1"/>
     <w:lsdException w:name="Unresolved Mention" w:semiHidden="1" w:unhideWhenUsed="1"/>
+    <w:lsdException w:name="Smart Link" w:semiHidden="1" w:unhideWhenUsed="1"/>
   </w:latentStyles>
   <w:style w:type="paragraph" w:default="1" w:styleId="Normal">
     <w:name w:val="Normal"/>

--- a/doc/C61_-_Document de conception_L_Attaque.docx
+++ b/doc/C61_-_Document de conception_L_Attaque.docx
@@ -1,6 +1,6 @@
 
 <file path=word/document.xml><?xml version="1.0" encoding="utf-8"?>
-<w:document xmlns:wpc="http://schemas.microsoft.com/office/word/2010/wordprocessingCanvas" xmlns:cx="http://schemas.microsoft.com/office/drawing/2014/chartex" xmlns:cx1="http://schemas.microsoft.com/office/drawing/2015/9/8/chartex" xmlns:cx2="http://schemas.microsoft.com/office/drawing/2015/10/21/chartex" xmlns:cx3="http://schemas.microsoft.com/office/drawing/2016/5/9/chartex" xmlns:cx4="http://schemas.microsoft.com/office/drawing/2016/5/10/chartex" xmlns:cx5="http://schemas.microsoft.com/office/drawing/2016/5/11/chartex" xmlns:cx6="http://schemas.microsoft.com/office/drawing/2016/5/12/chartex" xmlns:cx7="http://schemas.microsoft.com/office/drawing/2016/5/13/chartex" xmlns:cx8="http://schemas.microsoft.com/office/drawing/2016/5/14/chartex" xmlns:mc="http://schemas.openxmlformats.org/markup-compatibility/2006" xmlns:aink="http://schemas.microsoft.com/office/drawing/2016/ink" xmlns:am3d="http://schemas.microsoft.com/office/drawing/2017/model3d" xmlns:o="urn:schemas-microsoft-com:office:office" xmlns:oel="http://schemas.microsoft.com/office/2019/extlst" xmlns:r="http://schemas.openxmlformats.org/officeDocument/2006/relationships" xmlns:m="http://schemas.openxmlformats.org/officeDocument/2006/math" xmlns:v="urn:schemas-microsoft-com:vml" xmlns:wp14="http://schemas.microsoft.com/office/word/2010/wordprocessingDrawing" xmlns:wp="http://schemas.openxmlformats.org/drawingml/2006/wordprocessingDrawing" xmlns:w10="urn:schemas-microsoft-com:office:word" xmlns:w="http://schemas.openxmlformats.org/wordprocessingml/2006/main" xmlns:w14="http://schemas.microsoft.com/office/word/2010/wordml" xmlns:w15="http://schemas.microsoft.com/office/word/2012/wordml" xmlns:w16cex="http://schemas.microsoft.com/office/word/2018/wordml/cex" xmlns:w16cid="http://schemas.microsoft.com/office/word/2016/wordml/cid" xmlns:w16="http://schemas.microsoft.com/office/word/2018/wordml" xmlns:w16du="http://schemas.microsoft.com/office/word/2023/wordml/word16du" xmlns:w16sdtdh="http://schemas.microsoft.com/office/word/2020/wordml/sdtdatahash" xmlns:w16sdtfl="http://schemas.microsoft.com/office/word/2024/wordml/sdtformatlock" xmlns:w16se="http://schemas.microsoft.com/office/word/2015/wordml/symex" xmlns:wpg="http://schemas.microsoft.com/office/word/2010/wordprocessingGroup" xmlns:wpi="http://schemas.microsoft.com/office/word/2010/wordprocessingInk" xmlns:wne="http://schemas.microsoft.com/office/word/2006/wordml" xmlns:wps="http://schemas.microsoft.com/office/word/2010/wordprocessingShape" mc:Ignorable="w14 w15 w16se w16cid w16 w16cex w16sdtdh w16sdtfl w16du wp14">
+<w:document xmlns:wpc="http://schemas.microsoft.com/office/word/2010/wordprocessingCanvas" xmlns:cx="http://schemas.microsoft.com/office/drawing/2014/chartex" xmlns:cx1="http://schemas.microsoft.com/office/drawing/2015/9/8/chartex" xmlns:cx2="http://schemas.microsoft.com/office/drawing/2015/10/21/chartex" xmlns:cx3="http://schemas.microsoft.com/office/drawing/2016/5/9/chartex" xmlns:cx4="http://schemas.microsoft.com/office/drawing/2016/5/10/chartex" xmlns:cx5="http://schemas.microsoft.com/office/drawing/2016/5/11/chartex" xmlns:cx6="http://schemas.microsoft.com/office/drawing/2016/5/12/chartex" xmlns:cx7="http://schemas.microsoft.com/office/drawing/2016/5/13/chartex" xmlns:cx8="http://schemas.microsoft.com/office/drawing/2016/5/14/chartex" xmlns:mc="http://schemas.openxmlformats.org/markup-compatibility/2006" xmlns:aink="http://schemas.microsoft.com/office/drawing/2016/ink" xmlns:am3d="http://schemas.microsoft.com/office/drawing/2017/model3d" xmlns:o="urn:schemas-microsoft-com:office:office" xmlns:r="http://schemas.openxmlformats.org/officeDocument/2006/relationships" xmlns:m="http://schemas.openxmlformats.org/officeDocument/2006/math" xmlns:v="urn:schemas-microsoft-com:vml" xmlns:wp14="http://schemas.microsoft.com/office/word/2010/wordprocessingDrawing" xmlns:wp="http://schemas.openxmlformats.org/drawingml/2006/wordprocessingDrawing" xmlns:w10="urn:schemas-microsoft-com:office:word" xmlns:w="http://schemas.openxmlformats.org/wordprocessingml/2006/main" xmlns:w14="http://schemas.microsoft.com/office/word/2010/wordml" xmlns:w15="http://schemas.microsoft.com/office/word/2012/wordml" xmlns:w16cid="http://schemas.microsoft.com/office/word/2016/wordml/cid" xmlns:w16se="http://schemas.microsoft.com/office/word/2015/wordml/symex" xmlns:wpg="http://schemas.microsoft.com/office/word/2010/wordprocessingGroup" xmlns:wpi="http://schemas.microsoft.com/office/word/2010/wordprocessingInk" xmlns:wne="http://schemas.microsoft.com/office/word/2006/wordml" xmlns:wps="http://schemas.microsoft.com/office/word/2010/wordprocessingShape" mc:Ignorable="w14 w15 w16se w16cid wp14">
   <w:body>
     <w:p>
       <w:pPr>
@@ -325,19 +325,12 @@
       <w:pPr>
         <w:jc w:val="center"/>
         <w:rPr>
-          <w:b/>
-          <w:bCs/>
-        </w:rPr>
-      </w:pPr>
-      <w:r>
-        <w:rPr>
           <w:rFonts w:asciiTheme="majorHAnsi" w:eastAsiaTheme="majorEastAsia" w:hAnsiTheme="majorHAnsi" w:cstheme="majorBidi"/>
           <w:color w:val="156082" w:themeColor="accent1"/>
           <w:sz w:val="22"/>
           <w:szCs w:val="22"/>
         </w:rPr>
-        <w:t xml:space="preserve">Le </w:t>
-      </w:r>
+      </w:pPr>
       <w:r>
         <w:rPr>
           <w:rFonts w:asciiTheme="majorHAnsi" w:eastAsiaTheme="majorEastAsia" w:hAnsiTheme="majorHAnsi" w:cstheme="majorBidi"/>
@@ -345,16 +338,59 @@
           <w:sz w:val="22"/>
           <w:szCs w:val="22"/>
         </w:rPr>
-        <w:t>vendredi, 20 février 2026</w:t>
+        <w:fldChar w:fldCharType="begin"/>
+      </w:r>
+      <w:r>
+        <w:rPr>
+          <w:rFonts w:asciiTheme="majorHAnsi" w:eastAsiaTheme="majorEastAsia" w:hAnsiTheme="majorHAnsi" w:cstheme="majorBidi"/>
+          <w:color w:val="156082" w:themeColor="accent1"/>
+          <w:sz w:val="22"/>
+          <w:szCs w:val="22"/>
+        </w:rPr>
+        <w:instrText xml:space="preserve"> TIME \@ "dddd, d MMMM yyyy" </w:instrText>
+      </w:r>
+      <w:r>
+        <w:rPr>
+          <w:rFonts w:asciiTheme="majorHAnsi" w:eastAsiaTheme="majorEastAsia" w:hAnsiTheme="majorHAnsi" w:cstheme="majorBidi"/>
+          <w:color w:val="156082" w:themeColor="accent1"/>
+          <w:sz w:val="22"/>
+          <w:szCs w:val="22"/>
+        </w:rPr>
+        <w:fldChar w:fldCharType="separate"/>
+      </w:r>
+      <w:r>
+        <w:rPr>
+          <w:rFonts w:asciiTheme="majorHAnsi" w:eastAsiaTheme="majorEastAsia" w:hAnsiTheme="majorHAnsi" w:cstheme="majorBidi"/>
+          <w:noProof/>
+          <w:color w:val="156082" w:themeColor="accent1"/>
+          <w:sz w:val="22"/>
+          <w:szCs w:val="22"/>
+        </w:rPr>
+        <w:t>V</w:t>
+      </w:r>
+      <w:r>
+        <w:rPr>
+          <w:rFonts w:asciiTheme="majorHAnsi" w:eastAsiaTheme="majorEastAsia" w:hAnsiTheme="majorHAnsi" w:cstheme="majorBidi"/>
+          <w:noProof/>
+          <w:color w:val="156082" w:themeColor="accent1"/>
+          <w:sz w:val="22"/>
+          <w:szCs w:val="22"/>
+        </w:rPr>
+        <w:t>endredi, 27 février 2026</w:t>
+      </w:r>
+      <w:r>
+        <w:rPr>
+          <w:rFonts w:asciiTheme="majorHAnsi" w:eastAsiaTheme="majorEastAsia" w:hAnsiTheme="majorHAnsi" w:cstheme="majorBidi"/>
+          <w:color w:val="156082" w:themeColor="accent1"/>
+          <w:sz w:val="22"/>
+          <w:szCs w:val="22"/>
+        </w:rPr>
+        <w:fldChar w:fldCharType="end"/>
       </w:r>
     </w:p>
     <w:sdt>
       <w:sdtPr>
         <w:rPr>
-          <w:rFonts w:asciiTheme="minorHAnsi" w:eastAsiaTheme="minorEastAsia" w:hAnsiTheme="minorHAnsi" w:cstheme="minorBidi"/>
-          <w:color w:val="auto"/>
-          <w:sz w:val="21"/>
-          <w:szCs w:val="21"/>
           <w:lang w:val="fr-FR"/>
         </w:rPr>
         <w:id w:val="-693220048"/>
@@ -372,31 +408,17 @@
       <w:sdtContent>
         <w:p>
           <w:pPr>
-            <w:pStyle w:val="En-ttedetabledesmatires"/>
+            <w:jc w:val="center"/>
             <w:rPr>
-              <w:lang w:val="fr-FR"/>
+              <w:rStyle w:val="Titre1Car"/>
             </w:rPr>
           </w:pPr>
           <w:r>
             <w:rPr>
-              <w:lang w:val="fr-FR"/>
+              <w:rStyle w:val="Titre1Car"/>
             </w:rPr>
             <w:t>Table des matières</w:t>
           </w:r>
-        </w:p>
-        <w:p>
-          <w:pPr>
-            <w:rPr>
-              <w:lang w:val="fr-FR"/>
-            </w:rPr>
-          </w:pPr>
-        </w:p>
-        <w:p>
-          <w:pPr>
-            <w:rPr>
-              <w:lang w:val="fr-FR"/>
-            </w:rPr>
-          </w:pPr>
         </w:p>
         <w:p>
           <w:pPr>
@@ -406,11 +428,9 @@
             </w:tabs>
             <w:rPr>
               <w:noProof/>
-              <w:kern w:val="2"/>
-              <w:sz w:val="24"/>
-              <w:szCs w:val="24"/>
+              <w:sz w:val="22"/>
+              <w:szCs w:val="22"/>
               <w:lang w:eastAsia="fr-CA"/>
-              <w14:ligatures w14:val="standardContextual"/>
             </w:rPr>
           </w:pPr>
           <w:r>
@@ -422,13 +442,13 @@
           <w:r>
             <w:fldChar w:fldCharType="separate"/>
           </w:r>
-          <w:hyperlink w:anchor="_Toc221873850" w:history="1">
+          <w:hyperlink w:anchor="_Toc223074498" w:history="1">
             <w:r>
               <w:rPr>
                 <w:rStyle w:val="Lienhypertexte"/>
                 <w:noProof/>
               </w:rPr>
-              <w:t>Diagramme de cas d’usage</w:t>
+              <w:t>Diagrammes de cas d’usage</w:t>
             </w:r>
             <w:r>
               <w:rPr>
@@ -449,7 +469,7 @@
                 <w:noProof/>
                 <w:webHidden/>
               </w:rPr>
-              <w:instrText xml:space="preserve"> PAGEREF _Toc221873850 \h </w:instrText>
+              <w:instrText xml:space="preserve"> PAGEREF _Toc223074498 \h </w:instrText>
             </w:r>
             <w:r>
               <w:rPr>
@@ -488,20 +508,18 @@
             </w:tabs>
             <w:rPr>
               <w:noProof/>
-              <w:kern w:val="2"/>
-              <w:sz w:val="24"/>
-              <w:szCs w:val="24"/>
+              <w:sz w:val="22"/>
+              <w:szCs w:val="22"/>
               <w:lang w:eastAsia="fr-CA"/>
-              <w14:ligatures w14:val="standardContextual"/>
             </w:rPr>
           </w:pPr>
-          <w:hyperlink w:anchor="_Toc221873851" w:history="1">
+          <w:hyperlink w:anchor="_Toc223074499" w:history="1">
             <w:r>
               <w:rPr>
                 <w:rStyle w:val="Lienhypertexte"/>
                 <w:noProof/>
               </w:rPr>
-              <w:t>Diagramme de classes</w:t>
+              <w:t>Diagrammes de classes</w:t>
             </w:r>
             <w:r>
               <w:rPr>
@@ -522,7 +540,7 @@
                 <w:noProof/>
                 <w:webHidden/>
               </w:rPr>
-              <w:instrText xml:space="preserve"> PAGEREF _Toc221873851 \h </w:instrText>
+              <w:instrText xml:space="preserve"> PAGEREF _Toc223074499 \h </w:instrText>
             </w:r>
             <w:r>
               <w:rPr>
@@ -542,7 +560,7 @@
                 <w:noProof/>
                 <w:webHidden/>
               </w:rPr>
-              <w:t>4</w:t>
+              <w:t>6</w:t>
             </w:r>
             <w:r>
               <w:rPr>
@@ -561,14 +579,12 @@
             </w:tabs>
             <w:rPr>
               <w:noProof/>
-              <w:kern w:val="2"/>
-              <w:sz w:val="24"/>
-              <w:szCs w:val="24"/>
+              <w:sz w:val="22"/>
+              <w:szCs w:val="22"/>
               <w:lang w:eastAsia="fr-CA"/>
-              <w14:ligatures w14:val="standardContextual"/>
             </w:rPr>
           </w:pPr>
-          <w:hyperlink w:anchor="_Toc221873852" w:history="1">
+          <w:hyperlink w:anchor="_Toc223074500" w:history="1">
             <w:r>
               <w:rPr>
                 <w:rStyle w:val="Lienhypertexte"/>
@@ -595,7 +611,7 @@
                 <w:noProof/>
                 <w:webHidden/>
               </w:rPr>
-              <w:instrText xml:space="preserve"> PAGEREF _Toc221873852 \h </w:instrText>
+              <w:instrText xml:space="preserve"> PAGEREF _Toc223074500 \h </w:instrText>
             </w:r>
             <w:r>
               <w:rPr>
@@ -615,7 +631,7 @@
                 <w:noProof/>
                 <w:webHidden/>
               </w:rPr>
-              <w:t>5</w:t>
+              <w:t>8</w:t>
             </w:r>
             <w:r>
               <w:rPr>
@@ -634,14 +650,12 @@
             </w:tabs>
             <w:rPr>
               <w:noProof/>
-              <w:kern w:val="2"/>
-              <w:sz w:val="24"/>
-              <w:szCs w:val="24"/>
+              <w:sz w:val="22"/>
+              <w:szCs w:val="22"/>
               <w:lang w:eastAsia="fr-CA"/>
-              <w14:ligatures w14:val="standardContextual"/>
             </w:rPr>
           </w:pPr>
-          <w:hyperlink w:anchor="_Toc221873853" w:history="1">
+          <w:hyperlink w:anchor="_Toc223074501" w:history="1">
             <w:r>
               <w:rPr>
                 <w:rStyle w:val="Lienhypertexte"/>
@@ -668,7 +682,7 @@
                 <w:noProof/>
                 <w:webHidden/>
               </w:rPr>
-              <w:instrText xml:space="preserve"> PAGEREF _Toc221873853 \h </w:instrText>
+              <w:instrText xml:space="preserve"> PAGEREF _Toc223074501 \h </w:instrText>
             </w:r>
             <w:r>
               <w:rPr>
@@ -688,7 +702,7 @@
                 <w:noProof/>
                 <w:webHidden/>
               </w:rPr>
-              <w:t>7</w:t>
+              <w:t>9</w:t>
             </w:r>
             <w:r>
               <w:rPr>
@@ -707,14 +721,12 @@
             </w:tabs>
             <w:rPr>
               <w:noProof/>
-              <w:kern w:val="2"/>
-              <w:sz w:val="24"/>
-              <w:szCs w:val="24"/>
+              <w:sz w:val="22"/>
+              <w:szCs w:val="22"/>
               <w:lang w:eastAsia="fr-CA"/>
-              <w14:ligatures w14:val="standardContextual"/>
             </w:rPr>
           </w:pPr>
-          <w:hyperlink w:anchor="_Toc221873854" w:history="1">
+          <w:hyperlink w:anchor="_Toc223074502" w:history="1">
             <w:r>
               <w:rPr>
                 <w:rStyle w:val="Lienhypertexte"/>
@@ -741,7 +753,7 @@
                 <w:noProof/>
                 <w:webHidden/>
               </w:rPr>
-              <w:instrText xml:space="preserve"> PAGEREF _Toc221873854 \h </w:instrText>
+              <w:instrText xml:space="preserve"> PAGEREF _Toc223074502 \h </w:instrText>
             </w:r>
             <w:r>
               <w:rPr>
@@ -761,7 +773,7 @@
                 <w:noProof/>
                 <w:webHidden/>
               </w:rPr>
-              <w:t>12</w:t>
+              <w:t>14</w:t>
             </w:r>
             <w:r>
               <w:rPr>
@@ -780,14 +792,12 @@
             </w:tabs>
             <w:rPr>
               <w:noProof/>
-              <w:kern w:val="2"/>
-              <w:sz w:val="24"/>
-              <w:szCs w:val="24"/>
+              <w:sz w:val="22"/>
+              <w:szCs w:val="22"/>
               <w:lang w:eastAsia="fr-CA"/>
-              <w14:ligatures w14:val="standardContextual"/>
             </w:rPr>
           </w:pPr>
-          <w:hyperlink w:anchor="_Toc221873855" w:history="1">
+          <w:hyperlink w:anchor="_Toc223074503" w:history="1">
             <w:r>
               <w:rPr>
                 <w:rStyle w:val="Lienhypertexte"/>
@@ -814,7 +824,7 @@
                 <w:noProof/>
                 <w:webHidden/>
               </w:rPr>
-              <w:instrText xml:space="preserve"> PAGEREF _Toc221873855 \h </w:instrText>
+              <w:instrText xml:space="preserve"> PAGEREF _Toc223074503 \h </w:instrText>
             </w:r>
             <w:r>
               <w:rPr>
@@ -834,7 +844,7 @@
                 <w:noProof/>
                 <w:webHidden/>
               </w:rPr>
-              <w:t>12</w:t>
+              <w:t>14</w:t>
             </w:r>
             <w:r>
               <w:rPr>
@@ -853,20 +863,18 @@
             </w:tabs>
             <w:rPr>
               <w:noProof/>
-              <w:kern w:val="2"/>
-              <w:sz w:val="24"/>
-              <w:szCs w:val="24"/>
+              <w:sz w:val="22"/>
+              <w:szCs w:val="22"/>
               <w:lang w:eastAsia="fr-CA"/>
-              <w14:ligatures w14:val="standardContextual"/>
             </w:rPr>
           </w:pPr>
-          <w:hyperlink w:anchor="_Toc221873856" w:history="1">
+          <w:hyperlink w:anchor="_Toc223074504" w:history="1">
             <w:r>
               <w:rPr>
                 <w:rStyle w:val="Lienhypertexte"/>
                 <w:noProof/>
               </w:rPr>
-              <w:t>Double liste chainée</w:t>
+              <w:t>Structure arborescente</w:t>
             </w:r>
             <w:r>
               <w:rPr>
@@ -887,7 +895,7 @@
                 <w:noProof/>
                 <w:webHidden/>
               </w:rPr>
-              <w:instrText xml:space="preserve"> PAGEREF _Toc221873856 \h </w:instrText>
+              <w:instrText xml:space="preserve"> PAGEREF _Toc223074504 \h </w:instrText>
             </w:r>
             <w:r>
               <w:rPr>
@@ -907,7 +915,7 @@
                 <w:noProof/>
                 <w:webHidden/>
               </w:rPr>
-              <w:t>12</w:t>
+              <w:t>14</w:t>
             </w:r>
             <w:r>
               <w:rPr>
@@ -926,14 +934,12 @@
             </w:tabs>
             <w:rPr>
               <w:noProof/>
-              <w:kern w:val="2"/>
-              <w:sz w:val="24"/>
-              <w:szCs w:val="24"/>
+              <w:sz w:val="22"/>
+              <w:szCs w:val="22"/>
               <w:lang w:eastAsia="fr-CA"/>
-              <w14:ligatures w14:val="standardContextual"/>
             </w:rPr>
           </w:pPr>
-          <w:hyperlink w:anchor="_Toc221873857" w:history="1">
+          <w:hyperlink w:anchor="_Toc223074505" w:history="1">
             <w:r>
               <w:rPr>
                 <w:rStyle w:val="Lienhypertexte"/>
@@ -960,7 +966,7 @@
                 <w:noProof/>
                 <w:webHidden/>
               </w:rPr>
-              <w:instrText xml:space="preserve"> PAGEREF _Toc221873857 \h </w:instrText>
+              <w:instrText xml:space="preserve"> PAGEREF _Toc223074505 \h </w:instrText>
             </w:r>
             <w:r>
               <w:rPr>
@@ -980,7 +986,7 @@
                 <w:noProof/>
                 <w:webHidden/>
               </w:rPr>
-              <w:t>12</w:t>
+              <w:t>14</w:t>
             </w:r>
             <w:r>
               <w:rPr>
@@ -999,14 +1005,12 @@
             </w:tabs>
             <w:rPr>
               <w:noProof/>
-              <w:kern w:val="2"/>
-              <w:sz w:val="24"/>
-              <w:szCs w:val="24"/>
+              <w:sz w:val="22"/>
+              <w:szCs w:val="22"/>
               <w:lang w:eastAsia="fr-CA"/>
-              <w14:ligatures w14:val="standardContextual"/>
             </w:rPr>
           </w:pPr>
-          <w:hyperlink w:anchor="_Toc221873858" w:history="1">
+          <w:hyperlink w:anchor="_Toc223074506" w:history="1">
             <w:r>
               <w:rPr>
                 <w:rStyle w:val="Lienhypertexte"/>
@@ -1033,7 +1037,7 @@
                 <w:noProof/>
                 <w:webHidden/>
               </w:rPr>
-              <w:instrText xml:space="preserve"> PAGEREF _Toc221873858 \h </w:instrText>
+              <w:instrText xml:space="preserve"> PAGEREF _Toc223074506 \h </w:instrText>
             </w:r>
             <w:r>
               <w:rPr>
@@ -1053,7 +1057,7 @@
                 <w:noProof/>
                 <w:webHidden/>
               </w:rPr>
-              <w:t>12</w:t>
+              <w:t>14</w:t>
             </w:r>
             <w:r>
               <w:rPr>
@@ -1072,14 +1076,12 @@
             </w:tabs>
             <w:rPr>
               <w:noProof/>
-              <w:kern w:val="2"/>
-              <w:sz w:val="24"/>
-              <w:szCs w:val="24"/>
+              <w:sz w:val="22"/>
+              <w:szCs w:val="22"/>
               <w:lang w:eastAsia="fr-CA"/>
-              <w14:ligatures w14:val="standardContextual"/>
             </w:rPr>
           </w:pPr>
-          <w:hyperlink w:anchor="_Toc221873859" w:history="1">
+          <w:hyperlink w:anchor="_Toc223074507" w:history="1">
             <w:r>
               <w:rPr>
                 <w:rStyle w:val="Lienhypertexte"/>
@@ -1106,7 +1108,7 @@
                 <w:noProof/>
                 <w:webHidden/>
               </w:rPr>
-              <w:instrText xml:space="preserve"> PAGEREF _Toc221873859 \h </w:instrText>
+              <w:instrText xml:space="preserve"> PAGEREF _Toc223074507 \h </w:instrText>
             </w:r>
             <w:r>
               <w:rPr>
@@ -1126,7 +1128,7 @@
                 <w:noProof/>
                 <w:webHidden/>
               </w:rPr>
-              <w:t>12</w:t>
+              <w:t>15</w:t>
             </w:r>
             <w:r>
               <w:rPr>
@@ -1145,14 +1147,12 @@
             </w:tabs>
             <w:rPr>
               <w:noProof/>
-              <w:kern w:val="2"/>
-              <w:sz w:val="24"/>
-              <w:szCs w:val="24"/>
+              <w:sz w:val="22"/>
+              <w:szCs w:val="22"/>
               <w:lang w:eastAsia="fr-CA"/>
-              <w14:ligatures w14:val="standardContextual"/>
             </w:rPr>
           </w:pPr>
-          <w:hyperlink w:anchor="_Toc221873860" w:history="1">
+          <w:hyperlink w:anchor="_Toc223074508" w:history="1">
             <w:r>
               <w:rPr>
                 <w:rStyle w:val="Lienhypertexte"/>
@@ -1179,7 +1179,7 @@
                 <w:noProof/>
                 <w:webHidden/>
               </w:rPr>
-              <w:instrText xml:space="preserve"> PAGEREF _Toc221873860 \h </w:instrText>
+              <w:instrText xml:space="preserve"> PAGEREF _Toc223074508 \h </w:instrText>
             </w:r>
             <w:r>
               <w:rPr>
@@ -1199,7 +1199,7 @@
                 <w:noProof/>
                 <w:webHidden/>
               </w:rPr>
-              <w:t>12</w:t>
+              <w:t>15</w:t>
             </w:r>
             <w:r>
               <w:rPr>
@@ -1218,14 +1218,12 @@
             </w:tabs>
             <w:rPr>
               <w:noProof/>
-              <w:kern w:val="2"/>
-              <w:sz w:val="24"/>
-              <w:szCs w:val="24"/>
+              <w:sz w:val="22"/>
+              <w:szCs w:val="22"/>
               <w:lang w:eastAsia="fr-CA"/>
-              <w14:ligatures w14:val="standardContextual"/>
             </w:rPr>
           </w:pPr>
-          <w:hyperlink w:anchor="_Toc221873861" w:history="1">
+          <w:hyperlink w:anchor="_Toc223074509" w:history="1">
             <w:r>
               <w:rPr>
                 <w:rStyle w:val="Lienhypertexte"/>
@@ -1252,7 +1250,7 @@
                 <w:noProof/>
                 <w:webHidden/>
               </w:rPr>
-              <w:instrText xml:space="preserve"> PAGEREF _Toc221873861 \h </w:instrText>
+              <w:instrText xml:space="preserve"> PAGEREF _Toc223074509 \h </w:instrText>
             </w:r>
             <w:r>
               <w:rPr>
@@ -1272,7 +1270,7 @@
                 <w:noProof/>
                 <w:webHidden/>
               </w:rPr>
-              <w:t>12</w:t>
+              <w:t>15</w:t>
             </w:r>
             <w:r>
               <w:rPr>
@@ -1291,14 +1289,12 @@
             </w:tabs>
             <w:rPr>
               <w:noProof/>
-              <w:kern w:val="2"/>
-              <w:sz w:val="24"/>
-              <w:szCs w:val="24"/>
+              <w:sz w:val="22"/>
+              <w:szCs w:val="22"/>
               <w:lang w:eastAsia="fr-CA"/>
-              <w14:ligatures w14:val="standardContextual"/>
             </w:rPr>
           </w:pPr>
-          <w:hyperlink w:anchor="_Toc221873862" w:history="1">
+          <w:hyperlink w:anchor="_Toc223074510" w:history="1">
             <w:r>
               <w:rPr>
                 <w:rStyle w:val="Lienhypertexte"/>
@@ -1325,7 +1321,7 @@
                 <w:noProof/>
                 <w:webHidden/>
               </w:rPr>
-              <w:instrText xml:space="preserve"> PAGEREF _Toc221873862 \h </w:instrText>
+              <w:instrText xml:space="preserve"> PAGEREF _Toc223074510 \h </w:instrText>
             </w:r>
             <w:r>
               <w:rPr>
@@ -1345,7 +1341,78 @@
                 <w:noProof/>
                 <w:webHidden/>
               </w:rPr>
-              <w:t>13</w:t>
+              <w:t>15</w:t>
+            </w:r>
+            <w:r>
+              <w:rPr>
+                <w:noProof/>
+                <w:webHidden/>
+              </w:rPr>
+              <w:fldChar w:fldCharType="end"/>
+            </w:r>
+          </w:hyperlink>
+        </w:p>
+        <w:p>
+          <w:pPr>
+            <w:pStyle w:val="TM1"/>
+            <w:tabs>
+              <w:tab w:val="right" w:leader="dot" w:pos="8630"/>
+            </w:tabs>
+            <w:rPr>
+              <w:noProof/>
+              <w:sz w:val="22"/>
+              <w:szCs w:val="22"/>
+              <w:lang w:eastAsia="fr-CA"/>
+            </w:rPr>
+          </w:pPr>
+          <w:hyperlink w:anchor="_Toc223074511" w:history="1">
+            <w:r>
+              <w:rPr>
+                <w:rStyle w:val="Lienhypertexte"/>
+                <w:noProof/>
+              </w:rPr>
+              <w:t>Intégration individuelle</w:t>
+            </w:r>
+            <w:r>
+              <w:rPr>
+                <w:noProof/>
+                <w:webHidden/>
+              </w:rPr>
+              <w:tab/>
+            </w:r>
+            <w:r>
+              <w:rPr>
+                <w:noProof/>
+                <w:webHidden/>
+              </w:rPr>
+              <w:fldChar w:fldCharType="begin"/>
+            </w:r>
+            <w:r>
+              <w:rPr>
+                <w:noProof/>
+                <w:webHidden/>
+              </w:rPr>
+              <w:instrText xml:space="preserve"> PAGEREF _Toc223074511 \h </w:instrText>
+            </w:r>
+            <w:r>
+              <w:rPr>
+                <w:noProof/>
+                <w:webHidden/>
+              </w:rPr>
+            </w:r>
+            <w:r>
+              <w:rPr>
+                <w:noProof/>
+                <w:webHidden/>
+              </w:rPr>
+              <w:fldChar w:fldCharType="separate"/>
+            </w:r>
+            <w:r>
+              <w:rPr>
+                <w:noProof/>
+                <w:webHidden/>
+              </w:rPr>
+              <w:t>16</w:t>
             </w:r>
             <w:r>
               <w:rPr>
@@ -1364,20 +1431,18 @@
             </w:tabs>
             <w:rPr>
               <w:noProof/>
-              <w:kern w:val="2"/>
-              <w:sz w:val="24"/>
-              <w:szCs w:val="24"/>
+              <w:sz w:val="22"/>
+              <w:szCs w:val="22"/>
               <w:lang w:eastAsia="fr-CA"/>
-              <w14:ligatures w14:val="standardContextual"/>
             </w:rPr>
           </w:pPr>
-          <w:hyperlink w:anchor="_Toc221873863" w:history="1">
+          <w:hyperlink w:anchor="_Toc223074512" w:history="1">
             <w:r>
               <w:rPr>
                 <w:rStyle w:val="Lienhypertexte"/>
                 <w:noProof/>
               </w:rPr>
-              <w:t>Intégration individuelle</w:t>
+              <w:t>Choix et implémentation de React</w:t>
             </w:r>
             <w:r>
               <w:rPr>
@@ -1398,7 +1463,7 @@
                 <w:noProof/>
                 <w:webHidden/>
               </w:rPr>
-              <w:instrText xml:space="preserve"> PAGEREF _Toc221873863 \h </w:instrText>
+              <w:instrText xml:space="preserve"> PAGEREF _Toc223074512 \h </w:instrText>
             </w:r>
             <w:r>
               <w:rPr>
@@ -1418,7 +1483,78 @@
                 <w:noProof/>
                 <w:webHidden/>
               </w:rPr>
-              <w:t>13</w:t>
+              <w:t>16</w:t>
+            </w:r>
+            <w:r>
+              <w:rPr>
+                <w:noProof/>
+                <w:webHidden/>
+              </w:rPr>
+              <w:fldChar w:fldCharType="end"/>
+            </w:r>
+          </w:hyperlink>
+        </w:p>
+        <w:p>
+          <w:pPr>
+            <w:pStyle w:val="TM2"/>
+            <w:tabs>
+              <w:tab w:val="right" w:leader="dot" w:pos="8630"/>
+            </w:tabs>
+            <w:rPr>
+              <w:noProof/>
+              <w:sz w:val="22"/>
+              <w:szCs w:val="22"/>
+              <w:lang w:eastAsia="fr-CA"/>
+            </w:rPr>
+          </w:pPr>
+          <w:hyperlink w:anchor="_Toc223074513" w:history="1">
+            <w:r>
+              <w:rPr>
+                <w:rStyle w:val="Lienhypertexte"/>
+                <w:noProof/>
+              </w:rPr>
+              <w:t>Choix et implémentation de l’algorithme MCTS</w:t>
+            </w:r>
+            <w:r>
+              <w:rPr>
+                <w:noProof/>
+                <w:webHidden/>
+              </w:rPr>
+              <w:tab/>
+            </w:r>
+            <w:r>
+              <w:rPr>
+                <w:noProof/>
+                <w:webHidden/>
+              </w:rPr>
+              <w:fldChar w:fldCharType="begin"/>
+            </w:r>
+            <w:r>
+              <w:rPr>
+                <w:noProof/>
+                <w:webHidden/>
+              </w:rPr>
+              <w:instrText xml:space="preserve"> PAGEREF _Toc223074513 \h </w:instrText>
+            </w:r>
+            <w:r>
+              <w:rPr>
+                <w:noProof/>
+                <w:webHidden/>
+              </w:rPr>
+            </w:r>
+            <w:r>
+              <w:rPr>
+                <w:noProof/>
+                <w:webHidden/>
+              </w:rPr>
+              <w:fldChar w:fldCharType="separate"/>
+            </w:r>
+            <w:r>
+              <w:rPr>
+                <w:noProof/>
+                <w:webHidden/>
+              </w:rPr>
+              <w:t>16</w:t>
             </w:r>
             <w:r>
               <w:rPr>
@@ -1490,84 +1626,24 @@
       </w:pPr>
     </w:p>
     <w:p>
-      <w:pPr>
-        <w:rPr>
-          <w:b/>
-          <w:bCs/>
-        </w:rPr>
-      </w:pPr>
-    </w:p>
-    <w:p>
-      <w:pPr>
-        <w:rPr>
-          <w:b/>
-          <w:bCs/>
-        </w:rPr>
-      </w:pPr>
-    </w:p>
-    <w:p>
-      <w:pPr>
-        <w:rPr>
-          <w:b/>
-          <w:bCs/>
-        </w:rPr>
-      </w:pPr>
-    </w:p>
-    <w:p>
-      <w:pPr>
-        <w:rPr>
-          <w:b/>
-          <w:bCs/>
-        </w:rPr>
-      </w:pPr>
-    </w:p>
-    <w:p>
-      <w:pPr>
-        <w:rPr>
-          <w:b/>
-          <w:bCs/>
-        </w:rPr>
-      </w:pPr>
-    </w:p>
-    <w:p>
-      <w:pPr>
-        <w:rPr>
-          <w:b/>
-          <w:bCs/>
-        </w:rPr>
-      </w:pPr>
-    </w:p>
-    <w:p>
-      <w:pPr>
-        <w:rPr>
-          <w:b/>
-          <w:bCs/>
-        </w:rPr>
-      </w:pPr>
-    </w:p>
-    <w:p>
-      <w:pPr>
-        <w:rPr>
-          <w:b/>
-          <w:bCs/>
-        </w:rPr>
-      </w:pPr>
-    </w:p>
-    <w:p>
-      <w:pPr>
-        <w:rPr>
-          <w:b/>
-          <w:bCs/>
-        </w:rPr>
-      </w:pPr>
+      <w:r>
+        <w:br w:type="page"/>
+      </w:r>
     </w:p>
     <w:p>
       <w:pPr>
         <w:pStyle w:val="Titre1"/>
       </w:pPr>
-      <w:bookmarkStart w:id="0" w:name="_Toc221873850"/>
-      <w:r>
-        <w:t>Diagramme de cas d</w:t>
+      <w:bookmarkStart w:id="0" w:name="_Toc223074498"/>
+      <w:r>
+        <w:lastRenderedPageBreak/>
+        <w:t>Diagramme</w:t>
+      </w:r>
+      <w:r>
+        <w:t>s</w:t>
+      </w:r>
+      <w:r>
+        <w:t xml:space="preserve"> de cas d</w:t>
       </w:r>
       <w:r>
         <w:t>’</w:t>
@@ -1587,32 +1663,14 @@
         </w:rPr>
       </w:pPr>
       <w:r>
-        <w:br w:type="page"/>
-      </w:r>
-    </w:p>
-    <w:p>
-      <w:pPr>
-        <w:pStyle w:val="Titre1"/>
-      </w:pPr>
-      <w:bookmarkStart w:id="1" w:name="_Toc221873851"/>
-      <w:r>
         <w:rPr>
           <w:noProof/>
         </w:rPr>
-        <w:lastRenderedPageBreak/>
         <w:drawing>
-          <wp:anchor distT="0" distB="0" distL="114300" distR="114300" simplePos="0" relativeHeight="251657215" behindDoc="1" locked="0" layoutInCell="1" allowOverlap="1" wp14:anchorId="34E2FCE9" wp14:editId="288C8BCB">
-            <wp:simplePos x="0" y="0"/>
-            <wp:positionH relativeFrom="margin">
-              <wp:posOffset>-736013</wp:posOffset>
-            </wp:positionH>
-            <wp:positionV relativeFrom="paragraph">
-              <wp:posOffset>311847</wp:posOffset>
-            </wp:positionV>
-            <wp:extent cx="7157882" cy="8217719"/>
-            <wp:effectExtent l="0" t="0" r="5080" b="0"/>
-            <wp:wrapNone/>
-            <wp:docPr id="11" name="Image 11"/>
+          <wp:inline distT="0" distB="0" distL="0" distR="0" wp14:anchorId="3F220A31" wp14:editId="558B9167">
+            <wp:extent cx="5486400" cy="7055485"/>
+            <wp:effectExtent l="0" t="0" r="0" b="0"/>
+            <wp:docPr id="12" name="Image 12"/>
             <wp:cNvGraphicFramePr>
               <a:graphicFrameLocks xmlns:a="http://schemas.openxmlformats.org/drawingml/2006/main" noChangeAspect="1"/>
             </wp:cNvGraphicFramePr>
@@ -1624,7 +1682,131 @@
                     <pic:cNvPicPr/>
                   </pic:nvPicPr>
                   <pic:blipFill>
-                    <a:blip r:embed="rId8">
+                    <a:blip r:embed="rId8"/>
+                    <a:stretch>
+                      <a:fillRect/>
+                    </a:stretch>
+                  </pic:blipFill>
+                  <pic:spPr>
+                    <a:xfrm>
+                      <a:off x="0" y="0"/>
+                      <a:ext cx="5486400" cy="7055485"/>
+                    </a:xfrm>
+                    <a:prstGeom prst="rect">
+                      <a:avLst/>
+                    </a:prstGeom>
+                  </pic:spPr>
+                </pic:pic>
+              </a:graphicData>
+            </a:graphic>
+          </wp:inline>
+        </w:drawing>
+      </w:r>
+    </w:p>
+    <w:p>
+      <w:pPr>
+        <w:rPr>
+          <w:rFonts w:asciiTheme="majorHAnsi" w:eastAsiaTheme="majorEastAsia" w:hAnsiTheme="majorHAnsi" w:cstheme="majorBidi"/>
+          <w:color w:val="0F4761" w:themeColor="accent1" w:themeShade="BF"/>
+          <w:sz w:val="40"/>
+          <w:szCs w:val="40"/>
+        </w:rPr>
+      </w:pPr>
+      <w:r>
+        <w:rPr>
+          <w:rFonts w:asciiTheme="majorHAnsi" w:eastAsiaTheme="majorEastAsia" w:hAnsiTheme="majorHAnsi" w:cstheme="majorBidi"/>
+          <w:color w:val="0F4761" w:themeColor="accent1" w:themeShade="BF"/>
+          <w:sz w:val="40"/>
+          <w:szCs w:val="40"/>
+        </w:rPr>
+        <w:br w:type="page"/>
+      </w:r>
+    </w:p>
+    <w:p/>
+    <w:p/>
+    <w:p>
+      <w:pPr>
+        <w:sectPr>
+          <w:footerReference w:type="default" r:id="rId9"/>
+          <w:footerReference w:type="first" r:id="rId10"/>
+          <w:pgSz w:w="12240" w:h="15840"/>
+          <w:pgMar w:top="1440" w:right="1800" w:bottom="1440" w:left="1800" w:header="708" w:footer="340" w:gutter="0"/>
+          <w:cols w:space="708"/>
+          <w:titlePg/>
+          <w:docGrid w:linePitch="360"/>
+        </w:sectPr>
+      </w:pPr>
+      <w:r>
+        <w:drawing>
+          <wp:inline distT="0" distB="0" distL="0" distR="0" wp14:anchorId="2F5D411E" wp14:editId="01C125B2">
+            <wp:extent cx="5486400" cy="5100955"/>
+            <wp:effectExtent l="0" t="0" r="0" b="4445"/>
+            <wp:docPr id="27" name="Image 27"/>
+            <wp:cNvGraphicFramePr>
+              <a:graphicFrameLocks xmlns:a="http://schemas.openxmlformats.org/drawingml/2006/main" noChangeAspect="1"/>
+            </wp:cNvGraphicFramePr>
+            <a:graphic xmlns:a="http://schemas.openxmlformats.org/drawingml/2006/main">
+              <a:graphicData uri="http://schemas.openxmlformats.org/drawingml/2006/picture">
+                <pic:pic xmlns:pic="http://schemas.openxmlformats.org/drawingml/2006/picture">
+                  <pic:nvPicPr>
+                    <pic:cNvPr id="1" name=""/>
+                    <pic:cNvPicPr/>
+                  </pic:nvPicPr>
+                  <pic:blipFill>
+                    <a:blip r:embed="rId11"/>
+                    <a:stretch>
+                      <a:fillRect/>
+                    </a:stretch>
+                  </pic:blipFill>
+                  <pic:spPr>
+                    <a:xfrm>
+                      <a:off x="0" y="0"/>
+                      <a:ext cx="5486400" cy="5100955"/>
+                    </a:xfrm>
+                    <a:prstGeom prst="rect">
+                      <a:avLst/>
+                    </a:prstGeom>
+                  </pic:spPr>
+                </pic:pic>
+              </a:graphicData>
+            </a:graphic>
+          </wp:inline>
+        </w:drawing>
+      </w:r>
+    </w:p>
+    <w:p>
+      <w:bookmarkStart w:id="1" w:name="_Toc223073545"/>
+      <w:bookmarkStart w:id="2" w:name="_Toc223073683"/>
+      <w:r>
+        <w:rPr>
+          <w:noProof/>
+        </w:rPr>
+        <w:lastRenderedPageBreak/>
+        <w:drawing>
+          <wp:anchor distT="0" distB="0" distL="114300" distR="114300" simplePos="0" relativeHeight="251669504" behindDoc="0" locked="0" layoutInCell="1" allowOverlap="1" wp14:anchorId="162D0686" wp14:editId="5194488F">
+            <wp:simplePos x="0" y="0"/>
+            <wp:positionH relativeFrom="margin">
+              <wp:align>center</wp:align>
+            </wp:positionH>
+            <wp:positionV relativeFrom="paragraph">
+              <wp:posOffset>-554990</wp:posOffset>
+            </wp:positionV>
+            <wp:extent cx="9541510" cy="5834959"/>
+            <wp:effectExtent l="0" t="0" r="2540" b="0"/>
+            <wp:wrapNone/>
+            <wp:docPr id="15" name="Image 15"/>
+            <wp:cNvGraphicFramePr>
+              <a:graphicFrameLocks xmlns:a="http://schemas.openxmlformats.org/drawingml/2006/main" noChangeAspect="1"/>
+            </wp:cNvGraphicFramePr>
+            <a:graphic xmlns:a="http://schemas.openxmlformats.org/drawingml/2006/main">
+              <a:graphicData uri="http://schemas.openxmlformats.org/drawingml/2006/picture">
+                <pic:pic xmlns:pic="http://schemas.openxmlformats.org/drawingml/2006/picture">
+                  <pic:nvPicPr>
+                    <pic:cNvPr id="1" name=""/>
+                    <pic:cNvPicPr/>
+                  </pic:nvPicPr>
+                  <pic:blipFill>
+                    <a:blip r:embed="rId12">
                       <a:extLst>
                         <a:ext uri="{28A0092B-C50C-407E-A947-70E740481C1C}">
                           <a14:useLocalDpi xmlns:a14="http://schemas.microsoft.com/office/drawing/2010/main" val="0"/>
@@ -1638,7 +1820,7 @@
                   <pic:spPr>
                     <a:xfrm>
                       <a:off x="0" y="0"/>
-                      <a:ext cx="7171503" cy="8233357"/>
+                      <a:ext cx="9541510" cy="5834959"/>
                     </a:xfrm>
                     <a:prstGeom prst="rect">
                       <a:avLst/>
@@ -1656,12 +1838,108 @@
           </wp:anchor>
         </w:drawing>
       </w:r>
-      <w:r>
-        <w:t>Diagramme de classes</w:t>
-      </w:r>
-      <w:bookmarkEnd w:id="1"/>
-    </w:p>
-    <w:p/>
+    </w:p>
+    <w:p/>
+    <w:p/>
+    <w:p/>
+    <w:p/>
+    <w:p/>
+    <w:p/>
+    <w:p/>
+    <w:bookmarkEnd w:id="1"/>
+    <w:bookmarkEnd w:id="2"/>
+    <w:p>
+      <w:pPr>
+        <w:pStyle w:val="Titre1"/>
+        <w:jc w:val="left"/>
+        <w:sectPr>
+          <w:pgSz w:w="15840" w:h="12240" w:orient="landscape"/>
+          <w:pgMar w:top="1800" w:right="1440" w:bottom="1800" w:left="1440" w:header="708" w:footer="340" w:gutter="0"/>
+          <w:cols w:space="708"/>
+          <w:titlePg/>
+          <w:docGrid w:linePitch="360"/>
+        </w:sectPr>
+      </w:pPr>
+    </w:p>
+    <w:p>
+      <w:pPr>
+        <w:pStyle w:val="Titre1"/>
+      </w:pPr>
+      <w:bookmarkStart w:id="3" w:name="_Toc223074499"/>
+      <w:r>
+        <w:lastRenderedPageBreak/>
+        <w:t>Diagramme</w:t>
+      </w:r>
+      <w:r>
+        <w:t>s</w:t>
+      </w:r>
+      <w:r>
+        <w:t xml:space="preserve"> de classes</w:t>
+      </w:r>
+      <w:bookmarkEnd w:id="3"/>
+    </w:p>
+    <w:p>
+      <w:r>
+        <w:rPr>
+          <w:noProof/>
+        </w:rPr>
+        <w:drawing>
+          <wp:anchor distT="0" distB="0" distL="114300" distR="114300" simplePos="0" relativeHeight="251657215" behindDoc="1" locked="0" layoutInCell="1" allowOverlap="1" wp14:anchorId="34E2FCE9" wp14:editId="6080B981">
+            <wp:simplePos x="0" y="0"/>
+            <wp:positionH relativeFrom="margin">
+              <wp:posOffset>-713630</wp:posOffset>
+            </wp:positionH>
+            <wp:positionV relativeFrom="paragraph">
+              <wp:posOffset>206513</wp:posOffset>
+            </wp:positionV>
+            <wp:extent cx="6861976" cy="7877999"/>
+            <wp:effectExtent l="0" t="0" r="0" b="8890"/>
+            <wp:wrapNone/>
+            <wp:docPr id="11" name="Image 11"/>
+            <wp:cNvGraphicFramePr>
+              <a:graphicFrameLocks xmlns:a="http://schemas.openxmlformats.org/drawingml/2006/main" noChangeAspect="1"/>
+            </wp:cNvGraphicFramePr>
+            <a:graphic xmlns:a="http://schemas.openxmlformats.org/drawingml/2006/main">
+              <a:graphicData uri="http://schemas.openxmlformats.org/drawingml/2006/picture">
+                <pic:pic xmlns:pic="http://schemas.openxmlformats.org/drawingml/2006/picture">
+                  <pic:nvPicPr>
+                    <pic:cNvPr id="1" name=""/>
+                    <pic:cNvPicPr/>
+                  </pic:nvPicPr>
+                  <pic:blipFill>
+                    <a:blip r:embed="rId13">
+                      <a:extLst>
+                        <a:ext uri="{28A0092B-C50C-407E-A947-70E740481C1C}">
+                          <a14:useLocalDpi xmlns:a14="http://schemas.microsoft.com/office/drawing/2010/main" val="0"/>
+                        </a:ext>
+                      </a:extLst>
+                    </a:blip>
+                    <a:stretch>
+                      <a:fillRect/>
+                    </a:stretch>
+                  </pic:blipFill>
+                  <pic:spPr>
+                    <a:xfrm>
+                      <a:off x="0" y="0"/>
+                      <a:ext cx="6878623" cy="7897111"/>
+                    </a:xfrm>
+                    <a:prstGeom prst="rect">
+                      <a:avLst/>
+                    </a:prstGeom>
+                  </pic:spPr>
+                </pic:pic>
+              </a:graphicData>
+            </a:graphic>
+            <wp14:sizeRelH relativeFrom="margin">
+              <wp14:pctWidth>0</wp14:pctWidth>
+            </wp14:sizeRelH>
+            <wp14:sizeRelV relativeFrom="margin">
+              <wp14:pctHeight>0</wp14:pctHeight>
+            </wp14:sizeRelV>
+          </wp:anchor>
+        </w:drawing>
+      </w:r>
+    </w:p>
     <w:p>
       <w:pPr>
         <w:rPr>
@@ -1672,24 +1950,42 @@
         </w:rPr>
       </w:pPr>
     </w:p>
-    <w:p>
-      <w:pPr>
-        <w:pStyle w:val="Titre1"/>
-      </w:pPr>
-      <w:bookmarkStart w:id="2" w:name="_Toc221873852"/>
+    <w:p/>
+    <w:p/>
+    <w:p/>
+    <w:p/>
+    <w:p/>
+    <w:p/>
+    <w:p/>
+    <w:p/>
+    <w:p/>
+    <w:p/>
+    <w:p/>
+    <w:p/>
+    <w:p/>
+    <w:p/>
+    <w:p>
+      <w:r>
+        <w:br w:type="page"/>
+      </w:r>
+      <w:bookmarkStart w:id="4" w:name="_GoBack"/>
+      <w:bookmarkEnd w:id="4"/>
+    </w:p>
+    <w:p>
+      <w:bookmarkStart w:id="5" w:name="_Toc223073547"/>
       <w:r>
         <w:rPr>
           <w:noProof/>
         </w:rPr>
         <w:lastRenderedPageBreak/>
         <w:drawing>
-          <wp:anchor distT="0" distB="0" distL="114300" distR="114300" simplePos="0" relativeHeight="251668480" behindDoc="1" locked="0" layoutInCell="1" allowOverlap="1" wp14:anchorId="20193DB1" wp14:editId="4EDCBA55">
+          <wp:anchor distT="0" distB="0" distL="114300" distR="114300" simplePos="0" relativeHeight="251668480" behindDoc="1" locked="0" layoutInCell="1" allowOverlap="1" wp14:anchorId="20193DB1" wp14:editId="02E58AD8">
             <wp:simplePos x="0" y="0"/>
             <wp:positionH relativeFrom="margin">
-              <wp:align>left</wp:align>
+              <wp:posOffset>28136</wp:posOffset>
             </wp:positionH>
             <wp:positionV relativeFrom="paragraph">
-              <wp:posOffset>0</wp:posOffset>
+              <wp:posOffset>10160</wp:posOffset>
             </wp:positionV>
             <wp:extent cx="6410579" cy="8492941"/>
             <wp:effectExtent l="0" t="0" r="0" b="3810"/>
@@ -1706,7 +2002,7 @@
                     <pic:cNvPicPr/>
                   </pic:nvPicPr>
                   <pic:blipFill>
-                    <a:blip r:embed="rId9">
+                    <a:blip r:embed="rId14">
                       <a:extLst>
                         <a:ext uri="{28A0092B-C50C-407E-A947-70E740481C1C}">
                           <a14:useLocalDpi xmlns:a14="http://schemas.microsoft.com/office/drawing/2010/main" val="0"/>
@@ -1735,109 +2031,51 @@
           </wp:anchor>
         </w:drawing>
       </w:r>
-    </w:p>
+      <w:bookmarkEnd w:id="5"/>
+    </w:p>
+    <w:p/>
+    <w:p/>
+    <w:p/>
+    <w:p/>
+    <w:p/>
+    <w:p/>
+    <w:p/>
+    <w:p/>
+    <w:p/>
+    <w:p/>
+    <w:p/>
+    <w:p/>
+    <w:p/>
+    <w:p/>
+    <w:p/>
+    <w:p/>
+    <w:p/>
+    <w:p/>
+    <w:p/>
+    <w:p/>
+    <w:p/>
+    <w:p/>
+    <w:p/>
+    <w:p/>
+    <w:p/>
     <w:p>
       <w:pPr>
         <w:pStyle w:val="Titre1"/>
       </w:pPr>
-    </w:p>
-    <w:p>
-      <w:pPr>
-        <w:pStyle w:val="Titre1"/>
-      </w:pPr>
-    </w:p>
-    <w:p>
-      <w:pPr>
-        <w:pStyle w:val="Titre1"/>
-      </w:pPr>
-    </w:p>
-    <w:p>
-      <w:pPr>
-        <w:pStyle w:val="Titre1"/>
-      </w:pPr>
-    </w:p>
-    <w:p>
-      <w:pPr>
-        <w:pStyle w:val="Titre1"/>
-      </w:pPr>
-    </w:p>
-    <w:p>
-      <w:pPr>
-        <w:pStyle w:val="Titre1"/>
-      </w:pPr>
-    </w:p>
-    <w:p>
-      <w:pPr>
-        <w:pStyle w:val="Titre1"/>
-      </w:pPr>
-    </w:p>
-    <w:p>
-      <w:pPr>
-        <w:pStyle w:val="Titre1"/>
-      </w:pPr>
-    </w:p>
-    <w:p>
-      <w:pPr>
-        <w:pStyle w:val="Titre1"/>
-      </w:pPr>
-    </w:p>
-    <w:p>
-      <w:pPr>
-        <w:pStyle w:val="Titre1"/>
-      </w:pPr>
-    </w:p>
-    <w:p>
-      <w:pPr>
-        <w:pStyle w:val="Titre1"/>
-      </w:pPr>
-    </w:p>
-    <w:p>
-      <w:pPr>
-        <w:pStyle w:val="Titre1"/>
-      </w:pPr>
-    </w:p>
-    <w:p>
-      <w:pPr>
-        <w:pStyle w:val="Titre1"/>
-      </w:pPr>
-    </w:p>
-    <w:p>
-      <w:pPr>
-        <w:pStyle w:val="Titre1"/>
-      </w:pPr>
-    </w:p>
-    <w:p>
-      <w:pPr>
-        <w:pStyle w:val="Titre1"/>
-      </w:pPr>
-    </w:p>
-    <w:p>
-      <w:pPr>
-        <w:pStyle w:val="Titre1"/>
-      </w:pPr>
-      <w:r>
+      <w:bookmarkStart w:id="6" w:name="_Toc223074500"/>
+      <w:r>
+        <w:rPr>
+          <w:noProof/>
+        </w:rPr>
         <w:lastRenderedPageBreak/>
-        <w:t>Modèle relationnel</w:t>
-      </w:r>
-      <w:bookmarkEnd w:id="2"/>
-    </w:p>
-    <w:p>
-      <w:pPr>
-        <w:spacing w:after="0"/>
-        <w:ind w:left="-517" w:right="-933"/>
-      </w:pPr>
-      <w:r>
-        <w:rPr>
-          <w:noProof/>
-        </w:rPr>
         <w:drawing>
-          <wp:anchor distT="0" distB="0" distL="114300" distR="114300" simplePos="0" relativeHeight="251658240" behindDoc="0" locked="0" layoutInCell="1" allowOverlap="1" wp14:anchorId="6793E783" wp14:editId="6A2EAFB6">
+          <wp:anchor distT="0" distB="0" distL="114300" distR="114300" simplePos="0" relativeHeight="251658240" behindDoc="0" locked="0" layoutInCell="1" allowOverlap="1" wp14:anchorId="6793E783" wp14:editId="0E7DF653">
             <wp:simplePos x="0" y="0"/>
             <wp:positionH relativeFrom="margin">
-              <wp:posOffset>-251460</wp:posOffset>
+              <wp:align>center</wp:align>
             </wp:positionH>
             <wp:positionV relativeFrom="paragraph">
-              <wp:posOffset>349250</wp:posOffset>
+              <wp:posOffset>428039</wp:posOffset>
             </wp:positionV>
             <wp:extent cx="6078855" cy="7208520"/>
             <wp:effectExtent l="0" t="0" r="0" b="0"/>
@@ -1852,7 +2090,7 @@
                     <pic:cNvPicPr/>
                   </pic:nvPicPr>
                   <pic:blipFill>
-                    <a:blip r:embed="rId10" cstate="print">
+                    <a:blip r:embed="rId15" cstate="print">
                       <a:extLst>
                         <a:ext uri="{28A0092B-C50C-407E-A947-70E740481C1C}">
                           <a14:useLocalDpi xmlns:a14="http://schemas.microsoft.com/office/drawing/2010/main" val="0"/>
@@ -1881,6 +2119,10 @@
           </wp:anchor>
         </w:drawing>
       </w:r>
+      <w:r>
+        <w:t>Modèle relationnel</w:t>
+      </w:r>
+      <w:bookmarkEnd w:id="6"/>
     </w:p>
     <w:p>
       <w:pPr>
@@ -1891,25 +2133,28 @@
           <w:szCs w:val="40"/>
         </w:rPr>
       </w:pPr>
+      <w:r>
+        <w:br w:type="page"/>
+      </w:r>
     </w:p>
     <w:p>
       <w:pPr>
         <w:pStyle w:val="Titre1"/>
       </w:pPr>
-      <w:bookmarkStart w:id="3" w:name="_Toc221873853"/>
+      <w:bookmarkStart w:id="7" w:name="_Toc223074501"/>
       <w:r>
         <w:rPr>
           <w:noProof/>
         </w:rPr>
         <w:lastRenderedPageBreak/>
         <w:drawing>
-          <wp:anchor distT="0" distB="0" distL="114300" distR="114300" simplePos="0" relativeHeight="251660288" behindDoc="1" locked="0" layoutInCell="1" allowOverlap="1" wp14:anchorId="5BBEBD47" wp14:editId="66205314">
+          <wp:anchor distT="0" distB="0" distL="114300" distR="114300" simplePos="0" relativeHeight="251660288" behindDoc="1" locked="0" layoutInCell="1" allowOverlap="1" wp14:anchorId="5BBEBD47" wp14:editId="5DDF0F80">
             <wp:simplePos x="0" y="0"/>
             <wp:positionH relativeFrom="margin">
-              <wp:posOffset>-445308</wp:posOffset>
+              <wp:posOffset>-488868</wp:posOffset>
             </wp:positionH>
             <wp:positionV relativeFrom="paragraph">
-              <wp:posOffset>401702</wp:posOffset>
+              <wp:posOffset>301929</wp:posOffset>
             </wp:positionV>
             <wp:extent cx="6786646" cy="4128596"/>
             <wp:effectExtent l="0" t="0" r="0" b="5715"/>
@@ -1926,7 +2171,7 @@
                     <pic:cNvPicPr/>
                   </pic:nvPicPr>
                   <pic:blipFill>
-                    <a:blip r:embed="rId11" cstate="print">
+                    <a:blip r:embed="rId16" cstate="print">
                       <a:extLst>
                         <a:ext uri="{28A0092B-C50C-407E-A947-70E740481C1C}">
                           <a14:useLocalDpi xmlns:a14="http://schemas.microsoft.com/office/drawing/2010/main" val="0"/>
@@ -1940,7 +2185,7 @@
                   <pic:spPr>
                     <a:xfrm>
                       <a:off x="0" y="0"/>
-                      <a:ext cx="6817247" cy="4147212"/>
+                      <a:ext cx="6786646" cy="4128596"/>
                     </a:xfrm>
                     <a:prstGeom prst="rect">
                       <a:avLst/>
@@ -1961,7 +2206,7 @@
       <w:r>
         <w:t>Maquettes</w:t>
       </w:r>
-      <w:bookmarkEnd w:id="3"/>
+      <w:bookmarkEnd w:id="7"/>
     </w:p>
     <w:p/>
     <w:p/>
@@ -1981,13 +2226,13 @@
           <w:noProof/>
         </w:rPr>
         <w:drawing>
-          <wp:anchor distT="0" distB="0" distL="114300" distR="114300" simplePos="0" relativeHeight="251659264" behindDoc="1" locked="0" layoutInCell="1" allowOverlap="1" wp14:anchorId="5E622A65" wp14:editId="255FE972">
+          <wp:anchor distT="0" distB="0" distL="114300" distR="114300" simplePos="0" relativeHeight="251659264" behindDoc="1" locked="0" layoutInCell="1" allowOverlap="1" wp14:anchorId="5E622A65" wp14:editId="2BD65EC3">
             <wp:simplePos x="0" y="0"/>
             <wp:positionH relativeFrom="margin">
-              <wp:posOffset>-281455</wp:posOffset>
+              <wp:posOffset>-348891</wp:posOffset>
             </wp:positionH>
             <wp:positionV relativeFrom="paragraph">
-              <wp:posOffset>138271</wp:posOffset>
+              <wp:posOffset>137795</wp:posOffset>
             </wp:positionV>
             <wp:extent cx="6472081" cy="4159727"/>
             <wp:effectExtent l="0" t="0" r="5080" b="0"/>
@@ -2004,7 +2249,7 @@
                     <pic:cNvPicPr/>
                   </pic:nvPicPr>
                   <pic:blipFill>
-                    <a:blip r:embed="rId12" cstate="print">
+                    <a:blip r:embed="rId17" cstate="print">
                       <a:extLst>
                         <a:ext uri="{28A0092B-C50C-407E-A947-70E740481C1C}">
                           <a14:useLocalDpi xmlns:a14="http://schemas.microsoft.com/office/drawing/2010/main" val="0"/>
@@ -2018,7 +2263,7 @@
                   <pic:spPr>
                     <a:xfrm>
                       <a:off x="0" y="0"/>
-                      <a:ext cx="6503266" cy="4179770"/>
+                      <a:ext cx="6472081" cy="4159727"/>
                     </a:xfrm>
                     <a:prstGeom prst="rect">
                       <a:avLst/>
@@ -2080,7 +2325,7 @@
                     <pic:cNvPicPr/>
                   </pic:nvPicPr>
                   <pic:blipFill>
-                    <a:blip r:embed="rId13" cstate="print">
+                    <a:blip r:embed="rId18" cstate="print">
                       <a:extLst>
                         <a:ext uri="{28A0092B-C50C-407E-A947-70E740481C1C}">
                           <a14:useLocalDpi xmlns:a14="http://schemas.microsoft.com/office/drawing/2010/main" val="0"/>
@@ -2229,7 +2474,7 @@
                     <pic:cNvPicPr/>
                   </pic:nvPicPr>
                   <pic:blipFill>
-                    <a:blip r:embed="rId14" cstate="print">
+                    <a:blip r:embed="rId19" cstate="print">
                       <a:extLst>
                         <a:ext uri="{28A0092B-C50C-407E-A947-70E740481C1C}">
                           <a14:useLocalDpi xmlns:a14="http://schemas.microsoft.com/office/drawing/2010/main" val="0"/>
@@ -2410,7 +2655,7 @@
                     <pic:cNvPicPr/>
                   </pic:nvPicPr>
                   <pic:blipFill>
-                    <a:blip r:embed="rId15" cstate="print">
+                    <a:blip r:embed="rId20" cstate="print">
                       <a:extLst>
                         <a:ext uri="{28A0092B-C50C-407E-A947-70E740481C1C}">
                           <a14:useLocalDpi xmlns:a14="http://schemas.microsoft.com/office/drawing/2010/main" val="0"/>
@@ -2558,7 +2803,7 @@
                     <pic:cNvPicPr/>
                   </pic:nvPicPr>
                   <pic:blipFill>
-                    <a:blip r:embed="rId16" cstate="print">
+                    <a:blip r:embed="rId21" cstate="print">
                       <a:extLst>
                         <a:ext uri="{28A0092B-C50C-407E-A947-70E740481C1C}">
                           <a14:useLocalDpi xmlns:a14="http://schemas.microsoft.com/office/drawing/2010/main" val="0"/>
@@ -2747,7 +2992,7 @@
                     <pic:cNvPicPr/>
                   </pic:nvPicPr>
                   <pic:blipFill>
-                    <a:blip r:embed="rId17" cstate="print">
+                    <a:blip r:embed="rId22" cstate="print">
                       <a:extLst>
                         <a:ext uri="{28A0092B-C50C-407E-A947-70E740481C1C}">
                           <a14:useLocalDpi xmlns:a14="http://schemas.microsoft.com/office/drawing/2010/main" val="0"/>
@@ -2905,7 +3150,7 @@
                     <pic:cNvPicPr/>
                   </pic:nvPicPr>
                   <pic:blipFill>
-                    <a:blip r:embed="rId18" cstate="print">
+                    <a:blip r:embed="rId23" cstate="print">
                       <a:extLst>
                         <a:ext uri="{28A0092B-C50C-407E-A947-70E740481C1C}">
                           <a14:useLocalDpi xmlns:a14="http://schemas.microsoft.com/office/drawing/2010/main" val="0"/>
@@ -3086,7 +3331,7 @@
                     <pic:cNvPicPr/>
                   </pic:nvPicPr>
                   <pic:blipFill>
-                    <a:blip r:embed="rId19" cstate="print">
+                    <a:blip r:embed="rId24" cstate="print">
                       <a:extLst>
                         <a:ext uri="{28A0092B-C50C-407E-A947-70E740481C1C}">
                           <a14:useLocalDpi xmlns:a14="http://schemas.microsoft.com/office/drawing/2010/main" val="0"/>
@@ -3195,7 +3440,6 @@
       <w:pPr>
         <w:pStyle w:val="Titre1"/>
       </w:pPr>
-      <w:bookmarkStart w:id="4" w:name="_Toc221873854"/>
     </w:p>
     <w:p/>
     <w:p>
@@ -3215,11 +3459,12 @@
       <w:pPr>
         <w:pStyle w:val="Titre1"/>
       </w:pPr>
+      <w:bookmarkStart w:id="8" w:name="_Toc223074502"/>
       <w:r>
         <w:lastRenderedPageBreak/>
         <w:t>Éléments de conception</w:t>
       </w:r>
-      <w:bookmarkEnd w:id="4"/>
+      <w:bookmarkEnd w:id="8"/>
     </w:p>
     <w:p>
       <w:pPr>
@@ -3228,15 +3473,16 @@
           <w:u w:val="single"/>
         </w:rPr>
       </w:pPr>
-      <w:bookmarkStart w:id="5" w:name="_Toc221873855"/>
+      <w:bookmarkStart w:id="9" w:name="_Toc223074503"/>
       <w:r>
         <w:rPr>
           <w:u w:val="single"/>
         </w:rPr>
         <w:t>Structures de données</w:t>
       </w:r>
-      <w:bookmarkEnd w:id="5"/>
-    </w:p>
+      <w:bookmarkEnd w:id="9"/>
+    </w:p>
+    <w:p/>
     <w:p>
       <w:pPr>
         <w:pStyle w:val="Titre3"/>
@@ -3245,6 +3491,7 @@
           <w:szCs w:val="28"/>
         </w:rPr>
       </w:pPr>
+      <w:bookmarkStart w:id="10" w:name="_Toc223074504"/>
       <w:r>
         <w:rPr>
           <w:sz w:val="28"/>
@@ -3252,6 +3499,7 @@
         </w:rPr>
         <w:t>Structure arborescente</w:t>
       </w:r>
+      <w:bookmarkEnd w:id="10"/>
     </w:p>
     <w:p>
       <w:pPr>
@@ -3279,22 +3527,13 @@
         <w:t xml:space="preserve"> </w:t>
       </w:r>
       <w:r>
-        <w:t>l</w:t>
-      </w:r>
-      <w:r>
-        <w:t>’</w:t>
-      </w:r>
-      <w:r>
-        <w:t>arbre de recherche</w:t>
+        <w:t>l’arbre de recherche</w:t>
       </w:r>
       <w:r>
         <w:t xml:space="preserve"> </w:t>
       </w:r>
       <w:r>
-        <w:t xml:space="preserve">généré par </w:t>
-      </w:r>
-      <w:r>
-        <w:t>l’</w:t>
+        <w:t>généré par l’</w:t>
       </w:r>
       <w:r>
         <w:t>al</w:t>
@@ -3315,16 +3554,7 @@
         <w:t>nœud</w:t>
       </w:r>
       <w:r>
-        <w:t xml:space="preserve"> contiendra une référence vers son parent et une liste de ses enfants, ce qui permet de maintenir les relations hiérarchiques entre les différents états du jeu. Cette organisation facilite la navigation dans l</w:t>
-      </w:r>
-      <w:r>
-        <w:t>’</w:t>
-      </w:r>
-      <w:r>
-        <w:t xml:space="preserve">arbre. </w:t>
-      </w:r>
-      <w:r>
-        <w:t xml:space="preserve">Elle est particulièrement utile lors de la phase de rétropropagation à la fin d’une itération, puisqu’elle permet de remonter efficacement vers les </w:t>
+        <w:t xml:space="preserve"> contiendra une référence vers son parent et une liste de ses enfants, ce qui permet de maintenir les relations hiérarchiques entre les différents états du jeu. Cette organisation facilite la navigation dans l’arbre. Elle est particulièrement utile lors de la phase de rétropropagation à la fin d’une itération, puisqu’elle permet de remonter efficacement vers les </w:t>
       </w:r>
       <w:r>
         <w:rPr>
@@ -3349,7 +3579,7 @@
           <w:szCs w:val="28"/>
         </w:rPr>
       </w:pPr>
-      <w:bookmarkStart w:id="6" w:name="_Toc221873857"/>
+      <w:bookmarkStart w:id="11" w:name="_Toc223074505"/>
       <w:r>
         <w:rPr>
           <w:sz w:val="28"/>
@@ -3357,7 +3587,7 @@
         </w:rPr>
         <w:t>Dictionnaire</w:t>
       </w:r>
-      <w:bookmarkEnd w:id="6"/>
+      <w:bookmarkEnd w:id="11"/>
     </w:p>
     <w:p>
       <w:r>
@@ -3372,39 +3602,31 @@
       <w:r>
         <w:t xml:space="preserve">, la variable </w:t>
       </w:r>
-      <w:proofErr w:type="spellStart"/>
       <w:r>
         <w:rPr>
           <w:i/>
         </w:rPr>
-        <w:t>probabilities</w:t>
-      </w:r>
-      <w:proofErr w:type="spellEnd"/>
-      <w:r>
-        <w:rPr>
-          <w:i/>
-        </w:rPr>
+        <w:t xml:space="preserve">probabilities </w:t>
+      </w:r>
+      <w:r>
+        <w:t xml:space="preserve">sera </w:t>
+      </w:r>
+      <w:r>
+        <w:t xml:space="preserve">représentée par </w:t>
+      </w:r>
+      <w:r>
+        <w:t>u</w:t>
+      </w:r>
+      <w:r>
+        <w:t xml:space="preserve">n dictionnaire. Les clés </w:t>
+      </w:r>
+      <w:r>
+        <w:t>correspondront aux</w:t>
+      </w:r>
+      <w:r>
         <w:t xml:space="preserve"> </w:t>
       </w:r>
       <w:r>
-        <w:t xml:space="preserve">sera </w:t>
-      </w:r>
-      <w:r>
-        <w:t xml:space="preserve">représentée par </w:t>
-      </w:r>
-      <w:r>
-        <w:t>u</w:t>
-      </w:r>
-      <w:r>
-        <w:t xml:space="preserve">n dictionnaire. Les clés </w:t>
-      </w:r>
-      <w:r>
-        <w:t>correspondront aux</w:t>
-      </w:r>
-      <w:r>
-        <w:t xml:space="preserve"> </w:t>
-      </w:r>
-      <w:r>
         <w:t xml:space="preserve">différents types </w:t>
       </w:r>
       <w:r>
@@ -3492,10 +3714,7 @@
         <w:t xml:space="preserve"> dans le temps. Les valeurs du dictionnaire seront régulièrement modifiées, puisque le mouvement</w:t>
       </w:r>
       <w:r>
-        <w:t xml:space="preserve"> d</w:t>
-      </w:r>
-      <w:r>
-        <w:t>’</w:t>
+        <w:t xml:space="preserve"> d’</w:t>
       </w:r>
       <w:r>
         <w:t>un</w:t>
@@ -3541,7 +3760,7 @@
           <w:szCs w:val="28"/>
         </w:rPr>
       </w:pPr>
-      <w:bookmarkStart w:id="7" w:name="_Toc221873858"/>
+      <w:bookmarkStart w:id="12" w:name="_Toc223074506"/>
       <w:r>
         <w:rPr>
           <w:sz w:val="28"/>
@@ -3549,20 +3768,14 @@
         </w:rPr>
         <w:t>Tableau</w:t>
       </w:r>
-      <w:bookmarkEnd w:id="7"/>
+      <w:bookmarkEnd w:id="12"/>
     </w:p>
     <w:p>
       <w:r>
         <w:t>Pendant la communication entre le serveur et le client, un tableau</w:t>
       </w:r>
       <w:r>
-        <w:t xml:space="preserve"> contenant l</w:t>
-      </w:r>
-      <w:r>
-        <w:t>’</w:t>
-      </w:r>
-      <w:r>
-        <w:t>ensemble</w:t>
+        <w:t xml:space="preserve"> contenant l’ensemble</w:t>
       </w:r>
       <w:r>
         <w:t xml:space="preserve"> des pièces du jeu sera </w:t>
@@ -3577,22 +3790,7 @@
         <w:t xml:space="preserve"> Cette approche permet d</w:t>
       </w:r>
       <w:r>
-        <w:t>’</w:t>
-      </w:r>
-      <w:r>
-        <w:t>envoyer toutes les données en une seule structure plutôt que d</w:t>
-      </w:r>
-      <w:r>
-        <w:t>’</w:t>
-      </w:r>
-      <w:r>
-        <w:t>effectuer 80 envois séparés. Cela réduit la fréquence des transferts et améliore l</w:t>
-      </w:r>
-      <w:r>
-        <w:t>’</w:t>
-      </w:r>
-      <w:r>
-        <w:t>efficacité des communications.</w:t>
+        <w:t>’envoyer toutes les données en une seule structure plutôt que d’effectuer 80 envois séparés. Cela réduit la fréquence des transferts et améliore l’efficacité des communications.</w:t>
       </w:r>
       <w:r>
         <w:t xml:space="preserve"> </w:t>
@@ -3605,6 +3803,21 @@
           <w:bCs/>
         </w:rPr>
       </w:pPr>
+      <w:r>
+        <w:rPr>
+          <w:b/>
+          <w:bCs/>
+        </w:rPr>
+        <w:br w:type="page"/>
+      </w:r>
+    </w:p>
+    <w:p>
+      <w:pPr>
+        <w:rPr>
+          <w:b/>
+          <w:bCs/>
+        </w:rPr>
+      </w:pPr>
     </w:p>
     <w:p>
       <w:pPr>
@@ -3613,15 +3826,16 @@
           <w:u w:val="single"/>
         </w:rPr>
       </w:pPr>
-      <w:bookmarkStart w:id="8" w:name="_Toc221873859"/>
+      <w:bookmarkStart w:id="13" w:name="_Toc223074507"/>
       <w:r>
         <w:rPr>
           <w:u w:val="single"/>
         </w:rPr>
         <w:t>Patrons de conception</w:t>
       </w:r>
-      <w:bookmarkEnd w:id="8"/>
-    </w:p>
+      <w:bookmarkEnd w:id="13"/>
+    </w:p>
+    <w:p/>
     <w:p>
       <w:pPr>
         <w:pStyle w:val="Titre3"/>
@@ -3630,7 +3844,7 @@
           <w:szCs w:val="28"/>
         </w:rPr>
       </w:pPr>
-      <w:bookmarkStart w:id="9" w:name="_Toc221873860"/>
+      <w:bookmarkStart w:id="14" w:name="_Toc223074508"/>
       <w:r>
         <w:rPr>
           <w:sz w:val="28"/>
@@ -3638,7 +3852,7 @@
         </w:rPr>
         <w:t>Factory Pattern</w:t>
       </w:r>
-      <w:bookmarkEnd w:id="9"/>
+      <w:bookmarkEnd w:id="14"/>
     </w:p>
     <w:p>
       <w:pPr>
@@ -3663,83 +3877,82 @@
         <w:t xml:space="preserve">ajouter facilement différents thèmes graphiques aux pièces sans </w:t>
       </w:r>
       <w:r>
-        <w:t>devoir coder des classes distinctes pour chacune d</w:t>
+        <w:t>devoir coder des classes distinctes pour chacune d’entre elle</w:t>
+      </w:r>
+      <w:r>
+        <w:t>s</w:t>
+      </w:r>
+      <w:r>
+        <w:t>. Il rédui</w:t>
+      </w:r>
+      <w:r>
+        <w:t>t</w:t>
+      </w:r>
+      <w:r>
+        <w:t xml:space="preserve"> la complexité du code</w:t>
+      </w:r>
+      <w:r>
+        <w:t xml:space="preserve"> (moins de </w:t>
+      </w:r>
+      <w:r>
+        <w:t>branchements conditionnels</w:t>
+      </w:r>
+      <w:r>
+        <w:t>)</w:t>
+      </w:r>
+      <w:r>
+        <w:t xml:space="preserve"> </w:t>
+      </w:r>
+      <w:r>
+        <w:t>en centralisant la logique commune dans une fonction usine. Il permet donc de séparer la logique</w:t>
+      </w:r>
+      <w:r>
+        <w:t xml:space="preserve"> du jeu</w:t>
+      </w:r>
+      <w:r>
+        <w:t xml:space="preserve"> de l</w:t>
       </w:r>
       <w:r>
         <w:t>’</w:t>
       </w:r>
       <w:r>
-        <w:t>entre elle</w:t>
-      </w:r>
-      <w:r>
-        <w:t>s</w:t>
-      </w:r>
-      <w:r>
-        <w:t>. Il rédui</w:t>
-      </w:r>
-      <w:r>
-        <w:t>t</w:t>
-      </w:r>
-      <w:r>
-        <w:t xml:space="preserve"> la complexité du code</w:t>
-      </w:r>
-      <w:r>
-        <w:t xml:space="preserve"> (moins de </w:t>
-      </w:r>
-      <w:r>
-        <w:t>branchements conditionnels</w:t>
-      </w:r>
-      <w:r>
-        <w:t>)</w:t>
+        <w:t xml:space="preserve">apparence des pièces, ce qui est </w:t>
+      </w:r>
+      <w:r>
+        <w:t>particulièrement intéressant</w:t>
       </w:r>
       <w:r>
         <w:t xml:space="preserve"> </w:t>
       </w:r>
       <w:r>
-        <w:t>en centralisant la logique commune dans une fonction usine. Il permet donc de séparer la logique</w:t>
-      </w:r>
-      <w:r>
-        <w:t xml:space="preserve"> du jeu</w:t>
-      </w:r>
-      <w:r>
-        <w:t xml:space="preserve"> de l</w:t>
-      </w:r>
-      <w:r>
-        <w:t>’</w:t>
-      </w:r>
-      <w:r>
-        <w:t xml:space="preserve">apparence des pièces, ce qui est </w:t>
-      </w:r>
-      <w:r>
-        <w:t>particulièrement intéressant</w:t>
+        <w:t xml:space="preserve">puisque </w:t>
+      </w:r>
+      <w:r>
+        <w:t>les pièces</w:t>
+      </w:r>
+      <w:r>
+        <w:t xml:space="preserve"> partagent des comportements similaires, </w:t>
+      </w:r>
+      <w:r>
+        <w:t>mais</w:t>
+      </w:r>
+      <w:r>
+        <w:t xml:space="preserve"> ont</w:t>
       </w:r>
       <w:r>
         <w:t xml:space="preserve"> </w:t>
       </w:r>
       <w:r>
-        <w:t xml:space="preserve">puisque </w:t>
-      </w:r>
-      <w:r>
-        <w:t>les pièces</w:t>
-      </w:r>
-      <w:r>
-        <w:t xml:space="preserve"> partagent des comportements similaires, </w:t>
-      </w:r>
-      <w:r>
-        <w:t>mais</w:t>
-      </w:r>
-      <w:r>
-        <w:t xml:space="preserve"> ont</w:t>
-      </w:r>
-      <w:r>
-        <w:t xml:space="preserve"> </w:t>
-      </w:r>
-      <w:r>
         <w:t>des styles graphiques différents</w:t>
       </w:r>
       <w:r>
         <w:t xml:space="preserve">. </w:t>
       </w:r>
+    </w:p>
+    <w:p>
+      <w:pPr>
+        <w:jc w:val="both"/>
+      </w:pPr>
     </w:p>
     <w:p>
       <w:pPr>
@@ -3749,16 +3962,15 @@
           <w:szCs w:val="28"/>
         </w:rPr>
       </w:pPr>
-      <w:bookmarkStart w:id="10" w:name="_Toc221873861"/>
+      <w:bookmarkStart w:id="15" w:name="_Toc223074509"/>
       <w:r>
         <w:rPr>
           <w:sz w:val="28"/>
           <w:szCs w:val="28"/>
         </w:rPr>
-        <w:lastRenderedPageBreak/>
         <w:t>Observer</w:t>
       </w:r>
-      <w:bookmarkEnd w:id="10"/>
+      <w:bookmarkEnd w:id="15"/>
     </w:p>
     <w:p>
       <w:pPr>
@@ -3789,10 +4001,7 @@
         <w:t>un joueur, le serveur notifie l</w:t>
       </w:r>
       <w:r>
-        <w:t>’</w:t>
-      </w:r>
-      <w:r>
-        <w:t xml:space="preserve">adversaire </w:t>
+        <w:t xml:space="preserve">’adversaire </w:t>
       </w:r>
       <w:r>
         <w:t>du changement de tour</w:t>
@@ -3801,15 +4010,7 @@
         <w:t xml:space="preserve">. </w:t>
       </w:r>
       <w:r>
-        <w:t xml:space="preserve">La variable contenant le tour actif (sujet) est surveillée par </w:t>
-      </w:r>
-      <w:proofErr w:type="spellStart"/>
-      <w:r>
-        <w:t>useEffect</w:t>
-      </w:r>
-      <w:proofErr w:type="spellEnd"/>
-      <w:r>
-        <w:t xml:space="preserve"> (Observer)</w:t>
+        <w:t>La variable contenant le tour actif (sujet) est surveillée par useEffect (Observer)</w:t>
       </w:r>
       <w:r>
         <w:t xml:space="preserve">. </w:t>
@@ -3821,13 +4022,7 @@
         <w:t>n</w:t>
       </w:r>
       <w:r>
-        <w:t xml:space="preserve"> impérative de l</w:t>
-      </w:r>
-      <w:r>
-        <w:t>’</w:t>
-      </w:r>
-      <w:r>
-        <w:t>interface.</w:t>
+        <w:t xml:space="preserve"> impérative de l’interface.</w:t>
       </w:r>
       <w:r>
         <w:t xml:space="preserve"> </w:t>
@@ -3846,7 +4041,7 @@
           <w:szCs w:val="28"/>
         </w:rPr>
       </w:pPr>
-      <w:bookmarkStart w:id="11" w:name="_Toc221873862"/>
+      <w:bookmarkStart w:id="16" w:name="_Toc223074510"/>
       <w:r>
         <w:rPr>
           <w:sz w:val="28"/>
@@ -3854,7 +4049,7 @@
         </w:rPr>
         <w:t>MVC</w:t>
       </w:r>
-      <w:bookmarkEnd w:id="11"/>
+      <w:bookmarkEnd w:id="16"/>
       <w:r>
         <w:rPr>
           <w:sz w:val="28"/>
@@ -3907,31 +4102,7 @@
         <w:t>nterface utilisateur</w:t>
       </w:r>
       <w:r>
-        <w:t xml:space="preserve"> et gérera</w:t>
-      </w:r>
-      <w:r>
-        <w:t xml:space="preserve"> le plateau</w:t>
-      </w:r>
-      <w:r>
-        <w:t xml:space="preserve"> et </w:t>
-      </w:r>
-      <w:r>
-        <w:t>les règles</w:t>
-      </w:r>
-      <w:r>
-        <w:t>, ainsi que l</w:t>
-      </w:r>
-      <w:r>
-        <w:t>’</w:t>
-      </w:r>
-      <w:r>
-        <w:t>intelligence artificielle</w:t>
-      </w:r>
-      <w:r>
-        <w:t xml:space="preserve"> et les attributs des joueurs</w:t>
-      </w:r>
-      <w:r>
-        <w:t xml:space="preserve">. La vue, codée en </w:t>
+        <w:t xml:space="preserve"> et gérera le plateau et les règles, ainsi que l’intelligence artificielle et les attributs des joueurs. La vue, codée en </w:t>
       </w:r>
       <w:proofErr w:type="spellStart"/>
       <w:r>
@@ -3951,16 +4122,21 @@
         <w:t xml:space="preserve"> </w:t>
       </w:r>
     </w:p>
-    <w:p/>
+    <w:p>
+      <w:r>
+        <w:br w:type="page"/>
+      </w:r>
+    </w:p>
     <w:p>
       <w:pPr>
         <w:pStyle w:val="Titre1"/>
       </w:pPr>
-      <w:bookmarkStart w:id="12" w:name="_Toc221873863"/>
-      <w:r>
+      <w:bookmarkStart w:id="17" w:name="_Toc223074511"/>
+      <w:r>
+        <w:lastRenderedPageBreak/>
         <w:t>Intégration individuelle</w:t>
       </w:r>
-      <w:bookmarkEnd w:id="12"/>
+      <w:bookmarkEnd w:id="17"/>
     </w:p>
     <w:p>
       <w:pPr>
@@ -3969,10 +4145,19 @@
           <w:u w:val="single"/>
         </w:rPr>
       </w:pPr>
-      <w:r>
+    </w:p>
+    <w:p>
+      <w:pPr>
+        <w:pStyle w:val="Titre2"/>
         <w:rPr>
           <w:u w:val="single"/>
         </w:rPr>
+      </w:pPr>
+      <w:bookmarkStart w:id="18" w:name="_Toc223074512"/>
+      <w:r>
+        <w:rPr>
+          <w:u w:val="single"/>
+        </w:rPr>
         <w:t xml:space="preserve">Choix et implémentation de </w:t>
       </w:r>
       <w:proofErr w:type="spellStart"/>
@@ -3982,6 +4167,7 @@
         </w:rPr>
         <w:t>React</w:t>
       </w:r>
+      <w:bookmarkEnd w:id="18"/>
       <w:proofErr w:type="spellEnd"/>
     </w:p>
     <w:p/>
@@ -4007,13 +4193,7 @@
         <w:t xml:space="preserve"> Stratego, les informations évoluent constamment (déplacement d’un pion, écoulement du temps, capture d’une pièce, etc.). </w:t>
       </w:r>
       <w:r>
-        <w:t>Sans mécanisme d</w:t>
-      </w:r>
-      <w:r>
-        <w:t>’</w:t>
-      </w:r>
-      <w:r>
-        <w:t>optimisation, plusieurs éléments pourraient être nus à jour inutilement, ce qui nuirait à la performance.</w:t>
+        <w:t>Sans mécanisme d’optimisation, plusieurs éléments pourraient être nus à jour inutilement, ce qui nuirait à la performance.</w:t>
       </w:r>
     </w:p>
     <w:p>
@@ -4064,8 +4244,6 @@
       </w:r>
     </w:p>
     <w:p/>
-    <w:p/>
-    <w:p/>
     <w:p>
       <w:pPr>
         <w:pStyle w:val="Titre2"/>
@@ -4073,6 +4251,7 @@
           <w:u w:val="single"/>
         </w:rPr>
       </w:pPr>
+      <w:bookmarkStart w:id="19" w:name="_Toc223074513"/>
       <w:r>
         <w:rPr>
           <w:u w:val="single"/>
@@ -4085,6 +4264,7 @@
         </w:rPr>
         <w:t>l’algorithme MCTS</w:t>
       </w:r>
+      <w:bookmarkEnd w:id="19"/>
     </w:p>
     <w:p/>
     <w:p>
@@ -4152,13 +4332,7 @@
         <w:t xml:space="preserve">’IA peut rapidement déterminer quelles branches (mouvements) de son arbre de recherche sont les plus intéressantes et se concentrer sur celles-ci. Il évite ainsi de perdre du temps sur des mouvements qui ne lui rapporteront rien et peut donc se concentrer </w:t>
       </w:r>
       <w:r>
-        <w:t>sur l</w:t>
-      </w:r>
-      <w:r>
-        <w:t>’</w:t>
-      </w:r>
-      <w:r>
-        <w:t>évaluation</w:t>
+        <w:t>sur l’évaluation</w:t>
       </w:r>
       <w:r>
         <w:t xml:space="preserve"> </w:t>
@@ -4196,22 +4370,10 @@
         <w:t xml:space="preserve"> Belief States. </w:t>
       </w:r>
       <w:r>
-        <w:t>Ces états représenteront les hypothèses de l</w:t>
-      </w:r>
-      <w:r>
-        <w:t>’</w:t>
-      </w:r>
-      <w:r>
-        <w:t>IA</w:t>
-      </w:r>
-      <w:r>
-        <w:t xml:space="preserve"> concernant l</w:t>
-      </w:r>
-      <w:r>
-        <w:t>’</w:t>
-      </w:r>
-      <w:r>
-        <w:t>identité des pièces adverses</w:t>
+        <w:t>Ces états représenteront les hypothèses de l’IA</w:t>
+      </w:r>
+      <w:r>
+        <w:t xml:space="preserve"> concernant l’identité des pièces adverses</w:t>
       </w:r>
       <w:r>
         <w:t xml:space="preserve">. </w:t>
@@ -4233,7 +4395,6 @@
       </w:r>
     </w:p>
     <w:sectPr>
-      <w:footerReference w:type="default" r:id="rId20"/>
       <w:pgSz w:w="12240" w:h="15840"/>
       <w:pgMar w:top="1440" w:right="1800" w:bottom="1440" w:left="1800" w:header="708" w:footer="340" w:gutter="0"/>
       <w:cols w:space="708"/>
@@ -4245,7 +4406,7 @@
 </file>
 
 <file path=word/endnotes.xml><?xml version="1.0" encoding="utf-8"?>
-<w:endnotes xmlns:wpc="http://schemas.microsoft.com/office/word/2010/wordprocessingCanvas" xmlns:cx="http://schemas.microsoft.com/office/drawing/2014/chartex" xmlns:cx1="http://schemas.microsoft.com/office/drawing/2015/9/8/chartex" xmlns:cx2="http://schemas.microsoft.com/office/drawing/2015/10/21/chartex" xmlns:cx3="http://schemas.microsoft.com/office/drawing/2016/5/9/chartex" xmlns:cx4="http://schemas.microsoft.com/office/drawing/2016/5/10/chartex" xmlns:cx5="http://schemas.microsoft.com/office/drawing/2016/5/11/chartex" xmlns:cx6="http://schemas.microsoft.com/office/drawing/2016/5/12/chartex" xmlns:cx7="http://schemas.microsoft.com/office/drawing/2016/5/13/chartex" xmlns:cx8="http://schemas.microsoft.com/office/drawing/2016/5/14/chartex" xmlns:mc="http://schemas.openxmlformats.org/markup-compatibility/2006" xmlns:aink="http://schemas.microsoft.com/office/drawing/2016/ink" xmlns:am3d="http://schemas.microsoft.com/office/drawing/2017/model3d" xmlns:o="urn:schemas-microsoft-com:office:office" xmlns:oel="http://schemas.microsoft.com/office/2019/extlst" xmlns:r="http://schemas.openxmlformats.org/officeDocument/2006/relationships" xmlns:m="http://schemas.openxmlformats.org/officeDocument/2006/math" xmlns:v="urn:schemas-microsoft-com:vml" xmlns:wp14="http://schemas.microsoft.com/office/word/2010/wordprocessingDrawing" xmlns:wp="http://schemas.openxmlformats.org/drawingml/2006/wordprocessingDrawing" xmlns:w10="urn:schemas-microsoft-com:office:word" xmlns:w="http://schemas.openxmlformats.org/wordprocessingml/2006/main" xmlns:w14="http://schemas.microsoft.com/office/word/2010/wordml" xmlns:w15="http://schemas.microsoft.com/office/word/2012/wordml" xmlns:w16cex="http://schemas.microsoft.com/office/word/2018/wordml/cex" xmlns:w16cid="http://schemas.microsoft.com/office/word/2016/wordml/cid" xmlns:w16="http://schemas.microsoft.com/office/word/2018/wordml" xmlns:w16du="http://schemas.microsoft.com/office/word/2023/wordml/word16du" xmlns:w16sdtdh="http://schemas.microsoft.com/office/word/2020/wordml/sdtdatahash" xmlns:w16sdtfl="http://schemas.microsoft.com/office/word/2024/wordml/sdtformatlock" xmlns:w16se="http://schemas.microsoft.com/office/word/2015/wordml/symex" xmlns:wpg="http://schemas.microsoft.com/office/word/2010/wordprocessingGroup" xmlns:wpi="http://schemas.microsoft.com/office/word/2010/wordprocessingInk" xmlns:wne="http://schemas.microsoft.com/office/word/2006/wordml" xmlns:wps="http://schemas.microsoft.com/office/word/2010/wordprocessingShape" mc:Ignorable="w14 w15 w16se w16cid w16 w16cex w16sdtdh w16sdtfl w16du wp14">
+<w:endnotes xmlns:wpc="http://schemas.microsoft.com/office/word/2010/wordprocessingCanvas" xmlns:cx="http://schemas.microsoft.com/office/drawing/2014/chartex" xmlns:cx1="http://schemas.microsoft.com/office/drawing/2015/9/8/chartex" xmlns:cx2="http://schemas.microsoft.com/office/drawing/2015/10/21/chartex" xmlns:cx3="http://schemas.microsoft.com/office/drawing/2016/5/9/chartex" xmlns:cx4="http://schemas.microsoft.com/office/drawing/2016/5/10/chartex" xmlns:cx5="http://schemas.microsoft.com/office/drawing/2016/5/11/chartex" xmlns:cx6="http://schemas.microsoft.com/office/drawing/2016/5/12/chartex" xmlns:cx7="http://schemas.microsoft.com/office/drawing/2016/5/13/chartex" xmlns:cx8="http://schemas.microsoft.com/office/drawing/2016/5/14/chartex" xmlns:mc="http://schemas.openxmlformats.org/markup-compatibility/2006" xmlns:aink="http://schemas.microsoft.com/office/drawing/2016/ink" xmlns:am3d="http://schemas.microsoft.com/office/drawing/2017/model3d" xmlns:o="urn:schemas-microsoft-com:office:office" xmlns:r="http://schemas.openxmlformats.org/officeDocument/2006/relationships" xmlns:m="http://schemas.openxmlformats.org/officeDocument/2006/math" xmlns:v="urn:schemas-microsoft-com:vml" xmlns:wp14="http://schemas.microsoft.com/office/word/2010/wordprocessingDrawing" xmlns:wp="http://schemas.openxmlformats.org/drawingml/2006/wordprocessingDrawing" xmlns:w10="urn:schemas-microsoft-com:office:word" xmlns:w="http://schemas.openxmlformats.org/wordprocessingml/2006/main" xmlns:w14="http://schemas.microsoft.com/office/word/2010/wordml" xmlns:w15="http://schemas.microsoft.com/office/word/2012/wordml" xmlns:w16cid="http://schemas.microsoft.com/office/word/2016/wordml/cid" xmlns:w16se="http://schemas.microsoft.com/office/word/2015/wordml/symex" xmlns:wpg="http://schemas.microsoft.com/office/word/2010/wordprocessingGroup" xmlns:wpi="http://schemas.microsoft.com/office/word/2010/wordprocessingInk" xmlns:wne="http://schemas.microsoft.com/office/word/2006/wordml" xmlns:wps="http://schemas.microsoft.com/office/word/2010/wordprocessingShape" mc:Ignorable="w14 w15 w16se w16cid wp14">
   <w:endnote w:type="separator" w:id="-1">
     <w:p>
       <w:pPr>
@@ -4270,129 +4431,133 @@
 </file>
 
 <file path=word/footer1.xml><?xml version="1.0" encoding="utf-8"?>
-<w:ftr xmlns:wpc="http://schemas.microsoft.com/office/word/2010/wordprocessingCanvas" xmlns:cx="http://schemas.microsoft.com/office/drawing/2014/chartex" xmlns:cx1="http://schemas.microsoft.com/office/drawing/2015/9/8/chartex" xmlns:cx2="http://schemas.microsoft.com/office/drawing/2015/10/21/chartex" xmlns:cx3="http://schemas.microsoft.com/office/drawing/2016/5/9/chartex" xmlns:cx4="http://schemas.microsoft.com/office/drawing/2016/5/10/chartex" xmlns:cx5="http://schemas.microsoft.com/office/drawing/2016/5/11/chartex" xmlns:cx6="http://schemas.microsoft.com/office/drawing/2016/5/12/chartex" xmlns:cx7="http://schemas.microsoft.com/office/drawing/2016/5/13/chartex" xmlns:cx8="http://schemas.microsoft.com/office/drawing/2016/5/14/chartex" xmlns:mc="http://schemas.openxmlformats.org/markup-compatibility/2006" xmlns:aink="http://schemas.microsoft.com/office/drawing/2016/ink" xmlns:am3d="http://schemas.microsoft.com/office/drawing/2017/model3d" xmlns:o="urn:schemas-microsoft-com:office:office" xmlns:oel="http://schemas.microsoft.com/office/2019/extlst" xmlns:r="http://schemas.openxmlformats.org/officeDocument/2006/relationships" xmlns:m="http://schemas.openxmlformats.org/officeDocument/2006/math" xmlns:v="urn:schemas-microsoft-com:vml" xmlns:wp14="http://schemas.microsoft.com/office/word/2010/wordprocessingDrawing" xmlns:wp="http://schemas.openxmlformats.org/drawingml/2006/wordprocessingDrawing" xmlns:w10="urn:schemas-microsoft-com:office:word" xmlns:w="http://schemas.openxmlformats.org/wordprocessingml/2006/main" xmlns:w14="http://schemas.microsoft.com/office/word/2010/wordml" xmlns:w15="http://schemas.microsoft.com/office/word/2012/wordml" xmlns:w16cex="http://schemas.microsoft.com/office/word/2018/wordml/cex" xmlns:w16cid="http://schemas.microsoft.com/office/word/2016/wordml/cid" xmlns:w16="http://schemas.microsoft.com/office/word/2018/wordml" xmlns:w16du="http://schemas.microsoft.com/office/word/2023/wordml/word16du" xmlns:w16sdtdh="http://schemas.microsoft.com/office/word/2020/wordml/sdtdatahash" xmlns:w16sdtfl="http://schemas.microsoft.com/office/word/2024/wordml/sdtformatlock" xmlns:w16se="http://schemas.microsoft.com/office/word/2015/wordml/symex" xmlns:wpg="http://schemas.microsoft.com/office/word/2010/wordprocessingGroup" xmlns:wpi="http://schemas.microsoft.com/office/word/2010/wordprocessingInk" xmlns:wne="http://schemas.microsoft.com/office/word/2006/wordml" xmlns:wps="http://schemas.microsoft.com/office/word/2010/wordprocessingShape" mc:Ignorable="w14 w15 w16se w16cid w16 w16cex w16sdtdh w16sdtfl w16du wp14">
+<w:ftr xmlns:wpc="http://schemas.microsoft.com/office/word/2010/wordprocessingCanvas" xmlns:cx="http://schemas.microsoft.com/office/drawing/2014/chartex" xmlns:cx1="http://schemas.microsoft.com/office/drawing/2015/9/8/chartex" xmlns:cx2="http://schemas.microsoft.com/office/drawing/2015/10/21/chartex" xmlns:cx3="http://schemas.microsoft.com/office/drawing/2016/5/9/chartex" xmlns:cx4="http://schemas.microsoft.com/office/drawing/2016/5/10/chartex" xmlns:cx5="http://schemas.microsoft.com/office/drawing/2016/5/11/chartex" xmlns:cx6="http://schemas.microsoft.com/office/drawing/2016/5/12/chartex" xmlns:cx7="http://schemas.microsoft.com/office/drawing/2016/5/13/chartex" xmlns:cx8="http://schemas.microsoft.com/office/drawing/2016/5/14/chartex" xmlns:mc="http://schemas.openxmlformats.org/markup-compatibility/2006" xmlns:aink="http://schemas.microsoft.com/office/drawing/2016/ink" xmlns:am3d="http://schemas.microsoft.com/office/drawing/2017/model3d" xmlns:o="urn:schemas-microsoft-com:office:office" xmlns:r="http://schemas.openxmlformats.org/officeDocument/2006/relationships" xmlns:m="http://schemas.openxmlformats.org/officeDocument/2006/math" xmlns:v="urn:schemas-microsoft-com:vml" xmlns:wp14="http://schemas.microsoft.com/office/word/2010/wordprocessingDrawing" xmlns:wp="http://schemas.openxmlformats.org/drawingml/2006/wordprocessingDrawing" xmlns:w10="urn:schemas-microsoft-com:office:word" xmlns:w="http://schemas.openxmlformats.org/wordprocessingml/2006/main" xmlns:w14="http://schemas.microsoft.com/office/word/2010/wordml" xmlns:w15="http://schemas.microsoft.com/office/word/2012/wordml" xmlns:w16cid="http://schemas.microsoft.com/office/word/2016/wordml/cid" xmlns:w16se="http://schemas.microsoft.com/office/word/2015/wordml/symex" xmlns:wpg="http://schemas.microsoft.com/office/word/2010/wordprocessingGroup" xmlns:wpi="http://schemas.microsoft.com/office/word/2010/wordprocessingInk" xmlns:wne="http://schemas.microsoft.com/office/word/2006/wordml" xmlns:wps="http://schemas.microsoft.com/office/word/2010/wordprocessingShape" mc:Ignorable="w14 w15 w16se w16cid wp14">
   <w:sdt>
     <w:sdtPr>
-      <w:id w:val="-78914420"/>
+      <w:id w:val="1671759217"/>
       <w:docPartObj>
         <w:docPartGallery w:val="Page Numbers (Bottom of Page)"/>
         <w:docPartUnique/>
       </w:docPartObj>
     </w:sdtPr>
+    <w:sdtEndPr>
+      <w:rPr>
+        <w:color w:val="7F7F7F" w:themeColor="background1" w:themeShade="7F"/>
+        <w:spacing w:val="60"/>
+        <w:lang w:val="fr-FR"/>
+      </w:rPr>
+    </w:sdtEndPr>
     <w:sdtContent>
-      <w:sdt>
-        <w:sdtPr>
-          <w:id w:val="1728636285"/>
-          <w:docPartObj>
-            <w:docPartGallery w:val="Page Numbers (Top of Page)"/>
-            <w:docPartUnique/>
-          </w:docPartObj>
-        </w:sdtPr>
-        <w:sdtContent>
-          <w:p>
-            <w:pPr>
-              <w:pStyle w:val="Pieddepage"/>
-              <w:jc w:val="center"/>
-            </w:pPr>
-            <w:r>
-              <w:rPr>
-                <w:lang w:val="fr-FR"/>
-              </w:rPr>
-              <w:t xml:space="preserve">Page </w:t>
-            </w:r>
-            <w:r>
-              <w:rPr>
-                <w:b/>
-                <w:bCs/>
-                <w:sz w:val="24"/>
-                <w:szCs w:val="24"/>
-              </w:rPr>
-              <w:fldChar w:fldCharType="begin"/>
-            </w:r>
-            <w:r>
-              <w:rPr>
-                <w:b/>
-                <w:bCs/>
-              </w:rPr>
-              <w:instrText>PAGE</w:instrText>
-            </w:r>
-            <w:r>
-              <w:rPr>
-                <w:b/>
-                <w:bCs/>
-                <w:sz w:val="24"/>
-                <w:szCs w:val="24"/>
-              </w:rPr>
-              <w:fldChar w:fldCharType="separate"/>
-            </w:r>
-            <w:r>
-              <w:rPr>
-                <w:b/>
-                <w:bCs/>
-                <w:lang w:val="fr-FR"/>
-              </w:rPr>
-              <w:t>2</w:t>
-            </w:r>
-            <w:r>
-              <w:rPr>
-                <w:b/>
-                <w:bCs/>
-                <w:sz w:val="24"/>
-                <w:szCs w:val="24"/>
-              </w:rPr>
-              <w:fldChar w:fldCharType="end"/>
-            </w:r>
-            <w:r>
-              <w:rPr>
-                <w:lang w:val="fr-FR"/>
-              </w:rPr>
-              <w:t xml:space="preserve"> sur </w:t>
-            </w:r>
-            <w:r>
-              <w:rPr>
-                <w:b/>
-                <w:bCs/>
-                <w:sz w:val="24"/>
-                <w:szCs w:val="24"/>
-              </w:rPr>
-              <w:fldChar w:fldCharType="begin"/>
-            </w:r>
-            <w:r>
-              <w:rPr>
-                <w:b/>
-                <w:bCs/>
-              </w:rPr>
-              <w:instrText>NUMPAGES</w:instrText>
-            </w:r>
-            <w:r>
-              <w:rPr>
-                <w:b/>
-                <w:bCs/>
-                <w:sz w:val="24"/>
-                <w:szCs w:val="24"/>
-              </w:rPr>
-              <w:fldChar w:fldCharType="separate"/>
-            </w:r>
-            <w:r>
-              <w:rPr>
-                <w:b/>
-                <w:bCs/>
-                <w:lang w:val="fr-FR"/>
-              </w:rPr>
-              <w:t>2</w:t>
-            </w:r>
-            <w:r>
-              <w:rPr>
-                <w:b/>
-                <w:bCs/>
-                <w:sz w:val="24"/>
-                <w:szCs w:val="24"/>
-              </w:rPr>
-              <w:fldChar w:fldCharType="end"/>
-            </w:r>
-          </w:p>
-        </w:sdtContent>
-      </w:sdt>
+      <w:p>
+        <w:pPr>
+          <w:pStyle w:val="Pieddepage"/>
+          <w:pBdr>
+            <w:top w:val="single" w:sz="4" w:space="1" w:color="D9D9D9" w:themeColor="background1" w:themeShade="D9"/>
+          </w:pBdr>
+          <w:jc w:val="right"/>
+        </w:pPr>
+        <w:r>
+          <w:fldChar w:fldCharType="begin"/>
+        </w:r>
+        <w:r>
+          <w:instrText>PAGE   \* MERGEFORMAT</w:instrText>
+        </w:r>
+        <w:r>
+          <w:fldChar w:fldCharType="separate"/>
+        </w:r>
+        <w:r>
+          <w:rPr>
+            <w:lang w:val="fr-FR"/>
+          </w:rPr>
+          <w:t>2</w:t>
+        </w:r>
+        <w:r>
+          <w:fldChar w:fldCharType="end"/>
+        </w:r>
+        <w:r>
+          <w:rPr>
+            <w:lang w:val="fr-FR"/>
+          </w:rPr>
+          <w:t xml:space="preserve"> | </w:t>
+        </w:r>
+        <w:r>
+          <w:rPr>
+            <w:color w:val="7F7F7F" w:themeColor="background1" w:themeShade="7F"/>
+            <w:spacing w:val="60"/>
+            <w:lang w:val="fr-FR"/>
+          </w:rPr>
+          <w:t>Page</w:t>
+        </w:r>
+      </w:p>
+    </w:sdtContent>
+  </w:sdt>
+  <w:p>
+    <w:pPr>
+      <w:pStyle w:val="Pieddepage"/>
+    </w:pPr>
+  </w:p>
+</w:ftr>
+</file>
+
+<file path=word/footer2.xml><?xml version="1.0" encoding="utf-8"?>
+<w:ftr xmlns:wpc="http://schemas.microsoft.com/office/word/2010/wordprocessingCanvas" xmlns:cx="http://schemas.microsoft.com/office/drawing/2014/chartex" xmlns:cx1="http://schemas.microsoft.com/office/drawing/2015/9/8/chartex" xmlns:cx2="http://schemas.microsoft.com/office/drawing/2015/10/21/chartex" xmlns:cx3="http://schemas.microsoft.com/office/drawing/2016/5/9/chartex" xmlns:cx4="http://schemas.microsoft.com/office/drawing/2016/5/10/chartex" xmlns:cx5="http://schemas.microsoft.com/office/drawing/2016/5/11/chartex" xmlns:cx6="http://schemas.microsoft.com/office/drawing/2016/5/12/chartex" xmlns:cx7="http://schemas.microsoft.com/office/drawing/2016/5/13/chartex" xmlns:cx8="http://schemas.microsoft.com/office/drawing/2016/5/14/chartex" xmlns:mc="http://schemas.openxmlformats.org/markup-compatibility/2006" xmlns:aink="http://schemas.microsoft.com/office/drawing/2016/ink" xmlns:am3d="http://schemas.microsoft.com/office/drawing/2017/model3d" xmlns:o="urn:schemas-microsoft-com:office:office" xmlns:r="http://schemas.openxmlformats.org/officeDocument/2006/relationships" xmlns:m="http://schemas.openxmlformats.org/officeDocument/2006/math" xmlns:v="urn:schemas-microsoft-com:vml" xmlns:wp14="http://schemas.microsoft.com/office/word/2010/wordprocessingDrawing" xmlns:wp="http://schemas.openxmlformats.org/drawingml/2006/wordprocessingDrawing" xmlns:w10="urn:schemas-microsoft-com:office:word" xmlns:w="http://schemas.openxmlformats.org/wordprocessingml/2006/main" xmlns:w14="http://schemas.microsoft.com/office/word/2010/wordml" xmlns:w15="http://schemas.microsoft.com/office/word/2012/wordml" xmlns:w16cid="http://schemas.microsoft.com/office/word/2016/wordml/cid" xmlns:w16se="http://schemas.microsoft.com/office/word/2015/wordml/symex" xmlns:wpg="http://schemas.microsoft.com/office/word/2010/wordprocessingGroup" xmlns:wpi="http://schemas.microsoft.com/office/word/2010/wordprocessingInk" xmlns:wne="http://schemas.microsoft.com/office/word/2006/wordml" xmlns:wps="http://schemas.microsoft.com/office/word/2010/wordprocessingShape" mc:Ignorable="w14 w15 w16se w16cid wp14">
+  <w:sdt>
+    <w:sdtPr>
+      <w:id w:val="-1791895436"/>
+      <w:docPartObj>
+        <w:docPartGallery w:val="Page Numbers (Bottom of Page)"/>
+        <w:docPartUnique/>
+      </w:docPartObj>
+    </w:sdtPr>
+    <w:sdtEndPr>
+      <w:rPr>
+        <w:color w:val="7F7F7F" w:themeColor="background1" w:themeShade="7F"/>
+        <w:spacing w:val="60"/>
+        <w:lang w:val="fr-FR"/>
+      </w:rPr>
+    </w:sdtEndPr>
+    <w:sdtContent>
+      <w:p>
+        <w:pPr>
+          <w:pStyle w:val="Pieddepage"/>
+          <w:pBdr>
+            <w:top w:val="single" w:sz="4" w:space="1" w:color="D9D9D9" w:themeColor="background1" w:themeShade="D9"/>
+          </w:pBdr>
+          <w:jc w:val="right"/>
+        </w:pPr>
+        <w:r>
+          <w:fldChar w:fldCharType="begin"/>
+        </w:r>
+        <w:r>
+          <w:instrText>PAGE   \* MERGEFORMAT</w:instrText>
+        </w:r>
+        <w:r>
+          <w:fldChar w:fldCharType="separate"/>
+        </w:r>
+        <w:r>
+          <w:rPr>
+            <w:lang w:val="fr-FR"/>
+          </w:rPr>
+          <w:t>2</w:t>
+        </w:r>
+        <w:r>
+          <w:fldChar w:fldCharType="end"/>
+        </w:r>
+        <w:r>
+          <w:rPr>
+            <w:lang w:val="fr-FR"/>
+          </w:rPr>
+          <w:t xml:space="preserve"> | </w:t>
+        </w:r>
+        <w:r>
+          <w:rPr>
+            <w:color w:val="7F7F7F" w:themeColor="background1" w:themeShade="7F"/>
+            <w:spacing w:val="60"/>
+            <w:lang w:val="fr-FR"/>
+          </w:rPr>
+          <w:t>Page</w:t>
+        </w:r>
+      </w:p>
     </w:sdtContent>
   </w:sdt>
   <w:p>
@@ -4404,7 +4569,7 @@
 </file>
 
 <file path=word/footnotes.xml><?xml version="1.0" encoding="utf-8"?>
-<w:footnotes xmlns:wpc="http://schemas.microsoft.com/office/word/2010/wordprocessingCanvas" xmlns:cx="http://schemas.microsoft.com/office/drawing/2014/chartex" xmlns:cx1="http://schemas.microsoft.com/office/drawing/2015/9/8/chartex" xmlns:cx2="http://schemas.microsoft.com/office/drawing/2015/10/21/chartex" xmlns:cx3="http://schemas.microsoft.com/office/drawing/2016/5/9/chartex" xmlns:cx4="http://schemas.microsoft.com/office/drawing/2016/5/10/chartex" xmlns:cx5="http://schemas.microsoft.com/office/drawing/2016/5/11/chartex" xmlns:cx6="http://schemas.microsoft.com/office/drawing/2016/5/12/chartex" xmlns:cx7="http://schemas.microsoft.com/office/drawing/2016/5/13/chartex" xmlns:cx8="http://schemas.microsoft.com/office/drawing/2016/5/14/chartex" xmlns:mc="http://schemas.openxmlformats.org/markup-compatibility/2006" xmlns:aink="http://schemas.microsoft.com/office/drawing/2016/ink" xmlns:am3d="http://schemas.microsoft.com/office/drawing/2017/model3d" xmlns:o="urn:schemas-microsoft-com:office:office" xmlns:oel="http://schemas.microsoft.com/office/2019/extlst" xmlns:r="http://schemas.openxmlformats.org/officeDocument/2006/relationships" xmlns:m="http://schemas.openxmlformats.org/officeDocument/2006/math" xmlns:v="urn:schemas-microsoft-com:vml" xmlns:wp14="http://schemas.microsoft.com/office/word/2010/wordprocessingDrawing" xmlns:wp="http://schemas.openxmlformats.org/drawingml/2006/wordprocessingDrawing" xmlns:w10="urn:schemas-microsoft-com:office:word" xmlns:w="http://schemas.openxmlformats.org/wordprocessingml/2006/main" xmlns:w14="http://schemas.microsoft.com/office/word/2010/wordml" xmlns:w15="http://schemas.microsoft.com/office/word/2012/wordml" xmlns:w16cex="http://schemas.microsoft.com/office/word/2018/wordml/cex" xmlns:w16cid="http://schemas.microsoft.com/office/word/2016/wordml/cid" xmlns:w16="http://schemas.microsoft.com/office/word/2018/wordml" xmlns:w16du="http://schemas.microsoft.com/office/word/2023/wordml/word16du" xmlns:w16sdtdh="http://schemas.microsoft.com/office/word/2020/wordml/sdtdatahash" xmlns:w16sdtfl="http://schemas.microsoft.com/office/word/2024/wordml/sdtformatlock" xmlns:w16se="http://schemas.microsoft.com/office/word/2015/wordml/symex" xmlns:wpg="http://schemas.microsoft.com/office/word/2010/wordprocessingGroup" xmlns:wpi="http://schemas.microsoft.com/office/word/2010/wordprocessingInk" xmlns:wne="http://schemas.microsoft.com/office/word/2006/wordml" xmlns:wps="http://schemas.microsoft.com/office/word/2010/wordprocessingShape" mc:Ignorable="w14 w15 w16se w16cid w16 w16cex w16sdtdh w16sdtfl w16du wp14">
+<w:footnotes xmlns:wpc="http://schemas.microsoft.com/office/word/2010/wordprocessingCanvas" xmlns:cx="http://schemas.microsoft.com/office/drawing/2014/chartex" xmlns:cx1="http://schemas.microsoft.com/office/drawing/2015/9/8/chartex" xmlns:cx2="http://schemas.microsoft.com/office/drawing/2015/10/21/chartex" xmlns:cx3="http://schemas.microsoft.com/office/drawing/2016/5/9/chartex" xmlns:cx4="http://schemas.microsoft.com/office/drawing/2016/5/10/chartex" xmlns:cx5="http://schemas.microsoft.com/office/drawing/2016/5/11/chartex" xmlns:cx6="http://schemas.microsoft.com/office/drawing/2016/5/12/chartex" xmlns:cx7="http://schemas.microsoft.com/office/drawing/2016/5/13/chartex" xmlns:cx8="http://schemas.microsoft.com/office/drawing/2016/5/14/chartex" xmlns:mc="http://schemas.openxmlformats.org/markup-compatibility/2006" xmlns:aink="http://schemas.microsoft.com/office/drawing/2016/ink" xmlns:am3d="http://schemas.microsoft.com/office/drawing/2017/model3d" xmlns:o="urn:schemas-microsoft-com:office:office" xmlns:r="http://schemas.openxmlformats.org/officeDocument/2006/relationships" xmlns:m="http://schemas.openxmlformats.org/officeDocument/2006/math" xmlns:v="urn:schemas-microsoft-com:vml" xmlns:wp14="http://schemas.microsoft.com/office/word/2010/wordprocessingDrawing" xmlns:wp="http://schemas.openxmlformats.org/drawingml/2006/wordprocessingDrawing" xmlns:w10="urn:schemas-microsoft-com:office:word" xmlns:w="http://schemas.openxmlformats.org/wordprocessingml/2006/main" xmlns:w14="http://schemas.microsoft.com/office/word/2010/wordml" xmlns:w15="http://schemas.microsoft.com/office/word/2012/wordml" xmlns:w16cid="http://schemas.microsoft.com/office/word/2016/wordml/cid" xmlns:w16se="http://schemas.microsoft.com/office/word/2015/wordml/symex" xmlns:wpg="http://schemas.microsoft.com/office/word/2010/wordprocessingGroup" xmlns:wpi="http://schemas.microsoft.com/office/word/2010/wordprocessingInk" xmlns:wne="http://schemas.microsoft.com/office/word/2006/wordml" xmlns:wps="http://schemas.microsoft.com/office/word/2010/wordprocessingShape" mc:Ignorable="w14 w15 w16se w16cid wp14">
   <w:footnote w:type="separator" w:id="-1">
     <w:p>
       <w:pPr>
@@ -4429,7 +4594,7 @@
 </file>
 
 <file path=word/numbering.xml><?xml version="1.0" encoding="utf-8"?>
-<w:numbering xmlns:wpc="http://schemas.microsoft.com/office/word/2010/wordprocessingCanvas" xmlns:cx="http://schemas.microsoft.com/office/drawing/2014/chartex" xmlns:cx1="http://schemas.microsoft.com/office/drawing/2015/9/8/chartex" xmlns:cx2="http://schemas.microsoft.com/office/drawing/2015/10/21/chartex" xmlns:cx3="http://schemas.microsoft.com/office/drawing/2016/5/9/chartex" xmlns:cx4="http://schemas.microsoft.com/office/drawing/2016/5/10/chartex" xmlns:cx5="http://schemas.microsoft.com/office/drawing/2016/5/11/chartex" xmlns:cx6="http://schemas.microsoft.com/office/drawing/2016/5/12/chartex" xmlns:cx7="http://schemas.microsoft.com/office/drawing/2016/5/13/chartex" xmlns:cx8="http://schemas.microsoft.com/office/drawing/2016/5/14/chartex" xmlns:mc="http://schemas.openxmlformats.org/markup-compatibility/2006" xmlns:aink="http://schemas.microsoft.com/office/drawing/2016/ink" xmlns:am3d="http://schemas.microsoft.com/office/drawing/2017/model3d" xmlns:o="urn:schemas-microsoft-com:office:office" xmlns:oel="http://schemas.microsoft.com/office/2019/extlst" xmlns:r="http://schemas.openxmlformats.org/officeDocument/2006/relationships" xmlns:m="http://schemas.openxmlformats.org/officeDocument/2006/math" xmlns:v="urn:schemas-microsoft-com:vml" xmlns:wp14="http://schemas.microsoft.com/office/word/2010/wordprocessingDrawing" xmlns:wp="http://schemas.openxmlformats.org/drawingml/2006/wordprocessingDrawing" xmlns:w10="urn:schemas-microsoft-com:office:word" xmlns:w="http://schemas.openxmlformats.org/wordprocessingml/2006/main" xmlns:w14="http://schemas.microsoft.com/office/word/2010/wordml" xmlns:w15="http://schemas.microsoft.com/office/word/2012/wordml" xmlns:w16cex="http://schemas.microsoft.com/office/word/2018/wordml/cex" xmlns:w16cid="http://schemas.microsoft.com/office/word/2016/wordml/cid" xmlns:w16="http://schemas.microsoft.com/office/word/2018/wordml" xmlns:w16du="http://schemas.microsoft.com/office/word/2023/wordml/word16du" xmlns:w16sdtdh="http://schemas.microsoft.com/office/word/2020/wordml/sdtdatahash" xmlns:w16sdtfl="http://schemas.microsoft.com/office/word/2024/wordml/sdtformatlock" xmlns:w16se="http://schemas.microsoft.com/office/word/2015/wordml/symex" xmlns:wpg="http://schemas.microsoft.com/office/word/2010/wordprocessingGroup" xmlns:wpi="http://schemas.microsoft.com/office/word/2010/wordprocessingInk" xmlns:wne="http://schemas.microsoft.com/office/word/2006/wordml" xmlns:wps="http://schemas.microsoft.com/office/word/2010/wordprocessingShape" mc:Ignorable="w14 w15 w16se w16cid w16 w16cex w16sdtdh w16sdtfl w16du wp14">
+<w:numbering xmlns:wpc="http://schemas.microsoft.com/office/word/2010/wordprocessingCanvas" xmlns:cx="http://schemas.microsoft.com/office/drawing/2014/chartex" xmlns:cx1="http://schemas.microsoft.com/office/drawing/2015/9/8/chartex" xmlns:cx2="http://schemas.microsoft.com/office/drawing/2015/10/21/chartex" xmlns:cx3="http://schemas.microsoft.com/office/drawing/2016/5/9/chartex" xmlns:cx4="http://schemas.microsoft.com/office/drawing/2016/5/10/chartex" xmlns:cx5="http://schemas.microsoft.com/office/drawing/2016/5/11/chartex" xmlns:cx6="http://schemas.microsoft.com/office/drawing/2016/5/12/chartex" xmlns:cx7="http://schemas.microsoft.com/office/drawing/2016/5/13/chartex" xmlns:cx8="http://schemas.microsoft.com/office/drawing/2016/5/14/chartex" xmlns:mc="http://schemas.openxmlformats.org/markup-compatibility/2006" xmlns:aink="http://schemas.microsoft.com/office/drawing/2016/ink" xmlns:am3d="http://schemas.microsoft.com/office/drawing/2017/model3d" xmlns:o="urn:schemas-microsoft-com:office:office" xmlns:r="http://schemas.openxmlformats.org/officeDocument/2006/relationships" xmlns:m="http://schemas.openxmlformats.org/officeDocument/2006/math" xmlns:v="urn:schemas-microsoft-com:vml" xmlns:wp14="http://schemas.microsoft.com/office/word/2010/wordprocessingDrawing" xmlns:wp="http://schemas.openxmlformats.org/drawingml/2006/wordprocessingDrawing" xmlns:w10="urn:schemas-microsoft-com:office:word" xmlns:w="http://schemas.openxmlformats.org/wordprocessingml/2006/main" xmlns:w14="http://schemas.microsoft.com/office/word/2010/wordml" xmlns:w15="http://schemas.microsoft.com/office/word/2012/wordml" xmlns:w16cid="http://schemas.microsoft.com/office/word/2016/wordml/cid" xmlns:w16se="http://schemas.microsoft.com/office/word/2015/wordml/symex" xmlns:wpg="http://schemas.microsoft.com/office/word/2010/wordprocessingGroup" xmlns:wpi="http://schemas.microsoft.com/office/word/2010/wordprocessingInk" xmlns:wne="http://schemas.microsoft.com/office/word/2006/wordml" xmlns:wps="http://schemas.microsoft.com/office/word/2010/wordprocessingShape" mc:Ignorable="w14 w15 w16se w16cid wp14">
   <w:abstractNum w:abstractNumId="0" w15:restartNumberingAfterBreak="0">
     <w:nsid w:val="6E4B134E"/>
     <w:multiLevelType w:val="multilevel"/>
@@ -4579,14 +4744,14 @@
       </w:rPr>
     </w:lvl>
   </w:abstractNum>
-  <w:num w:numId="1" w16cid:durableId="131950215">
+  <w:num w:numId="1">
     <w:abstractNumId w:val="0"/>
   </w:num>
 </w:numbering>
 </file>
 
 <file path=word/styles.xml><?xml version="1.0" encoding="utf-8"?>
-<w:styles xmlns:mc="http://schemas.openxmlformats.org/markup-compatibility/2006" xmlns:r="http://schemas.openxmlformats.org/officeDocument/2006/relationships" xmlns:w="http://schemas.openxmlformats.org/wordprocessingml/2006/main" xmlns:w14="http://schemas.microsoft.com/office/word/2010/wordml" xmlns:w15="http://schemas.microsoft.com/office/word/2012/wordml" xmlns:w16cex="http://schemas.microsoft.com/office/word/2018/wordml/cex" xmlns:w16cid="http://schemas.microsoft.com/office/word/2016/wordml/cid" xmlns:w16="http://schemas.microsoft.com/office/word/2018/wordml" xmlns:w16du="http://schemas.microsoft.com/office/word/2023/wordml/word16du" xmlns:w16sdtdh="http://schemas.microsoft.com/office/word/2020/wordml/sdtdatahash" xmlns:w16sdtfl="http://schemas.microsoft.com/office/word/2024/wordml/sdtformatlock" xmlns:w16se="http://schemas.microsoft.com/office/word/2015/wordml/symex" mc:Ignorable="w14 w15 w16se w16cid w16 w16cex w16sdtdh w16sdtfl w16du">
+<w:styles xmlns:mc="http://schemas.openxmlformats.org/markup-compatibility/2006" xmlns:r="http://schemas.openxmlformats.org/officeDocument/2006/relationships" xmlns:w="http://schemas.openxmlformats.org/wordprocessingml/2006/main" xmlns:w14="http://schemas.microsoft.com/office/word/2010/wordml" xmlns:w15="http://schemas.microsoft.com/office/word/2012/wordml" xmlns:w16cid="http://schemas.microsoft.com/office/word/2016/wordml/cid" xmlns:w16se="http://schemas.microsoft.com/office/word/2015/wordml/symex" mc:Ignorable="w14 w15 w16se w16cid">
   <w:docDefaults>
     <w:rPrDefault>
       <w:rPr>
@@ -4602,7 +4767,7 @@
       </w:pPr>
     </w:pPrDefault>
   </w:docDefaults>
-  <w:latentStyles w:defLockedState="0" w:defUIPriority="99" w:defSemiHidden="0" w:defUnhideWhenUsed="0" w:defQFormat="0" w:count="376">
+  <w:latentStyles w:defLockedState="0" w:defUIPriority="99" w:defSemiHidden="0" w:defUnhideWhenUsed="0" w:defQFormat="0" w:count="375">
     <w:lsdException w:name="Normal" w:uiPriority="0" w:qFormat="1"/>
     <w:lsdException w:name="heading 1" w:uiPriority="9" w:qFormat="1"/>
     <w:lsdException w:name="heading 2" w:semiHidden="1" w:uiPriority="9" w:unhideWhenUsed="1" w:qFormat="1"/>
@@ -4978,7 +5143,6 @@
     <w:lsdException w:name="Smart Hyperlink" w:semiHidden="1" w:unhideWhenUsed="1"/>
     <w:lsdException w:name="Hashtag" w:semiHidden="1" w:unhideWhenUsed="1"/>
     <w:lsdException w:name="Unresolved Mention" w:semiHidden="1" w:unhideWhenUsed="1"/>
-    <w:lsdException w:name="Smart Link" w:semiHidden="1" w:unhideWhenUsed="1"/>
   </w:latentStyles>
   <w:style w:type="paragraph" w:default="1" w:styleId="Normal">
     <w:name w:val="Normal"/>
@@ -5192,7 +5356,6 @@
   <w:style w:type="character" w:default="1" w:styleId="Policepardfaut">
     <w:name w:val="Default Paragraph Font"/>
     <w:uiPriority w:val="1"/>
-    <w:semiHidden/>
     <w:unhideWhenUsed/>
   </w:style>
   <w:style w:type="table" w:default="1" w:styleId="TableauNormal">
@@ -6094,7 +6257,7 @@
 </file>
 
 <file path=customXml/itemProps1.xml><?xml version="1.0" encoding="utf-8"?>
-<ds:datastoreItem xmlns:ds="http://schemas.openxmlformats.org/officeDocument/2006/customXml" ds:itemID="{3EC73F10-D880-48E2-95EF-C2DE846F8FBB}">
+<ds:datastoreItem xmlns:ds="http://schemas.openxmlformats.org/officeDocument/2006/customXml" ds:itemID="{396A9A5A-C757-4336-A999-CCD67130945A}">
   <ds:schemaRefs>
     <ds:schemaRef ds:uri="http://schemas.openxmlformats.org/officeDocument/2006/bibliography"/>
   </ds:schemaRefs>
